--- a/zht/docx/127.content.docx
+++ b/zht/docx/127.content.docx
@@ -149,27 +149,7 @@
         <w:rPr>
           <w:lang w:val="zh_TW" w:bidi="zh_TW"/>
         </w:rPr>
-        <w:t>xie</w:t>
-      </w:r>
-      <w:r>
-        <w:rPr>
-          <w:lang w:val="zh_TW" w:bidi="zh_TW"/>
-        </w:rPr>
-      </w:r>
-    </w:p>
-    <w:p>
-      <w:pPr/>
-      <w:r>
-        <w:rPr>
-          <w:lang w:val="zh_TW" w:bidi="zh_TW"/>
-        </w:rPr>
-      </w:r>
-      <w:r>
-        <w:rPr>
-          <w:i/>
-          <w:lang w:val="zh_TW" w:bidi="zh_TW"/>
-        </w:rPr>
-        <w:t>褻瀆</w:t>
+        <w:t>tai</w:t>
       </w:r>
       <w:r>
         <w:rPr>
@@ -232,7 +212,7 @@
         <w:rPr>
           <w:lang w:val="zh_TW" w:bidi="zh_TW"/>
         </w:rPr>
-        <w:t>褻瀆</w:t>
+        <w:t>太陽</w:t>
       </w:r>
       <w:r>
         <w:rPr>
@@ -251,18 +231,61 @@
         <w:rPr>
           <w:lang w:val="zh_TW" w:bidi="zh_TW"/>
         </w:rPr>
-        <w:t>指褻瀆或輕蔑神的言語或文字（或對神的行為）。在一般意義上，「褻瀆（blasphemy）」可以指任何誹謗，包括任何侮辱或貶低他人的言語或行為。在希臘文獻中，這個詞用於侮辱或嘲笑活人或死人。這個詞的用法被延伸至神，包括質疑神的大能和嘲笑神的本性。</w:t>
-      </w:r>
-    </w:p>
-    <w:p>
-      <w:pPr>
-        <w:pStyle w:val="Heading3"/>
-      </w:pPr>
-      <w:r>
-        <w:rPr>
-          <w:lang w:val="zh_TW" w:bidi="zh_TW"/>
-        </w:rPr>
-        <w:t>舊約中的褻瀆</w:t>
+        <w:t>太陽（譯註：或譯「日頭」）是神所創造的兩大光體之一，用來管理白晝（</w:t>
+      </w:r>
+      <w:hyperlink r:id="rId13">
+        <w:r>
+          <w:rPr>
+            <w:lang w:val="zh_TW" w:bidi="zh_TW"/>
+          </w:rPr>
+          <w:rPr>
+            <w:color w:val="0000EE"/>
+            <w:u w:val="single"/>
+          </w:rPr>
+          <w:t>創1:14–15</w:t>
+        </w:r>
+      </w:hyperlink>
+      <w:r>
+        <w:rPr>
+          <w:lang w:val="zh_TW" w:bidi="zh_TW"/>
+        </w:rPr>
+        <w:t>）。在聖經時代，一天是從日落開始的，日常獻祭也與太陽的位置有關。第一個燔祭是在日出時獻上的（</w:t>
+      </w:r>
+      <w:hyperlink r:id="rId14">
+        <w:r>
+          <w:rPr>
+            <w:lang w:val="zh_TW" w:bidi="zh_TW"/>
+          </w:rPr>
+          <w:rPr>
+            <w:color w:val="0000EE"/>
+            <w:u w:val="single"/>
+          </w:rPr>
+          <w:t>出29:39</w:t>
+        </w:r>
+      </w:hyperlink>
+      <w:r>
+        <w:rPr>
+          <w:lang w:val="zh_TW" w:bidi="zh_TW"/>
+        </w:rPr>
+        <w:t>；</w:t>
+      </w:r>
+      <w:hyperlink r:id="rId15">
+        <w:r>
+          <w:rPr>
+            <w:lang w:val="zh_TW" w:bidi="zh_TW"/>
+          </w:rPr>
+          <w:rPr>
+            <w:color w:val="0000EE"/>
+            <w:u w:val="single"/>
+          </w:rPr>
+          <w:t>民28:4</w:t>
+        </w:r>
+      </w:hyperlink>
+      <w:r>
+        <w:rPr>
+          <w:lang w:val="zh_TW" w:bidi="zh_TW"/>
+        </w:rPr>
+        <w:t>）。在猶太教的拉比傳統中，白晝的時數隨著季節變化，取決於太陽週期。</w:t>
       </w:r>
     </w:p>
     <w:p>
@@ -276,61 +299,7 @@
         <w:rPr>
           <w:lang w:val="zh_TW" w:bidi="zh_TW"/>
         </w:rPr>
-        <w:t>在舊約中，「褻瀆」總是指侮辱神，可能是直接攻擊神，或是間接嘲弄神。無論哪種方式，都會減損神的榮耀和尊嚴，所以褻瀆是讚美的反面。以色列人可能會透過詛咒神（</w:t>
-      </w:r>
-      <w:hyperlink r:id="rId13">
-        <w:r>
-          <w:rPr>
-            <w:lang w:val="zh_TW" w:bidi="zh_TW"/>
-          </w:rPr>
-          <w:rPr>
-            <w:color w:val="0000EE"/>
-            <w:u w:val="single"/>
-          </w:rPr>
-          <w:t>利24:10–16</w:t>
-        </w:r>
-      </w:hyperlink>
-      <w:r>
-        <w:rPr>
-          <w:lang w:val="zh_TW" w:bidi="zh_TW"/>
-        </w:rPr>
-        <w:t>）或故意違背神的律法（</w:t>
-      </w:r>
-      <w:hyperlink r:id="rId14">
-        <w:r>
-          <w:rPr>
-            <w:lang w:val="zh_TW" w:bidi="zh_TW"/>
-          </w:rPr>
-          <w:rPr>
-            <w:color w:val="0000EE"/>
-            <w:u w:val="single"/>
-          </w:rPr>
-          <w:t>民15:30</w:t>
-        </w:r>
-      </w:hyperlink>
-      <w:r>
-        <w:rPr>
-          <w:lang w:val="zh_TW" w:bidi="zh_TW"/>
-        </w:rPr>
-        <w:t>）來直接侮辱祂的「名」（神的名字：耶和華）。任何一種褻瀆神的行為都會被處死刑，就像拜偶像一樣，這是最嚴重的褻瀆神（</w:t>
-      </w:r>
-      <w:hyperlink r:id="rId15">
-        <w:r>
-          <w:rPr>
-            <w:lang w:val="zh_TW" w:bidi="zh_TW"/>
-          </w:rPr>
-          <w:rPr>
-            <w:color w:val="0000EE"/>
-            <w:u w:val="single"/>
-          </w:rPr>
-          <w:t>賽66:3</w:t>
-        </w:r>
-      </w:hyperlink>
-      <w:r>
-        <w:rPr>
-          <w:lang w:val="zh_TW" w:bidi="zh_TW"/>
-        </w:rPr>
-        <w:t>）。</w:t>
+        <w:t>以色列人用的曆法是陰曆，但春季（逾越節）和秋季（吹角節、贖罪日、住棚節）的大節期卻顯示，他們也考量了太陽年（solar year）。與農事對應的基色曆（Gezer calendar）以太陽年為依據。猶太曆採用19年循環，其中有7年會加上閏月，使陰曆與太陽年對齊，聖經並沒有提到這套系統，學者認為第十三個月是後來才加上的。來自埃及象島（Elephantine）猶太殖民地的亞蘭文文件顯示，早在主前五世紀，這個19年循環的系統已經被使用。雖然沒有相關記錄留存，猶大和以色列王國很可能採用類似的制度。</w:t>
       </w:r>
     </w:p>
     <w:p>
@@ -344,7 +313,19 @@
         <w:rPr>
           <w:lang w:val="zh_TW" w:bidi="zh_TW"/>
         </w:rPr>
-        <w:t>人們認為外邦人從未體驗過耶和華的大能和威嚴，最有可能褻瀆神。因此，在亞述王將耶和華等同於他已征服的列國的神時，就犯了褻瀆神的罪（</w:t>
+        <w:t>在猶太教的拉比傳統中，認為每年都有四季，但舊約僅提到兩季：「</w:t>
+      </w:r>
+      <w:r>
+        <w:rPr>
+          <w:lang w:val="zh_TW" w:bidi="zh_TW"/>
+        </w:rPr>
+        <w:t>稼穡、寒暑、冬夏</w:t>
+      </w:r>
+      <w:r>
+        <w:rPr>
+          <w:lang w:val="zh_TW" w:bidi="zh_TW"/>
+        </w:rPr>
+        <w:t>」（</w:t>
       </w:r>
       <w:hyperlink r:id="rId16">
         <w:r>
@@ -355,97 +336,14 @@
             <w:color w:val="0000EE"/>
             <w:u w:val="single"/>
           </w:rPr>
-          <w:t>王下19:4–6、22</w:t>
+          <w:t>創8:22</w:t>
         </w:r>
       </w:hyperlink>
       <w:r>
         <w:rPr>
           <w:lang w:val="zh_TW" w:bidi="zh_TW"/>
         </w:rPr>
-        <w:t>）。由於亞述王的傲慢，先知以賽亞預言他必會滅亡。當以色列被擄時（</w:t>
-      </w:r>
-      <w:hyperlink r:id="rId17">
-        <w:r>
-          <w:rPr>
-            <w:lang w:val="zh_TW" w:bidi="zh_TW"/>
-          </w:rPr>
-          <w:rPr>
-            <w:color w:val="0000EE"/>
-            <w:u w:val="single"/>
-          </w:rPr>
-          <w:t>賽52:5</w:t>
-        </w:r>
-      </w:hyperlink>
-      <w:r>
-        <w:rPr>
-          <w:lang w:val="zh_TW" w:bidi="zh_TW"/>
-        </w:rPr>
-        <w:t>），當以東嘲笑荒涼的「以色列山」時（</w:t>
-      </w:r>
-      <w:hyperlink r:id="rId18">
-        <w:r>
-          <w:rPr>
-            <w:lang w:val="zh_TW" w:bidi="zh_TW"/>
-          </w:rPr>
-          <w:rPr>
-            <w:color w:val="0000EE"/>
-            <w:u w:val="single"/>
-          </w:rPr>
-          <w:t>結35:12</w:t>
-        </w:r>
-      </w:hyperlink>
-      <w:r>
-        <w:rPr>
-          <w:lang w:val="zh_TW" w:bidi="zh_TW"/>
-        </w:rPr>
-        <w:t>），當敵人嘲笑神沒有保護耶路撒冷時（</w:t>
-      </w:r>
-      <w:hyperlink r:id="rId19">
-        <w:r>
-          <w:rPr>
-            <w:lang w:val="zh_TW" w:bidi="zh_TW"/>
-          </w:rPr>
-          <w:rPr>
-            <w:color w:val="0000EE"/>
-            <w:u w:val="single"/>
-          </w:rPr>
-          <w:t>詩74:18</w:t>
-        </w:r>
-      </w:hyperlink>
-      <w:r>
-        <w:rPr>
-          <w:lang w:val="zh_TW" w:bidi="zh_TW"/>
-        </w:rPr>
-        <w:t>；</w:t>
-      </w:r>
-      <w:hyperlink r:id="rId20">
-        <w:r>
-          <w:rPr>
-            <w:lang w:val="zh_TW" w:bidi="zh_TW"/>
-          </w:rPr>
-          <w:rPr>
-            <w:color w:val="0000EE"/>
-            <w:u w:val="single"/>
-          </w:rPr>
-          <w:t>馬加比一書2:6</w:t>
-        </w:r>
-      </w:hyperlink>
-      <w:r>
-        <w:rPr>
-          <w:lang w:val="zh_TW" w:bidi="zh_TW"/>
-        </w:rPr>
-        <w:t>），神也受到嘲笑。</w:t>
-      </w:r>
-    </w:p>
-    <w:p>
-      <w:pPr>
-        <w:pStyle w:val="Heading3"/>
-      </w:pPr>
-      <w:r>
-        <w:rPr>
-          <w:lang w:val="zh_TW" w:bidi="zh_TW"/>
-        </w:rPr>
-        <w:t>新約中的褻瀆</w:t>
+        <w:t>）。</w:t>
       </w:r>
     </w:p>
     <w:p>
@@ -459,9 +357,40 @@
         <w:rPr>
           <w:lang w:val="zh_TW" w:bidi="zh_TW"/>
         </w:rPr>
-        <w:t>在新約中，褻瀆具有更廣泛的希臘語含義。它包括誹謗人以及神（</w:t>
-      </w:r>
-      <w:hyperlink r:id="rId21">
+        <w:t>四個季節與太陽的運行有關：</w:t>
+      </w:r>
+    </w:p>
+    <w:p>
+      <w:pPr>
+        <w:pStyle w:val="ListBullet"/>
+        <w:spacing w:line="240" w:lineRule="auto"/>
+        <w:ind w:left="720"/>
+      </w:pPr>
+      <w:r>
+        <w:rPr>
+          <w:lang w:val="zh_TW" w:bidi="zh_TW"/>
+        </w:rPr>
+      </w:r>
+      <w:r>
+        <w:rPr>
+          <w:lang w:val="zh_TW" w:bidi="zh_TW"/>
+        </w:rPr>
+        <w:t>秋季（</w:t>
+      </w:r>
+      <w:r>
+        <w:rPr>
+          <w:i/>
+          <w:lang w:val="zh_TW" w:bidi="zh_TW"/>
+        </w:rPr>
+        <w:t>setav；</w:t>
+      </w:r>
+      <w:r>
+        <w:rPr>
+          <w:lang w:val="zh_TW" w:bidi="zh_TW"/>
+        </w:rPr>
+        <w:t>原指「雨季」或「雨」；</w:t>
+      </w:r>
+      <w:hyperlink r:id="rId17">
         <w:r>
           <w:rPr>
             <w:lang w:val="zh_TW" w:bidi="zh_TW"/>
@@ -470,116 +399,107 @@
             <w:color w:val="0000EE"/>
             <w:u w:val="single"/>
           </w:rPr>
-          <w:t>太15:19</w:t>
+          <w:t>歌2:11</w:t>
         </w:r>
       </w:hyperlink>
       <w:r>
         <w:rPr>
           <w:lang w:val="zh_TW" w:bidi="zh_TW"/>
         </w:rPr>
-        <w:t>；另見</w:t>
-      </w:r>
-      <w:hyperlink r:id="rId22">
-        <w:r>
-          <w:rPr>
-            <w:lang w:val="zh_TW" w:bidi="zh_TW"/>
-          </w:rPr>
-          <w:rPr>
-            <w:color w:val="0000EE"/>
-            <w:u w:val="single"/>
-          </w:rPr>
-          <w:t>羅3:8</w:t>
-        </w:r>
-      </w:hyperlink>
-      <w:r>
-        <w:rPr>
-          <w:lang w:val="zh_TW" w:bidi="zh_TW"/>
-        </w:rPr>
-        <w:t>；</w:t>
-      </w:r>
-      <w:hyperlink r:id="rId23">
-        <w:r>
-          <w:rPr>
-            <w:lang w:val="zh_TW" w:bidi="zh_TW"/>
-          </w:rPr>
-          <w:rPr>
-            <w:color w:val="0000EE"/>
-            <w:u w:val="single"/>
-          </w:rPr>
-          <w:t>林前10:30</w:t>
-        </w:r>
-      </w:hyperlink>
-      <w:r>
-        <w:rPr>
-          <w:lang w:val="zh_TW" w:bidi="zh_TW"/>
-        </w:rPr>
-        <w:t>；</w:t>
-      </w:r>
-      <w:hyperlink r:id="rId24">
-        <w:r>
-          <w:rPr>
-            <w:lang w:val="zh_TW" w:bidi="zh_TW"/>
-          </w:rPr>
-          <w:rPr>
-            <w:color w:val="0000EE"/>
-            <w:u w:val="single"/>
-          </w:rPr>
-          <w:t>弗4:31</w:t>
-        </w:r>
-      </w:hyperlink>
-      <w:r>
-        <w:rPr>
-          <w:lang w:val="zh_TW" w:bidi="zh_TW"/>
-        </w:rPr>
-        <w:t>；</w:t>
-      </w:r>
-      <w:hyperlink r:id="rId25">
-        <w:r>
-          <w:rPr>
-            <w:lang w:val="zh_TW" w:bidi="zh_TW"/>
-          </w:rPr>
-          <w:rPr>
-            <w:color w:val="0000EE"/>
-            <w:u w:val="single"/>
-          </w:rPr>
-          <w:t>多3:2</w:t>
-        </w:r>
-      </w:hyperlink>
-      <w:r>
-        <w:rPr>
-          <w:lang w:val="zh_TW" w:bidi="zh_TW"/>
-        </w:rPr>
-        <w:t>）。它甚至包括嘲笑天使或惡魔的勢力，這與嘲笑任何其它存在物一樣都是錯的（</w:t>
-      </w:r>
-      <w:hyperlink r:id="rId26">
-        <w:r>
-          <w:rPr>
-            <w:lang w:val="zh_TW" w:bidi="zh_TW"/>
-          </w:rPr>
-          <w:rPr>
-            <w:color w:val="0000EE"/>
-            <w:u w:val="single"/>
-          </w:rPr>
-          <w:t>彼後2:10–12；</w:t>
-        </w:r>
-      </w:hyperlink>
-      <w:hyperlink r:id="rId27">
-        <w:r>
-          <w:rPr>
-            <w:lang w:val="zh_TW" w:bidi="zh_TW"/>
-          </w:rPr>
-          <w:rPr>
-            <w:color w:val="0000EE"/>
-            <w:u w:val="single"/>
-          </w:rPr>
-          <w:t>猶1:8–10</w:t>
-        </w:r>
-      </w:hyperlink>
-      <w:r>
-        <w:rPr>
-          <w:lang w:val="zh_TW" w:bidi="zh_TW"/>
-        </w:rPr>
-        <w:t>）。換句話說，任何形式的誹謗、嘲笑和嘲諷在新約中都是完全受到譴責的。</w:t>
+        <w:t>）始於秋分（9月21日）</w:t>
+      </w:r>
+    </w:p>
+    <w:p>
+      <w:pPr>
+        <w:pStyle w:val="ListBullet"/>
+        <w:spacing w:line="240" w:lineRule="auto"/>
+        <w:ind w:left="720"/>
+      </w:pPr>
+      <w:r>
+        <w:rPr>
+          <w:lang w:val="zh_TW" w:bidi="zh_TW"/>
+        </w:rPr>
+      </w:r>
+      <w:r>
+        <w:rPr>
+          <w:lang w:val="zh_TW" w:bidi="zh_TW"/>
+        </w:rPr>
+        <w:t>冬季（</w:t>
+      </w:r>
+      <w:r>
+        <w:rPr>
+          <w:i/>
+          <w:lang w:val="zh_TW" w:bidi="zh_TW"/>
+        </w:rPr>
+        <w:t>horeph</w:t>
+      </w:r>
+      <w:r>
+        <w:rPr>
+          <w:lang w:val="zh_TW" w:bidi="zh_TW"/>
+        </w:rPr>
+        <w:t>）始於冬至（約12月22日）</w:t>
+      </w:r>
+    </w:p>
+    <w:p>
+      <w:pPr>
+        <w:pStyle w:val="ListBullet"/>
+        <w:spacing w:line="240" w:lineRule="auto"/>
+        <w:ind w:left="720"/>
+      </w:pPr>
+      <w:r>
+        <w:rPr>
+          <w:lang w:val="zh_TW" w:bidi="zh_TW"/>
+        </w:rPr>
+      </w:r>
+      <w:r>
+        <w:rPr>
+          <w:lang w:val="zh_TW" w:bidi="zh_TW"/>
+        </w:rPr>
+        <w:t>春天 （</w:t>
+      </w:r>
+      <w:r>
+        <w:rPr>
+          <w:i/>
+          <w:lang w:val="zh_TW" w:bidi="zh_TW"/>
+        </w:rPr>
+        <w:t>aviv</w:t>
+      </w:r>
+      <w:r>
+        <w:rPr>
+          <w:lang w:val="zh_TW" w:bidi="zh_TW"/>
+        </w:rPr>
+        <w:t>） 開始於春分（3月21日）</w:t>
+      </w:r>
+    </w:p>
+    <w:p>
+      <w:pPr>
+        <w:pStyle w:val="ListBullet"/>
+        <w:spacing w:line="240" w:lineRule="auto"/>
+        <w:ind w:left="720"/>
+      </w:pPr>
+      <w:r>
+        <w:rPr>
+          <w:lang w:val="zh_TW" w:bidi="zh_TW"/>
+        </w:rPr>
+      </w:r>
+      <w:r>
+        <w:rPr>
+          <w:lang w:val="zh_TW" w:bidi="zh_TW"/>
+        </w:rPr>
+        <w:t>夏季（</w:t>
+      </w:r>
+      <w:r>
+        <w:rPr>
+          <w:i/>
+          <w:lang w:val="zh_TW" w:bidi="zh_TW"/>
+        </w:rPr>
+        <w:t>qayits</w:t>
+      </w:r>
+      <w:r>
+        <w:rPr>
+          <w:lang w:val="zh_TW" w:bidi="zh_TW"/>
+        </w:rPr>
+        <w:t>）始於夏至（6月22日）</w:t>
       </w:r>
     </w:p>
     <w:p>
@@ -593,145 +513,7 @@
         <w:rPr>
           <w:lang w:val="zh_TW" w:bidi="zh_TW"/>
         </w:rPr>
-        <w:t>新約中最常見的褻瀆是對神的褻瀆。人們可能會直接冒犯神（</w:t>
-      </w:r>
-      <w:hyperlink r:id="rId28">
-        <w:r>
-          <w:rPr>
-            <w:lang w:val="zh_TW" w:bidi="zh_TW"/>
-          </w:rPr>
-          <w:rPr>
-            <w:color w:val="0000EE"/>
-            <w:u w:val="single"/>
-          </w:rPr>
-          <w:t>啟13:6，</w:t>
-        </w:r>
-      </w:hyperlink>
-      <w:hyperlink r:id="rId29">
-        <w:r>
-          <w:rPr>
-            <w:lang w:val="zh_TW" w:bidi="zh_TW"/>
-          </w:rPr>
-          <w:rPr>
-            <w:color w:val="0000EE"/>
-            <w:u w:val="single"/>
-          </w:rPr>
-          <w:t>16:9</w:t>
-        </w:r>
-      </w:hyperlink>
-      <w:r>
-        <w:rPr>
-          <w:lang w:val="zh_TW" w:bidi="zh_TW"/>
-        </w:rPr>
-        <w:t>），毀謗神的道理（</w:t>
-      </w:r>
-      <w:hyperlink r:id="rId30">
-        <w:r>
-          <w:rPr>
-            <w:lang w:val="zh_TW" w:bidi="zh_TW"/>
-          </w:rPr>
-          <w:rPr>
-            <w:color w:val="0000EE"/>
-            <w:u w:val="single"/>
-          </w:rPr>
-          <w:t>多2:5</w:t>
-        </w:r>
-      </w:hyperlink>
-      <w:r>
-        <w:rPr>
-          <w:lang w:val="zh_TW" w:bidi="zh_TW"/>
-        </w:rPr>
-        <w:t>），或拒絕神的啟示及其使者（</w:t>
-      </w:r>
-      <w:hyperlink r:id="rId31">
-        <w:r>
-          <w:rPr>
-            <w:lang w:val="zh_TW" w:bidi="zh_TW"/>
-          </w:rPr>
-          <w:rPr>
-            <w:color w:val="0000EE"/>
-            <w:u w:val="single"/>
-          </w:rPr>
-          <w:t>徒6:11</w:t>
-        </w:r>
-      </w:hyperlink>
-      <w:r>
-        <w:rPr>
-          <w:lang w:val="zh_TW" w:bidi="zh_TW"/>
-        </w:rPr>
-        <w:t>）。當耶穌自稱擁有屬於神的特權——赦罪的權柄時，祂被指控褻瀆神（</w:t>
-      </w:r>
-      <w:hyperlink r:id="rId32">
-        <w:r>
-          <w:rPr>
-            <w:lang w:val="zh_TW" w:bidi="zh_TW"/>
-          </w:rPr>
-          <w:rPr>
-            <w:color w:val="0000EE"/>
-            <w:u w:val="single"/>
-          </w:rPr>
-          <w:t>可2:7</w:t>
-        </w:r>
-      </w:hyperlink>
-      <w:r>
-        <w:rPr>
-          <w:lang w:val="zh_TW" w:bidi="zh_TW"/>
-        </w:rPr>
-        <w:t>）。</w:t>
-      </w:r>
-      <w:hyperlink r:id="rId33">
-        <w:r>
-          <w:rPr>
-            <w:lang w:val="zh_TW" w:bidi="zh_TW"/>
-          </w:rPr>
-          <w:rPr>
-            <w:color w:val="0000EE"/>
-            <w:u w:val="single"/>
-          </w:rPr>
-          <w:t>約翰福音10:33–36</w:t>
-        </w:r>
-      </w:hyperlink>
-      <w:r>
-        <w:rPr>
-          <w:lang w:val="zh_TW" w:bidi="zh_TW"/>
-        </w:rPr>
-        <w:t>記載有人試圖用石頭砸死耶穌，指控祂的人對祂說：「你是個人，反將自己當作神」（</w:t>
-      </w:r>
-      <w:hyperlink r:id="rId34">
-        <w:r>
-          <w:rPr>
-            <w:lang w:val="zh_TW" w:bidi="zh_TW"/>
-          </w:rPr>
-          <w:rPr>
-            <w:color w:val="0000EE"/>
-            <w:u w:val="single"/>
-          </w:rPr>
-          <w:t>33</w:t>
-        </w:r>
-      </w:hyperlink>
-      <w:r>
-        <w:rPr>
-          <w:lang w:val="zh_TW" w:bidi="zh_TW"/>
-        </w:rPr>
-        <w:t>節）。猶太最高法院（公會）以褻瀆罪判處耶穌死刑，因為祂聲稱自己是人子（彌賽亞）。在他們看來，耶穌並沒有提供任何證據表明祂是如此崇高的人物。耶穌似乎在嘲諷彌賽亞，並進而嘲諷神本身（</w:t>
-      </w:r>
-      <w:hyperlink r:id="rId35">
-        <w:r>
-          <w:rPr>
-            <w:lang w:val="zh_TW" w:bidi="zh_TW"/>
-          </w:rPr>
-          <w:rPr>
-            <w:color w:val="0000EE"/>
-            <w:u w:val="single"/>
-          </w:rPr>
-          <w:t>可14:64</w:t>
-        </w:r>
-      </w:hyperlink>
-      <w:r>
-        <w:rPr>
-          <w:lang w:val="zh_TW" w:bidi="zh_TW"/>
-        </w:rPr>
-        <w:t>）。</w:t>
+        <w:t>在別是巴發現的一座聖殿（追溯到公元前125年），與夏至的日出對齊。同樣，拉吉（Lachish）的一座聖殿則朝向冬至。來自君主時代的亞拉得（Arad）聖殿幾乎正對東方。它很可能與春分或秋分的日出對齊，耶路撒冷聖殿也是如此。</w:t>
       </w:r>
     </w:p>
     <w:p>
@@ -745,7 +527,684 @@
         <w:rPr>
           <w:lang w:val="zh_TW" w:bidi="zh_TW"/>
         </w:rPr>
-        <w:t>聖經明確指出，褻瀆罪是可以被赦免的（</w:t>
+        <w:t>在希伯來詩詞中，太陽常被用作一個強烈的意象。它被描述為：</w:t>
+      </w:r>
+    </w:p>
+    <w:p>
+      <w:pPr>
+        <w:pStyle w:val="ListBullet"/>
+        <w:spacing w:line="240" w:lineRule="auto"/>
+        <w:ind w:left="720"/>
+      </w:pPr>
+      <w:r>
+        <w:rPr>
+          <w:lang w:val="zh_TW" w:bidi="zh_TW"/>
+        </w:rPr>
+      </w:r>
+      <w:r>
+        <w:rPr>
+          <w:lang w:val="zh_TW" w:bidi="zh_TW"/>
+        </w:rPr>
+        <w:t>擁有居所（</w:t>
+      </w:r>
+      <w:hyperlink r:id="rId18">
+        <w:r>
+          <w:rPr>
+            <w:lang w:val="zh_TW" w:bidi="zh_TW"/>
+          </w:rPr>
+          <w:rPr>
+            <w:color w:val="0000EE"/>
+            <w:u w:val="single"/>
+          </w:rPr>
+          <w:t>哈3:11</w:t>
+        </w:r>
+      </w:hyperlink>
+      <w:r>
+        <w:rPr>
+          <w:lang w:val="zh_TW" w:bidi="zh_TW"/>
+        </w:rPr>
+        <w:t>）</w:t>
+      </w:r>
+    </w:p>
+    <w:p>
+      <w:pPr>
+        <w:pStyle w:val="ListBullet"/>
+        <w:spacing w:line="240" w:lineRule="auto"/>
+        <w:ind w:left="720"/>
+      </w:pPr>
+      <w:r>
+        <w:rPr>
+          <w:lang w:val="zh_TW" w:bidi="zh_TW"/>
+        </w:rPr>
+      </w:r>
+      <w:r>
+        <w:rPr>
+          <w:lang w:val="zh_TW" w:bidi="zh_TW"/>
+        </w:rPr>
+        <w:t>如同新郎出洞房般 （</w:t>
+      </w:r>
+      <w:hyperlink r:id="rId19">
+        <w:r>
+          <w:rPr>
+            <w:lang w:val="zh_TW" w:bidi="zh_TW"/>
+          </w:rPr>
+          <w:rPr>
+            <w:color w:val="0000EE"/>
+            <w:u w:val="single"/>
+          </w:rPr>
+          <w:t>詩19:4–5</w:t>
+        </w:r>
+      </w:hyperlink>
+      <w:r>
+        <w:rPr>
+          <w:lang w:val="zh_TW" w:bidi="zh_TW"/>
+        </w:rPr>
+        <w:t>）</w:t>
+      </w:r>
+    </w:p>
+    <w:p>
+      <w:pPr/>
+      <w:r>
+        <w:rPr>
+          <w:lang w:val="zh_TW" w:bidi="zh_TW"/>
+        </w:rPr>
+      </w:r>
+      <w:r>
+        <w:rPr>
+          <w:lang w:val="zh_TW" w:bidi="zh_TW"/>
+        </w:rPr>
+        <w:t>太陽象徵：</w:t>
+      </w:r>
+    </w:p>
+    <w:p>
+      <w:pPr>
+        <w:pStyle w:val="ListBullet"/>
+        <w:spacing w:line="240" w:lineRule="auto"/>
+        <w:ind w:left="720"/>
+      </w:pPr>
+      <w:r>
+        <w:rPr>
+          <w:lang w:val="zh_TW" w:bidi="zh_TW"/>
+        </w:rPr>
+      </w:r>
+      <w:r>
+        <w:rPr>
+          <w:lang w:val="zh_TW" w:bidi="zh_TW"/>
+        </w:rPr>
+        <w:t>恆久不變（</w:t>
+      </w:r>
+      <w:hyperlink r:id="rId20">
+        <w:r>
+          <w:rPr>
+            <w:lang w:val="zh_TW" w:bidi="zh_TW"/>
+          </w:rPr>
+          <w:rPr>
+            <w:color w:val="0000EE"/>
+            <w:u w:val="single"/>
+          </w:rPr>
+          <w:t>詩72:5、17</w:t>
+        </w:r>
+      </w:hyperlink>
+      <w:r>
+        <w:rPr>
+          <w:lang w:val="zh_TW" w:bidi="zh_TW"/>
+        </w:rPr>
+        <w:t>）</w:t>
+      </w:r>
+    </w:p>
+    <w:p>
+      <w:pPr>
+        <w:pStyle w:val="ListBullet"/>
+        <w:spacing w:line="240" w:lineRule="auto"/>
+        <w:ind w:left="720"/>
+      </w:pPr>
+      <w:r>
+        <w:rPr>
+          <w:lang w:val="zh_TW" w:bidi="zh_TW"/>
+        </w:rPr>
+      </w:r>
+      <w:r>
+        <w:rPr>
+          <w:lang w:val="zh_TW" w:bidi="zh_TW"/>
+        </w:rPr>
+        <w:t>律法（</w:t>
+      </w:r>
+      <w:hyperlink r:id="rId21">
+        <w:r>
+          <w:rPr>
+            <w:lang w:val="zh_TW" w:bidi="zh_TW"/>
+          </w:rPr>
+          <w:rPr>
+            <w:color w:val="0000EE"/>
+            <w:u w:val="single"/>
+          </w:rPr>
+          <w:t>詩19:7</w:t>
+        </w:r>
+      </w:hyperlink>
+      <w:r>
+        <w:rPr>
+          <w:lang w:val="zh_TW" w:bidi="zh_TW"/>
+        </w:rPr>
+        <w:t>）</w:t>
+      </w:r>
+    </w:p>
+    <w:p>
+      <w:pPr>
+        <w:pStyle w:val="ListBullet"/>
+        <w:spacing w:line="240" w:lineRule="auto"/>
+        <w:ind w:left="720"/>
+      </w:pPr>
+      <w:r>
+        <w:rPr>
+          <w:lang w:val="zh_TW" w:bidi="zh_TW"/>
+        </w:rPr>
+      </w:r>
+      <w:r>
+        <w:rPr>
+          <w:lang w:val="zh_TW" w:bidi="zh_TW"/>
+        </w:rPr>
+        <w:t>神的同在 （</w:t>
+      </w:r>
+      <w:hyperlink r:id="rId22">
+        <w:r>
+          <w:rPr>
+            <w:lang w:val="zh_TW" w:bidi="zh_TW"/>
+          </w:rPr>
+          <w:rPr>
+            <w:color w:val="0000EE"/>
+            <w:u w:val="single"/>
+          </w:rPr>
+          <w:t>詩84:11</w:t>
+        </w:r>
+      </w:hyperlink>
+      <w:r>
+        <w:rPr>
+          <w:lang w:val="zh_TW" w:bidi="zh_TW"/>
+        </w:rPr>
+        <w:t>）</w:t>
+      </w:r>
+    </w:p>
+    <w:p>
+      <w:pPr>
+        <w:pStyle w:val="ListBullet"/>
+        <w:spacing w:line="240" w:lineRule="auto"/>
+        <w:ind w:left="720"/>
+      </w:pPr>
+      <w:r>
+        <w:rPr>
+          <w:lang w:val="zh_TW" w:bidi="zh_TW"/>
+        </w:rPr>
+      </w:r>
+      <w:r>
+        <w:rPr>
+          <w:lang w:val="zh_TW" w:bidi="zh_TW"/>
+        </w:rPr>
+        <w:t>美麗（</w:t>
+      </w:r>
+      <w:hyperlink r:id="rId23">
+        <w:r>
+          <w:rPr>
+            <w:lang w:val="zh_TW" w:bidi="zh_TW"/>
+          </w:rPr>
+          <w:rPr>
+            <w:color w:val="0000EE"/>
+            <w:u w:val="single"/>
+          </w:rPr>
+          <w:t>歌6:10</w:t>
+        </w:r>
+      </w:hyperlink>
+      <w:r>
+        <w:rPr>
+          <w:lang w:val="zh_TW" w:bidi="zh_TW"/>
+        </w:rPr>
+        <w:t>）</w:t>
+      </w:r>
+    </w:p>
+    <w:p>
+      <w:pPr/>
+      <w:r>
+        <w:rPr>
+          <w:lang w:val="zh_TW" w:bidi="zh_TW"/>
+        </w:rPr>
+      </w:r>
+      <w:r>
+        <w:rPr>
+          <w:lang w:val="zh_TW" w:bidi="zh_TW"/>
+        </w:rPr>
+        <w:t>在傳道書中，地上的人生常被描述為發生在「日光之下」（</w:t>
+      </w:r>
+      <w:hyperlink r:id="rId24">
+        <w:r>
+          <w:rPr>
+            <w:lang w:val="zh_TW" w:bidi="zh_TW"/>
+          </w:rPr>
+          <w:rPr>
+            <w:color w:val="0000EE"/>
+            <w:u w:val="single"/>
+          </w:rPr>
+          <w:t>傳1:3、9、14</w:t>
+        </w:r>
+      </w:hyperlink>
+      <w:r>
+        <w:rPr>
+          <w:lang w:val="zh_TW" w:bidi="zh_TW"/>
+        </w:rPr>
+        <w:t>，</w:t>
+      </w:r>
+      <w:hyperlink r:id="rId25">
+        <w:r>
+          <w:rPr>
+            <w:lang w:val="zh_TW" w:bidi="zh_TW"/>
+          </w:rPr>
+          <w:rPr>
+            <w:color w:val="0000EE"/>
+            <w:u w:val="single"/>
+          </w:rPr>
+          <w:t>2:11</w:t>
+        </w:r>
+      </w:hyperlink>
+      <w:r>
+        <w:rPr>
+          <w:lang w:val="zh_TW" w:bidi="zh_TW"/>
+        </w:rPr>
+        <w:t>）。</w:t>
+      </w:r>
+    </w:p>
+    <w:p>
+      <w:pPr/>
+      <w:r>
+        <w:rPr>
+          <w:lang w:val="zh_TW" w:bidi="zh_TW"/>
+        </w:rPr>
+      </w:r>
+      <w:r>
+        <w:rPr>
+          <w:lang w:val="zh_TW" w:bidi="zh_TW"/>
+        </w:rPr>
+        <w:t>在混亂和神憤怒的時候，聖經描述太陽變暗（</w:t>
+      </w:r>
+      <w:hyperlink r:id="rId26">
+        <w:r>
+          <w:rPr>
+            <w:lang w:val="zh_TW" w:bidi="zh_TW"/>
+          </w:rPr>
+          <w:rPr>
+            <w:color w:val="0000EE"/>
+            <w:u w:val="single"/>
+          </w:rPr>
+          <w:t>賽13:10</w:t>
+        </w:r>
+      </w:hyperlink>
+      <w:r>
+        <w:rPr>
+          <w:lang w:val="zh_TW" w:bidi="zh_TW"/>
+        </w:rPr>
+        <w:t>；</w:t>
+      </w:r>
+      <w:hyperlink r:id="rId27">
+        <w:r>
+          <w:rPr>
+            <w:lang w:val="zh_TW" w:bidi="zh_TW"/>
+          </w:rPr>
+          <w:rPr>
+            <w:color w:val="0000EE"/>
+            <w:u w:val="single"/>
+          </w:rPr>
+          <w:t>結32:7</w:t>
+        </w:r>
+      </w:hyperlink>
+      <w:r>
+        <w:rPr>
+          <w:lang w:val="zh_TW" w:bidi="zh_TW"/>
+        </w:rPr>
+        <w:t>；</w:t>
+      </w:r>
+      <w:hyperlink r:id="rId28">
+        <w:r>
+          <w:rPr>
+            <w:lang w:val="zh_TW" w:bidi="zh_TW"/>
+          </w:rPr>
+          <w:rPr>
+            <w:color w:val="0000EE"/>
+            <w:u w:val="single"/>
+          </w:rPr>
+          <w:t>珥2:10、31</w:t>
+        </w:r>
+      </w:hyperlink>
+      <w:r>
+        <w:rPr>
+          <w:lang w:val="zh_TW" w:bidi="zh_TW"/>
+        </w:rPr>
+        <w:t>，</w:t>
+      </w:r>
+      <w:hyperlink r:id="rId29">
+        <w:r>
+          <w:rPr>
+            <w:lang w:val="zh_TW" w:bidi="zh_TW"/>
+          </w:rPr>
+          <w:rPr>
+            <w:color w:val="0000EE"/>
+            <w:u w:val="single"/>
+          </w:rPr>
+          <w:t>3:15</w:t>
+        </w:r>
+      </w:hyperlink>
+      <w:r>
+        <w:rPr>
+          <w:lang w:val="zh_TW" w:bidi="zh_TW"/>
+        </w:rPr>
+        <w:t>；</w:t>
+      </w:r>
+      <w:hyperlink r:id="rId30">
+        <w:r>
+          <w:rPr>
+            <w:lang w:val="zh_TW" w:bidi="zh_TW"/>
+          </w:rPr>
+          <w:rPr>
+            <w:color w:val="0000EE"/>
+            <w:u w:val="single"/>
+          </w:rPr>
+          <w:t>番1:15</w:t>
+        </w:r>
+      </w:hyperlink>
+      <w:r>
+        <w:rPr>
+          <w:lang w:val="zh_TW" w:bidi="zh_TW"/>
+        </w:rPr>
+        <w:t>；</w:t>
+      </w:r>
+      <w:hyperlink r:id="rId31">
+        <w:r>
+          <w:rPr>
+            <w:lang w:val="zh_TW" w:bidi="zh_TW"/>
+          </w:rPr>
+          <w:rPr>
+            <w:color w:val="0000EE"/>
+            <w:u w:val="single"/>
+          </w:rPr>
+          <w:t>太24:29</w:t>
+        </w:r>
+      </w:hyperlink>
+      <w:r>
+        <w:rPr>
+          <w:lang w:val="zh_TW" w:bidi="zh_TW"/>
+        </w:rPr>
+        <w:t>；</w:t>
+      </w:r>
+      <w:hyperlink r:id="rId32">
+        <w:r>
+          <w:rPr>
+            <w:lang w:val="zh_TW" w:bidi="zh_TW"/>
+          </w:rPr>
+          <w:rPr>
+            <w:color w:val="0000EE"/>
+            <w:u w:val="single"/>
+          </w:rPr>
+          <w:t>啟8:12</w:t>
+        </w:r>
+      </w:hyperlink>
+      <w:r>
+        <w:rPr>
+          <w:lang w:val="zh_TW" w:bidi="zh_TW"/>
+        </w:rPr>
+        <w:t>）。這個意象可能指的是日蝕，這在古人眼中是極其可怕的事件。太陽變得灰暗也可能是指「西洛可風」（sirocco）的影響，當沙塵暴或濃霧遮蔽天空時，陽光會黯淡無光。另一方面，耶和華得勝的日子則被描述為太陽要比現在的光強烈七倍（</w:t>
+      </w:r>
+      <w:hyperlink r:id="rId33">
+        <w:r>
+          <w:rPr>
+            <w:lang w:val="zh_TW" w:bidi="zh_TW"/>
+          </w:rPr>
+          <w:rPr>
+            <w:color w:val="0000EE"/>
+            <w:u w:val="single"/>
+          </w:rPr>
+          <w:t>賽30:26</w:t>
+        </w:r>
+      </w:hyperlink>
+      <w:r>
+        <w:rPr>
+          <w:lang w:val="zh_TW" w:bidi="zh_TW"/>
+        </w:rPr>
+        <w:t>）。</w:t>
+      </w:r>
+    </w:p>
+    <w:p>
+      <w:pPr/>
+      <w:r>
+        <w:rPr>
+          <w:lang w:val="zh_TW" w:bidi="zh_TW"/>
+        </w:rPr>
+      </w:r>
+      <w:r>
+        <w:rPr>
+          <w:i/>
+          <w:lang w:val="zh_TW" w:bidi="zh_TW"/>
+        </w:rPr>
+        <w:t>另見</w:t>
+      </w:r>
+      <w:r>
+        <w:rPr>
+          <w:lang w:val="zh_TW" w:bidi="zh_TW"/>
+        </w:rPr>
+        <w:t xml:space="preserve"> </w:t>
+      </w:r>
+      <w:r>
+        <w:rPr>
+          <w:lang w:val="zh_TW" w:bidi="zh_TW"/>
+        </w:rPr>
+        <w:t>天文學</w:t>
+      </w:r>
+      <w:r>
+        <w:rPr>
+          <w:lang w:val="zh_TW" w:bidi="zh_TW"/>
+        </w:rPr>
+        <w:t>、</w:t>
+      </w:r>
+      <w:r>
+        <w:rPr>
+          <w:lang w:val="zh_TW" w:bidi="zh_TW"/>
+        </w:rPr>
+        <w:t>古代與現代曆法</w:t>
+      </w:r>
+      <w:r>
+        <w:rPr>
+          <w:lang w:val="zh_TW" w:bidi="zh_TW"/>
+        </w:rPr>
+        <w:t>、</w:t>
+      </w:r>
+      <w:r>
+        <w:rPr>
+          <w:lang w:val="zh_TW" w:bidi="zh_TW"/>
+        </w:rPr>
+        <w:t>日</w:t>
+      </w:r>
+      <w:r>
+        <w:rPr>
+          <w:lang w:val="zh_TW" w:bidi="zh_TW"/>
+        </w:rPr>
+        <w:t>、</w:t>
+      </w:r>
+      <w:r>
+        <w:rPr>
+          <w:lang w:val="zh_TW" w:bidi="zh_TW"/>
+        </w:rPr>
+        <w:t>月亮</w:t>
+      </w:r>
+      <w:r>
+        <w:rPr>
+          <w:lang w:val="zh_TW" w:bidi="zh_TW"/>
+        </w:rPr>
+        <w:t>。</w:t>
+      </w:r>
+      <w:r>
+        <w:rPr>
+          <w:lang w:val="zh_TW" w:bidi="zh_TW"/>
+        </w:rPr>
+      </w:r>
+      <w:r>
+        <w:rPr>
+          <w:lang w:val="zh_TW" w:bidi="zh_TW"/>
+        </w:rPr>
+      </w:r>
+    </w:p>
+    <w:p>
+      <w:pPr/>
+      <w:r>
+        <w:rPr>
+          <w:lang w:val="zh_TW" w:bidi="zh_TW"/>
+        </w:rPr>
+      </w:r>
+    </w:p>
+    <w:p>
+      <w:pPr>
+        <w:pStyle w:val="Heading2"/>
+      </w:pPr>
+      <w:r>
+        <w:rPr>
+          <w:lang w:val="zh_TW" w:bidi="zh_TW"/>
+        </w:rPr>
+        <w:t>泰爾</w:t>
+      </w:r>
+      <w:r>
+        <w:rPr>
+          <w:lang w:val="zh_TW" w:bidi="zh_TW"/>
+        </w:rPr>
+      </w:r>
+    </w:p>
+    <w:p>
+      <w:pPr/>
+      <w:r>
+        <w:rPr>
+          <w:lang w:val="zh_TW" w:bidi="zh_TW"/>
+        </w:rPr>
+      </w:r>
+      <w:r>
+        <w:rPr>
+          <w:lang w:val="zh_TW" w:bidi="zh_TW"/>
+        </w:rPr>
+        <w:t>一個古老的腓尼基城邦國家，以小型獨立國家的方式自治。泰爾（Tyre）位於地中海沿岸，距離西頓以南32.2公里（20英里），阿卡以北37公里（23英里）。泰爾有兩個主要區域：</w:t>
+      </w:r>
+    </w:p>
+    <w:p>
+      <w:pPr>
+        <w:pStyle w:val="ListBullet"/>
+        <w:spacing w:line="240" w:lineRule="auto"/>
+        <w:ind w:left="720"/>
+      </w:pPr>
+      <w:r>
+        <w:rPr>
+          <w:lang w:val="zh_TW" w:bidi="zh_TW"/>
+        </w:rPr>
+      </w:r>
+      <w:r>
+        <w:rPr>
+          <w:lang w:val="zh_TW" w:bidi="zh_TW"/>
+        </w:rPr>
+        <w:t>位於陸地上較古老的港口城市</w:t>
+      </w:r>
+    </w:p>
+    <w:p>
+      <w:pPr>
+        <w:pStyle w:val="ListBullet"/>
+        <w:spacing w:line="240" w:lineRule="auto"/>
+        <w:ind w:left="720"/>
+      </w:pPr>
+      <w:r>
+        <w:rPr>
+          <w:lang w:val="zh_TW" w:bidi="zh_TW"/>
+        </w:rPr>
+      </w:r>
+      <w:r>
+        <w:rPr>
+          <w:lang w:val="zh_TW" w:bidi="zh_TW"/>
+        </w:rPr>
+        <w:t>距離海岸半英里（0.8公里）的島嶼城市，大多數人口居住在那裡。</w:t>
+      </w:r>
+    </w:p>
+    <w:p>
+      <w:pPr>
+        <w:pStyle w:val="Heading3"/>
+      </w:pPr>
+      <w:r>
+        <w:rPr>
+          <w:lang w:val="zh_TW" w:bidi="zh_TW"/>
+        </w:rPr>
+        <w:t>泰爾的歷史</w:t>
+      </w:r>
+    </w:p>
+    <w:p>
+      <w:pPr/>
+      <w:r>
+        <w:rPr>
+          <w:lang w:val="zh_TW" w:bidi="zh_TW"/>
+        </w:rPr>
+      </w:r>
+      <w:r>
+        <w:rPr>
+          <w:lang w:val="zh_TW" w:bidi="zh_TW"/>
+        </w:rPr>
+        <w:t>根據希羅多德（Herodotus）的說法，泰爾在大約公元前2700年建立。最早提到泰爾的是15世紀的烏加里特（Ugaritic）文件和類似的埃及文件。泰爾首次出現在聖經中是在亞設產業的城市列表中（</w:t>
+      </w:r>
+      <w:hyperlink r:id="rId34">
+        <w:r>
+          <w:rPr>
+            <w:lang w:val="zh_TW" w:bidi="zh_TW"/>
+          </w:rPr>
+          <w:rPr>
+            <w:color w:val="0000EE"/>
+            <w:u w:val="single"/>
+          </w:rPr>
+          <w:t>約書亞記19:29</w:t>
+        </w:r>
+      </w:hyperlink>
+      <w:r>
+        <w:rPr>
+          <w:lang w:val="zh_TW" w:bidi="zh_TW"/>
+        </w:rPr>
+        <w:t>）。當時，它被描述是「保障」，顯然從未被以色列人征服過（</w:t>
+      </w:r>
+      <w:hyperlink r:id="rId35">
+        <w:r>
+          <w:rPr>
+            <w:lang w:val="zh_TW" w:bidi="zh_TW"/>
+          </w:rPr>
+          <w:rPr>
+            <w:color w:val="0000EE"/>
+            <w:u w:val="single"/>
+          </w:rPr>
+          <w:t>撒母耳記下24:7</w:t>
+        </w:r>
+      </w:hyperlink>
+      <w:r>
+        <w:rPr>
+          <w:lang w:val="zh_TW" w:bidi="zh_TW"/>
+        </w:rPr>
+        <w:t>）。泰爾最重要的意義是一個商業中心。由於其地理位置，泰爾透過地中海地區的海路而有繁榮昌盛的貿易。與美索不達米亞和阿拉伯的陸路貿易往來也很重要。</w:t>
+      </w:r>
+    </w:p>
+    <w:p>
+      <w:pPr>
+        <w:pStyle w:val="Heading3"/>
+      </w:pPr>
+      <w:r>
+        <w:rPr>
+          <w:lang w:val="zh_TW" w:bidi="zh_TW"/>
+        </w:rPr>
+        <w:t>泰爾與以色列的關係</w:t>
+      </w:r>
+    </w:p>
+    <w:p>
+      <w:pPr/>
+      <w:r>
+        <w:rPr>
+          <w:lang w:val="zh_TW" w:bidi="zh_TW"/>
+        </w:rPr>
+      </w:r>
+      <w:r>
+        <w:rPr>
+          <w:lang w:val="zh_TW" w:bidi="zh_TW"/>
+        </w:rPr>
+        <w:t>當大衛和所羅門統治以色列時，泰爾是強大的商業盟友。大衛和所羅門都與泰爾的希蘭進行貿易。他們用農產品換取木材、建築材料和技術工人（</w:t>
       </w:r>
       <w:hyperlink r:id="rId36">
         <w:r>
@@ -756,7 +1215,7 @@
             <w:color w:val="0000EE"/>
             <w:u w:val="single"/>
           </w:rPr>
-          <w:t>太12:32</w:t>
+          <w:t>撒母耳記下5:11</w:t>
         </w:r>
       </w:hyperlink>
       <w:r>
@@ -774,14 +1233,14 @@
             <w:color w:val="0000EE"/>
             <w:u w:val="single"/>
           </w:rPr>
-          <w:t>可3:28–29</w:t>
+          <w:t>列王紀上5:1–11</w:t>
         </w:r>
       </w:hyperlink>
       <w:r>
         <w:rPr>
           <w:lang w:val="zh_TW" w:bidi="zh_TW"/>
         </w:rPr>
-        <w:t>）。但是，如果一個人不願悔改，唯一的補救辦法就是將他或她「交給撒但，使他們受責罰就不再謗瀆了」（</w:t>
+        <w:t>；</w:t>
       </w:r>
       <w:hyperlink r:id="rId38">
         <w:r>
@@ -792,7 +1251,601 @@
             <w:color w:val="0000EE"/>
             <w:u w:val="single"/>
           </w:rPr>
-          <w:t>提前1:20</w:t>
+          <w:t>曆代志上14:1</w:t>
+        </w:r>
+      </w:hyperlink>
+      <w:r>
+        <w:rPr>
+          <w:lang w:val="zh_TW" w:bidi="zh_TW"/>
+        </w:rPr>
+        <w:t>；</w:t>
+      </w:r>
+      <w:hyperlink r:id="rId39">
+        <w:r>
+          <w:rPr>
+            <w:lang w:val="zh_TW" w:bidi="zh_TW"/>
+          </w:rPr>
+          <w:rPr>
+            <w:color w:val="0000EE"/>
+            <w:u w:val="single"/>
+          </w:rPr>
+          <w:t>曆代志下2:3</w:t>
+        </w:r>
+      </w:hyperlink>
+      <w:hyperlink r:id="rId37">
+        <w:r>
+          <w:rPr>
+            <w:lang w:val="zh_TW" w:bidi="zh_TW"/>
+          </w:rPr>
+          <w:rPr>
+            <w:color w:val="0000EE"/>
+            <w:u w:val="single"/>
+          </w:rPr>
+          <w:t>–</w:t>
+        </w:r>
+      </w:hyperlink>
+      <w:hyperlink r:id="rId39">
+        <w:r>
+          <w:rPr>
+            <w:lang w:val="zh_TW" w:bidi="zh_TW"/>
+          </w:rPr>
+          <w:rPr>
+            <w:color w:val="0000EE"/>
+            <w:u w:val="single"/>
+          </w:rPr>
+          <w:t>16</w:t>
+        </w:r>
+      </w:hyperlink>
+      <w:r>
+        <w:rPr>
+          <w:lang w:val="zh_TW" w:bidi="zh_TW"/>
+        </w:rPr>
+        <w:t>）。</w:t>
+      </w:r>
+    </w:p>
+    <w:p>
+      <w:pPr/>
+      <w:r>
+        <w:rPr>
+          <w:lang w:val="zh_TW" w:bidi="zh_TW"/>
+        </w:rPr>
+      </w:r>
+      <w:r>
+        <w:rPr>
+          <w:lang w:val="zh_TW" w:bidi="zh_TW"/>
+        </w:rPr>
+        <w:t>在王國分裂後，泰爾與以色列仍保持了一段時間的友好關係。亞哈的妻子耶洗別是「</w:t>
+      </w:r>
+      <w:r>
+        <w:rPr>
+          <w:lang w:val="zh_TW" w:bidi="zh_TW"/>
+        </w:rPr>
+        <w:t>西頓王謁巴力</w:t>
+      </w:r>
+      <w:r>
+        <w:rPr>
+          <w:lang w:val="zh_TW" w:bidi="zh_TW"/>
+        </w:rPr>
+        <w:t>」的女兒。這位王在其它地方被稱為泰爾王謁巴力（</w:t>
+      </w:r>
+      <w:hyperlink r:id="rId40">
+        <w:r>
+          <w:rPr>
+            <w:lang w:val="zh_TW" w:bidi="zh_TW"/>
+          </w:rPr>
+          <w:rPr>
+            <w:color w:val="0000EE"/>
+            <w:u w:val="single"/>
+          </w:rPr>
+          <w:t>列王紀上16:31</w:t>
+        </w:r>
+      </w:hyperlink>
+      <w:r>
+        <w:rPr>
+          <w:lang w:val="zh_TW" w:bidi="zh_TW"/>
+        </w:rPr>
+        <w:t>；古代歷史學家梅南德〔Menander〕也提到這位王）。在某個時候，亞述和巴比倫的侵略對泰爾施加了足夠的壓力，使其拒絕了聯盟。到撒馬利亞陷落時，泰爾和以色列不再是盟友，不久後成為敵人。</w:t>
+      </w:r>
+    </w:p>
+    <w:p>
+      <w:pPr>
+        <w:pStyle w:val="Heading3"/>
+      </w:pPr>
+      <w:r>
+        <w:rPr>
+          <w:lang w:val="zh_TW" w:bidi="zh_TW"/>
+        </w:rPr>
+        <w:t>關於泰爾的預言</w:t>
+      </w:r>
+    </w:p>
+    <w:p>
+      <w:pPr/>
+      <w:r>
+        <w:rPr>
+          <w:lang w:val="zh_TW" w:bidi="zh_TW"/>
+        </w:rPr>
+      </w:r>
+      <w:r>
+        <w:rPr>
+          <w:lang w:val="zh_TW" w:bidi="zh_TW"/>
+        </w:rPr>
+        <w:t>在王國時代後期，泰爾受到先知們的強烈責備（</w:t>
+      </w:r>
+      <w:hyperlink r:id="rId41">
+        <w:r>
+          <w:rPr>
+            <w:lang w:val="zh_TW" w:bidi="zh_TW"/>
+          </w:rPr>
+          <w:rPr>
+            <w:color w:val="0000EE"/>
+            <w:u w:val="single"/>
+          </w:rPr>
+          <w:t>以賽亞書23:1–18</w:t>
+        </w:r>
+      </w:hyperlink>
+      <w:r>
+        <w:rPr>
+          <w:lang w:val="zh_TW" w:bidi="zh_TW"/>
+        </w:rPr>
+        <w:t>；</w:t>
+      </w:r>
+      <w:hyperlink r:id="rId42">
+        <w:r>
+          <w:rPr>
+            <w:lang w:val="zh_TW" w:bidi="zh_TW"/>
+          </w:rPr>
+          <w:rPr>
+            <w:color w:val="0000EE"/>
+            <w:u w:val="single"/>
+          </w:rPr>
+          <w:t>耶利米書25:22</w:t>
+        </w:r>
+      </w:hyperlink>
+      <w:r>
+        <w:rPr>
+          <w:lang w:val="zh_TW" w:bidi="zh_TW"/>
+        </w:rPr>
+        <w:t>，</w:t>
+      </w:r>
+      <w:hyperlink r:id="rId43">
+        <w:r>
+          <w:rPr>
+            <w:lang w:val="zh_TW" w:bidi="zh_TW"/>
+          </w:rPr>
+          <w:rPr>
+            <w:color w:val="0000EE"/>
+            <w:u w:val="single"/>
+          </w:rPr>
+          <w:t>27:1</w:t>
+        </w:r>
+      </w:hyperlink>
+      <w:hyperlink r:id="rId41">
+        <w:r>
+          <w:rPr>
+            <w:lang w:val="zh_TW" w:bidi="zh_TW"/>
+          </w:rPr>
+          <w:rPr>
+            <w:color w:val="0000EE"/>
+            <w:u w:val="single"/>
+          </w:rPr>
+          <w:t>–</w:t>
+        </w:r>
+      </w:hyperlink>
+      <w:hyperlink r:id="rId43">
+        <w:r>
+          <w:rPr>
+            <w:lang w:val="zh_TW" w:bidi="zh_TW"/>
+          </w:rPr>
+          <w:rPr>
+            <w:color w:val="0000EE"/>
+            <w:u w:val="single"/>
+          </w:rPr>
+          <w:t>11</w:t>
+        </w:r>
+      </w:hyperlink>
+      <w:r>
+        <w:rPr>
+          <w:lang w:val="zh_TW" w:bidi="zh_TW"/>
+        </w:rPr>
+        <w:t>；</w:t>
+      </w:r>
+      <w:hyperlink r:id="rId44">
+        <w:r>
+          <w:rPr>
+            <w:lang w:val="zh_TW" w:bidi="zh_TW"/>
+          </w:rPr>
+          <w:rPr>
+            <w:color w:val="0000EE"/>
+            <w:u w:val="single"/>
+          </w:rPr>
+          <w:t>以西結書26:1</w:t>
+        </w:r>
+      </w:hyperlink>
+      <w:hyperlink r:id="rId41">
+        <w:r>
+          <w:rPr>
+            <w:lang w:val="zh_TW" w:bidi="zh_TW"/>
+          </w:rPr>
+          <w:rPr>
+            <w:color w:val="0000EE"/>
+            <w:u w:val="single"/>
+          </w:rPr>
+          <w:t>–</w:t>
+        </w:r>
+      </w:hyperlink>
+      <w:hyperlink r:id="rId44">
+        <w:r>
+          <w:rPr>
+            <w:lang w:val="zh_TW" w:bidi="zh_TW"/>
+          </w:rPr>
+          <w:rPr>
+            <w:color w:val="0000EE"/>
+            <w:u w:val="single"/>
+          </w:rPr>
+          <w:t>19</w:t>
+        </w:r>
+      </w:hyperlink>
+      <w:r>
+        <w:rPr>
+          <w:lang w:val="zh_TW" w:bidi="zh_TW"/>
+        </w:rPr>
+        <w:t>；</w:t>
+      </w:r>
+      <w:hyperlink r:id="rId45">
+        <w:r>
+          <w:rPr>
+            <w:lang w:val="zh_TW" w:bidi="zh_TW"/>
+          </w:rPr>
+          <w:rPr>
+            <w:color w:val="0000EE"/>
+            <w:u w:val="single"/>
+          </w:rPr>
+          <w:t>約珥書3:4</w:t>
+        </w:r>
+      </w:hyperlink>
+      <w:hyperlink r:id="rId41">
+        <w:r>
+          <w:rPr>
+            <w:lang w:val="zh_TW" w:bidi="zh_TW"/>
+          </w:rPr>
+          <w:rPr>
+            <w:color w:val="0000EE"/>
+            <w:u w:val="single"/>
+          </w:rPr>
+          <w:t>–</w:t>
+        </w:r>
+      </w:hyperlink>
+      <w:hyperlink r:id="rId45">
+        <w:r>
+          <w:rPr>
+            <w:lang w:val="zh_TW" w:bidi="zh_TW"/>
+          </w:rPr>
+          <w:rPr>
+            <w:color w:val="0000EE"/>
+            <w:u w:val="single"/>
+          </w:rPr>
+          <w:t>8</w:t>
+        </w:r>
+      </w:hyperlink>
+      <w:r>
+        <w:rPr>
+          <w:lang w:val="zh_TW" w:bidi="zh_TW"/>
+        </w:rPr>
+        <w:t>；</w:t>
+      </w:r>
+      <w:hyperlink r:id="rId46">
+        <w:r>
+          <w:rPr>
+            <w:lang w:val="zh_TW" w:bidi="zh_TW"/>
+          </w:rPr>
+          <w:rPr>
+            <w:color w:val="0000EE"/>
+            <w:u w:val="single"/>
+          </w:rPr>
+          <w:t>阿摩司書1:9</w:t>
+        </w:r>
+      </w:hyperlink>
+      <w:hyperlink r:id="rId41">
+        <w:r>
+          <w:rPr>
+            <w:lang w:val="zh_TW" w:bidi="zh_TW"/>
+          </w:rPr>
+          <w:rPr>
+            <w:color w:val="0000EE"/>
+            <w:u w:val="single"/>
+          </w:rPr>
+          <w:t>–</w:t>
+        </w:r>
+      </w:hyperlink>
+      <w:hyperlink r:id="rId46">
+        <w:r>
+          <w:rPr>
+            <w:lang w:val="zh_TW" w:bidi="zh_TW"/>
+          </w:rPr>
+          <w:rPr>
+            <w:color w:val="0000EE"/>
+            <w:u w:val="single"/>
+          </w:rPr>
+          <w:t>10</w:t>
+        </w:r>
+      </w:hyperlink>
+      <w:r>
+        <w:rPr>
+          <w:lang w:val="zh_TW" w:bidi="zh_TW"/>
+        </w:rPr>
+        <w:t>）。泰爾被譴責的原因有幾個：</w:t>
+      </w:r>
+    </w:p>
+    <w:p>
+      <w:pPr>
+        <w:pStyle w:val="ListBullet"/>
+        <w:spacing w:line="240" w:lineRule="auto"/>
+        <w:ind w:left="720"/>
+      </w:pPr>
+      <w:r>
+        <w:rPr>
+          <w:lang w:val="zh_TW" w:bidi="zh_TW"/>
+        </w:rPr>
+      </w:r>
+      <w:r>
+        <w:rPr>
+          <w:lang w:val="zh_TW" w:bidi="zh_TW"/>
+        </w:rPr>
+        <w:t>由於其商業重要性，泰爾成為亞述和埃及競爭的焦點。泰爾在這些競爭者之間周旋，同時積累自己的財富並剝削鄰國。</w:t>
+      </w:r>
+    </w:p>
+    <w:p>
+      <w:pPr>
+        <w:pStyle w:val="ListBullet"/>
+        <w:spacing w:line="240" w:lineRule="auto"/>
+        <w:ind w:left="720"/>
+      </w:pPr>
+      <w:r>
+        <w:rPr>
+          <w:lang w:val="zh_TW" w:bidi="zh_TW"/>
+        </w:rPr>
+      </w:r>
+      <w:r>
+        <w:rPr>
+          <w:lang w:val="zh_TW" w:bidi="zh_TW"/>
+        </w:rPr>
+        <w:t>泰爾充滿了貪婪的商人。</w:t>
+      </w:r>
+    </w:p>
+    <w:p>
+      <w:pPr>
+        <w:pStyle w:val="ListBullet"/>
+        <w:spacing w:line="240" w:lineRule="auto"/>
+        <w:ind w:left="720"/>
+      </w:pPr>
+      <w:r>
+        <w:rPr>
+          <w:lang w:val="zh_TW" w:bidi="zh_TW"/>
+        </w:rPr>
+      </w:r>
+      <w:r>
+        <w:rPr>
+          <w:lang w:val="zh_TW" w:bidi="zh_TW"/>
+        </w:rPr>
+        <w:t>泰爾也是宗教偶像崇拜和性道德敗壞的中心。</w:t>
+      </w:r>
+    </w:p>
+    <w:p>
+      <w:pPr>
+        <w:pStyle w:val="ListBullet"/>
+        <w:spacing w:line="240" w:lineRule="auto"/>
+        <w:ind w:left="720"/>
+      </w:pPr>
+      <w:r>
+        <w:rPr>
+          <w:lang w:val="zh_TW" w:bidi="zh_TW"/>
+        </w:rPr>
+      </w:r>
+      <w:r>
+        <w:rPr>
+          <w:lang w:val="zh_TW" w:bidi="zh_TW"/>
+        </w:rPr>
+        <w:t>泰爾因其巨大的財富和戰略位置而極其驕傲。</w:t>
+      </w:r>
+    </w:p>
+    <w:p>
+      <w:pPr/>
+      <w:r>
+        <w:rPr>
+          <w:lang w:val="zh_TW" w:bidi="zh_TW"/>
+        </w:rPr>
+      </w:r>
+      <w:r>
+        <w:rPr>
+          <w:lang w:val="zh_TW" w:bidi="zh_TW"/>
+        </w:rPr>
+        <w:t>以西結的預言提供了泰爾城的詳細圖景，其商業帝國、罪惡及最終的滅亡（</w:t>
+      </w:r>
+      <w:hyperlink r:id="rId47">
+        <w:r>
+          <w:rPr>
+            <w:lang w:val="zh_TW" w:bidi="zh_TW"/>
+          </w:rPr>
+          <w:rPr>
+            <w:color w:val="0000EE"/>
+            <w:u w:val="single"/>
+          </w:rPr>
+          <w:t>以西結書26:1</w:t>
+        </w:r>
+      </w:hyperlink>
+      <w:hyperlink r:id="rId41">
+        <w:r>
+          <w:rPr>
+            <w:lang w:val="zh_TW" w:bidi="zh_TW"/>
+          </w:rPr>
+          <w:rPr>
+            <w:color w:val="0000EE"/>
+            <w:u w:val="single"/>
+          </w:rPr>
+          <w:t>–</w:t>
+        </w:r>
+      </w:hyperlink>
+      <w:hyperlink r:id="rId47">
+        <w:r>
+          <w:rPr>
+            <w:lang w:val="zh_TW" w:bidi="zh_TW"/>
+          </w:rPr>
+          <w:rPr>
+            <w:color w:val="0000EE"/>
+            <w:u w:val="single"/>
+          </w:rPr>
+          <w:t>28</w:t>
+        </w:r>
+      </w:hyperlink>
+      <w:r>
+        <w:rPr>
+          <w:lang w:val="zh_TW" w:bidi="zh_TW"/>
+        </w:rPr>
+        <w:t>，</w:t>
+      </w:r>
+      <w:hyperlink r:id="rId48">
+        <w:r>
+          <w:rPr>
+            <w:lang w:val="zh_TW" w:bidi="zh_TW"/>
+          </w:rPr>
+          <w:rPr>
+            <w:color w:val="0000EE"/>
+            <w:u w:val="single"/>
+          </w:rPr>
+          <w:t>29:18</w:t>
+        </w:r>
+      </w:hyperlink>
+      <w:hyperlink r:id="rId41">
+        <w:r>
+          <w:rPr>
+            <w:lang w:val="zh_TW" w:bidi="zh_TW"/>
+          </w:rPr>
+          <w:rPr>
+            <w:color w:val="0000EE"/>
+            <w:u w:val="single"/>
+          </w:rPr>
+          <w:t>–</w:t>
+        </w:r>
+      </w:hyperlink>
+      <w:hyperlink r:id="rId48">
+        <w:r>
+          <w:rPr>
+            <w:lang w:val="zh_TW" w:bidi="zh_TW"/>
+          </w:rPr>
+          <w:rPr>
+            <w:color w:val="0000EE"/>
+            <w:u w:val="single"/>
+          </w:rPr>
+          <w:t>20</w:t>
+        </w:r>
+      </w:hyperlink>
+      <w:r>
+        <w:rPr>
+          <w:lang w:val="zh_TW" w:bidi="zh_TW"/>
+        </w:rPr>
+        <w:t>）。泰爾的最終毀滅經歷了將近1900年。直到公元1291年才被徹底摧毀。泰爾被尼布甲尼撒圍攻了13年——從公元前587年直到574年。亞歷山大大帝在公元前332年經過七個月的圍攻後征服了這座城市。亞歷山大從大陸建造了一條通往島上的高架道路。以西結對泰爾驕傲的描述將其與撒但的驕傲相提並論。泰爾的宣稱「</w:t>
+      </w:r>
+      <w:r>
+        <w:rPr>
+          <w:lang w:val="zh_TW" w:bidi="zh_TW"/>
+        </w:rPr>
+        <w:t>我是神； 我在海中坐神之位</w:t>
+      </w:r>
+      <w:r>
+        <w:rPr>
+          <w:lang w:val="zh_TW" w:bidi="zh_TW"/>
+        </w:rPr>
+        <w:t>」，這也是導致撒但墮落同樣的表達方式（</w:t>
+      </w:r>
+      <w:hyperlink r:id="rId49">
+        <w:r>
+          <w:rPr>
+            <w:lang w:val="zh_TW" w:bidi="zh_TW"/>
+          </w:rPr>
+          <w:rPr>
+            <w:color w:val="0000EE"/>
+            <w:u w:val="single"/>
+          </w:rPr>
+          <w:t>以西結書28:2</w:t>
+        </w:r>
+      </w:hyperlink>
+      <w:r>
+        <w:rPr>
+          <w:lang w:val="zh_TW" w:bidi="zh_TW"/>
+        </w:rPr>
+        <w:t>）。</w:t>
+      </w:r>
+    </w:p>
+    <w:p>
+      <w:pPr>
+        <w:pStyle w:val="Heading3"/>
+      </w:pPr>
+      <w:r>
+        <w:rPr>
+          <w:lang w:val="zh_TW" w:bidi="zh_TW"/>
+        </w:rPr>
+        <w:t>新約聖經中的泰爾</w:t>
+      </w:r>
+    </w:p>
+    <w:p>
+      <w:pPr/>
+      <w:r>
+        <w:rPr>
+          <w:lang w:val="zh_TW" w:bidi="zh_TW"/>
+        </w:rPr>
+      </w:r>
+      <w:r>
+        <w:rPr>
+          <w:lang w:val="zh_TW" w:bidi="zh_TW"/>
+        </w:rPr>
+        <w:t>亞歷山大征服並摧毀了部分城市。但新約聖經指出，泰爾已經恢復了一些地位。泰爾在人口和商業力量上等同於或超過耶路撒冷。耶穌在祂早期的事工中曾造訪泰爾周圍地區。祂在那裡醫治了敘利腓尼基婦女的女兒（</w:t>
+      </w:r>
+      <w:hyperlink r:id="rId50">
+        <w:r>
+          <w:rPr>
+            <w:lang w:val="zh_TW" w:bidi="zh_TW"/>
+          </w:rPr>
+          <w:rPr>
+            <w:color w:val="0000EE"/>
+            <w:u w:val="single"/>
+          </w:rPr>
+          <w:t>馬太福音15:21–28</w:t>
+        </w:r>
+      </w:hyperlink>
+      <w:r>
+        <w:rPr>
+          <w:lang w:val="zh_TW" w:bidi="zh_TW"/>
+        </w:rPr>
+        <w:t>；</w:t>
+      </w:r>
+      <w:hyperlink r:id="rId51">
+        <w:r>
+          <w:rPr>
+            <w:lang w:val="zh_TW" w:bidi="zh_TW"/>
+          </w:rPr>
+          <w:rPr>
+            <w:color w:val="0000EE"/>
+            <w:u w:val="single"/>
+          </w:rPr>
+          <w:t>馬可福音7:24–31</w:t>
+        </w:r>
+      </w:hyperlink>
+      <w:r>
+        <w:rPr>
+          <w:lang w:val="zh_TW" w:bidi="zh_TW"/>
+        </w:rPr>
+        <w:t>）。耶穌將棄絕祂的加利利城鎮與泰爾和西頓相比。這種比較意味著加利利人理論上可以拒絕耶穌的理由應該更少，因為他在那裡行了許多神蹟（</w:t>
+      </w:r>
+      <w:hyperlink r:id="rId52">
+        <w:r>
+          <w:rPr>
+            <w:lang w:val="zh_TW" w:bidi="zh_TW"/>
+          </w:rPr>
+          <w:rPr>
+            <w:color w:val="0000EE"/>
+            <w:u w:val="single"/>
+          </w:rPr>
+          <w:t>路加福音10:13–14</w:t>
         </w:r>
       </w:hyperlink>
       <w:r>

--- a/zht/docx/127.content.docx
+++ b/zht/docx/127.content.docx
@@ -19,7 +19,7 @@
         <w:rPr>
           <w:lang w:val="zh_TW" w:bidi="zh_TW"/>
         </w:rPr>
-        <w:t>Resource: 聖經詞典 (Tyndale)</w:t>
+        <w:t>Resource: Tyndale Open Bible Dictionary</w:t>
       </w:r>
       <w:r>
         <w:rPr>
@@ -112,7 +112,7 @@
         <w:rPr>
           <w:lang w:val="zh_TW" w:bidi="zh_TW"/>
         </w:rPr>
-        <w:t>聖經詞典 (Tyndale)</w:t>
+        <w:t>Tyndale Open Bible Dictionary</w:t>
       </w:r>
     </w:p>
     <w:p>
@@ -149,7 +149,7 @@
         <w:rPr>
           <w:lang w:val="zh_TW" w:bidi="zh_TW"/>
         </w:rPr>
-        <w:t>tai</w:t>
+        <w:t>shu</w:t>
       </w:r>
       <w:r>
         <w:rPr>
@@ -212,7 +212,7 @@
         <w:rPr>
           <w:lang w:val="zh_TW" w:bidi="zh_TW"/>
         </w:rPr>
-        <w:t>太陽</w:t>
+        <w:t>書珥</w:t>
       </w:r>
       <w:r>
         <w:rPr>
@@ -231,7 +231,7 @@
         <w:rPr>
           <w:lang w:val="zh_TW" w:bidi="zh_TW"/>
         </w:rPr>
-        <w:t>太陽（譯註：或譯「日頭」）是神所創造的兩大光體之一，用來管理白晝（</w:t>
+        <w:t>這是位於埃及尼羅河三角洲以東的西奈半島的曠野地區，位於南地（Negev）以西。在古代，有一條商隊路線從埃及經過這裡到達巴勒斯坦。亞伯拉罕曾在書珥和加低斯之間居住過一段時間（</w:t>
       </w:r>
       <w:hyperlink r:id="rId13">
         <w:r>
@@ -242,14 +242,14 @@
             <w:color w:val="0000EE"/>
             <w:u w:val="single"/>
           </w:rPr>
-          <w:t>創1:14–15</w:t>
-        </w:r>
-      </w:hyperlink>
-      <w:r>
-        <w:rPr>
-          <w:lang w:val="zh_TW" w:bidi="zh_TW"/>
-        </w:rPr>
-        <w:t>）。在聖經時代，一天是從日落開始的，日常獻祭也與太陽的位置有關。第一個燔祭是在日出時獻上的（</w:t>
+          <w:t>創20:1</w:t>
+        </w:r>
+      </w:hyperlink>
+      <w:r>
+        <w:rPr>
+          <w:lang w:val="zh_TW" w:bidi="zh_TW"/>
+        </w:rPr>
+        <w:t>）。以實瑪利人也曾居住在這個地區（</w:t>
       </w:r>
       <w:hyperlink r:id="rId14">
         <w:r>
@@ -260,32 +260,135 @@
             <w:color w:val="0000EE"/>
             <w:u w:val="single"/>
           </w:rPr>
-          <w:t>出29:39</w:t>
-        </w:r>
-      </w:hyperlink>
+          <w:t>創25:18</w:t>
+        </w:r>
+      </w:hyperlink>
+      <w:r>
+        <w:rPr>
+          <w:lang w:val="zh_TW" w:bidi="zh_TW"/>
+        </w:rPr>
+        <w:t>）。過紅海後，摩西帶領以色列人在這片乾旱的地上行走了三天（</w:t>
+      </w:r>
+      <w:hyperlink r:id="rId15">
+        <w:r>
+          <w:rPr>
+            <w:lang w:val="zh_TW" w:bidi="zh_TW"/>
+          </w:rPr>
+          <w:rPr>
+            <w:color w:val="0000EE"/>
+            <w:u w:val="single"/>
+          </w:rPr>
+          <w:t>出15:22</w:t>
+        </w:r>
+      </w:hyperlink>
+      <w:r>
+        <w:rPr>
+          <w:lang w:val="zh_TW" w:bidi="zh_TW"/>
+        </w:rPr>
+        <w:t>）。以色列王掃羅在書珥附近征服了亞瑪力人（</w:t>
+      </w:r>
+      <w:hyperlink r:id="rId16">
+        <w:r>
+          <w:rPr>
+            <w:lang w:val="zh_TW" w:bidi="zh_TW"/>
+          </w:rPr>
+          <w:rPr>
+            <w:color w:val="0000EE"/>
+            <w:u w:val="single"/>
+          </w:rPr>
+          <w:t>撒上15:7</w:t>
+        </w:r>
+      </w:hyperlink>
+      <w:r>
+        <w:rPr>
+          <w:lang w:val="zh_TW" w:bidi="zh_TW"/>
+        </w:rPr>
+        <w:t>）。後來，大衛在這裡擊敗了基述人、基色人和亞瑪力人（</w:t>
+      </w:r>
+      <w:hyperlink r:id="rId17">
+        <w:r>
+          <w:rPr>
+            <w:lang w:val="zh_TW" w:bidi="zh_TW"/>
+          </w:rPr>
+          <w:rPr>
+            <w:color w:val="0000EE"/>
+            <w:u w:val="single"/>
+          </w:rPr>
+          <w:t>撒上27:8</w:t>
+        </w:r>
+      </w:hyperlink>
+      <w:r>
+        <w:rPr>
+          <w:lang w:val="zh_TW" w:bidi="zh_TW"/>
+        </w:rPr>
+        <w:t>）。</w:t>
+      </w:r>
+      <w:hyperlink r:id="rId18">
+        <w:r>
+          <w:rPr>
+            <w:lang w:val="zh_TW" w:bidi="zh_TW"/>
+          </w:rPr>
+          <w:rPr>
+            <w:color w:val="0000EE"/>
+            <w:u w:val="single"/>
+          </w:rPr>
+          <w:t>民數記三十三章8節</w:t>
+        </w:r>
+      </w:hyperlink>
+      <w:r>
+        <w:rPr>
+          <w:lang w:val="zh_TW" w:bidi="zh_TW"/>
+        </w:rPr>
+        <w:t>稱這個地區為伊坦的曠野。</w:t>
+      </w:r>
+    </w:p>
+    <w:p>
+      <w:pPr/>
+      <w:r>
+        <w:rPr>
+          <w:lang w:val="zh_TW" w:bidi="zh_TW"/>
+        </w:rPr>
+      </w:r>
+      <w:r>
+        <w:rPr>
+          <w:i/>
+          <w:lang w:val="zh_TW" w:bidi="zh_TW"/>
+        </w:rPr>
+        <w:t xml:space="preserve">另見 </w:t>
+      </w:r>
+      <w:r>
+        <w:rPr>
+          <w:lang w:val="zh_TW" w:bidi="zh_TW"/>
+        </w:rPr>
+        <w:t>西奈，西奈山</w:t>
+      </w:r>
       <w:r>
         <w:rPr>
           <w:lang w:val="zh_TW" w:bidi="zh_TW"/>
         </w:rPr>
         <w:t>；</w:t>
       </w:r>
-      <w:hyperlink r:id="rId15">
-        <w:r>
-          <w:rPr>
-            <w:lang w:val="zh_TW" w:bidi="zh_TW"/>
-          </w:rPr>
-          <w:rPr>
-            <w:color w:val="0000EE"/>
-            <w:u w:val="single"/>
-          </w:rPr>
-          <w:t>民28:4</w:t>
-        </w:r>
-      </w:hyperlink>
-      <w:r>
-        <w:rPr>
-          <w:lang w:val="zh_TW" w:bidi="zh_TW"/>
-        </w:rPr>
-        <w:t>）。在猶太教的拉比傳統中，白晝的時數隨著季節變化，取決於太陽週期。</w:t>
+      <w:r>
+        <w:rPr>
+          <w:lang w:val="zh_TW" w:bidi="zh_TW"/>
+        </w:rPr>
+        <w:t>曠野漂流</w:t>
+      </w:r>
+      <w:r>
+        <w:rPr>
+          <w:lang w:val="zh_TW" w:bidi="zh_TW"/>
+        </w:rPr>
+        <w:t>。</w:t>
+      </w:r>
+      <w:r>
+        <w:rPr>
+          <w:lang w:val="zh_TW" w:bidi="zh_TW"/>
+        </w:rPr>
+      </w:r>
+      <w:r>
+        <w:rPr>
+          <w:lang w:val="zh_TW" w:bidi="zh_TW"/>
+        </w:rPr>
       </w:r>
     </w:p>
     <w:p>
@@ -295,11 +398,21 @@
           <w:lang w:val="zh_TW" w:bidi="zh_TW"/>
         </w:rPr>
       </w:r>
-      <w:r>
-        <w:rPr>
-          <w:lang w:val="zh_TW" w:bidi="zh_TW"/>
-        </w:rPr>
-        <w:t>以色列人用的曆法是陰曆，但春季（逾越節）和秋季（吹角節、贖罪日、住棚節）的大節期卻顯示，他們也考量了太陽年（solar year）。與農事對應的基色曆（Gezer calendar）以太陽年為依據。猶太曆採用19年循環，其中有7年會加上閏月，使陰曆與太陽年對齊，聖經並沒有提到這套系統，學者認為第十三個月是後來才加上的。來自埃及象島（Elephantine）猶太殖民地的亞蘭文文件顯示，早在主前五世紀，這個19年循環的系統已經被使用。雖然沒有相關記錄留存，猶大和以色列王國很可能採用類似的制度。</w:t>
+    </w:p>
+    <w:p>
+      <w:pPr>
+        <w:pStyle w:val="Heading2"/>
+      </w:pPr>
+      <w:r>
+        <w:rPr>
+          <w:lang w:val="zh_TW" w:bidi="zh_TW"/>
+        </w:rPr>
+        <w:t>書卷</w:t>
+      </w:r>
+      <w:r>
+        <w:rPr>
+          <w:lang w:val="zh_TW" w:bidi="zh_TW"/>
+        </w:rPr>
       </w:r>
     </w:p>
     <w:p>
@@ -313,30 +426,165 @@
         <w:rPr>
           <w:lang w:val="zh_TW" w:bidi="zh_TW"/>
         </w:rPr>
-        <w:t>在猶太教的拉比傳統中，認為每年都有四季，但舊約僅提到兩季：「</w:t>
-      </w:r>
-      <w:r>
-        <w:rPr>
-          <w:lang w:val="zh_TW" w:bidi="zh_TW"/>
-        </w:rPr>
-        <w:t>稼穡、寒暑、冬夏</w:t>
-      </w:r>
-      <w:r>
-        <w:rPr>
-          <w:lang w:val="zh_TW" w:bidi="zh_TW"/>
-        </w:rPr>
-        <w:t>」（</w:t>
-      </w:r>
-      <w:hyperlink r:id="rId16">
-        <w:r>
-          <w:rPr>
-            <w:lang w:val="zh_TW" w:bidi="zh_TW"/>
-          </w:rPr>
-          <w:rPr>
-            <w:color w:val="0000EE"/>
-            <w:u w:val="single"/>
-          </w:rPr>
-          <w:t>創8:22</w:t>
+        <w:t>書寫用的紙張或卷軸，常被用來保存記錄或故事。這些材料通常由木材、羊皮紙、或蒲草紙製成。至於有頁面裝訂成冊的書籍，則是在聖經時期之後才逐漸發展出來的。</w:t>
+      </w:r>
+    </w:p>
+    <w:p>
+      <w:pPr/>
+      <w:r>
+        <w:rPr>
+          <w:lang w:val="zh_TW" w:bidi="zh_TW"/>
+        </w:rPr>
+      </w:r>
+      <w:r>
+        <w:rPr>
+          <w:lang w:val="zh_TW" w:bidi="zh_TW"/>
+        </w:rPr>
+        <w:t>聖經包含多卷被稱為「書卷」的經文，因為這些文獻在被編入聖經之前就是單獨的書卷。聖經共有66卷書（例如：創世記、以賽亞書、馬太福音和啟示錄）。</w:t>
+      </w:r>
+    </w:p>
+    <w:p>
+      <w:pPr>
+        <w:pStyle w:val="Heading3"/>
+      </w:pPr>
+      <w:r>
+        <w:rPr>
+          <w:lang w:val="zh_TW" w:bidi="zh_TW"/>
+        </w:rPr>
+        <w:t>律法書</w:t>
+      </w:r>
+    </w:p>
+    <w:p>
+      <w:pPr/>
+      <w:r>
+        <w:rPr>
+          <w:lang w:val="zh_TW" w:bidi="zh_TW"/>
+        </w:rPr>
+      </w:r>
+      <w:r>
+        <w:rPr>
+          <w:lang w:val="zh_TW" w:bidi="zh_TW"/>
+        </w:rPr>
+        <w:t>對古代以色列人來說是最重要的書卷（</w:t>
+      </w:r>
+      <w:hyperlink r:id="rId19">
+        <w:r>
+          <w:rPr>
+            <w:lang w:val="zh_TW" w:bidi="zh_TW"/>
+          </w:rPr>
+          <w:rPr>
+            <w:color w:val="0000EE"/>
+            <w:u w:val="single"/>
+          </w:rPr>
+          <w:t>王下22:8</w:t>
+        </w:r>
+      </w:hyperlink>
+      <w:r>
+        <w:rPr>
+          <w:lang w:val="zh_TW" w:bidi="zh_TW"/>
+        </w:rPr>
+        <w:t>）。這卷書之所以重要，是因為它是神賜給摩西的（</w:t>
+      </w:r>
+      <w:hyperlink r:id="rId20">
+        <w:r>
+          <w:rPr>
+            <w:lang w:val="zh_TW" w:bidi="zh_TW"/>
+          </w:rPr>
+          <w:rPr>
+            <w:color w:val="0000EE"/>
+            <w:u w:val="single"/>
+          </w:rPr>
+          <w:t>書23:6</w:t>
+        </w:r>
+      </w:hyperlink>
+      <w:r>
+        <w:rPr>
+          <w:lang w:val="zh_TW" w:bidi="zh_TW"/>
+        </w:rPr>
+        <w:t>；</w:t>
+      </w:r>
+      <w:hyperlink r:id="rId21">
+        <w:r>
+          <w:rPr>
+            <w:lang w:val="zh_TW" w:bidi="zh_TW"/>
+          </w:rPr>
+          <w:rPr>
+            <w:color w:val="0000EE"/>
+            <w:u w:val="single"/>
+          </w:rPr>
+          <w:t>可12:26</w:t>
+        </w:r>
+      </w:hyperlink>
+      <w:r>
+        <w:rPr>
+          <w:lang w:val="zh_TW" w:bidi="zh_TW"/>
+        </w:rPr>
+        <w:t>）。它很重要，也是因為其中包含了摩西之約（例如，</w:t>
+      </w:r>
+      <w:hyperlink r:id="rId22">
+        <w:r>
+          <w:rPr>
+            <w:lang w:val="zh_TW" w:bidi="zh_TW"/>
+          </w:rPr>
+          <w:rPr>
+            <w:color w:val="0000EE"/>
+            <w:u w:val="single"/>
+          </w:rPr>
+          <w:t>出20章</w:t>
+        </w:r>
+      </w:hyperlink>
+      <w:r>
+        <w:rPr>
+          <w:lang w:val="zh_TW" w:bidi="zh_TW"/>
+        </w:rPr>
+        <w:t>）。神曾吩咐約書亞晝夜思想這卷書（</w:t>
+      </w:r>
+      <w:hyperlink r:id="rId23">
+        <w:r>
+          <w:rPr>
+            <w:lang w:val="zh_TW" w:bidi="zh_TW"/>
+          </w:rPr>
+          <w:rPr>
+            <w:color w:val="0000EE"/>
+            <w:u w:val="single"/>
+          </w:rPr>
+          <w:t>書1:8</w:t>
+        </w:r>
+      </w:hyperlink>
+      <w:r>
+        <w:rPr>
+          <w:lang w:val="zh_TW" w:bidi="zh_TW"/>
+        </w:rPr>
+        <w:t>）。先知們經常引用它，尤其是申命記。在約西亞作王時期，律法書在聖殿的修復過程中被發現，這導致了重要的宗教改革（</w:t>
+      </w:r>
+      <w:hyperlink r:id="rId24">
+        <w:r>
+          <w:rPr>
+            <w:lang w:val="zh_TW" w:bidi="zh_TW"/>
+          </w:rPr>
+          <w:rPr>
+            <w:color w:val="0000EE"/>
+            <w:u w:val="single"/>
+          </w:rPr>
+          <w:t>王下22:8</w:t>
+        </w:r>
+      </w:hyperlink>
+      <w:r>
+        <w:rPr>
+          <w:lang w:val="zh_TW" w:bidi="zh_TW"/>
+        </w:rPr>
+        <w:t>–</w:t>
+      </w:r>
+      <w:hyperlink r:id="rId24">
+        <w:r>
+          <w:rPr>
+            <w:lang w:val="zh_TW" w:bidi="zh_TW"/>
+          </w:rPr>
+          <w:rPr>
+            <w:color w:val="0000EE"/>
+            <w:u w:val="single"/>
+          </w:rPr>
+          <w:t>13</w:t>
         </w:r>
       </w:hyperlink>
       <w:r>
@@ -347,6 +595,17 @@
       </w:r>
     </w:p>
     <w:p>
+      <w:pPr>
+        <w:pStyle w:val="Heading3"/>
+      </w:pPr>
+      <w:r>
+        <w:rPr>
+          <w:lang w:val="zh_TW" w:bidi="zh_TW"/>
+        </w:rPr>
+        <w:t>聖經中提到的書卷</w:t>
+      </w:r>
+    </w:p>
+    <w:p>
       <w:pPr/>
       <w:r>
         <w:rPr>
@@ -357,7 +616,7 @@
         <w:rPr>
           <w:lang w:val="zh_TW" w:bidi="zh_TW"/>
         </w:rPr>
-        <w:t>四個季節與太陽的運行有關：</w:t>
+        <w:t>聖經中特別提到的一些作為資料來源的書卷包括：</w:t>
       </w:r>
     </w:p>
     <w:p>
@@ -375,38 +634,25 @@
         <w:rPr>
           <w:lang w:val="zh_TW" w:bidi="zh_TW"/>
         </w:rPr>
-        <w:t>秋季（</w:t>
-      </w:r>
-      <w:r>
-        <w:rPr>
-          <w:i/>
-          <w:lang w:val="zh_TW" w:bidi="zh_TW"/>
-        </w:rPr>
-        <w:t>setav；</w:t>
-      </w:r>
-      <w:r>
-        <w:rPr>
-          <w:lang w:val="zh_TW" w:bidi="zh_TW"/>
-        </w:rPr>
-        <w:t>原指「雨季」或「雨」；</w:t>
-      </w:r>
-      <w:hyperlink r:id="rId17">
-        <w:r>
-          <w:rPr>
-            <w:lang w:val="zh_TW" w:bidi="zh_TW"/>
-          </w:rPr>
-          <w:rPr>
-            <w:color w:val="0000EE"/>
-            <w:u w:val="single"/>
-          </w:rPr>
-          <w:t>歌2:11</w:t>
-        </w:r>
-      </w:hyperlink>
-      <w:r>
-        <w:rPr>
-          <w:lang w:val="zh_TW" w:bidi="zh_TW"/>
-        </w:rPr>
-        <w:t>）始於秋分（9月21日）</w:t>
+        <w:t>耶和華的戰記（</w:t>
+      </w:r>
+      <w:hyperlink r:id="rId25">
+        <w:r>
+          <w:rPr>
+            <w:lang w:val="zh_TW" w:bidi="zh_TW"/>
+          </w:rPr>
+          <w:rPr>
+            <w:color w:val="0000EE"/>
+            <w:u w:val="single"/>
+          </w:rPr>
+          <w:t>民21:14</w:t>
+        </w:r>
+      </w:hyperlink>
+      <w:r>
+        <w:rPr>
+          <w:lang w:val="zh_TW" w:bidi="zh_TW"/>
+        </w:rPr>
+        <w:t>）</w:t>
       </w:r>
     </w:p>
     <w:p>
@@ -424,20 +670,43 @@
         <w:rPr>
           <w:lang w:val="zh_TW" w:bidi="zh_TW"/>
         </w:rPr>
-        <w:t>冬季（</w:t>
-      </w:r>
-      <w:r>
-        <w:rPr>
-          <w:i/>
-          <w:lang w:val="zh_TW" w:bidi="zh_TW"/>
-        </w:rPr>
-        <w:t>horeph</w:t>
-      </w:r>
-      <w:r>
-        <w:rPr>
-          <w:lang w:val="zh_TW" w:bidi="zh_TW"/>
-        </w:rPr>
-        <w:t>）始於冬至（約12月22日）</w:t>
+        <w:t>雅煞珥書（</w:t>
+      </w:r>
+      <w:hyperlink r:id="rId26">
+        <w:r>
+          <w:rPr>
+            <w:lang w:val="zh_TW" w:bidi="zh_TW"/>
+          </w:rPr>
+          <w:rPr>
+            <w:color w:val="0000EE"/>
+            <w:u w:val="single"/>
+          </w:rPr>
+          <w:t>約書亞10:13</w:t>
+        </w:r>
+      </w:hyperlink>
+      <w:r>
+        <w:rPr>
+          <w:lang w:val="zh_TW" w:bidi="zh_TW"/>
+        </w:rPr>
+        <w:t>；</w:t>
+      </w:r>
+      <w:hyperlink r:id="rId27">
+        <w:r>
+          <w:rPr>
+            <w:lang w:val="zh_TW" w:bidi="zh_TW"/>
+          </w:rPr>
+          <w:rPr>
+            <w:color w:val="0000EE"/>
+            <w:u w:val="single"/>
+          </w:rPr>
+          <w:t>撒母耳下1:18</w:t>
+        </w:r>
+      </w:hyperlink>
+      <w:r>
+        <w:rPr>
+          <w:lang w:val="zh_TW" w:bidi="zh_TW"/>
+        </w:rPr>
+        <w:t>）</w:t>
       </w:r>
     </w:p>
     <w:p>
@@ -455,20 +724,25 @@
         <w:rPr>
           <w:lang w:val="zh_TW" w:bidi="zh_TW"/>
         </w:rPr>
-        <w:t>春天 （</w:t>
-      </w:r>
-      <w:r>
-        <w:rPr>
-          <w:i/>
-          <w:lang w:val="zh_TW" w:bidi="zh_TW"/>
-        </w:rPr>
-        <w:t>aviv</w:t>
-      </w:r>
-      <w:r>
-        <w:rPr>
-          <w:lang w:val="zh_TW" w:bidi="zh_TW"/>
-        </w:rPr>
-        <w:t>） 開始於春分（3月21日）</w:t>
+        <w:t>所羅門記（</w:t>
+      </w:r>
+      <w:hyperlink r:id="rId28">
+        <w:r>
+          <w:rPr>
+            <w:lang w:val="zh_TW" w:bidi="zh_TW"/>
+          </w:rPr>
+          <w:rPr>
+            <w:color w:val="0000EE"/>
+            <w:u w:val="single"/>
+          </w:rPr>
+          <w:t>王上11:41</w:t>
+        </w:r>
+      </w:hyperlink>
+      <w:r>
+        <w:rPr>
+          <w:lang w:val="zh_TW" w:bidi="zh_TW"/>
+        </w:rPr>
+        <w:t>）</w:t>
       </w:r>
     </w:p>
     <w:p>
@@ -486,20 +760,25 @@
         <w:rPr>
           <w:lang w:val="zh_TW" w:bidi="zh_TW"/>
         </w:rPr>
-        <w:t>夏季（</w:t>
-      </w:r>
-      <w:r>
-        <w:rPr>
-          <w:i/>
-          <w:lang w:val="zh_TW" w:bidi="zh_TW"/>
-        </w:rPr>
-        <w:t>qayits</w:t>
-      </w:r>
-      <w:r>
-        <w:rPr>
-          <w:lang w:val="zh_TW" w:bidi="zh_TW"/>
-        </w:rPr>
-        <w:t>）始於夏至（6月22日）</w:t>
+        <w:t>猶大列王記（</w:t>
+      </w:r>
+      <w:hyperlink r:id="rId29">
+        <w:r>
+          <w:rPr>
+            <w:lang w:val="zh_TW" w:bidi="zh_TW"/>
+          </w:rPr>
+          <w:rPr>
+            <w:color w:val="0000EE"/>
+            <w:u w:val="single"/>
+          </w:rPr>
+          <w:t>王上14:29</w:t>
+        </w:r>
+      </w:hyperlink>
+      <w:r>
+        <w:rPr>
+          <w:lang w:val="zh_TW" w:bidi="zh_TW"/>
+        </w:rPr>
+        <w:t>）</w:t>
       </w:r>
     </w:p>
     <w:p>
@@ -513,21 +792,7 @@
         <w:rPr>
           <w:lang w:val="zh_TW" w:bidi="zh_TW"/>
         </w:rPr>
-        <w:t>在別是巴發現的一座聖殿（追溯到公元前125年），與夏至的日出對齊。同樣，拉吉（Lachish）的一座聖殿則朝向冬至。來自君主時代的亞拉得（Arad）聖殿幾乎正對東方。它很可能與春分或秋分的日出對齊，耶路撒冷聖殿也是如此。</w:t>
-      </w:r>
-    </w:p>
-    <w:p>
-      <w:pPr/>
-      <w:r>
-        <w:rPr>
-          <w:lang w:val="zh_TW" w:bidi="zh_TW"/>
-        </w:rPr>
-      </w:r>
-      <w:r>
-        <w:rPr>
-          <w:lang w:val="zh_TW" w:bidi="zh_TW"/>
-        </w:rPr>
-        <w:t>在希伯來詩詞中，太陽常被用作一個強烈的意象。它被描述為：</w:t>
+        <w:t>歷代志中還提到了多卷被用作資料來源的先知文獻：</w:t>
       </w:r>
     </w:p>
     <w:p>
@@ -545,25 +810,7 @@
         <w:rPr>
           <w:lang w:val="zh_TW" w:bidi="zh_TW"/>
         </w:rPr>
-        <w:t>擁有居所（</w:t>
-      </w:r>
-      <w:hyperlink r:id="rId18">
-        <w:r>
-          <w:rPr>
-            <w:lang w:val="zh_TW" w:bidi="zh_TW"/>
-          </w:rPr>
-          <w:rPr>
-            <w:color w:val="0000EE"/>
-            <w:u w:val="single"/>
-          </w:rPr>
-          <w:t>哈3:11</w:t>
-        </w:r>
-      </w:hyperlink>
-      <w:r>
-        <w:rPr>
-          <w:lang w:val="zh_TW" w:bidi="zh_TW"/>
-        </w:rPr>
-        <w:t>）</w:t>
+        <w:t>先見撒母耳的書</w:t>
       </w:r>
     </w:p>
     <w:p>
@@ -581,39 +828,7 @@
         <w:rPr>
           <w:lang w:val="zh_TW" w:bidi="zh_TW"/>
         </w:rPr>
-        <w:t>如同新郎出洞房般 （</w:t>
-      </w:r>
-      <w:hyperlink r:id="rId19">
-        <w:r>
-          <w:rPr>
-            <w:lang w:val="zh_TW" w:bidi="zh_TW"/>
-          </w:rPr>
-          <w:rPr>
-            <w:color w:val="0000EE"/>
-            <w:u w:val="single"/>
-          </w:rPr>
-          <w:t>詩19:4–5</w:t>
-        </w:r>
-      </w:hyperlink>
-      <w:r>
-        <w:rPr>
-          <w:lang w:val="zh_TW" w:bidi="zh_TW"/>
-        </w:rPr>
-        <w:t>）</w:t>
-      </w:r>
-    </w:p>
-    <w:p>
-      <w:pPr/>
-      <w:r>
-        <w:rPr>
-          <w:lang w:val="zh_TW" w:bidi="zh_TW"/>
-        </w:rPr>
-      </w:r>
-      <w:r>
-        <w:rPr>
-          <w:lang w:val="zh_TW" w:bidi="zh_TW"/>
-        </w:rPr>
-        <w:t>太陽象徵：</w:t>
+        <w:t>先知拿單的書</w:t>
       </w:r>
     </w:p>
     <w:p>
@@ -631,18 +846,18 @@
         <w:rPr>
           <w:lang w:val="zh_TW" w:bidi="zh_TW"/>
         </w:rPr>
-        <w:t>恆久不變（</w:t>
-      </w:r>
-      <w:hyperlink r:id="rId20">
-        <w:r>
-          <w:rPr>
-            <w:lang w:val="zh_TW" w:bidi="zh_TW"/>
-          </w:rPr>
-          <w:rPr>
-            <w:color w:val="0000EE"/>
-            <w:u w:val="single"/>
-          </w:rPr>
-          <w:t>詩72:5、17</w:t>
+        <w:t>先見迦得的書（</w:t>
+      </w:r>
+      <w:hyperlink r:id="rId30">
+        <w:r>
+          <w:rPr>
+            <w:lang w:val="zh_TW" w:bidi="zh_TW"/>
+          </w:rPr>
+          <w:rPr>
+            <w:color w:val="0000EE"/>
+            <w:u w:val="single"/>
+          </w:rPr>
+          <w:t>代上29:29</w:t>
         </w:r>
       </w:hyperlink>
       <w:r>
@@ -667,18 +882,18 @@
         <w:rPr>
           <w:lang w:val="zh_TW" w:bidi="zh_TW"/>
         </w:rPr>
-        <w:t>律法（</w:t>
-      </w:r>
-      <w:hyperlink r:id="rId21">
-        <w:r>
-          <w:rPr>
-            <w:lang w:val="zh_TW" w:bidi="zh_TW"/>
-          </w:rPr>
-          <w:rPr>
-            <w:color w:val="0000EE"/>
-            <w:u w:val="single"/>
-          </w:rPr>
-          <w:t>詩19:7</w:t>
+        <w:t>示羅人亞希雅的預言書（</w:t>
+      </w:r>
+      <w:hyperlink r:id="rId31">
+        <w:r>
+          <w:rPr>
+            <w:lang w:val="zh_TW" w:bidi="zh_TW"/>
+          </w:rPr>
+          <w:rPr>
+            <w:color w:val="0000EE"/>
+            <w:u w:val="single"/>
+          </w:rPr>
+          <w:t>代下9:29</w:t>
         </w:r>
       </w:hyperlink>
       <w:r>
@@ -686,6 +901,471 @@
           <w:lang w:val="zh_TW" w:bidi="zh_TW"/>
         </w:rPr>
         <w:t>）</w:t>
+      </w:r>
+    </w:p>
+    <w:p>
+      <w:pPr/>
+      <w:r>
+        <w:rPr>
+          <w:lang w:val="zh_TW" w:bidi="zh_TW"/>
+        </w:rPr>
+      </w:r>
+      <w:r>
+        <w:rPr>
+          <w:lang w:val="zh_TW" w:bidi="zh_TW"/>
+        </w:rPr>
+        <w:t>這些先知文獻被引用於歷代志，表明以色列人將自己的歷史視為神作為的記錄。</w:t>
+      </w:r>
+    </w:p>
+    <w:p>
+      <w:pPr/>
+      <w:r>
+        <w:rPr>
+          <w:lang w:val="zh_TW" w:bidi="zh_TW"/>
+        </w:rPr>
+      </w:r>
+      <w:r>
+        <w:rPr>
+          <w:i/>
+          <w:lang w:val="zh_TW" w:bidi="zh_TW"/>
+        </w:rPr>
+        <w:t>見</w:t>
+      </w:r>
+      <w:r>
+        <w:rPr>
+          <w:lang w:val="zh_TW" w:bidi="zh_TW"/>
+        </w:rPr>
+        <w:t xml:space="preserve"> </w:t>
+      </w:r>
+      <w:r>
+        <w:rPr>
+          <w:lang w:val="zh_TW" w:bidi="zh_TW"/>
+        </w:rPr>
+        <w:t>寫作</w:t>
+      </w:r>
+      <w:r>
+        <w:rPr>
+          <w:lang w:val="zh_TW" w:bidi="zh_TW"/>
+        </w:rPr>
+        <w:t>。</w:t>
+      </w:r>
+      <w:r>
+        <w:rPr>
+          <w:lang w:val="zh_TW" w:bidi="zh_TW"/>
+        </w:rPr>
+      </w:r>
+      <w:r>
+        <w:rPr>
+          <w:lang w:val="zh_TW" w:bidi="zh_TW"/>
+        </w:rPr>
+      </w:r>
+    </w:p>
+    <w:p>
+      <w:pPr/>
+      <w:r>
+        <w:rPr>
+          <w:lang w:val="zh_TW" w:bidi="zh_TW"/>
+        </w:rPr>
+      </w:r>
+    </w:p>
+    <w:p>
+      <w:pPr>
+        <w:pStyle w:val="Heading2"/>
+      </w:pPr>
+      <w:r>
+        <w:rPr>
+          <w:lang w:val="zh_TW" w:bidi="zh_TW"/>
+        </w:rPr>
+        <w:t>書亞 （Shuah）</w:t>
+      </w:r>
+      <w:r>
+        <w:rPr>
+          <w:lang w:val="zh_TW" w:bidi="zh_TW"/>
+        </w:rPr>
+      </w:r>
+    </w:p>
+    <w:p>
+      <w:pPr/>
+      <w:r>
+        <w:rPr>
+          <w:lang w:val="zh_TW" w:bidi="zh_TW"/>
+        </w:rPr>
+      </w:r>
+      <w:r>
+        <w:rPr>
+          <w:lang w:val="zh_TW" w:bidi="zh_TW"/>
+        </w:rPr>
+        <w:t>1. 書亞是基土拉為亞伯拉罕所生的六個兒子之一（</w:t>
+      </w:r>
+      <w:hyperlink r:id="rId32">
+        <w:r>
+          <w:rPr>
+            <w:lang w:val="zh_TW" w:bidi="zh_TW"/>
+          </w:rPr>
+          <w:rPr>
+            <w:color w:val="0000EE"/>
+            <w:u w:val="single"/>
+          </w:rPr>
+          <w:t>創25:2</w:t>
+        </w:r>
+      </w:hyperlink>
+      <w:r>
+        <w:rPr>
+          <w:lang w:val="zh_TW" w:bidi="zh_TW"/>
+        </w:rPr>
+        <w:t>；</w:t>
+      </w:r>
+      <w:hyperlink r:id="rId33">
+        <w:r>
+          <w:rPr>
+            <w:lang w:val="zh_TW" w:bidi="zh_TW"/>
+          </w:rPr>
+          <w:rPr>
+            <w:color w:val="0000EE"/>
+            <w:u w:val="single"/>
+          </w:rPr>
+          <w:t>代上1:32</w:t>
+        </w:r>
+      </w:hyperlink>
+      <w:r>
+        <w:rPr>
+          <w:lang w:val="zh_TW" w:bidi="zh_TW"/>
+        </w:rPr>
+        <w:t>）。他可能是住在烏斯地附近的</w:t>
+      </w:r>
+      <w:r>
+        <w:rPr>
+          <w:lang w:val="zh_TW" w:bidi="zh_TW"/>
+        </w:rPr>
+        <w:t>書亞人</w:t>
+      </w:r>
+      <w:r>
+        <w:rPr>
+          <w:lang w:val="zh_TW" w:bidi="zh_TW"/>
+        </w:rPr>
+        <w:t>的先祖（</w:t>
+      </w:r>
+      <w:hyperlink r:id="rId34">
+        <w:r>
+          <w:rPr>
+            <w:lang w:val="zh_TW" w:bidi="zh_TW"/>
+          </w:rPr>
+          <w:rPr>
+            <w:color w:val="0000EE"/>
+            <w:u w:val="single"/>
+          </w:rPr>
+          <w:t>伯2:11</w:t>
+        </w:r>
+      </w:hyperlink>
+      <w:r>
+        <w:rPr>
+          <w:lang w:val="zh_TW" w:bidi="zh_TW"/>
+        </w:rPr>
+        <w:t>）。</w:t>
+      </w:r>
+    </w:p>
+    <w:p>
+      <w:pPr/>
+      <w:r>
+        <w:rPr>
+          <w:lang w:val="zh_TW" w:bidi="zh_TW"/>
+        </w:rPr>
+      </w:r>
+      <w:r>
+        <w:rPr>
+          <w:lang w:val="zh_TW" w:bidi="zh_TW"/>
+        </w:rPr>
+        <w:t>2. 猶大的岳父，見於</w:t>
+      </w:r>
+      <w:hyperlink r:id="rId35">
+        <w:r>
+          <w:rPr>
+            <w:lang w:val="zh_TW" w:bidi="zh_TW"/>
+          </w:rPr>
+          <w:rPr>
+            <w:color w:val="0000EE"/>
+            <w:u w:val="single"/>
+          </w:rPr>
+          <w:t>創世記三十八章2節</w:t>
+        </w:r>
+      </w:hyperlink>
+      <w:r>
+        <w:rPr>
+          <w:lang w:val="zh_TW" w:bidi="zh_TW"/>
+        </w:rPr>
+        <w:t>、</w:t>
+      </w:r>
+      <w:hyperlink r:id="rId35">
+        <w:r>
+          <w:rPr>
+            <w:lang w:val="zh_TW" w:bidi="zh_TW"/>
+          </w:rPr>
+          <w:rPr>
+            <w:color w:val="0000EE"/>
+            <w:u w:val="single"/>
+          </w:rPr>
+          <w:t>12節</w:t>
+        </w:r>
+      </w:hyperlink>
+      <w:r>
+        <w:rPr>
+          <w:lang w:val="zh_TW" w:bidi="zh_TW"/>
+        </w:rPr>
+        <w:t>。</w:t>
+      </w:r>
+    </w:p>
+    <w:p>
+      <w:pPr/>
+      <w:r>
+        <w:rPr>
+          <w:lang w:val="zh_TW" w:bidi="zh_TW"/>
+        </w:rPr>
+      </w:r>
+      <w:r>
+        <w:rPr>
+          <w:i/>
+          <w:lang w:val="zh_TW" w:bidi="zh_TW"/>
+        </w:rPr>
+        <w:t xml:space="preserve">見 </w:t>
+      </w:r>
+      <w:r>
+        <w:rPr>
+          <w:lang w:val="zh_TW" w:bidi="zh_TW"/>
+        </w:rPr>
+        <w:t>書亞（Shua）#1</w:t>
+      </w:r>
+      <w:r>
+        <w:rPr>
+          <w:lang w:val="zh_TW" w:bidi="zh_TW"/>
+        </w:rPr>
+        <w:t>。</w:t>
+      </w:r>
+    </w:p>
+    <w:p>
+      <w:pPr/>
+      <w:r>
+        <w:rPr>
+          <w:lang w:val="zh_TW" w:bidi="zh_TW"/>
+        </w:rPr>
+      </w:r>
+      <w:r>
+        <w:rPr>
+          <w:lang w:val="zh_TW" w:bidi="zh_TW"/>
+        </w:rPr>
+        <w:t>3. 有些譯本將其寫為書哈（Shuhah），他是基祿的兄弟，見於</w:t>
+      </w:r>
+      <w:hyperlink r:id="rId36">
+        <w:r>
+          <w:rPr>
+            <w:lang w:val="zh_TW" w:bidi="zh_TW"/>
+          </w:rPr>
+          <w:rPr>
+            <w:color w:val="0000EE"/>
+            <w:u w:val="single"/>
+          </w:rPr>
+          <w:t>歷代志上四章11節</w:t>
+        </w:r>
+      </w:hyperlink>
+      <w:r>
+        <w:rPr>
+          <w:lang w:val="zh_TW" w:bidi="zh_TW"/>
+        </w:rPr>
+        <w:t>。</w:t>
+      </w:r>
+    </w:p>
+    <w:p>
+      <w:pPr/>
+      <w:r>
+        <w:rPr>
+          <w:lang w:val="zh_TW" w:bidi="zh_TW"/>
+        </w:rPr>
+      </w:r>
+      <w:r>
+        <w:rPr>
+          <w:i/>
+          <w:lang w:val="zh_TW" w:bidi="zh_TW"/>
+        </w:rPr>
+        <w:t xml:space="preserve">見 </w:t>
+      </w:r>
+      <w:r>
+        <w:rPr>
+          <w:lang w:val="zh_TW" w:bidi="zh_TW"/>
+        </w:rPr>
+        <w:t>書哈</w:t>
+      </w:r>
+      <w:r>
+        <w:rPr>
+          <w:lang w:val="zh_TW" w:bidi="zh_TW"/>
+        </w:rPr>
+        <w:t>。</w:t>
+      </w:r>
+      <w:r>
+        <w:rPr>
+          <w:lang w:val="zh_TW" w:bidi="zh_TW"/>
+        </w:rPr>
+      </w:r>
+      <w:r>
+        <w:rPr>
+          <w:lang w:val="zh_TW" w:bidi="zh_TW"/>
+        </w:rPr>
+      </w:r>
+    </w:p>
+    <w:p>
+      <w:pPr/>
+      <w:r>
+        <w:rPr>
+          <w:lang w:val="zh_TW" w:bidi="zh_TW"/>
+        </w:rPr>
+      </w:r>
+    </w:p>
+    <w:p>
+      <w:pPr>
+        <w:pStyle w:val="Heading2"/>
+      </w:pPr>
+      <w:r>
+        <w:rPr>
+          <w:lang w:val="zh_TW" w:bidi="zh_TW"/>
+        </w:rPr>
+        <w:t>贖價</w:t>
+      </w:r>
+      <w:r>
+        <w:rPr>
+          <w:lang w:val="zh_TW" w:bidi="zh_TW"/>
+        </w:rPr>
+      </w:r>
+    </w:p>
+    <w:p>
+      <w:pPr/>
+      <w:r>
+        <w:rPr>
+          <w:lang w:val="zh_TW" w:bidi="zh_TW"/>
+        </w:rPr>
+      </w:r>
+      <w:r>
+        <w:rPr>
+          <w:lang w:val="zh_TW" w:bidi="zh_TW"/>
+        </w:rPr>
+        <w:t>為釋放奴隸、俘虜、財產或生命而付出的代價。 耶穌說祂的全部工作就是通過捨命作多人的贖價來服事他們（</w:t>
+      </w:r>
+      <w:hyperlink r:id="rId37">
+        <w:r>
+          <w:rPr>
+            <w:lang w:val="zh_TW" w:bidi="zh_TW"/>
+          </w:rPr>
+          <w:rPr>
+            <w:color w:val="0000EE"/>
+            <w:u w:val="single"/>
+          </w:rPr>
+          <w:t>太20:28</w:t>
+        </w:r>
+      </w:hyperlink>
+      <w:r>
+        <w:rPr>
+          <w:lang w:val="zh_TW" w:bidi="zh_TW"/>
+        </w:rPr>
+        <w:t>；</w:t>
+      </w:r>
+      <w:hyperlink r:id="rId38">
+        <w:r>
+          <w:rPr>
+            <w:lang w:val="zh_TW" w:bidi="zh_TW"/>
+          </w:rPr>
+          <w:rPr>
+            <w:color w:val="0000EE"/>
+            <w:u w:val="single"/>
+          </w:rPr>
+          <w:t>可10:45</w:t>
+        </w:r>
+      </w:hyperlink>
+      <w:r>
+        <w:rPr>
+          <w:lang w:val="zh_TW" w:bidi="zh_TW"/>
+        </w:rPr>
+        <w:t>）。「贖價（ransom）」與「救贖（redemption）」和「拯救（salvation）」等詞密切相關，指的是基督如何為人類的罪付出代價。</w:t>
+      </w:r>
+    </w:p>
+    <w:p>
+      <w:pPr>
+        <w:pStyle w:val="Heading3"/>
+      </w:pPr>
+      <w:r>
+        <w:rPr>
+          <w:lang w:val="zh_TW" w:bidi="zh_TW"/>
+        </w:rPr>
+        <w:t>在舊約中</w:t>
+      </w:r>
+    </w:p>
+    <w:p>
+      <w:pPr/>
+      <w:r>
+        <w:rPr>
+          <w:lang w:val="zh_TW" w:bidi="zh_TW"/>
+        </w:rPr>
+      </w:r>
+      <w:r>
+        <w:rPr>
+          <w:lang w:val="zh_TW" w:bidi="zh_TW"/>
+        </w:rPr>
+        <w:t>在舊約中，神給祂的百姓一些規則，允許他們通過支付贖價來買回（或贖回）生命和財產（參</w:t>
+      </w:r>
+      <w:hyperlink r:id="rId39">
+        <w:r>
+          <w:rPr>
+            <w:lang w:val="zh_TW" w:bidi="zh_TW"/>
+          </w:rPr>
+          <w:rPr>
+            <w:color w:val="0000EE"/>
+            <w:u w:val="single"/>
+          </w:rPr>
+          <w:t>利25–27章</w:t>
+        </w:r>
+      </w:hyperlink>
+      <w:r>
+        <w:rPr>
+          <w:lang w:val="zh_TW" w:bidi="zh_TW"/>
+        </w:rPr>
+        <w:t>）。贖價是用來替代被贖回或被釋放的某物或某人而支付的款項。</w:t>
+      </w:r>
+    </w:p>
+    <w:p>
+      <w:pPr/>
+      <w:r>
+        <w:rPr>
+          <w:lang w:val="zh_TW" w:bidi="zh_TW"/>
+        </w:rPr>
+      </w:r>
+      <w:r>
+        <w:rPr>
+          <w:lang w:val="zh_TW" w:bidi="zh_TW"/>
+        </w:rPr>
+        <w:t>舊約使用了三個不同的希伯來文詞語來表示贖價或贖回。只有在經文明確顯示已支付某種代價時，這些詞語才會被翻譯為「贖價」。即使英文譯本使用其他詞彙如redemption（救贖），它們通常仍然意味著某種贖價已被支付。</w:t>
+      </w:r>
+    </w:p>
+    <w:p>
+      <w:pPr/>
+      <w:r>
+        <w:rPr>
+          <w:lang w:val="zh_TW" w:bidi="zh_TW"/>
+        </w:rPr>
+      </w:r>
+      <w:r>
+        <w:rPr>
+          <w:lang w:val="zh_TW" w:bidi="zh_TW"/>
+        </w:rPr>
+        <w:t>其中一個希伯文詞語（</w:t>
+      </w:r>
+      <w:r>
+        <w:rPr>
+          <w:i/>
+          <w:lang w:val="zh_TW" w:bidi="zh_TW"/>
+        </w:rPr>
+        <w:t>kopher</w:t>
+      </w:r>
+      <w:r>
+        <w:rPr>
+          <w:lang w:val="zh_TW" w:bidi="zh_TW"/>
+        </w:rPr>
+        <w:t>）意指「覆蓋」或「遮蓋」。這是一種用來代替懲罰的支付。例如：</w:t>
       </w:r>
     </w:p>
     <w:p>
@@ -703,25 +1383,25 @@
         <w:rPr>
           <w:lang w:val="zh_TW" w:bidi="zh_TW"/>
         </w:rPr>
-        <w:t>神的同在 （</w:t>
-      </w:r>
-      <w:hyperlink r:id="rId22">
-        <w:r>
-          <w:rPr>
-            <w:lang w:val="zh_TW" w:bidi="zh_TW"/>
-          </w:rPr>
-          <w:rPr>
-            <w:color w:val="0000EE"/>
-            <w:u w:val="single"/>
-          </w:rPr>
-          <w:t>詩84:11</w:t>
-        </w:r>
-      </w:hyperlink>
-      <w:r>
-        <w:rPr>
-          <w:lang w:val="zh_TW" w:bidi="zh_TW"/>
-        </w:rPr>
-        <w:t>）</w:t>
+        <w:t>如果一頭牛殺了人，牛的主人可以支付贖價來保全自己的性命（</w:t>
+      </w:r>
+      <w:hyperlink r:id="rId40">
+        <w:r>
+          <w:rPr>
+            <w:lang w:val="zh_TW" w:bidi="zh_TW"/>
+          </w:rPr>
+          <w:rPr>
+            <w:color w:val="0000EE"/>
+            <w:u w:val="single"/>
+          </w:rPr>
+          <w:t>出21:30</w:t>
+        </w:r>
+      </w:hyperlink>
+      <w:r>
+        <w:rPr>
+          <w:lang w:val="zh_TW" w:bidi="zh_TW"/>
+        </w:rPr>
+        <w:t xml:space="preserve">）。 </w:t>
       </w:r>
     </w:p>
     <w:p>
@@ -739,350 +1419,25 @@
         <w:rPr>
           <w:lang w:val="zh_TW" w:bidi="zh_TW"/>
         </w:rPr>
-        <w:t>美麗（</w:t>
-      </w:r>
-      <w:hyperlink r:id="rId23">
-        <w:r>
-          <w:rPr>
-            <w:lang w:val="zh_TW" w:bidi="zh_TW"/>
-          </w:rPr>
-          <w:rPr>
-            <w:color w:val="0000EE"/>
-            <w:u w:val="single"/>
-          </w:rPr>
-          <w:t>歌6:10</w:t>
-        </w:r>
-      </w:hyperlink>
-      <w:r>
-        <w:rPr>
-          <w:lang w:val="zh_TW" w:bidi="zh_TW"/>
-        </w:rPr>
-        <w:t>）</w:t>
-      </w:r>
-    </w:p>
-    <w:p>
-      <w:pPr/>
-      <w:r>
-        <w:rPr>
-          <w:lang w:val="zh_TW" w:bidi="zh_TW"/>
-        </w:rPr>
-      </w:r>
-      <w:r>
-        <w:rPr>
-          <w:lang w:val="zh_TW" w:bidi="zh_TW"/>
-        </w:rPr>
-        <w:t>在傳道書中，地上的人生常被描述為發生在「日光之下」（</w:t>
-      </w:r>
-      <w:hyperlink r:id="rId24">
-        <w:r>
-          <w:rPr>
-            <w:lang w:val="zh_TW" w:bidi="zh_TW"/>
-          </w:rPr>
-          <w:rPr>
-            <w:color w:val="0000EE"/>
-            <w:u w:val="single"/>
-          </w:rPr>
-          <w:t>傳1:3、9、14</w:t>
-        </w:r>
-      </w:hyperlink>
-      <w:r>
-        <w:rPr>
-          <w:lang w:val="zh_TW" w:bidi="zh_TW"/>
-        </w:rPr>
-        <w:t>，</w:t>
-      </w:r>
-      <w:hyperlink r:id="rId25">
-        <w:r>
-          <w:rPr>
-            <w:lang w:val="zh_TW" w:bidi="zh_TW"/>
-          </w:rPr>
-          <w:rPr>
-            <w:color w:val="0000EE"/>
-            <w:u w:val="single"/>
-          </w:rPr>
-          <w:t>2:11</w:t>
-        </w:r>
-      </w:hyperlink>
-      <w:r>
-        <w:rPr>
-          <w:lang w:val="zh_TW" w:bidi="zh_TW"/>
-        </w:rPr>
-        <w:t>）。</w:t>
-      </w:r>
-    </w:p>
-    <w:p>
-      <w:pPr/>
-      <w:r>
-        <w:rPr>
-          <w:lang w:val="zh_TW" w:bidi="zh_TW"/>
-        </w:rPr>
-      </w:r>
-      <w:r>
-        <w:rPr>
-          <w:lang w:val="zh_TW" w:bidi="zh_TW"/>
-        </w:rPr>
-        <w:t>在混亂和神憤怒的時候，聖經描述太陽變暗（</w:t>
-      </w:r>
-      <w:hyperlink r:id="rId26">
-        <w:r>
-          <w:rPr>
-            <w:lang w:val="zh_TW" w:bidi="zh_TW"/>
-          </w:rPr>
-          <w:rPr>
-            <w:color w:val="0000EE"/>
-            <w:u w:val="single"/>
-          </w:rPr>
-          <w:t>賽13:10</w:t>
-        </w:r>
-      </w:hyperlink>
-      <w:r>
-        <w:rPr>
-          <w:lang w:val="zh_TW" w:bidi="zh_TW"/>
-        </w:rPr>
-        <w:t>；</w:t>
-      </w:r>
-      <w:hyperlink r:id="rId27">
-        <w:r>
-          <w:rPr>
-            <w:lang w:val="zh_TW" w:bidi="zh_TW"/>
-          </w:rPr>
-          <w:rPr>
-            <w:color w:val="0000EE"/>
-            <w:u w:val="single"/>
-          </w:rPr>
-          <w:t>結32:7</w:t>
-        </w:r>
-      </w:hyperlink>
-      <w:r>
-        <w:rPr>
-          <w:lang w:val="zh_TW" w:bidi="zh_TW"/>
-        </w:rPr>
-        <w:t>；</w:t>
-      </w:r>
-      <w:hyperlink r:id="rId28">
-        <w:r>
-          <w:rPr>
-            <w:lang w:val="zh_TW" w:bidi="zh_TW"/>
-          </w:rPr>
-          <w:rPr>
-            <w:color w:val="0000EE"/>
-            <w:u w:val="single"/>
-          </w:rPr>
-          <w:t>珥2:10、31</w:t>
-        </w:r>
-      </w:hyperlink>
-      <w:r>
-        <w:rPr>
-          <w:lang w:val="zh_TW" w:bidi="zh_TW"/>
-        </w:rPr>
-        <w:t>，</w:t>
-      </w:r>
-      <w:hyperlink r:id="rId29">
-        <w:r>
-          <w:rPr>
-            <w:lang w:val="zh_TW" w:bidi="zh_TW"/>
-          </w:rPr>
-          <w:rPr>
-            <w:color w:val="0000EE"/>
-            <w:u w:val="single"/>
-          </w:rPr>
-          <w:t>3:15</w:t>
-        </w:r>
-      </w:hyperlink>
-      <w:r>
-        <w:rPr>
-          <w:lang w:val="zh_TW" w:bidi="zh_TW"/>
-        </w:rPr>
-        <w:t>；</w:t>
-      </w:r>
-      <w:hyperlink r:id="rId30">
-        <w:r>
-          <w:rPr>
-            <w:lang w:val="zh_TW" w:bidi="zh_TW"/>
-          </w:rPr>
-          <w:rPr>
-            <w:color w:val="0000EE"/>
-            <w:u w:val="single"/>
-          </w:rPr>
-          <w:t>番1:15</w:t>
-        </w:r>
-      </w:hyperlink>
-      <w:r>
-        <w:rPr>
-          <w:lang w:val="zh_TW" w:bidi="zh_TW"/>
-        </w:rPr>
-        <w:t>；</w:t>
-      </w:r>
-      <w:hyperlink r:id="rId31">
-        <w:r>
-          <w:rPr>
-            <w:lang w:val="zh_TW" w:bidi="zh_TW"/>
-          </w:rPr>
-          <w:rPr>
-            <w:color w:val="0000EE"/>
-            <w:u w:val="single"/>
-          </w:rPr>
-          <w:t>太24:29</w:t>
-        </w:r>
-      </w:hyperlink>
-      <w:r>
-        <w:rPr>
-          <w:lang w:val="zh_TW" w:bidi="zh_TW"/>
-        </w:rPr>
-        <w:t>；</w:t>
-      </w:r>
-      <w:hyperlink r:id="rId32">
-        <w:r>
-          <w:rPr>
-            <w:lang w:val="zh_TW" w:bidi="zh_TW"/>
-          </w:rPr>
-          <w:rPr>
-            <w:color w:val="0000EE"/>
-            <w:u w:val="single"/>
-          </w:rPr>
-          <w:t>啟8:12</w:t>
-        </w:r>
-      </w:hyperlink>
-      <w:r>
-        <w:rPr>
-          <w:lang w:val="zh_TW" w:bidi="zh_TW"/>
-        </w:rPr>
-        <w:t>）。這個意象可能指的是日蝕，這在古人眼中是極其可怕的事件。太陽變得灰暗也可能是指「西洛可風」（sirocco）的影響，當沙塵暴或濃霧遮蔽天空時，陽光會黯淡無光。另一方面，耶和華得勝的日子則被描述為太陽要比現在的光強烈七倍（</w:t>
-      </w:r>
-      <w:hyperlink r:id="rId33">
-        <w:r>
-          <w:rPr>
-            <w:lang w:val="zh_TW" w:bidi="zh_TW"/>
-          </w:rPr>
-          <w:rPr>
-            <w:color w:val="0000EE"/>
-            <w:u w:val="single"/>
-          </w:rPr>
-          <w:t>賽30:26</w:t>
-        </w:r>
-      </w:hyperlink>
-      <w:r>
-        <w:rPr>
-          <w:lang w:val="zh_TW" w:bidi="zh_TW"/>
-        </w:rPr>
-        <w:t>）。</w:t>
-      </w:r>
-    </w:p>
-    <w:p>
-      <w:pPr/>
-      <w:r>
-        <w:rPr>
-          <w:lang w:val="zh_TW" w:bidi="zh_TW"/>
-        </w:rPr>
-      </w:r>
-      <w:r>
-        <w:rPr>
-          <w:i/>
-          <w:lang w:val="zh_TW" w:bidi="zh_TW"/>
-        </w:rPr>
-        <w:t>另見</w:t>
-      </w:r>
-      <w:r>
-        <w:rPr>
-          <w:lang w:val="zh_TW" w:bidi="zh_TW"/>
-        </w:rPr>
-        <w:t xml:space="preserve"> </w:t>
-      </w:r>
-      <w:r>
-        <w:rPr>
-          <w:lang w:val="zh_TW" w:bidi="zh_TW"/>
-        </w:rPr>
-        <w:t>天文學</w:t>
-      </w:r>
-      <w:r>
-        <w:rPr>
-          <w:lang w:val="zh_TW" w:bidi="zh_TW"/>
-        </w:rPr>
-        <w:t>、</w:t>
-      </w:r>
-      <w:r>
-        <w:rPr>
-          <w:lang w:val="zh_TW" w:bidi="zh_TW"/>
-        </w:rPr>
-        <w:t>古代與現代曆法</w:t>
-      </w:r>
-      <w:r>
-        <w:rPr>
-          <w:lang w:val="zh_TW" w:bidi="zh_TW"/>
-        </w:rPr>
-        <w:t>、</w:t>
-      </w:r>
-      <w:r>
-        <w:rPr>
-          <w:lang w:val="zh_TW" w:bidi="zh_TW"/>
-        </w:rPr>
-        <w:t>日</w:t>
-      </w:r>
-      <w:r>
-        <w:rPr>
-          <w:lang w:val="zh_TW" w:bidi="zh_TW"/>
-        </w:rPr>
-        <w:t>、</w:t>
-      </w:r>
-      <w:r>
-        <w:rPr>
-          <w:lang w:val="zh_TW" w:bidi="zh_TW"/>
-        </w:rPr>
-        <w:t>月亮</w:t>
-      </w:r>
-      <w:r>
-        <w:rPr>
-          <w:lang w:val="zh_TW" w:bidi="zh_TW"/>
-        </w:rPr>
-        <w:t>。</w:t>
-      </w:r>
-      <w:r>
-        <w:rPr>
-          <w:lang w:val="zh_TW" w:bidi="zh_TW"/>
-        </w:rPr>
-      </w:r>
-      <w:r>
-        <w:rPr>
-          <w:lang w:val="zh_TW" w:bidi="zh_TW"/>
-        </w:rPr>
-      </w:r>
-    </w:p>
-    <w:p>
-      <w:pPr/>
-      <w:r>
-        <w:rPr>
-          <w:lang w:val="zh_TW" w:bidi="zh_TW"/>
-        </w:rPr>
-      </w:r>
-    </w:p>
-    <w:p>
-      <w:pPr>
-        <w:pStyle w:val="Heading2"/>
-      </w:pPr>
-      <w:r>
-        <w:rPr>
-          <w:lang w:val="zh_TW" w:bidi="zh_TW"/>
-        </w:rPr>
-        <w:t>泰爾</w:t>
-      </w:r>
-      <w:r>
-        <w:rPr>
-          <w:lang w:val="zh_TW" w:bidi="zh_TW"/>
-        </w:rPr>
-      </w:r>
-    </w:p>
-    <w:p>
-      <w:pPr/>
-      <w:r>
-        <w:rPr>
-          <w:lang w:val="zh_TW" w:bidi="zh_TW"/>
-        </w:rPr>
-      </w:r>
-      <w:r>
-        <w:rPr>
-          <w:lang w:val="zh_TW" w:bidi="zh_TW"/>
-        </w:rPr>
-        <w:t>一個古老的腓尼基城邦國家，以小型獨立國家的方式自治。泰爾（Tyre）位於地中海沿岸，距離西頓以南32.2公里（20英里），阿卡以北37公里（23英里）。泰爾有兩個主要區域：</w:t>
+        <w:t>神要求每個以色列人在人口普查時支付半舍客勒作為贖價，以防止瘟疫（</w:t>
+      </w:r>
+      <w:hyperlink r:id="rId41">
+        <w:r>
+          <w:rPr>
+            <w:lang w:val="zh_TW" w:bidi="zh_TW"/>
+          </w:rPr>
+          <w:rPr>
+            <w:color w:val="0000EE"/>
+            <w:u w:val="single"/>
+          </w:rPr>
+          <w:t>出30:12</w:t>
+        </w:r>
+      </w:hyperlink>
+      <w:r>
+        <w:rPr>
+          <w:lang w:val="zh_TW" w:bidi="zh_TW"/>
+        </w:rPr>
+        <w:t>）。這「贖罪銀（atonement money）」是用於會幕事奉中使用的祭物。</w:t>
       </w:r>
     </w:p>
     <w:p>
@@ -1100,7 +1455,25 @@
         <w:rPr>
           <w:lang w:val="zh_TW" w:bidi="zh_TW"/>
         </w:rPr>
-        <w:t>位於陸地上較古老的港口城市</w:t>
+        <w:t>兇手不能被贖，任何在逃城中尋求避難的人也不能被贖回（</w:t>
+      </w:r>
+      <w:hyperlink r:id="rId42">
+        <w:r>
+          <w:rPr>
+            <w:lang w:val="zh_TW" w:bidi="zh_TW"/>
+          </w:rPr>
+          <w:rPr>
+            <w:color w:val="0000EE"/>
+            <w:u w:val="single"/>
+          </w:rPr>
+          <w:t>民35:31–32</w:t>
+        </w:r>
+      </w:hyperlink>
+      <w:r>
+        <w:rPr>
+          <w:lang w:val="zh_TW" w:bidi="zh_TW"/>
+        </w:rPr>
+        <w:t>）。</w:t>
       </w:r>
     </w:p>
     <w:p>
@@ -1118,18 +1491,25 @@
         <w:rPr>
           <w:lang w:val="zh_TW" w:bidi="zh_TW"/>
         </w:rPr>
-        <w:t>距離海岸半英里（0.8公里）的島嶼城市，大多數人口居住在那裡。</w:t>
-      </w:r>
-    </w:p>
-    <w:p>
-      <w:pPr>
-        <w:pStyle w:val="Heading3"/>
-      </w:pPr>
-      <w:r>
-        <w:rPr>
-          <w:lang w:val="zh_TW" w:bidi="zh_TW"/>
-        </w:rPr>
-        <w:t>泰爾的歷史</w:t>
+        <w:t>無法通過支付贖價來避免死亡（</w:t>
+      </w:r>
+      <w:hyperlink r:id="rId43">
+        <w:r>
+          <w:rPr>
+            <w:lang w:val="zh_TW" w:bidi="zh_TW"/>
+          </w:rPr>
+          <w:rPr>
+            <w:color w:val="0000EE"/>
+            <w:u w:val="single"/>
+          </w:rPr>
+          <w:t>詩49:7–9</w:t>
+        </w:r>
+      </w:hyperlink>
+      <w:r>
+        <w:rPr>
+          <w:lang w:val="zh_TW" w:bidi="zh_TW"/>
+        </w:rPr>
+        <w:t xml:space="preserve">）。 </w:t>
       </w:r>
     </w:p>
     <w:p>
@@ -1143,54 +1523,61 @@
         <w:rPr>
           <w:lang w:val="zh_TW" w:bidi="zh_TW"/>
         </w:rPr>
-        <w:t>根據希羅多德（Herodotus）的說法，泰爾在大約公元前2700年建立。最早提到泰爾的是15世紀的烏加里特（Ugaritic）文件和類似的埃及文件。泰爾首次出現在聖經中是在亞設產業的城市列表中（</w:t>
-      </w:r>
-      <w:hyperlink r:id="rId34">
-        <w:r>
-          <w:rPr>
-            <w:lang w:val="zh_TW" w:bidi="zh_TW"/>
-          </w:rPr>
-          <w:rPr>
-            <w:color w:val="0000EE"/>
-            <w:u w:val="single"/>
-          </w:rPr>
-          <w:t>約書亞記19:29</w:t>
-        </w:r>
-      </w:hyperlink>
-      <w:r>
-        <w:rPr>
-          <w:lang w:val="zh_TW" w:bidi="zh_TW"/>
-        </w:rPr>
-        <w:t>）。當時，它被描述是「保障」，顯然從未被以色列人征服過（</w:t>
-      </w:r>
-      <w:hyperlink r:id="rId35">
-        <w:r>
-          <w:rPr>
-            <w:lang w:val="zh_TW" w:bidi="zh_TW"/>
-          </w:rPr>
-          <w:rPr>
-            <w:color w:val="0000EE"/>
-            <w:u w:val="single"/>
-          </w:rPr>
-          <w:t>撒母耳記下24:7</w:t>
-        </w:r>
-      </w:hyperlink>
-      <w:r>
-        <w:rPr>
-          <w:lang w:val="zh_TW" w:bidi="zh_TW"/>
-        </w:rPr>
-        <w:t>）。泰爾最重要的意義是一個商業中心。由於其地理位置，泰爾透過地中海地區的海路而有繁榮昌盛的貿易。與美索不達米亞和阿拉伯的陸路貿易往來也很重要。</w:t>
-      </w:r>
-    </w:p>
-    <w:p>
-      <w:pPr>
-        <w:pStyle w:val="Heading3"/>
-      </w:pPr>
-      <w:r>
-        <w:rPr>
-          <w:lang w:val="zh_TW" w:bidi="zh_TW"/>
-        </w:rPr>
-        <w:t>泰爾與以色列的關係</w:t>
+        <w:t>在某些情況下，這個詞用來指為了不正當地影響某人或讓他們保持沉默而支付的款項（</w:t>
+      </w:r>
+      <w:hyperlink r:id="rId44">
+        <w:r>
+          <w:rPr>
+            <w:lang w:val="zh_TW" w:bidi="zh_TW"/>
+          </w:rPr>
+          <w:rPr>
+            <w:color w:val="0000EE"/>
+            <w:u w:val="single"/>
+          </w:rPr>
+          <w:t>撒上12:3</w:t>
+        </w:r>
+      </w:hyperlink>
+      <w:r>
+        <w:rPr>
+          <w:lang w:val="zh_TW" w:bidi="zh_TW"/>
+        </w:rPr>
+        <w:t>；</w:t>
+      </w:r>
+      <w:hyperlink r:id="rId45">
+        <w:r>
+          <w:rPr>
+            <w:lang w:val="zh_TW" w:bidi="zh_TW"/>
+          </w:rPr>
+          <w:rPr>
+            <w:color w:val="0000EE"/>
+            <w:u w:val="single"/>
+          </w:rPr>
+          <w:t>箴6:35</w:t>
+        </w:r>
+      </w:hyperlink>
+      <w:r>
+        <w:rPr>
+          <w:lang w:val="zh_TW" w:bidi="zh_TW"/>
+        </w:rPr>
+        <w:t>；</w:t>
+      </w:r>
+      <w:hyperlink r:id="rId46">
+        <w:r>
+          <w:rPr>
+            <w:lang w:val="zh_TW" w:bidi="zh_TW"/>
+          </w:rPr>
+          <w:rPr>
+            <w:color w:val="0000EE"/>
+            <w:u w:val="single"/>
+          </w:rPr>
+          <w:t>摩5:12</w:t>
+        </w:r>
+      </w:hyperlink>
+      <w:r>
+        <w:rPr>
+          <w:lang w:val="zh_TW" w:bidi="zh_TW"/>
+        </w:rPr>
+        <w:t>）。</w:t>
       </w:r>
     </w:p>
     <w:p>
@@ -1204,376 +1591,51 @@
         <w:rPr>
           <w:lang w:val="zh_TW" w:bidi="zh_TW"/>
         </w:rPr>
-        <w:t>當大衛和所羅門統治以色列時，泰爾是強大的商業盟友。大衛和所羅門都與泰爾的希蘭進行貿易。他們用農產品換取木材、建築材料和技術工人（</w:t>
-      </w:r>
-      <w:hyperlink r:id="rId36">
-        <w:r>
-          <w:rPr>
-            <w:lang w:val="zh_TW" w:bidi="zh_TW"/>
-          </w:rPr>
-          <w:rPr>
-            <w:color w:val="0000EE"/>
-            <w:u w:val="single"/>
-          </w:rPr>
-          <w:t>撒母耳記下5:11</w:t>
-        </w:r>
-      </w:hyperlink>
-      <w:r>
-        <w:rPr>
-          <w:lang w:val="zh_TW" w:bidi="zh_TW"/>
-        </w:rPr>
-        <w:t>；</w:t>
-      </w:r>
-      <w:hyperlink r:id="rId37">
-        <w:r>
-          <w:rPr>
-            <w:lang w:val="zh_TW" w:bidi="zh_TW"/>
-          </w:rPr>
-          <w:rPr>
-            <w:color w:val="0000EE"/>
-            <w:u w:val="single"/>
-          </w:rPr>
-          <w:t>列王紀上5:1–11</w:t>
-        </w:r>
-      </w:hyperlink>
-      <w:r>
-        <w:rPr>
-          <w:lang w:val="zh_TW" w:bidi="zh_TW"/>
-        </w:rPr>
-        <w:t>；</w:t>
-      </w:r>
-      <w:hyperlink r:id="rId38">
-        <w:r>
-          <w:rPr>
-            <w:lang w:val="zh_TW" w:bidi="zh_TW"/>
-          </w:rPr>
-          <w:rPr>
-            <w:color w:val="0000EE"/>
-            <w:u w:val="single"/>
-          </w:rPr>
-          <w:t>曆代志上14:1</w:t>
-        </w:r>
-      </w:hyperlink>
-      <w:r>
-        <w:rPr>
-          <w:lang w:val="zh_TW" w:bidi="zh_TW"/>
-        </w:rPr>
-        <w:t>；</w:t>
-      </w:r>
-      <w:hyperlink r:id="rId39">
-        <w:r>
-          <w:rPr>
-            <w:lang w:val="zh_TW" w:bidi="zh_TW"/>
-          </w:rPr>
-          <w:rPr>
-            <w:color w:val="0000EE"/>
-            <w:u w:val="single"/>
-          </w:rPr>
-          <w:t>曆代志下2:3</w:t>
-        </w:r>
-      </w:hyperlink>
-      <w:hyperlink r:id="rId37">
-        <w:r>
-          <w:rPr>
-            <w:lang w:val="zh_TW" w:bidi="zh_TW"/>
-          </w:rPr>
-          <w:rPr>
-            <w:color w:val="0000EE"/>
-            <w:u w:val="single"/>
-          </w:rPr>
-          <w:t>–</w:t>
-        </w:r>
-      </w:hyperlink>
-      <w:hyperlink r:id="rId39">
-        <w:r>
-          <w:rPr>
-            <w:lang w:val="zh_TW" w:bidi="zh_TW"/>
-          </w:rPr>
-          <w:rPr>
-            <w:color w:val="0000EE"/>
-            <w:u w:val="single"/>
-          </w:rPr>
-          <w:t>16</w:t>
-        </w:r>
-      </w:hyperlink>
-      <w:r>
-        <w:rPr>
-          <w:lang w:val="zh_TW" w:bidi="zh_TW"/>
-        </w:rPr>
-        <w:t>）。</w:t>
-      </w:r>
-    </w:p>
-    <w:p>
-      <w:pPr/>
-      <w:r>
-        <w:rPr>
-          <w:lang w:val="zh_TW" w:bidi="zh_TW"/>
-        </w:rPr>
-      </w:r>
-      <w:r>
-        <w:rPr>
-          <w:lang w:val="zh_TW" w:bidi="zh_TW"/>
-        </w:rPr>
-        <w:t>在王國分裂後，泰爾與以色列仍保持了一段時間的友好關係。亞哈的妻子耶洗別是「</w:t>
-      </w:r>
-      <w:r>
-        <w:rPr>
-          <w:lang w:val="zh_TW" w:bidi="zh_TW"/>
-        </w:rPr>
-        <w:t>西頓王謁巴力</w:t>
-      </w:r>
-      <w:r>
-        <w:rPr>
-          <w:lang w:val="zh_TW" w:bidi="zh_TW"/>
-        </w:rPr>
-        <w:t>」的女兒。這位王在其它地方被稱為泰爾王謁巴力（</w:t>
-      </w:r>
-      <w:hyperlink r:id="rId40">
-        <w:r>
-          <w:rPr>
-            <w:lang w:val="zh_TW" w:bidi="zh_TW"/>
-          </w:rPr>
-          <w:rPr>
-            <w:color w:val="0000EE"/>
-            <w:u w:val="single"/>
-          </w:rPr>
-          <w:t>列王紀上16:31</w:t>
-        </w:r>
-      </w:hyperlink>
-      <w:r>
-        <w:rPr>
-          <w:lang w:val="zh_TW" w:bidi="zh_TW"/>
-        </w:rPr>
-        <w:t>；古代歷史學家梅南德〔Menander〕也提到這位王）。在某個時候，亞述和巴比倫的侵略對泰爾施加了足夠的壓力，使其拒絕了聯盟。到撒馬利亞陷落時，泰爾和以色列不再是盟友，不久後成為敵人。</w:t>
-      </w:r>
-    </w:p>
-    <w:p>
-      <w:pPr>
-        <w:pStyle w:val="Heading3"/>
-      </w:pPr>
-      <w:r>
-        <w:rPr>
-          <w:lang w:val="zh_TW" w:bidi="zh_TW"/>
-        </w:rPr>
-        <w:t>關於泰爾的預言</w:t>
-      </w:r>
-    </w:p>
-    <w:p>
-      <w:pPr/>
-      <w:r>
-        <w:rPr>
-          <w:lang w:val="zh_TW" w:bidi="zh_TW"/>
-        </w:rPr>
-      </w:r>
-      <w:r>
-        <w:rPr>
-          <w:lang w:val="zh_TW" w:bidi="zh_TW"/>
-        </w:rPr>
-        <w:t>在王國時代後期，泰爾受到先知們的強烈責備（</w:t>
-      </w:r>
-      <w:hyperlink r:id="rId41">
-        <w:r>
-          <w:rPr>
-            <w:lang w:val="zh_TW" w:bidi="zh_TW"/>
-          </w:rPr>
-          <w:rPr>
-            <w:color w:val="0000EE"/>
-            <w:u w:val="single"/>
-          </w:rPr>
-          <w:t>以賽亞書23:1–18</w:t>
-        </w:r>
-      </w:hyperlink>
-      <w:r>
-        <w:rPr>
-          <w:lang w:val="zh_TW" w:bidi="zh_TW"/>
-        </w:rPr>
-        <w:t>；</w:t>
-      </w:r>
-      <w:hyperlink r:id="rId42">
-        <w:r>
-          <w:rPr>
-            <w:lang w:val="zh_TW" w:bidi="zh_TW"/>
-          </w:rPr>
-          <w:rPr>
-            <w:color w:val="0000EE"/>
-            <w:u w:val="single"/>
-          </w:rPr>
-          <w:t>耶利米書25:22</w:t>
-        </w:r>
-      </w:hyperlink>
-      <w:r>
-        <w:rPr>
-          <w:lang w:val="zh_TW" w:bidi="zh_TW"/>
-        </w:rPr>
-        <w:t>，</w:t>
-      </w:r>
-      <w:hyperlink r:id="rId43">
-        <w:r>
-          <w:rPr>
-            <w:lang w:val="zh_TW" w:bidi="zh_TW"/>
-          </w:rPr>
-          <w:rPr>
-            <w:color w:val="0000EE"/>
-            <w:u w:val="single"/>
-          </w:rPr>
-          <w:t>27:1</w:t>
-        </w:r>
-      </w:hyperlink>
-      <w:hyperlink r:id="rId41">
-        <w:r>
-          <w:rPr>
-            <w:lang w:val="zh_TW" w:bidi="zh_TW"/>
-          </w:rPr>
-          <w:rPr>
-            <w:color w:val="0000EE"/>
-            <w:u w:val="single"/>
-          </w:rPr>
-          <w:t>–</w:t>
-        </w:r>
-      </w:hyperlink>
-      <w:hyperlink r:id="rId43">
-        <w:r>
-          <w:rPr>
-            <w:lang w:val="zh_TW" w:bidi="zh_TW"/>
-          </w:rPr>
-          <w:rPr>
-            <w:color w:val="0000EE"/>
-            <w:u w:val="single"/>
-          </w:rPr>
-          <w:t>11</w:t>
-        </w:r>
-      </w:hyperlink>
-      <w:r>
-        <w:rPr>
-          <w:lang w:val="zh_TW" w:bidi="zh_TW"/>
-        </w:rPr>
-        <w:t>；</w:t>
-      </w:r>
-      <w:hyperlink r:id="rId44">
-        <w:r>
-          <w:rPr>
-            <w:lang w:val="zh_TW" w:bidi="zh_TW"/>
-          </w:rPr>
-          <w:rPr>
-            <w:color w:val="0000EE"/>
-            <w:u w:val="single"/>
-          </w:rPr>
-          <w:t>以西結書26:1</w:t>
-        </w:r>
-      </w:hyperlink>
-      <w:hyperlink r:id="rId41">
-        <w:r>
-          <w:rPr>
-            <w:lang w:val="zh_TW" w:bidi="zh_TW"/>
-          </w:rPr>
-          <w:rPr>
-            <w:color w:val="0000EE"/>
-            <w:u w:val="single"/>
-          </w:rPr>
-          <w:t>–</w:t>
-        </w:r>
-      </w:hyperlink>
-      <w:hyperlink r:id="rId44">
-        <w:r>
-          <w:rPr>
-            <w:lang w:val="zh_TW" w:bidi="zh_TW"/>
-          </w:rPr>
-          <w:rPr>
-            <w:color w:val="0000EE"/>
-            <w:u w:val="single"/>
-          </w:rPr>
-          <w:t>19</w:t>
-        </w:r>
-      </w:hyperlink>
-      <w:r>
-        <w:rPr>
-          <w:lang w:val="zh_TW" w:bidi="zh_TW"/>
-        </w:rPr>
-        <w:t>；</w:t>
-      </w:r>
-      <w:hyperlink r:id="rId45">
-        <w:r>
-          <w:rPr>
-            <w:lang w:val="zh_TW" w:bidi="zh_TW"/>
-          </w:rPr>
-          <w:rPr>
-            <w:color w:val="0000EE"/>
-            <w:u w:val="single"/>
-          </w:rPr>
-          <w:t>約珥書3:4</w:t>
-        </w:r>
-      </w:hyperlink>
-      <w:hyperlink r:id="rId41">
-        <w:r>
-          <w:rPr>
-            <w:lang w:val="zh_TW" w:bidi="zh_TW"/>
-          </w:rPr>
-          <w:rPr>
-            <w:color w:val="0000EE"/>
-            <w:u w:val="single"/>
-          </w:rPr>
-          <w:t>–</w:t>
-        </w:r>
-      </w:hyperlink>
-      <w:hyperlink r:id="rId45">
-        <w:r>
-          <w:rPr>
-            <w:lang w:val="zh_TW" w:bidi="zh_TW"/>
-          </w:rPr>
-          <w:rPr>
-            <w:color w:val="0000EE"/>
-            <w:u w:val="single"/>
-          </w:rPr>
-          <w:t>8</w:t>
-        </w:r>
-      </w:hyperlink>
-      <w:r>
-        <w:rPr>
-          <w:lang w:val="zh_TW" w:bidi="zh_TW"/>
-        </w:rPr>
-        <w:t>；</w:t>
-      </w:r>
-      <w:hyperlink r:id="rId46">
-        <w:r>
-          <w:rPr>
-            <w:lang w:val="zh_TW" w:bidi="zh_TW"/>
-          </w:rPr>
-          <w:rPr>
-            <w:color w:val="0000EE"/>
-            <w:u w:val="single"/>
-          </w:rPr>
-          <w:t>阿摩司書1:9</w:t>
-        </w:r>
-      </w:hyperlink>
-      <w:hyperlink r:id="rId41">
-        <w:r>
-          <w:rPr>
-            <w:lang w:val="zh_TW" w:bidi="zh_TW"/>
-          </w:rPr>
-          <w:rPr>
-            <w:color w:val="0000EE"/>
-            <w:u w:val="single"/>
-          </w:rPr>
-          <w:t>–</w:t>
-        </w:r>
-      </w:hyperlink>
-      <w:hyperlink r:id="rId46">
-        <w:r>
-          <w:rPr>
-            <w:lang w:val="zh_TW" w:bidi="zh_TW"/>
-          </w:rPr>
-          <w:rPr>
-            <w:color w:val="0000EE"/>
-            <w:u w:val="single"/>
-          </w:rPr>
-          <w:t>10</w:t>
-        </w:r>
-      </w:hyperlink>
-      <w:r>
-        <w:rPr>
-          <w:lang w:val="zh_TW" w:bidi="zh_TW"/>
-        </w:rPr>
-        <w:t>）。泰爾被譴責的原因有幾個：</w:t>
+        <w:t>第二個希伯來詞語「贖價」和「贖回」與</w:t>
+      </w:r>
+      <w:r>
+        <w:rPr>
+          <w:i/>
+          <w:lang w:val="zh_TW" w:bidi="zh_TW"/>
+        </w:rPr>
+        <w:t>go’el</w:t>
+      </w:r>
+      <w:r>
+        <w:rPr>
+          <w:lang w:val="zh_TW" w:bidi="zh_TW"/>
+        </w:rPr>
+        <w:t>有關。</w:t>
+      </w:r>
+      <w:r>
+        <w:rPr>
+          <w:i/>
+          <w:lang w:val="zh_TW" w:bidi="zh_TW"/>
+        </w:rPr>
+        <w:t>Go’el</w:t>
+      </w:r>
+      <w:r>
+        <w:rPr>
+          <w:lang w:val="zh_TW" w:bidi="zh_TW"/>
+        </w:rPr>
+        <w:t>的意思是「救贖者（redeemer）」，或將失去的東西取回來的人。這個詞源自希伯來文詞語，意為「恢復、修復、拯救或救援（restore, repair, deliver, or rescue）」。這個詞涉及神的家庭律法，要求親屬互相幫助（</w:t>
+      </w:r>
+      <w:hyperlink r:id="rId47">
+        <w:r>
+          <w:rPr>
+            <w:lang w:val="zh_TW" w:bidi="zh_TW"/>
+          </w:rPr>
+          <w:rPr>
+            <w:color w:val="0000EE"/>
+            <w:u w:val="single"/>
+          </w:rPr>
+          <w:t>利25:25–55</w:t>
+        </w:r>
+      </w:hyperlink>
+      <w:r>
+        <w:rPr>
+          <w:lang w:val="zh_TW" w:bidi="zh_TW"/>
+        </w:rPr>
+        <w:t>）。一位近親（親屬）有以下幾項職責：</w:t>
       </w:r>
     </w:p>
     <w:p>
@@ -1591,7 +1653,37 @@
         <w:rPr>
           <w:lang w:val="zh_TW" w:bidi="zh_TW"/>
         </w:rPr>
-        <w:t>由於其商業重要性，泰爾成為亞述和埃及競爭的焦點。泰爾在這些競爭者之間周旋，同時積累自己的財富並剝削鄰國。</w:t>
+        <w:t>親屬有責任買回家族成員因為某些原因必須賣掉的財產（</w:t>
+      </w:r>
+      <w:hyperlink r:id="rId48">
+        <w:r>
+          <w:rPr>
+            <w:lang w:val="zh_TW" w:bidi="zh_TW"/>
+          </w:rPr>
+          <w:rPr>
+            <w:color w:val="0000EE"/>
+            <w:u w:val="single"/>
+          </w:rPr>
+          <w:t>利25:25–34；</w:t>
+        </w:r>
+      </w:hyperlink>
+      <w:hyperlink r:id="rId49">
+        <w:r>
+          <w:rPr>
+            <w:lang w:val="zh_TW" w:bidi="zh_TW"/>
+          </w:rPr>
+          <w:rPr>
+            <w:color w:val="0000EE"/>
+            <w:u w:val="single"/>
+          </w:rPr>
+          <w:t>得4:4–6</w:t>
+        </w:r>
+      </w:hyperlink>
+      <w:r>
+        <w:rPr>
+          <w:lang w:val="zh_TW" w:bidi="zh_TW"/>
+        </w:rPr>
+        <w:t>）。</w:t>
       </w:r>
     </w:p>
     <w:p>
@@ -1609,7 +1701,25 @@
         <w:rPr>
           <w:lang w:val="zh_TW" w:bidi="zh_TW"/>
         </w:rPr>
-        <w:t>泰爾充滿了貪婪的商人。</w:t>
+        <w:t>親屬有責任解救因貧困而被迫賣身為奴的親屬（</w:t>
+      </w:r>
+      <w:hyperlink r:id="rId50">
+        <w:r>
+          <w:rPr>
+            <w:lang w:val="zh_TW" w:bidi="zh_TW"/>
+          </w:rPr>
+          <w:rPr>
+            <w:color w:val="0000EE"/>
+            <w:u w:val="single"/>
+          </w:rPr>
+          <w:t>利25:47–55</w:t>
+        </w:r>
+      </w:hyperlink>
+      <w:r>
+        <w:rPr>
+          <w:lang w:val="zh_TW" w:bidi="zh_TW"/>
+        </w:rPr>
+        <w:t>）。</w:t>
       </w:r>
     </w:p>
     <w:p>
@@ -1627,7 +1737,37 @@
         <w:rPr>
           <w:lang w:val="zh_TW" w:bidi="zh_TW"/>
         </w:rPr>
-        <w:t>泰爾也是宗教偶像崇拜和性道德敗壞的中心。</w:t>
+        <w:t>親屬有責任為死去的親屬伸張正義，懲罰殺害他們的人（</w:t>
+      </w:r>
+      <w:hyperlink r:id="rId51">
+        <w:r>
+          <w:rPr>
+            <w:lang w:val="zh_TW" w:bidi="zh_TW"/>
+          </w:rPr>
+          <w:rPr>
+            <w:color w:val="0000EE"/>
+            <w:u w:val="single"/>
+          </w:rPr>
+          <w:t>民35:19–27；</w:t>
+        </w:r>
+      </w:hyperlink>
+      <w:hyperlink r:id="rId52">
+        <w:r>
+          <w:rPr>
+            <w:lang w:val="zh_TW" w:bidi="zh_TW"/>
+          </w:rPr>
+          <w:rPr>
+            <w:color w:val="0000EE"/>
+            <w:u w:val="single"/>
+          </w:rPr>
+          <w:t>書20:3–5</w:t>
+        </w:r>
+      </w:hyperlink>
+      <w:r>
+        <w:rPr>
+          <w:lang w:val="zh_TW" w:bidi="zh_TW"/>
+        </w:rPr>
+        <w:t xml:space="preserve">）。 </w:t>
       </w:r>
     </w:p>
     <w:p>
@@ -1645,7 +1785,37 @@
         <w:rPr>
           <w:lang w:val="zh_TW" w:bidi="zh_TW"/>
         </w:rPr>
-        <w:t>泰爾因其巨大的財富和戰略位置而極其驕傲。</w:t>
+        <w:t>親屬也有義務娶已故兄弟沒有子女的妻子，以延續家族血脈（</w:t>
+      </w:r>
+      <w:hyperlink r:id="rId53">
+        <w:r>
+          <w:rPr>
+            <w:lang w:val="zh_TW" w:bidi="zh_TW"/>
+          </w:rPr>
+          <w:rPr>
+            <w:color w:val="0000EE"/>
+            <w:u w:val="single"/>
+          </w:rPr>
+          <w:t>得3:9–13，</w:t>
+        </w:r>
+      </w:hyperlink>
+      <w:hyperlink r:id="rId54">
+        <w:r>
+          <w:rPr>
+            <w:lang w:val="zh_TW" w:bidi="zh_TW"/>
+          </w:rPr>
+          <w:rPr>
+            <w:color w:val="0000EE"/>
+            <w:u w:val="single"/>
+          </w:rPr>
+          <w:t>4:1–12</w:t>
+        </w:r>
+      </w:hyperlink>
+      <w:r>
+        <w:rPr>
+          <w:lang w:val="zh_TW" w:bidi="zh_TW"/>
+        </w:rPr>
+        <w:t xml:space="preserve">）。 </w:t>
       </w:r>
     </w:p>
     <w:p>
@@ -1659,21 +1829,1833 @@
         <w:rPr>
           <w:lang w:val="zh_TW" w:bidi="zh_TW"/>
         </w:rPr>
-        <w:t>以西結的預言提供了泰爾城的詳細圖景，其商業帝國、罪惡及最終的滅亡（</w:t>
-      </w:r>
-      <w:hyperlink r:id="rId47">
-        <w:r>
-          <w:rPr>
-            <w:lang w:val="zh_TW" w:bidi="zh_TW"/>
-          </w:rPr>
-          <w:rPr>
-            <w:color w:val="0000EE"/>
-            <w:u w:val="single"/>
-          </w:rPr>
-          <w:t>以西結書26:1</w:t>
-        </w:r>
-      </w:hyperlink>
-      <w:hyperlink r:id="rId41">
+        <w:t>一般來說，</w:t>
+      </w:r>
+      <w:r>
+        <w:rPr>
+          <w:i/>
+          <w:lang w:val="zh_TW" w:bidi="zh_TW"/>
+        </w:rPr>
+        <w:t>go‘el</w:t>
+      </w:r>
+      <w:r>
+        <w:rPr>
+          <w:lang w:val="zh_TW" w:bidi="zh_TW"/>
+        </w:rPr>
+        <w:t xml:space="preserve"> 是幫助或保護他人的人。例如，約伯呼求神捍衛他（</w:t>
+      </w:r>
+      <w:hyperlink r:id="rId55">
+        <w:r>
+          <w:rPr>
+            <w:lang w:val="zh_TW" w:bidi="zh_TW"/>
+          </w:rPr>
+          <w:rPr>
+            <w:color w:val="0000EE"/>
+            <w:u w:val="single"/>
+          </w:rPr>
+          <w:t>伯19:25</w:t>
+        </w:r>
+      </w:hyperlink>
+      <w:r>
+        <w:rPr>
+          <w:lang w:val="zh_TW" w:bidi="zh_TW"/>
+        </w:rPr>
+        <w:t xml:space="preserve">）。 </w:t>
+      </w:r>
+    </w:p>
+    <w:p>
+      <w:pPr/>
+      <w:r>
+        <w:rPr>
+          <w:lang w:val="zh_TW" w:bidi="zh_TW"/>
+        </w:rPr>
+      </w:r>
+      <w:r>
+        <w:rPr>
+          <w:lang w:val="zh_TW" w:bidi="zh_TW"/>
+        </w:rPr>
+        <w:t>在最高意義上，神是以色列的親屬和</w:t>
+      </w:r>
+      <w:r>
+        <w:rPr>
+          <w:i/>
+          <w:lang w:val="zh_TW" w:bidi="zh_TW"/>
+        </w:rPr>
+        <w:t xml:space="preserve">go’el </w:t>
+      </w:r>
+      <w:r>
+        <w:rPr>
+          <w:lang w:val="zh_TW" w:bidi="zh_TW"/>
+        </w:rPr>
+        <w:t>（救贖者）。神救贖他們脫離：</w:t>
+      </w:r>
+    </w:p>
+    <w:p>
+      <w:pPr>
+        <w:pStyle w:val="ListBullet"/>
+        <w:spacing w:line="240" w:lineRule="auto"/>
+        <w:ind w:left="720"/>
+      </w:pPr>
+      <w:r>
+        <w:rPr>
+          <w:lang w:val="zh_TW" w:bidi="zh_TW"/>
+        </w:rPr>
+      </w:r>
+      <w:r>
+        <w:rPr>
+          <w:lang w:val="zh_TW" w:bidi="zh_TW"/>
+        </w:rPr>
+        <w:t>埃及的奴役（</w:t>
+      </w:r>
+      <w:hyperlink r:id="rId56">
+        <w:r>
+          <w:rPr>
+            <w:lang w:val="zh_TW" w:bidi="zh_TW"/>
+          </w:rPr>
+          <w:rPr>
+            <w:color w:val="0000EE"/>
+            <w:u w:val="single"/>
+          </w:rPr>
+          <w:t>出6:5–7</w:t>
+        </w:r>
+      </w:hyperlink>
+      <w:r>
+        <w:rPr>
+          <w:lang w:val="zh_TW" w:bidi="zh_TW"/>
+        </w:rPr>
+        <w:t>），</w:t>
+      </w:r>
+    </w:p>
+    <w:p>
+      <w:pPr>
+        <w:pStyle w:val="ListBullet"/>
+        <w:spacing w:line="240" w:lineRule="auto"/>
+        <w:ind w:left="720"/>
+      </w:pPr>
+      <w:r>
+        <w:rPr>
+          <w:lang w:val="zh_TW" w:bidi="zh_TW"/>
+        </w:rPr>
+      </w:r>
+      <w:r>
+        <w:rPr>
+          <w:lang w:val="zh_TW" w:bidi="zh_TW"/>
+        </w:rPr>
+        <w:t>被擄到巴比倫的困境中，</w:t>
+      </w:r>
+    </w:p>
+    <w:p>
+      <w:pPr>
+        <w:pStyle w:val="ListBullet"/>
+        <w:spacing w:line="240" w:lineRule="auto"/>
+        <w:ind w:left="720"/>
+      </w:pPr>
+      <w:r>
+        <w:rPr>
+          <w:lang w:val="zh_TW" w:bidi="zh_TW"/>
+        </w:rPr>
+      </w:r>
+      <w:r>
+        <w:rPr>
+          <w:lang w:val="zh_TW" w:bidi="zh_TW"/>
+        </w:rPr>
+        <w:t>一般的苦難（</w:t>
+      </w:r>
+      <w:r>
+        <w:rPr>
+          <w:i/>
+          <w:lang w:val="zh_TW" w:bidi="zh_TW"/>
+        </w:rPr>
+        <w:t>go’el</w:t>
+      </w:r>
+      <w:r>
+        <w:rPr>
+          <w:lang w:val="zh_TW" w:bidi="zh_TW"/>
+        </w:rPr>
+        <w:t>一詞在</w:t>
+      </w:r>
+      <w:hyperlink r:id="rId57">
+        <w:r>
+          <w:rPr>
+            <w:lang w:val="zh_TW" w:bidi="zh_TW"/>
+          </w:rPr>
+          <w:rPr>
+            <w:color w:val="0000EE"/>
+            <w:u w:val="single"/>
+          </w:rPr>
+          <w:t>賽40–46章</w:t>
+        </w:r>
+      </w:hyperlink>
+      <w:r>
+        <w:rPr>
+          <w:lang w:val="zh_TW" w:bidi="zh_TW"/>
+        </w:rPr>
+        <w:t xml:space="preserve">中出現了13次）。 </w:t>
+      </w:r>
+    </w:p>
+    <w:p>
+      <w:pPr/>
+      <w:r>
+        <w:rPr>
+          <w:lang w:val="zh_TW" w:bidi="zh_TW"/>
+        </w:rPr>
+      </w:r>
+      <w:r>
+        <w:rPr>
+          <w:lang w:val="zh_TW" w:bidi="zh_TW"/>
+        </w:rPr>
+        <w:t>因此，以色列被稱為「耶和華救贖的民」（</w:t>
+      </w:r>
+      <w:hyperlink r:id="rId58">
+        <w:r>
+          <w:rPr>
+            <w:lang w:val="zh_TW" w:bidi="zh_TW"/>
+          </w:rPr>
+          <w:rPr>
+            <w:color w:val="0000EE"/>
+            <w:u w:val="single"/>
+          </w:rPr>
+          <w:t>賽35:10</w:t>
+        </w:r>
+      </w:hyperlink>
+      <w:r>
+        <w:rPr>
+          <w:lang w:val="zh_TW" w:bidi="zh_TW"/>
+        </w:rPr>
+        <w:t>），「無銀」被贖（</w:t>
+      </w:r>
+      <w:hyperlink r:id="rId59">
+        <w:r>
+          <w:rPr>
+            <w:lang w:val="zh_TW" w:bidi="zh_TW"/>
+          </w:rPr>
+          <w:rPr>
+            <w:color w:val="0000EE"/>
+            <w:u w:val="single"/>
+          </w:rPr>
+          <w:t>52:3</w:t>
+        </w:r>
+      </w:hyperlink>
+      <w:r>
+        <w:rPr>
+          <w:lang w:val="zh_TW" w:bidi="zh_TW"/>
+        </w:rPr>
+        <w:t>）。在這些情況下，「贖價」是指神的大能和力量。</w:t>
+      </w:r>
+    </w:p>
+    <w:p>
+      <w:pPr/>
+      <w:r>
+        <w:rPr>
+          <w:lang w:val="zh_TW" w:bidi="zh_TW"/>
+        </w:rPr>
+      </w:r>
+      <w:r>
+        <w:rPr>
+          <w:lang w:val="zh_TW" w:bidi="zh_TW"/>
+        </w:rPr>
+        <w:t>舊約使用第三個希伯來文詞語（</w:t>
+      </w:r>
+      <w:r>
+        <w:rPr>
+          <w:i/>
+          <w:lang w:val="zh_TW" w:bidi="zh_TW"/>
+        </w:rPr>
+        <w:t>pidyon</w:t>
+      </w:r>
+      <w:r>
+        <w:rPr>
+          <w:lang w:val="zh_TW" w:bidi="zh_TW"/>
+        </w:rPr>
+        <w:t>）來表示贖價或支付。這個詞來自商業律法。在舊約中，它主要有三種用法：</w:t>
+      </w:r>
+    </w:p>
+    <w:p>
+      <w:pPr>
+        <w:pStyle w:val="ListBullet"/>
+        <w:spacing w:line="240" w:lineRule="auto"/>
+        <w:ind w:left="720"/>
+      </w:pPr>
+      <w:r>
+        <w:rPr>
+          <w:lang w:val="zh_TW" w:bidi="zh_TW"/>
+        </w:rPr>
+      </w:r>
+      <w:r>
+        <w:rPr>
+          <w:lang w:val="zh_TW" w:bidi="zh_TW"/>
+        </w:rPr>
+        <w:t>這個詞用於長子。神在埃及的逾越節拯救了以色列的長子，之後所有的長子和頭生的牲畜都屬於神。人們必須支付贖價來保留自己的長子（</w:t>
+      </w:r>
+      <w:hyperlink r:id="rId60">
+        <w:r>
+          <w:rPr>
+            <w:lang w:val="zh_TW" w:bidi="zh_TW"/>
+          </w:rPr>
+          <w:rPr>
+            <w:color w:val="0000EE"/>
+            <w:u w:val="single"/>
+          </w:rPr>
+          <w:t>出13:12–15</w:t>
+        </w:r>
+      </w:hyperlink>
+      <w:r>
+        <w:rPr>
+          <w:lang w:val="zh_TW" w:bidi="zh_TW"/>
+        </w:rPr>
+        <w:t>，</w:t>
+      </w:r>
+      <w:hyperlink r:id="rId61">
+        <w:r>
+          <w:rPr>
+            <w:lang w:val="zh_TW" w:bidi="zh_TW"/>
+          </w:rPr>
+          <w:rPr>
+            <w:color w:val="0000EE"/>
+            <w:u w:val="single"/>
+          </w:rPr>
+          <w:t>34:20</w:t>
+        </w:r>
+      </w:hyperlink>
+      <w:r>
+        <w:rPr>
+          <w:lang w:val="zh_TW" w:bidi="zh_TW"/>
+        </w:rPr>
+        <w:t>；</w:t>
+      </w:r>
+      <w:hyperlink r:id="rId62">
+        <w:r>
+          <w:rPr>
+            <w:lang w:val="zh_TW" w:bidi="zh_TW"/>
+          </w:rPr>
+          <w:rPr>
+            <w:color w:val="0000EE"/>
+            <w:u w:val="single"/>
+          </w:rPr>
+          <w:t>利27:27</w:t>
+        </w:r>
+      </w:hyperlink>
+      <w:r>
+        <w:rPr>
+          <w:lang w:val="zh_TW" w:bidi="zh_TW"/>
+        </w:rPr>
+        <w:t>；</w:t>
+      </w:r>
+      <w:hyperlink r:id="rId63">
+        <w:r>
+          <w:rPr>
+            <w:lang w:val="zh_TW" w:bidi="zh_TW"/>
+          </w:rPr>
+          <w:rPr>
+            <w:color w:val="0000EE"/>
+            <w:u w:val="single"/>
+          </w:rPr>
+          <w:t>民18:15–17</w:t>
+        </w:r>
+      </w:hyperlink>
+      <w:r>
+        <w:rPr>
+          <w:lang w:val="zh_TW" w:bidi="zh_TW"/>
+        </w:rPr>
+        <w:t>）。後來，神揀選了利未人來事奉祂，而不是所有的長子。由於長子比利未人多273人，因此多出的長子需要每人支付五舍客勒的贖銀（</w:t>
+      </w:r>
+      <w:hyperlink r:id="rId64">
+        <w:r>
+          <w:rPr>
+            <w:lang w:val="zh_TW" w:bidi="zh_TW"/>
+          </w:rPr>
+          <w:rPr>
+            <w:color w:val="0000EE"/>
+            <w:u w:val="single"/>
+          </w:rPr>
+          <w:t>民3:40–48</w:t>
+        </w:r>
+      </w:hyperlink>
+      <w:r>
+        <w:rPr>
+          <w:lang w:val="zh_TW" w:bidi="zh_TW"/>
+        </w:rPr>
+        <w:t xml:space="preserve">）。 </w:t>
+      </w:r>
+    </w:p>
+    <w:p>
+      <w:pPr>
+        <w:pStyle w:val="ListBullet"/>
+        <w:spacing w:line="240" w:lineRule="auto"/>
+        <w:ind w:left="720"/>
+      </w:pPr>
+      <w:r>
+        <w:rPr>
+          <w:lang w:val="zh_TW" w:bidi="zh_TW"/>
+        </w:rPr>
+      </w:r>
+      <w:r>
+        <w:rPr>
+          <w:lang w:val="zh_TW" w:bidi="zh_TW"/>
+        </w:rPr>
+        <w:t>這個詞也用於贖回奴隸所支付的價錢（</w:t>
+      </w:r>
+      <w:hyperlink r:id="rId65">
+        <w:r>
+          <w:rPr>
+            <w:lang w:val="zh_TW" w:bidi="zh_TW"/>
+          </w:rPr>
+          <w:rPr>
+            <w:color w:val="0000EE"/>
+            <w:u w:val="single"/>
+          </w:rPr>
+          <w:t>申15:15</w:t>
+        </w:r>
+      </w:hyperlink>
+      <w:r>
+        <w:rPr>
+          <w:lang w:val="zh_TW" w:bidi="zh_TW"/>
+        </w:rPr>
+        <w:t>，</w:t>
+      </w:r>
+      <w:hyperlink r:id="rId66">
+        <w:r>
+          <w:rPr>
+            <w:lang w:val="zh_TW" w:bidi="zh_TW"/>
+          </w:rPr>
+          <w:rPr>
+            <w:color w:val="0000EE"/>
+            <w:u w:val="single"/>
+          </w:rPr>
+          <w:t>24:18</w:t>
+        </w:r>
+      </w:hyperlink>
+      <w:r>
+        <w:rPr>
+          <w:lang w:val="zh_TW" w:bidi="zh_TW"/>
+        </w:rPr>
+        <w:t>）。它也適用於釋放作為妾的婢女（</w:t>
+      </w:r>
+      <w:hyperlink r:id="rId67">
+        <w:r>
+          <w:rPr>
+            <w:lang w:val="zh_TW" w:bidi="zh_TW"/>
+          </w:rPr>
+          <w:rPr>
+            <w:color w:val="0000EE"/>
+            <w:u w:val="single"/>
+          </w:rPr>
+          <w:t>出21:8–11</w:t>
+        </w:r>
+      </w:hyperlink>
+      <w:r>
+        <w:rPr>
+          <w:lang w:val="zh_TW" w:bidi="zh_TW"/>
+        </w:rPr>
+        <w:t>；</w:t>
+      </w:r>
+      <w:hyperlink r:id="rId68">
+        <w:r>
+          <w:rPr>
+            <w:lang w:val="zh_TW" w:bidi="zh_TW"/>
+          </w:rPr>
+          <w:rPr>
+            <w:color w:val="0000EE"/>
+            <w:u w:val="single"/>
+          </w:rPr>
+          <w:t>利19:20</w:t>
+        </w:r>
+      </w:hyperlink>
+      <w:r>
+        <w:rPr>
+          <w:lang w:val="zh_TW" w:bidi="zh_TW"/>
+        </w:rPr>
+        <w:t>）。神透過提醒以色列人祂曾將他們從埃及的奴役中解救出來，藉此證明這些規則的合理性（</w:t>
+      </w:r>
+      <w:hyperlink r:id="rId65">
+        <w:r>
+          <w:rPr>
+            <w:lang w:val="zh_TW" w:bidi="zh_TW"/>
+          </w:rPr>
+          <w:rPr>
+            <w:color w:val="0000EE"/>
+            <w:u w:val="single"/>
+          </w:rPr>
+          <w:t>申15:15，</w:t>
+        </w:r>
+      </w:hyperlink>
+      <w:hyperlink r:id="rId66">
+        <w:r>
+          <w:rPr>
+            <w:lang w:val="zh_TW" w:bidi="zh_TW"/>
+          </w:rPr>
+          <w:rPr>
+            <w:color w:val="0000EE"/>
+            <w:u w:val="single"/>
+          </w:rPr>
+          <w:t>24:18</w:t>
+        </w:r>
+      </w:hyperlink>
+      <w:r>
+        <w:rPr>
+          <w:lang w:val="zh_TW" w:bidi="zh_TW"/>
+        </w:rPr>
+        <w:t xml:space="preserve">）。 </w:t>
+      </w:r>
+    </w:p>
+    <w:p>
+      <w:pPr>
+        <w:pStyle w:val="ListBullet"/>
+        <w:spacing w:line="240" w:lineRule="auto"/>
+        <w:ind w:left="720"/>
+      </w:pPr>
+      <w:r>
+        <w:rPr>
+          <w:lang w:val="zh_TW" w:bidi="zh_TW"/>
+        </w:rPr>
+      </w:r>
+      <w:r>
+        <w:rPr>
+          <w:lang w:val="zh_TW" w:bidi="zh_TW"/>
+        </w:rPr>
+        <w:t>當聖經提到神將以色列人從埃及（</w:t>
+      </w:r>
+      <w:hyperlink r:id="rId69">
+        <w:r>
+          <w:rPr>
+            <w:lang w:val="zh_TW" w:bidi="zh_TW"/>
+          </w:rPr>
+          <w:rPr>
+            <w:color w:val="0000EE"/>
+            <w:u w:val="single"/>
+          </w:rPr>
+          <w:t>申7:8</w:t>
+        </w:r>
+      </w:hyperlink>
+      <w:r>
+        <w:rPr>
+          <w:lang w:val="zh_TW" w:bidi="zh_TW"/>
+        </w:rPr>
+        <w:t>，</w:t>
+      </w:r>
+      <w:hyperlink r:id="rId70">
+        <w:r>
+          <w:rPr>
+            <w:lang w:val="zh_TW" w:bidi="zh_TW"/>
+          </w:rPr>
+          <w:rPr>
+            <w:color w:val="0000EE"/>
+            <w:u w:val="single"/>
+          </w:rPr>
+          <w:t>9:26</w:t>
+        </w:r>
+      </w:hyperlink>
+      <w:r>
+        <w:rPr>
+          <w:lang w:val="zh_TW" w:bidi="zh_TW"/>
+        </w:rPr>
+        <w:t>，</w:t>
+      </w:r>
+      <w:hyperlink r:id="rId71">
+        <w:r>
+          <w:rPr>
+            <w:lang w:val="zh_TW" w:bidi="zh_TW"/>
+          </w:rPr>
+          <w:rPr>
+            <w:color w:val="0000EE"/>
+            <w:u w:val="single"/>
+          </w:rPr>
+          <w:t>13:5</w:t>
+        </w:r>
+      </w:hyperlink>
+      <w:r>
+        <w:rPr>
+          <w:lang w:val="zh_TW" w:bidi="zh_TW"/>
+        </w:rPr>
+        <w:t>；</w:t>
+      </w:r>
+      <w:hyperlink r:id="rId72">
+        <w:r>
+          <w:rPr>
+            <w:lang w:val="zh_TW" w:bidi="zh_TW"/>
+          </w:rPr>
+          <w:rPr>
+            <w:color w:val="0000EE"/>
+            <w:u w:val="single"/>
+          </w:rPr>
+          <w:t>撒下7:23</w:t>
+        </w:r>
+      </w:hyperlink>
+      <w:r>
+        <w:rPr>
+          <w:lang w:val="zh_TW" w:bidi="zh_TW"/>
+        </w:rPr>
+        <w:t>；</w:t>
+      </w:r>
+      <w:hyperlink r:id="rId73">
+        <w:r>
+          <w:rPr>
+            <w:lang w:val="zh_TW" w:bidi="zh_TW"/>
+          </w:rPr>
+          <w:rPr>
+            <w:color w:val="0000EE"/>
+            <w:u w:val="single"/>
+          </w:rPr>
+          <w:t>代上17:21</w:t>
+        </w:r>
+      </w:hyperlink>
+      <w:r>
+        <w:rPr>
+          <w:lang w:val="zh_TW" w:bidi="zh_TW"/>
+        </w:rPr>
+        <w:t>；</w:t>
+      </w:r>
+      <w:hyperlink r:id="rId74">
+        <w:r>
+          <w:rPr>
+            <w:lang w:val="zh_TW" w:bidi="zh_TW"/>
+          </w:rPr>
+          <w:rPr>
+            <w:color w:val="0000EE"/>
+            <w:u w:val="single"/>
+          </w:rPr>
+          <w:t>詩78:42</w:t>
+        </w:r>
+      </w:hyperlink>
+      <w:r>
+        <w:rPr>
+          <w:lang w:val="zh_TW" w:bidi="zh_TW"/>
+        </w:rPr>
+        <w:t>）以及從巴比倫（</w:t>
+      </w:r>
+      <w:hyperlink r:id="rId58">
+        <w:r>
+          <w:rPr>
+            <w:lang w:val="zh_TW" w:bidi="zh_TW"/>
+          </w:rPr>
+          <w:rPr>
+            <w:color w:val="0000EE"/>
+            <w:u w:val="single"/>
+          </w:rPr>
+          <w:t>賽35:10，</w:t>
+        </w:r>
+      </w:hyperlink>
+      <w:hyperlink r:id="rId75">
+        <w:r>
+          <w:rPr>
+            <w:lang w:val="zh_TW" w:bidi="zh_TW"/>
+          </w:rPr>
+          <w:rPr>
+            <w:color w:val="0000EE"/>
+            <w:u w:val="single"/>
+          </w:rPr>
+          <w:t>51:11</w:t>
+        </w:r>
+      </w:hyperlink>
+      <w:r>
+        <w:rPr>
+          <w:lang w:val="zh_TW" w:bidi="zh_TW"/>
+        </w:rPr>
+        <w:t>）中救贖出來時，也使用了這個希伯來詞。聖經有時提及神拯救百姓，卻沒有提到具體事件（</w:t>
+      </w:r>
+      <w:hyperlink r:id="rId76">
+        <w:r>
+          <w:rPr>
+            <w:lang w:val="zh_TW" w:bidi="zh_TW"/>
+          </w:rPr>
+          <w:rPr>
+            <w:color w:val="0000EE"/>
+            <w:u w:val="single"/>
+          </w:rPr>
+          <w:t>何7:13；</w:t>
+        </w:r>
+      </w:hyperlink>
+      <w:r>
+        <w:rPr>
+          <w:lang w:val="zh_TW" w:bidi="zh_TW"/>
+        </w:rPr>
+        <w:t>參</w:t>
+      </w:r>
+      <w:hyperlink r:id="rId77">
+        <w:r>
+          <w:rPr>
+            <w:lang w:val="zh_TW" w:bidi="zh_TW"/>
+          </w:rPr>
+          <w:rPr>
+            <w:color w:val="0000EE"/>
+            <w:u w:val="single"/>
+          </w:rPr>
+          <w:t>申21:8</w:t>
+        </w:r>
+      </w:hyperlink>
+      <w:r>
+        <w:rPr>
+          <w:lang w:val="zh_TW" w:bidi="zh_TW"/>
+        </w:rPr>
+        <w:t>；</w:t>
+      </w:r>
+      <w:hyperlink r:id="rId78">
+        <w:r>
+          <w:rPr>
+            <w:lang w:val="zh_TW" w:bidi="zh_TW"/>
+          </w:rPr>
+          <w:rPr>
+            <w:color w:val="0000EE"/>
+            <w:u w:val="single"/>
+          </w:rPr>
+          <w:t>尼1:10</w:t>
+        </w:r>
+      </w:hyperlink>
+      <w:r>
+        <w:rPr>
+          <w:lang w:val="zh_TW" w:bidi="zh_TW"/>
+        </w:rPr>
+        <w:t>；</w:t>
+      </w:r>
+      <w:hyperlink r:id="rId79">
+        <w:r>
+          <w:rPr>
+            <w:lang w:val="zh_TW" w:bidi="zh_TW"/>
+          </w:rPr>
+          <w:rPr>
+            <w:color w:val="0000EE"/>
+            <w:u w:val="single"/>
+          </w:rPr>
+          <w:t>賽1:27</w:t>
+        </w:r>
+      </w:hyperlink>
+      <w:r>
+        <w:rPr>
+          <w:lang w:val="zh_TW" w:bidi="zh_TW"/>
+        </w:rPr>
+        <w:t>；</w:t>
+      </w:r>
+      <w:hyperlink r:id="rId80">
+        <w:r>
+          <w:rPr>
+            <w:lang w:val="zh_TW" w:bidi="zh_TW"/>
+          </w:rPr>
+          <w:rPr>
+            <w:color w:val="0000EE"/>
+            <w:u w:val="single"/>
+          </w:rPr>
+          <w:t>耶31:11</w:t>
+        </w:r>
+      </w:hyperlink>
+      <w:r>
+        <w:rPr>
+          <w:lang w:val="zh_TW" w:bidi="zh_TW"/>
+        </w:rPr>
+        <w:t>）。神也救贖人脫離死亡（</w:t>
+      </w:r>
+      <w:hyperlink r:id="rId81">
+        <w:r>
+          <w:rPr>
+            <w:lang w:val="zh_TW" w:bidi="zh_TW"/>
+          </w:rPr>
+          <w:rPr>
+            <w:color w:val="0000EE"/>
+            <w:u w:val="single"/>
+          </w:rPr>
+          <w:t>何13:14</w:t>
+        </w:r>
+      </w:hyperlink>
+      <w:r>
+        <w:rPr>
+          <w:lang w:val="zh_TW" w:bidi="zh_TW"/>
+        </w:rPr>
+        <w:t>）、脫離罪惡（</w:t>
+      </w:r>
+      <w:hyperlink r:id="rId82">
+        <w:r>
+          <w:rPr>
+            <w:lang w:val="zh_TW" w:bidi="zh_TW"/>
+          </w:rPr>
+          <w:rPr>
+            <w:color w:val="0000EE"/>
+            <w:u w:val="single"/>
+          </w:rPr>
+          <w:t>詩130:8</w:t>
+        </w:r>
+      </w:hyperlink>
+      <w:r>
+        <w:rPr>
+          <w:lang w:val="zh_TW" w:bidi="zh_TW"/>
+        </w:rPr>
+        <w:t>）、脫離困難（</w:t>
+      </w:r>
+      <w:hyperlink r:id="rId83">
+        <w:r>
+          <w:rPr>
+            <w:lang w:val="zh_TW" w:bidi="zh_TW"/>
+          </w:rPr>
+          <w:rPr>
+            <w:color w:val="0000EE"/>
+            <w:u w:val="single"/>
+          </w:rPr>
+          <w:t>25:22</w:t>
+        </w:r>
+      </w:hyperlink>
+      <w:r>
+        <w:rPr>
+          <w:lang w:val="zh_TW" w:bidi="zh_TW"/>
+        </w:rPr>
+        <w:t>）。這種拯救總是暗示某種形式的支付或代價，例如救贖所需的神的「大能」或「大能之手」。</w:t>
+      </w:r>
+    </w:p>
+    <w:p>
+      <w:pPr>
+        <w:pStyle w:val="Heading3"/>
+      </w:pPr>
+      <w:r>
+        <w:rPr>
+          <w:lang w:val="zh_TW" w:bidi="zh_TW"/>
+        </w:rPr>
+        <w:t>在新約中</w:t>
+      </w:r>
+    </w:p>
+    <w:p>
+      <w:pPr/>
+      <w:r>
+        <w:rPr>
+          <w:lang w:val="zh_TW" w:bidi="zh_TW"/>
+        </w:rPr>
+      </w:r>
+      <w:r>
+        <w:rPr>
+          <w:lang w:val="zh_TW" w:bidi="zh_TW"/>
+        </w:rPr>
+        <w:t>在新約中，只有一組相關的詞語用來表示贖價。這個詞的基本意思是「釋放（set free）」或「解救（release）」。它的意思是通過支付代價來釋放某人。在英文聖經中，ransom（贖價）這個詞大約出現了8次。這些都是明確描述支付代價來解救某人的情況。希臘文舊約（稱為七十士譯本）謹慎地使用了這個詞。他們只在三個希伯來文詞語明確表示支付贖價時才使用它。</w:t>
+      </w:r>
+    </w:p>
+    <w:p>
+      <w:pPr/>
+      <w:r>
+        <w:rPr>
+          <w:lang w:val="zh_TW" w:bidi="zh_TW"/>
+        </w:rPr>
+      </w:r>
+      <w:r>
+        <w:rPr>
+          <w:lang w:val="zh_TW" w:bidi="zh_TW"/>
+        </w:rPr>
+        <w:t>在新約中，「贖價」最重要的用法是當耶穌談到祂自己的死亡時。耶穌說祂的死將作為「多人的贖價」（</w:t>
+      </w:r>
+      <w:hyperlink r:id="rId37">
+        <w:r>
+          <w:rPr>
+            <w:lang w:val="zh_TW" w:bidi="zh_TW"/>
+          </w:rPr>
+          <w:rPr>
+            <w:color w:val="0000EE"/>
+            <w:u w:val="single"/>
+          </w:rPr>
+          <w:t>太20:28</w:t>
+        </w:r>
+      </w:hyperlink>
+      <w:r>
+        <w:rPr>
+          <w:lang w:val="zh_TW" w:bidi="zh_TW"/>
+        </w:rPr>
+        <w:t>；</w:t>
+      </w:r>
+      <w:hyperlink r:id="rId38">
+        <w:r>
+          <w:rPr>
+            <w:lang w:val="zh_TW" w:bidi="zh_TW"/>
+          </w:rPr>
+          <w:rPr>
+            <w:color w:val="0000EE"/>
+            <w:u w:val="single"/>
+          </w:rPr>
+          <w:t>可10:45</w:t>
+        </w:r>
+      </w:hyperlink>
+      <w:r>
+        <w:rPr>
+          <w:lang w:val="zh_TW" w:bidi="zh_TW"/>
+        </w:rPr>
+        <w:t>）。耶穌的這一說法有三個重要含義：</w:t>
+      </w:r>
+    </w:p>
+    <w:p>
+      <w:pPr>
+        <w:pStyle w:val="ListNumber"/>
+        <w:numPr>
+          <w:ilvl w:val="0"/>
+          <w:numId w:val="14"/>
+        </w:numPr>
+        <w:spacing w:line="240" w:lineRule="auto"/>
+        <w:ind w:left="720"/>
+      </w:pPr>
+      <w:r>
+        <w:rPr>
+          <w:lang w:val="zh_TW" w:bidi="zh_TW"/>
+        </w:rPr>
+      </w:r>
+      <w:r>
+        <w:rPr>
+          <w:lang w:val="zh_TW" w:bidi="zh_TW"/>
+        </w:rPr>
+        <w:t>耶穌來是要服事人，並付上贖價。</w:t>
+      </w:r>
+    </w:p>
+    <w:p>
+      <w:pPr>
+        <w:pStyle w:val="ListNumber"/>
+        <w:spacing w:line="240" w:lineRule="auto"/>
+        <w:ind w:left="720"/>
+      </w:pPr>
+      <w:r>
+        <w:rPr>
+          <w:lang w:val="zh_TW" w:bidi="zh_TW"/>
+        </w:rPr>
+      </w:r>
+      <w:r>
+        <w:rPr>
+          <w:lang w:val="zh_TW" w:bidi="zh_TW"/>
+        </w:rPr>
+        <w:t>贖價是祂自己的生命。</w:t>
+      </w:r>
+    </w:p>
+    <w:p>
+      <w:pPr>
+        <w:pStyle w:val="ListNumber"/>
+        <w:spacing w:line="240" w:lineRule="auto"/>
+        <w:ind w:left="720"/>
+      </w:pPr>
+      <w:r>
+        <w:rPr>
+          <w:lang w:val="zh_TW" w:bidi="zh_TW"/>
+        </w:rPr>
+      </w:r>
+      <w:r>
+        <w:rPr>
+          <w:lang w:val="zh_TW" w:bidi="zh_TW"/>
+        </w:rPr>
+        <w:t xml:space="preserve">祂的贖價具有替代性（substitutionary，耶穌通過支付這個贖價來代替我們）。 </w:t>
+      </w:r>
+    </w:p>
+    <w:p>
+      <w:pPr/>
+      <w:r>
+        <w:rPr>
+          <w:lang w:val="zh_TW" w:bidi="zh_TW"/>
+        </w:rPr>
+      </w:r>
+      <w:r>
+        <w:rPr>
+          <w:lang w:val="zh_TW" w:bidi="zh_TW"/>
+        </w:rPr>
+        <w:t>新約的其他部分進一步解釋了這一點：</w:t>
+      </w:r>
+    </w:p>
+    <w:p>
+      <w:pPr>
+        <w:pStyle w:val="ListBullet"/>
+        <w:spacing w:line="240" w:lineRule="auto"/>
+        <w:ind w:left="720"/>
+      </w:pPr>
+      <w:r>
+        <w:rPr>
+          <w:lang w:val="zh_TW" w:bidi="zh_TW"/>
+        </w:rPr>
+      </w:r>
+      <w:r>
+        <w:rPr>
+          <w:lang w:val="zh_TW" w:bidi="zh_TW"/>
+        </w:rPr>
+        <w:t>耶穌基督「捨自己作萬人的贖價」（</w:t>
+      </w:r>
+      <w:hyperlink r:id="rId84">
+        <w:r>
+          <w:rPr>
+            <w:lang w:val="zh_TW" w:bidi="zh_TW"/>
+          </w:rPr>
+          <w:rPr>
+            <w:color w:val="0000EE"/>
+            <w:u w:val="single"/>
+          </w:rPr>
+          <w:t>提前2:6</w:t>
+        </w:r>
+      </w:hyperlink>
+      <w:r>
+        <w:rPr>
+          <w:lang w:val="zh_TW" w:bidi="zh_TW"/>
+        </w:rPr>
+        <w:t xml:space="preserve">）。 </w:t>
+      </w:r>
+    </w:p>
+    <w:p>
+      <w:pPr>
+        <w:pStyle w:val="ListBullet"/>
+        <w:spacing w:line="240" w:lineRule="auto"/>
+        <w:ind w:left="720"/>
+      </w:pPr>
+      <w:r>
+        <w:rPr>
+          <w:lang w:val="zh_TW" w:bidi="zh_TW"/>
+        </w:rPr>
+      </w:r>
+      <w:r>
+        <w:rPr>
+          <w:lang w:val="zh_TW" w:bidi="zh_TW"/>
+        </w:rPr>
+        <w:t>耶穌基督「為我們捨了自己，要贖我們脫離一切罪惡」（</w:t>
+      </w:r>
+      <w:hyperlink r:id="rId85">
+        <w:r>
+          <w:rPr>
+            <w:lang w:val="zh_TW" w:bidi="zh_TW"/>
+          </w:rPr>
+          <w:rPr>
+            <w:color w:val="0000EE"/>
+            <w:u w:val="single"/>
+          </w:rPr>
+          <w:t>多2:14</w:t>
+        </w:r>
+      </w:hyperlink>
+      <w:r>
+        <w:rPr>
+          <w:lang w:val="zh_TW" w:bidi="zh_TW"/>
+        </w:rPr>
+        <w:t xml:space="preserve">）。 </w:t>
+      </w:r>
+    </w:p>
+    <w:p>
+      <w:pPr>
+        <w:pStyle w:val="ListBullet"/>
+        <w:spacing w:line="240" w:lineRule="auto"/>
+        <w:ind w:left="720"/>
+      </w:pPr>
+      <w:r>
+        <w:rPr>
+          <w:lang w:val="zh_TW" w:bidi="zh_TW"/>
+        </w:rPr>
+      </w:r>
+      <w:r>
+        <w:rPr>
+          <w:lang w:val="zh_TW" w:bidi="zh_TW"/>
+        </w:rPr>
+        <w:t>贖價的代價是「基督的寶血」，祂如同無瑕疵的羔羊（</w:t>
+      </w:r>
+      <w:hyperlink r:id="rId86">
+        <w:r>
+          <w:rPr>
+            <w:lang w:val="zh_TW" w:bidi="zh_TW"/>
+          </w:rPr>
+          <w:rPr>
+            <w:color w:val="0000EE"/>
+            <w:u w:val="single"/>
+          </w:rPr>
+          <w:t>彼前1:18–19</w:t>
+        </w:r>
+      </w:hyperlink>
+      <w:r>
+        <w:rPr>
+          <w:lang w:val="zh_TW" w:bidi="zh_TW"/>
+        </w:rPr>
+        <w:t>）。</w:t>
+      </w:r>
+    </w:p>
+    <w:p>
+      <w:pPr/>
+      <w:r>
+        <w:rPr>
+          <w:lang w:val="zh_TW" w:bidi="zh_TW"/>
+        </w:rPr>
+      </w:r>
+      <w:r>
+        <w:rPr>
+          <w:lang w:val="zh_TW" w:bidi="zh_TW"/>
+        </w:rPr>
+        <w:t>這讓我們想起舊約中指向耶穌的動物獻祭，但是有一個很大的區別：</w:t>
+      </w:r>
+    </w:p>
+    <w:p>
+      <w:pPr>
+        <w:pStyle w:val="ListBullet"/>
+        <w:spacing w:line="240" w:lineRule="auto"/>
+        <w:ind w:left="720"/>
+      </w:pPr>
+      <w:r>
+        <w:rPr>
+          <w:lang w:val="zh_TW" w:bidi="zh_TW"/>
+        </w:rPr>
+      </w:r>
+      <w:r>
+        <w:rPr>
+          <w:lang w:val="zh_TW" w:bidi="zh_TW"/>
+        </w:rPr>
+        <w:t>山羊和牛犢的血無法拯救人。</w:t>
+      </w:r>
+    </w:p>
+    <w:p>
+      <w:pPr>
+        <w:pStyle w:val="ListBullet"/>
+        <w:spacing w:line="240" w:lineRule="auto"/>
+        <w:ind w:left="720"/>
+      </w:pPr>
+      <w:r>
+        <w:rPr>
+          <w:lang w:val="zh_TW" w:bidi="zh_TW"/>
+        </w:rPr>
+      </w:r>
+      <w:r>
+        <w:rPr>
+          <w:lang w:val="zh_TW" w:bidi="zh_TW"/>
+        </w:rPr>
+        <w:t>但是基督的血提供了永遠的贖罪（</w:t>
+      </w:r>
+      <w:hyperlink r:id="rId87">
+        <w:r>
+          <w:rPr>
+            <w:lang w:val="zh_TW" w:bidi="zh_TW"/>
+          </w:rPr>
+          <w:rPr>
+            <w:color w:val="0000EE"/>
+            <w:u w:val="single"/>
+          </w:rPr>
+          <w:t>來9:12</w:t>
+        </w:r>
+      </w:hyperlink>
+      <w:r>
+        <w:rPr>
+          <w:lang w:val="zh_TW" w:bidi="zh_TW"/>
+        </w:rPr>
+        <w:t xml:space="preserve">）。 </w:t>
+      </w:r>
+    </w:p>
+    <w:p>
+      <w:pPr/>
+      <w:r>
+        <w:rPr>
+          <w:lang w:val="zh_TW" w:bidi="zh_TW"/>
+        </w:rPr>
+      </w:r>
+      <w:r>
+        <w:rPr>
+          <w:lang w:val="zh_TW" w:bidi="zh_TW"/>
+        </w:rPr>
+        <w:t>聖經告訴我們，得救的人在天堂會唱新歌。他們讚美耶穌（稱為羔羊），因為祂的血為他們付了贖價（</w:t>
+      </w:r>
+      <w:hyperlink r:id="rId88">
+        <w:r>
+          <w:rPr>
+            <w:lang w:val="zh_TW" w:bidi="zh_TW"/>
+          </w:rPr>
+          <w:rPr>
+            <w:color w:val="0000EE"/>
+            <w:u w:val="single"/>
+          </w:rPr>
+          <w:t>啟5:9</w:t>
+        </w:r>
+      </w:hyperlink>
+      <w:r>
+        <w:rPr>
+          <w:lang w:val="zh_TW" w:bidi="zh_TW"/>
+        </w:rPr>
+        <w:t>；參</w:t>
+      </w:r>
+      <w:hyperlink r:id="rId89">
+        <w:r>
+          <w:rPr>
+            <w:lang w:val="zh_TW" w:bidi="zh_TW"/>
+          </w:rPr>
+          <w:rPr>
+            <w:color w:val="0000EE"/>
+            <w:u w:val="single"/>
+          </w:rPr>
+          <w:t>14:3–4</w:t>
+        </w:r>
+      </w:hyperlink>
+      <w:r>
+        <w:rPr>
+          <w:lang w:val="zh_TW" w:bidi="zh_TW"/>
+        </w:rPr>
+        <w:t>）。</w:t>
+      </w:r>
+    </w:p>
+    <w:p>
+      <w:pPr/>
+      <w:r>
+        <w:rPr>
+          <w:lang w:val="zh_TW" w:bidi="zh_TW"/>
+        </w:rPr>
+      </w:r>
+      <w:r>
+        <w:rPr>
+          <w:i/>
+          <w:lang w:val="zh_TW" w:bidi="zh_TW"/>
+        </w:rPr>
+        <w:t>另見</w:t>
+      </w:r>
+      <w:r>
+        <w:rPr>
+          <w:lang w:val="zh_TW" w:bidi="zh_TW"/>
+        </w:rPr>
+        <w:t>贖罪</w:t>
+      </w:r>
+      <w:r>
+        <w:rPr>
+          <w:lang w:val="zh_TW" w:bidi="zh_TW"/>
+        </w:rPr>
+        <w:t>；</w:t>
+      </w:r>
+      <w:r>
+        <w:rPr>
+          <w:lang w:val="zh_TW" w:bidi="zh_TW"/>
+        </w:rPr>
+        <w:t>救贖主、救贖</w:t>
+      </w:r>
+      <w:r>
+        <w:rPr>
+          <w:lang w:val="zh_TW" w:bidi="zh_TW"/>
+        </w:rPr>
+        <w:t>。</w:t>
+      </w:r>
+      <w:r>
+        <w:rPr>
+          <w:lang w:val="zh_TW" w:bidi="zh_TW"/>
+        </w:rPr>
+      </w:r>
+      <w:r>
+        <w:rPr>
+          <w:lang w:val="zh_TW" w:bidi="zh_TW"/>
+        </w:rPr>
+      </w:r>
+    </w:p>
+    <w:p>
+      <w:pPr/>
+      <w:r>
+        <w:rPr>
+          <w:lang w:val="zh_TW" w:bidi="zh_TW"/>
+        </w:rPr>
+      </w:r>
+    </w:p>
+    <w:p>
+      <w:pPr>
+        <w:pStyle w:val="Heading2"/>
+      </w:pPr>
+      <w:r>
+        <w:rPr>
+          <w:lang w:val="zh_TW" w:bidi="zh_TW"/>
+        </w:rPr>
+        <w:t>屬血氣的人</w:t>
+      </w:r>
+      <w:r>
+        <w:rPr>
+          <w:lang w:val="zh_TW" w:bidi="zh_TW"/>
+        </w:rPr>
+      </w:r>
+    </w:p>
+    <w:p>
+      <w:pPr/>
+      <w:r>
+        <w:rPr>
+          <w:lang w:val="zh_TW" w:bidi="zh_TW"/>
+        </w:rPr>
+      </w:r>
+      <w:r>
+        <w:rPr>
+          <w:lang w:val="zh_TW" w:bidi="zh_TW"/>
+        </w:rPr>
+        <w:t>「屬血氣的人」（譯註：NLT譯為Natural man，意即「自然人」）這個表達出現在一些聖經翻譯中，例如在</w:t>
+      </w:r>
+      <w:hyperlink r:id="rId90">
+        <w:r>
+          <w:rPr>
+            <w:lang w:val="zh_TW" w:bidi="zh_TW"/>
+          </w:rPr>
+          <w:rPr>
+            <w:color w:val="0000EE"/>
+            <w:u w:val="single"/>
+          </w:rPr>
+          <w:t>哥林多前書二章14節</w:t>
+        </w:r>
+      </w:hyperlink>
+      <w:r>
+        <w:rPr>
+          <w:lang w:val="zh_TW" w:bidi="zh_TW"/>
+        </w:rPr>
+        <w:t>。翻譯為「血氣的」或「屬情</w:t>
+      </w:r>
+      <w:r>
+        <w:rPr>
+          <w:lang w:val="zh_TW" w:bidi="zh_TW"/>
+        </w:rPr>
+        <w:t>慾的</w:t>
+      </w:r>
+      <w:r>
+        <w:rPr>
+          <w:lang w:val="zh_TW" w:bidi="zh_TW"/>
+        </w:rPr>
+        <w:t>」一詞也出現在</w:t>
+      </w:r>
+      <w:hyperlink r:id="rId91">
+        <w:r>
+          <w:rPr>
+            <w:lang w:val="zh_TW" w:bidi="zh_TW"/>
+          </w:rPr>
+          <w:rPr>
+            <w:color w:val="0000EE"/>
+            <w:u w:val="single"/>
+          </w:rPr>
+          <w:t>哥林多前書十五章44節、46節</w:t>
+        </w:r>
+      </w:hyperlink>
+      <w:r>
+        <w:rPr>
+          <w:lang w:val="zh_TW" w:bidi="zh_TW"/>
+        </w:rPr>
+        <w:t>，</w:t>
+      </w:r>
+      <w:hyperlink r:id="rId92">
+        <w:r>
+          <w:rPr>
+            <w:lang w:val="zh_TW" w:bidi="zh_TW"/>
+          </w:rPr>
+          <w:rPr>
+            <w:color w:val="0000EE"/>
+            <w:u w:val="single"/>
+          </w:rPr>
+          <w:t>雅各書三章15節</w:t>
+        </w:r>
+      </w:hyperlink>
+      <w:r>
+        <w:rPr>
+          <w:lang w:val="zh_TW" w:bidi="zh_TW"/>
+        </w:rPr>
+        <w:t>，和</w:t>
+      </w:r>
+      <w:hyperlink r:id="rId93">
+        <w:r>
+          <w:rPr>
+            <w:lang w:val="zh_TW" w:bidi="zh_TW"/>
+          </w:rPr>
+          <w:rPr>
+            <w:color w:val="0000EE"/>
+            <w:u w:val="single"/>
+          </w:rPr>
+          <w:t>猶大書19節</w:t>
+        </w:r>
+      </w:hyperlink>
+      <w:r>
+        <w:rPr>
+          <w:lang w:val="zh_TW" w:bidi="zh_TW"/>
+        </w:rPr>
+        <w:t>中。</w:t>
+      </w:r>
+    </w:p>
+    <w:p>
+      <w:pPr>
+        <w:pStyle w:val="Heading3"/>
+      </w:pPr>
+      <w:r>
+        <w:rPr>
+          <w:lang w:val="zh_TW" w:bidi="zh_TW"/>
+        </w:rPr>
+        <w:t>「屬血氣的人」的意思是什麼？</w:t>
+      </w:r>
+    </w:p>
+    <w:p>
+      <w:pPr/>
+      <w:r>
+        <w:rPr>
+          <w:lang w:val="zh_TW" w:bidi="zh_TW"/>
+        </w:rPr>
+      </w:r>
+      <w:r>
+        <w:rPr>
+          <w:lang w:val="zh_TW" w:bidi="zh_TW"/>
+        </w:rPr>
+        <w:t>這個詞與希臘文中通常譯為「魂」（soul）的名詞有關，其具體意義取決於上下文。這詞在哥林多前書出現過四次，都與「屬靈的」形成對比，而「屬靈的」在保羅書信中是一個常見的詞。在幾乎每個例子中，「屬靈的」都是指聖靈的工作。</w:t>
+      </w:r>
+    </w:p>
+    <w:p>
+      <w:pPr/>
+      <w:r>
+        <w:rPr>
+          <w:lang w:val="zh_TW" w:bidi="zh_TW"/>
+        </w:rPr>
+      </w:r>
+      <w:r>
+        <w:rPr>
+          <w:lang w:val="zh_TW" w:bidi="zh_TW"/>
+        </w:rPr>
+        <w:t>應用於事物上，「屬靈的」意味著「來自聖靈」或「由聖靈而生的」。新約作者描述了幾件事為「屬靈的」：</w:t>
+      </w:r>
+    </w:p>
+    <w:p>
+      <w:pPr>
+        <w:pStyle w:val="ListBullet"/>
+        <w:spacing w:line="240" w:lineRule="auto"/>
+        <w:ind w:left="720"/>
+      </w:pPr>
+      <w:r>
+        <w:rPr>
+          <w:lang w:val="zh_TW" w:bidi="zh_TW"/>
+        </w:rPr>
+      </w:r>
+      <w:r>
+        <w:rPr>
+          <w:lang w:val="zh_TW" w:bidi="zh_TW"/>
+        </w:rPr>
+        <w:t>律法在</w:t>
+      </w:r>
+      <w:hyperlink r:id="rId94">
+        <w:r>
+          <w:rPr>
+            <w:lang w:val="zh_TW" w:bidi="zh_TW"/>
+          </w:rPr>
+          <w:rPr>
+            <w:color w:val="0000EE"/>
+            <w:u w:val="single"/>
+          </w:rPr>
+          <w:t>羅馬書七章14節</w:t>
+        </w:r>
+      </w:hyperlink>
+      <w:r>
+        <w:rPr>
+          <w:lang w:val="zh_TW" w:bidi="zh_TW"/>
+        </w:rPr>
+        <w:t>中是「屬靈的」。</w:t>
+      </w:r>
+    </w:p>
+    <w:p>
+      <w:pPr>
+        <w:pStyle w:val="ListBullet"/>
+        <w:spacing w:line="240" w:lineRule="auto"/>
+        <w:ind w:left="720"/>
+      </w:pPr>
+      <w:r>
+        <w:rPr>
+          <w:lang w:val="zh_TW" w:bidi="zh_TW"/>
+        </w:rPr>
+      </w:r>
+      <w:r>
+        <w:rPr>
+          <w:lang w:val="zh_TW" w:bidi="zh_TW"/>
+        </w:rPr>
+        <w:t>恩賜在</w:t>
+      </w:r>
+      <w:hyperlink r:id="rId95">
+        <w:r>
+          <w:rPr>
+            <w:lang w:val="zh_TW" w:bidi="zh_TW"/>
+          </w:rPr>
+          <w:rPr>
+            <w:color w:val="0000EE"/>
+            <w:u w:val="single"/>
+          </w:rPr>
+          <w:t>哥林多前書十二章1節</w:t>
+        </w:r>
+      </w:hyperlink>
+      <w:r>
+        <w:rPr>
+          <w:lang w:val="zh_TW" w:bidi="zh_TW"/>
+        </w:rPr>
+        <w:t>中是「屬靈的」。</w:t>
+      </w:r>
+    </w:p>
+    <w:p>
+      <w:pPr>
+        <w:pStyle w:val="ListBullet"/>
+        <w:spacing w:line="240" w:lineRule="auto"/>
+        <w:ind w:left="720"/>
+      </w:pPr>
+      <w:r>
+        <w:rPr>
+          <w:lang w:val="zh_TW" w:bidi="zh_TW"/>
+        </w:rPr>
+      </w:r>
+      <w:r>
+        <w:rPr>
+          <w:lang w:val="zh_TW" w:bidi="zh_TW"/>
+        </w:rPr>
+        <w:t>福氣在</w:t>
+      </w:r>
+      <w:hyperlink r:id="rId96">
+        <w:r>
+          <w:rPr>
+            <w:lang w:val="zh_TW" w:bidi="zh_TW"/>
+          </w:rPr>
+          <w:rPr>
+            <w:color w:val="0000EE"/>
+            <w:u w:val="single"/>
+          </w:rPr>
+          <w:t>以弗所書一章3節</w:t>
+        </w:r>
+      </w:hyperlink>
+      <w:r>
+        <w:rPr>
+          <w:lang w:val="zh_TW" w:bidi="zh_TW"/>
+        </w:rPr>
+        <w:t>中是「屬靈的」。</w:t>
+      </w:r>
+    </w:p>
+    <w:p>
+      <w:pPr>
+        <w:pStyle w:val="ListBullet"/>
+        <w:spacing w:line="240" w:lineRule="auto"/>
+        <w:ind w:left="720"/>
+      </w:pPr>
+      <w:r>
+        <w:rPr>
+          <w:lang w:val="zh_TW" w:bidi="zh_TW"/>
+        </w:rPr>
+      </w:r>
+      <w:r>
+        <w:rPr>
+          <w:lang w:val="zh_TW" w:bidi="zh_TW"/>
+        </w:rPr>
+        <w:t>靈祭</w:t>
+      </w:r>
+      <w:r>
+        <w:rPr>
+          <w:lang w:val="zh_TW" w:bidi="zh_TW"/>
+        </w:rPr>
+        <w:t>在</w:t>
+      </w:r>
+      <w:hyperlink r:id="rId97">
+        <w:r>
+          <w:rPr>
+            <w:lang w:val="zh_TW" w:bidi="zh_TW"/>
+          </w:rPr>
+          <w:rPr>
+            <w:color w:val="0000EE"/>
+            <w:u w:val="single"/>
+          </w:rPr>
+          <w:t>彼得前書二章5節</w:t>
+        </w:r>
+      </w:hyperlink>
+      <w:r>
+        <w:rPr>
+          <w:lang w:val="zh_TW" w:bidi="zh_TW"/>
+        </w:rPr>
+        <w:t>中是「屬靈的」。</w:t>
+      </w:r>
+    </w:p>
+    <w:p>
+      <w:pPr/>
+      <w:r>
+        <w:rPr>
+          <w:lang w:val="zh_TW" w:bidi="zh_TW"/>
+        </w:rPr>
+      </w:r>
+      <w:r>
+        <w:rPr>
+          <w:lang w:val="zh_TW" w:bidi="zh_TW"/>
+        </w:rPr>
+        <w:t>當這個詞應用在人身上時，意味著一個人受到聖靈的激勵和引導（</w:t>
+      </w:r>
+      <w:hyperlink r:id="rId98">
+        <w:r>
+          <w:rPr>
+            <w:lang w:val="zh_TW" w:bidi="zh_TW"/>
+          </w:rPr>
+          <w:rPr>
+            <w:color w:val="0000EE"/>
+            <w:u w:val="single"/>
+          </w:rPr>
+          <w:t>林前2:15</w:t>
+        </w:r>
+      </w:hyperlink>
+      <w:r>
+        <w:rPr>
+          <w:lang w:val="zh_TW" w:bidi="zh_TW"/>
+        </w:rPr>
+        <w:t>，</w:t>
+      </w:r>
+      <w:hyperlink r:id="rId99">
+        <w:r>
+          <w:rPr>
+            <w:lang w:val="zh_TW" w:bidi="zh_TW"/>
+          </w:rPr>
+          <w:rPr>
+            <w:color w:val="0000EE"/>
+            <w:u w:val="single"/>
+          </w:rPr>
+          <w:t>14:37</w:t>
+        </w:r>
+      </w:hyperlink>
+      <w:r>
+        <w:rPr>
+          <w:lang w:val="zh_TW" w:bidi="zh_TW"/>
+        </w:rPr>
+        <w:t>；</w:t>
+      </w:r>
+      <w:hyperlink r:id="rId100">
+        <w:r>
+          <w:rPr>
+            <w:lang w:val="zh_TW" w:bidi="zh_TW"/>
+          </w:rPr>
+          <w:rPr>
+            <w:color w:val="0000EE"/>
+            <w:u w:val="single"/>
+          </w:rPr>
+          <w:t>加6:1</w:t>
+        </w:r>
+      </w:hyperlink>
+      <w:r>
+        <w:rPr>
+          <w:lang w:val="zh_TW" w:bidi="zh_TW"/>
+        </w:rPr>
+        <w:t>）。與「屬靈的」相對，「屬血氣的」則通常指缺乏聖靈或敵對聖靈及其工作的狀態。</w:t>
+      </w:r>
+    </w:p>
+    <w:p>
+      <w:pPr>
+        <w:pStyle w:val="Heading3"/>
+      </w:pPr>
+      <w:r>
+        <w:rPr>
+          <w:lang w:val="zh_TW" w:bidi="zh_TW"/>
+        </w:rPr>
+        <w:t>聖經中「屬血氣的」與「屬靈的」區別</w:t>
+      </w:r>
+    </w:p>
+    <w:p>
+      <w:pPr/>
+      <w:r>
+        <w:rPr>
+          <w:lang w:val="zh_TW" w:bidi="zh_TW"/>
+        </w:rPr>
+      </w:r>
+      <w:r>
+        <w:rPr>
+          <w:lang w:val="zh_TW" w:bidi="zh_TW"/>
+        </w:rPr>
+        <w:t>在</w:t>
+      </w:r>
+      <w:hyperlink r:id="rId101">
+        <w:r>
+          <w:rPr>
+            <w:lang w:val="zh_TW" w:bidi="zh_TW"/>
+          </w:rPr>
+          <w:rPr>
+            <w:color w:val="0000EE"/>
+            <w:u w:val="single"/>
+          </w:rPr>
+          <w:t>哥林多前書二章14至15節</w:t>
+        </w:r>
+      </w:hyperlink>
+      <w:r>
+        <w:rPr>
+          <w:lang w:val="zh_TW" w:bidi="zh_TW"/>
+        </w:rPr>
+        <w:t>中，「屬血氣的人」與「屬靈的人」形成鮮明對比。在這個語境中，屬血氣的人不接受從神的靈而來的事物（</w:t>
+      </w:r>
+      <w:hyperlink r:id="rId90">
+        <w:r>
+          <w:rPr>
+            <w:lang w:val="zh_TW" w:bidi="zh_TW"/>
+          </w:rPr>
+          <w:rPr>
+            <w:color w:val="0000EE"/>
+            <w:u w:val="single"/>
+          </w:rPr>
+          <w:t>林前2:14</w:t>
+        </w:r>
+      </w:hyperlink>
+      <w:r>
+        <w:rPr>
+          <w:lang w:val="zh_TW" w:bidi="zh_TW"/>
+        </w:rPr>
+        <w:t>）。相反，這些事物對他來說是「愚拙的」，因為這些事必須用屬靈的方法才能明白。他之所以認為愚拙，是因為不信（</w:t>
+      </w:r>
+      <w:hyperlink r:id="rId102">
+        <w:r>
+          <w:rPr>
+            <w:lang w:val="zh_TW" w:bidi="zh_TW"/>
+          </w:rPr>
+          <w:rPr>
+            <w:color w:val="0000EE"/>
+            <w:u w:val="single"/>
+          </w:rPr>
+          <w:t>1:21</w:t>
+        </w:r>
+      </w:hyperlink>
+      <w:r>
+        <w:rPr>
+          <w:lang w:val="zh_TW" w:bidi="zh_TW"/>
+        </w:rPr>
+        <w:t>）；而他所缺乏的，是唯有聖靈才能帶來的洞見。保羅所描繪的，明顯是指一個沒有聖靈，甚至敵對聖靈和神啟示真理的人。</w:t>
+      </w:r>
+    </w:p>
+    <w:p>
+      <w:pPr/>
+      <w:r>
+        <w:rPr>
+          <w:lang w:val="zh_TW" w:bidi="zh_TW"/>
+        </w:rPr>
+      </w:r>
+      <w:r>
+        <w:rPr>
+          <w:lang w:val="zh_TW" w:bidi="zh_TW"/>
+        </w:rPr>
+        <w:t>在</w:t>
+      </w:r>
+      <w:hyperlink r:id="rId103">
+        <w:r>
+          <w:rPr>
+            <w:lang w:val="zh_TW" w:bidi="zh_TW"/>
+          </w:rPr>
+          <w:rPr>
+            <w:color w:val="0000EE"/>
+            <w:u w:val="single"/>
+          </w:rPr>
+          <w:t>哥林多前書十五章44至46節</w:t>
+        </w:r>
+      </w:hyperlink>
+      <w:r>
+        <w:rPr>
+          <w:lang w:val="zh_TW" w:bidi="zh_TW"/>
+        </w:rPr>
+        <w:t>中，「屬靈的」與「屬血氣的」對比則出現在另一個脈絡。這裡將死亡時的「身體」與復活時的「身體」作比較。信徒埋葬時「所種的是血氣的身體」（第</w:t>
+      </w:r>
+      <w:hyperlink r:id="rId91">
+        <w:r>
+          <w:rPr>
+            <w:lang w:val="zh_TW" w:bidi="zh_TW"/>
+          </w:rPr>
+          <w:rPr>
+            <w:color w:val="0000EE"/>
+            <w:u w:val="single"/>
+          </w:rPr>
+          <w:t>44</w:t>
+        </w:r>
+      </w:hyperlink>
+      <w:r>
+        <w:rPr>
+          <w:lang w:val="zh_TW" w:bidi="zh_TW"/>
+        </w:rPr>
+        <w:t>節上）；復活時，「</w:t>
+      </w:r>
+      <w:r>
+        <w:rPr>
+          <w:lang w:val="zh_TW" w:bidi="zh_TW"/>
+        </w:rPr>
+        <w:t>是靈性的身體</w:t>
+      </w:r>
+      <w:r>
+        <w:rPr>
+          <w:lang w:val="zh_TW" w:bidi="zh_TW"/>
+        </w:rPr>
+        <w:t>」。復活的身體將被聖靈更新並轉化（</w:t>
+      </w:r>
+      <w:hyperlink r:id="rId104">
+        <w:r>
+          <w:rPr>
+            <w:lang w:val="zh_TW" w:bidi="zh_TW"/>
+          </w:rPr>
+          <w:rPr>
+            <w:color w:val="0000EE"/>
+            <w:u w:val="single"/>
+          </w:rPr>
+          <w:t>羅8:11</w:t>
+        </w:r>
+      </w:hyperlink>
+      <w:r>
+        <w:rPr>
+          <w:lang w:val="zh_TW" w:bidi="zh_TW"/>
+        </w:rPr>
+        <w:t>）。</w:t>
+      </w:r>
+    </w:p>
+    <w:p>
+      <w:pPr/>
+      <w:r>
+        <w:rPr>
+          <w:lang w:val="zh_TW" w:bidi="zh_TW"/>
+        </w:rPr>
+      </w:r>
+      <w:r>
+        <w:rPr>
+          <w:lang w:val="zh_TW" w:bidi="zh_TW"/>
+        </w:rPr>
+        <w:t>然而，在</w:t>
+      </w:r>
+      <w:hyperlink r:id="rId91">
+        <w:r>
+          <w:rPr>
+            <w:lang w:val="zh_TW" w:bidi="zh_TW"/>
+          </w:rPr>
+          <w:rPr>
+            <w:color w:val="0000EE"/>
+            <w:u w:val="single"/>
+          </w:rPr>
+          <w:t>哥林多前書十五章44節下</w:t>
+        </w:r>
+      </w:hyperlink>
+      <w:r>
+        <w:rPr>
+          <w:lang w:val="zh_TW" w:bidi="zh_TW"/>
+        </w:rPr>
+        <w:t>和</w:t>
+      </w:r>
+      <w:hyperlink r:id="rId105">
+        <w:r>
+          <w:rPr>
+            <w:lang w:val="zh_TW" w:bidi="zh_TW"/>
+          </w:rPr>
+          <w:rPr>
+            <w:color w:val="0000EE"/>
+            <w:u w:val="single"/>
+          </w:rPr>
+          <w:t>45節上</w:t>
+        </w:r>
+      </w:hyperlink>
+      <w:r>
+        <w:rPr>
+          <w:lang w:val="zh_TW" w:bidi="zh_TW"/>
+        </w:rPr>
+        <w:t>，保羅將「血氣的身體」與剛剛受造、墮落之前的亞當聯繫起來（</w:t>
+      </w:r>
+      <w:hyperlink r:id="rId106">
+        <w:r>
+          <w:rPr>
+            <w:lang w:val="zh_TW" w:bidi="zh_TW"/>
+          </w:rPr>
+          <w:rPr>
+            <w:color w:val="0000EE"/>
+            <w:u w:val="single"/>
+          </w:rPr>
+          <w:t>創2:7</w:t>
+        </w:r>
+      </w:hyperlink>
+      <w:r>
+        <w:rPr>
+          <w:lang w:val="zh_TW" w:bidi="zh_TW"/>
+        </w:rPr>
+        <w:t>）。這表明，所謂的「血氣」是指創造時的模樣。按照神起初的創造，「血氣的」亞當是「甚好」（</w:t>
+      </w:r>
+      <w:hyperlink r:id="rId107">
+        <w:r>
+          <w:rPr>
+            <w:lang w:val="zh_TW" w:bidi="zh_TW"/>
+          </w:rPr>
+          <w:rPr>
+            <w:color w:val="0000EE"/>
+            <w:u w:val="single"/>
+          </w:rPr>
+          <w:t>創1:31</w:t>
+        </w:r>
+      </w:hyperlink>
+      <w:r>
+        <w:rPr>
+          <w:lang w:val="zh_TW" w:bidi="zh_TW"/>
+        </w:rPr>
+        <w:t>）。然而，人類的罪惡破壞了「血氣的」亞當，使他落在死亡的定罪之下。因此，按照原始創造的角度來衡量，原來創造那個「血氣的」亞當本是自然的，人的罪惡卻使本是自然的「血氣」反成了異常的「血氣」。聖靈現在在基督裡的工作，就是除去這種異常，並完成神創造時原本的旨意（</w:t>
+      </w:r>
+      <w:hyperlink r:id="rId108">
+        <w:r>
+          <w:rPr>
+            <w:lang w:val="zh_TW" w:bidi="zh_TW"/>
+          </w:rPr>
+          <w:rPr>
+            <w:color w:val="0000EE"/>
+            <w:u w:val="single"/>
+          </w:rPr>
+          <w:t>羅8:19</w:t>
+        </w:r>
+      </w:hyperlink>
+      <w:hyperlink r:id="rId103">
         <w:r>
           <w:rPr>
             <w:lang w:val="zh_TW" w:bidi="zh_TW"/>
@@ -1685,16 +3667,1419 @@
           <w:t>–</w:t>
         </w:r>
       </w:hyperlink>
-      <w:hyperlink r:id="rId47">
-        <w:r>
-          <w:rPr>
-            <w:lang w:val="zh_TW" w:bidi="zh_TW"/>
-          </w:rPr>
-          <w:rPr>
-            <w:color w:val="0000EE"/>
-            <w:u w:val="single"/>
-          </w:rPr>
-          <w:t>28</w:t>
+      <w:hyperlink r:id="rId108">
+        <w:r>
+          <w:rPr>
+            <w:lang w:val="zh_TW" w:bidi="zh_TW"/>
+          </w:rPr>
+          <w:rPr>
+            <w:color w:val="0000EE"/>
+            <w:u w:val="single"/>
+          </w:rPr>
+          <w:t>22</w:t>
+        </w:r>
+      </w:hyperlink>
+      <w:r>
+        <w:rPr>
+          <w:lang w:val="zh_TW" w:bidi="zh_TW"/>
+        </w:rPr>
+        <w:t>；</w:t>
+      </w:r>
+      <w:hyperlink r:id="rId109">
+        <w:r>
+          <w:rPr>
+            <w:lang w:val="zh_TW" w:bidi="zh_TW"/>
+          </w:rPr>
+          <w:rPr>
+            <w:color w:val="0000EE"/>
+            <w:u w:val="single"/>
+          </w:rPr>
+          <w:t>林後5:17</w:t>
+        </w:r>
+      </w:hyperlink>
+      <w:r>
+        <w:rPr>
+          <w:lang w:val="zh_TW" w:bidi="zh_TW"/>
+        </w:rPr>
+        <w:t>）。</w:t>
+      </w:r>
+    </w:p>
+    <w:p>
+      <w:pPr/>
+      <w:r>
+        <w:rPr>
+          <w:lang w:val="zh_TW" w:bidi="zh_TW"/>
+        </w:rPr>
+      </w:r>
+      <w:r>
+        <w:rPr>
+          <w:i/>
+          <w:lang w:val="zh_TW" w:bidi="zh_TW"/>
+        </w:rPr>
+        <w:t>另見</w:t>
+      </w:r>
+      <w:r>
+        <w:rPr>
+          <w:lang w:val="zh_TW" w:bidi="zh_TW"/>
+        </w:rPr>
+        <w:t>人</w:t>
+      </w:r>
+      <w:r>
+        <w:rPr>
+          <w:lang w:val="zh_TW" w:bidi="zh_TW"/>
+        </w:rPr>
+        <w:t>；</w:t>
+      </w:r>
+      <w:r>
+        <w:rPr>
+          <w:lang w:val="zh_TW" w:bidi="zh_TW"/>
+        </w:rPr>
+        <w:t>新人與舊人</w:t>
+      </w:r>
+      <w:r>
+        <w:rPr>
+          <w:lang w:val="zh_TW" w:bidi="zh_TW"/>
+        </w:rPr>
+        <w:t>。</w:t>
+      </w:r>
+      <w:r>
+        <w:rPr>
+          <w:lang w:val="zh_TW" w:bidi="zh_TW"/>
+        </w:rPr>
+      </w:r>
+      <w:r>
+        <w:rPr>
+          <w:lang w:val="zh_TW" w:bidi="zh_TW"/>
+        </w:rPr>
+      </w:r>
+    </w:p>
+    <w:p>
+      <w:pPr/>
+      <w:r>
+        <w:rPr>
+          <w:lang w:val="zh_TW" w:bidi="zh_TW"/>
+        </w:rPr>
+      </w:r>
+    </w:p>
+    <w:p>
+      <w:pPr>
+        <w:pStyle w:val="Heading2"/>
+      </w:pPr>
+      <w:r>
+        <w:rPr>
+          <w:lang w:val="zh_TW" w:bidi="zh_TW"/>
+        </w:rPr>
+        <w:t>數字和數字象徵學</w:t>
+      </w:r>
+      <w:r>
+        <w:rPr>
+          <w:lang w:val="zh_TW" w:bidi="zh_TW"/>
+        </w:rPr>
+      </w:r>
+    </w:p>
+    <w:p>
+      <w:pPr/>
+      <w:r>
+        <w:rPr>
+          <w:lang w:val="zh_TW" w:bidi="zh_TW"/>
+        </w:rPr>
+      </w:r>
+      <w:r>
+        <w:rPr>
+          <w:lang w:val="zh_TW" w:bidi="zh_TW"/>
+        </w:rPr>
+        <w:t>在聖經中，數字常有兩層意思。首先，它們表明了實際的數量，例如計算人數或測量時間。其次，數字也可能具有特別的意義，用以教導我們關於神或祂的計劃。</w:t>
+      </w:r>
+    </w:p>
+    <w:p>
+      <w:pPr/>
+      <w:r>
+        <w:rPr>
+          <w:lang w:val="zh_TW" w:bidi="zh_TW"/>
+        </w:rPr>
+      </w:r>
+      <w:r>
+        <w:rPr>
+          <w:lang w:val="zh_TW" w:bidi="zh_TW"/>
+        </w:rPr>
+        <w:t>但以理書和啟示錄以特殊的方式使用數字，這兩卷書常以具體的數字來傳達重要的信息。</w:t>
+      </w:r>
+    </w:p>
+    <w:p>
+      <w:pPr/>
+      <w:r>
+        <w:rPr>
+          <w:lang w:val="zh_TW" w:bidi="zh_TW"/>
+        </w:rPr>
+      </w:r>
+      <w:r>
+        <w:rPr>
+          <w:lang w:val="zh_TW" w:bidi="zh_TW"/>
+        </w:rPr>
+        <w:t>許多基督徒對於從數字中尋找隱藏意義持謹慎態度。因為有些團體過度使用數字象徵學（numerology），試圖在舊約聖經的每一個數字中找出特別的含義，即使那些數字可能只是單純的事實。這種看法最早出自神祕的前基督教（pre-Christian）猶太團體，後來卡巴拉學派（Kabbalists）進一步發展，他們經常為數字賦予隱藏的意義。</w:t>
+      </w:r>
+    </w:p>
+    <w:p>
+      <w:pPr>
+        <w:pStyle w:val="Heading3"/>
+      </w:pPr>
+      <w:r>
+        <w:rPr>
+          <w:lang w:val="zh_TW" w:bidi="zh_TW"/>
+        </w:rPr>
+        <w:t>概述</w:t>
+      </w:r>
+    </w:p>
+    <w:p>
+      <w:pPr>
+        <w:pStyle w:val="ListBullet"/>
+        <w:spacing w:line="240" w:lineRule="auto"/>
+        <w:ind w:left="720"/>
+      </w:pPr>
+      <w:r>
+        <w:rPr>
+          <w:lang w:val="zh_TW" w:bidi="zh_TW"/>
+        </w:rPr>
+      </w:r>
+      <w:r>
+        <w:rPr>
+          <w:u w:val="single"/>
+          <w:lang w:val="zh_TW" w:bidi="zh_TW"/>
+        </w:rPr>
+        <w:t>數字的表達</w:t>
+      </w:r>
+    </w:p>
+    <w:p>
+      <w:pPr>
+        <w:pStyle w:val="ListBullet"/>
+        <w:spacing w:line="240" w:lineRule="auto"/>
+        <w:ind w:left="720"/>
+      </w:pPr>
+      <w:r>
+        <w:rPr>
+          <w:lang w:val="zh_TW" w:bidi="zh_TW"/>
+        </w:rPr>
+      </w:r>
+      <w:r>
+        <w:rPr>
+          <w:u w:val="single"/>
+          <w:lang w:val="zh_TW" w:bidi="zh_TW"/>
+        </w:rPr>
+        <w:t>數字符號的書寫方式</w:t>
+      </w:r>
+    </w:p>
+    <w:p>
+      <w:pPr>
+        <w:pStyle w:val="ListBullet"/>
+        <w:spacing w:line="240" w:lineRule="auto"/>
+        <w:ind w:left="720"/>
+      </w:pPr>
+      <w:r>
+        <w:rPr>
+          <w:lang w:val="zh_TW" w:bidi="zh_TW"/>
+        </w:rPr>
+      </w:r>
+      <w:r>
+        <w:rPr>
+          <w:u w:val="single"/>
+          <w:lang w:val="zh_TW" w:bidi="zh_TW"/>
+        </w:rPr>
+        <w:t>大數字的問題</w:t>
+      </w:r>
+    </w:p>
+    <w:p>
+      <w:pPr>
+        <w:pStyle w:val="ListBullet"/>
+        <w:spacing w:line="240" w:lineRule="auto"/>
+        <w:ind w:left="720"/>
+      </w:pPr>
+      <w:r>
+        <w:rPr>
+          <w:lang w:val="zh_TW" w:bidi="zh_TW"/>
+        </w:rPr>
+      </w:r>
+      <w:r>
+        <w:rPr>
+          <w:u w:val="single"/>
+          <w:lang w:val="zh_TW" w:bidi="zh_TW"/>
+        </w:rPr>
+        <w:t>按世代計算</w:t>
+      </w:r>
+    </w:p>
+    <w:p>
+      <w:pPr>
+        <w:pStyle w:val="ListBullet"/>
+        <w:spacing w:line="240" w:lineRule="auto"/>
+        <w:ind w:left="720"/>
+      </w:pPr>
+      <w:r>
+        <w:rPr>
+          <w:lang w:val="zh_TW" w:bidi="zh_TW"/>
+        </w:rPr>
+      </w:r>
+      <w:r>
+        <w:rPr>
+          <w:u w:val="single"/>
+          <w:lang w:val="zh_TW" w:bidi="zh_TW"/>
+        </w:rPr>
+        <w:t>數字的約略用法</w:t>
+      </w:r>
+    </w:p>
+    <w:p>
+      <w:pPr>
+        <w:pStyle w:val="ListBullet"/>
+        <w:spacing w:line="240" w:lineRule="auto"/>
+        <w:ind w:left="720"/>
+      </w:pPr>
+      <w:r>
+        <w:rPr>
+          <w:lang w:val="zh_TW" w:bidi="zh_TW"/>
+        </w:rPr>
+      </w:r>
+      <w:r>
+        <w:rPr>
+          <w:u w:val="single"/>
+          <w:lang w:val="zh_TW" w:bidi="zh_TW"/>
+        </w:rPr>
+        <w:t>數字的象徵用法</w:t>
+      </w:r>
+    </w:p>
+    <w:p>
+      <w:pPr>
+        <w:pStyle w:val="ListBullet"/>
+        <w:spacing w:line="240" w:lineRule="auto"/>
+        <w:ind w:left="720"/>
+      </w:pPr>
+      <w:r>
+        <w:rPr>
+          <w:lang w:val="zh_TW" w:bidi="zh_TW"/>
+        </w:rPr>
+      </w:r>
+      <w:r>
+        <w:rPr>
+          <w:u w:val="single"/>
+          <w:lang w:val="zh_TW" w:bidi="zh_TW"/>
+        </w:rPr>
+        <w:t>精確的統計</w:t>
+      </w:r>
+    </w:p>
+    <w:p>
+      <w:pPr>
+        <w:pStyle w:val="ListBullet"/>
+        <w:spacing w:line="240" w:lineRule="auto"/>
+        <w:ind w:left="720"/>
+      </w:pPr>
+      <w:r>
+        <w:rPr>
+          <w:lang w:val="zh_TW" w:bidi="zh_TW"/>
+        </w:rPr>
+      </w:r>
+      <w:r>
+        <w:rPr>
+          <w:u w:val="single"/>
+          <w:lang w:val="zh_TW" w:bidi="zh_TW"/>
+        </w:rPr>
+        <w:t>數字象徵學</w:t>
+      </w:r>
+    </w:p>
+    <w:p>
+      <w:pPr>
+        <w:pStyle w:val="Heading3"/>
+      </w:pPr>
+      <w:r>
+        <w:rPr>
+          <w:lang w:val="zh_TW" w:bidi="zh_TW"/>
+        </w:rPr>
+        <w:t>數字的表達</w:t>
+      </w:r>
+    </w:p>
+    <w:p>
+      <w:pPr/>
+      <w:r>
+        <w:rPr>
+          <w:lang w:val="zh_TW" w:bidi="zh_TW"/>
+        </w:rPr>
+      </w:r>
+      <w:r>
+        <w:rPr>
+          <w:lang w:val="zh_TW" w:bidi="zh_TW"/>
+        </w:rPr>
+        <w:t>希伯來文與其它閃族語言一樣，擁有一個簡單但實用的數字系統。數字一是形容詞，從二開始，數字則是名詞。這些名詞有男性與女性兩種形式，且以平行方式使用：男性形式用於女性名詞之前，女性形式則用於男性名詞之前。</w:t>
+      </w:r>
+    </w:p>
+    <w:p>
+      <w:pPr/>
+      <w:r>
+        <w:rPr>
+          <w:lang w:val="zh_TW" w:bidi="zh_TW"/>
+        </w:rPr>
+      </w:r>
+      <w:r>
+        <w:rPr>
+          <w:lang w:val="zh_TW" w:bidi="zh_TW"/>
+        </w:rPr>
+        <w:t>序數（第一、第二、第三）與基數（一、二、三）並存。如同多數語言，基數有時可以代替序數。例如，「第二日」可以表達為「日二」。從十到十九之間，有一種合成形式，與英文的十三（thirteen〔three-ten〕）相似，而二十（twenty）的字面意思是「十的複數」。它是「十」的複數。「三十」、「四十」等的字面意思則是「三的複數」、「四的複數」。這樣的規律一直持續到一百，而一百則是另一個全新的字詞。</w:t>
+      </w:r>
+    </w:p>
+    <w:p>
+      <w:pPr/>
+      <w:r>
+        <w:rPr>
+          <w:lang w:val="zh_TW" w:bidi="zh_TW"/>
+        </w:rPr>
+      </w:r>
+      <w:r>
+        <w:rPr>
+          <w:lang w:val="zh_TW" w:bidi="zh_TW"/>
+        </w:rPr>
+        <w:t>希伯來文中也有「一千」與「一萬」等獨立的字詞，這與希臘文、中文及許多其它語言相似。更大的數字必須用這些單位的倍數來表達。「萬萬」和「千千」這些表達方式顯示，古人對大數字的表達多是約略的。由於當時的人口稀少、國度規模也小，因此很少需要使用極大的數字。</w:t>
+      </w:r>
+    </w:p>
+    <w:p>
+      <w:pPr/>
+      <w:r>
+        <w:rPr>
+          <w:lang w:val="zh_TW" w:bidi="zh_TW"/>
+        </w:rPr>
+      </w:r>
+      <w:r>
+        <w:rPr>
+          <w:lang w:val="zh_TW" w:bidi="zh_TW"/>
+        </w:rPr>
+        <w:t>在希伯來文中除了單數與複數形式外，還有一種雙數形式，用以表達兩個東西（例如兩百、兩千）。分數（如二分之一、三分之一、十分之一）也可以表達。乘法、除法、加法與減法都曾使用，聖經中可以找到這四種運算的例子。希伯來數學系統基本上屬於更廣泛的西亞數學體系之一。我們對這體系的了解主要來自美索不達米亞與埃及。不過，這些地區所使用的數學系統比以色列的更為發達。</w:t>
+      </w:r>
+    </w:p>
+    <w:p>
+      <w:pPr>
+        <w:pStyle w:val="Heading3"/>
+      </w:pPr>
+      <w:r>
+        <w:rPr>
+          <w:lang w:val="zh_TW" w:bidi="zh_TW"/>
+        </w:rPr>
+        <w:t>數字符號的書寫方法</w:t>
+      </w:r>
+    </w:p>
+    <w:p>
+      <w:pPr/>
+      <w:r>
+        <w:rPr>
+          <w:lang w:val="zh_TW" w:bidi="zh_TW"/>
+        </w:rPr>
+      </w:r>
+      <w:r>
+        <w:rPr>
+          <w:lang w:val="zh_TW" w:bidi="zh_TW"/>
+        </w:rPr>
+        <w:t>在聖經中，數字一律以文字寫出。這種做法也見於著名的摩押石碑（Moabite Stone）與西羅亞銘文（Siloam Inscription）。古代世界的各民族都能以各種符號或代碼（如我們的1、2、3）來表示數字。然而，這種方法容易出錯，因此後來人們通常以完整的文字寫出數字。雖然仍有可能引起混淆，但機率已大為減少。</w:t>
+      </w:r>
+    </w:p>
+    <w:p>
+      <w:pPr/>
+      <w:r>
+        <w:rPr>
+          <w:lang w:val="zh_TW" w:bidi="zh_TW"/>
+        </w:rPr>
+      </w:r>
+      <w:r>
+        <w:rPr>
+          <w:lang w:val="zh_TW" w:bidi="zh_TW"/>
+        </w:rPr>
+        <w:t>在希伯來文與希臘文中，還有另一種書寫數字的方式，就是用字母表中的連續字母代替連續的數字，類似以A代表1、B代表2。到了新約聖經的時代，已廣泛使用這種方法，並且成為現代希伯來文的慣例。這種系統的優點是，可以在數字組合中插入任意的母音，形成可讀的造字。例如，在</w:t>
+      </w:r>
+      <w:hyperlink r:id="rId110">
+        <w:r>
+          <w:rPr>
+            <w:lang w:val="zh_TW" w:bidi="zh_TW"/>
+          </w:rPr>
+          <w:rPr>
+            <w:color w:val="0000EE"/>
+            <w:u w:val="single"/>
+          </w:rPr>
+          <w:t>啟示錄十三章18節</w:t>
+        </w:r>
+      </w:hyperlink>
+      <w:r>
+        <w:rPr>
+          <w:lang w:val="zh_TW" w:bidi="zh_TW"/>
+        </w:rPr>
+        <w:t>所提到的「獸的數目」666，可以用字母表示，對應於「尼祿凱撒」這個名字的子音。若採用另一讀法616，則也可能對應其它名字。</w:t>
+      </w:r>
+    </w:p>
+    <w:p>
+      <w:pPr>
+        <w:pStyle w:val="Heading3"/>
+      </w:pPr>
+      <w:r>
+        <w:rPr>
+          <w:lang w:val="zh_TW" w:bidi="zh_TW"/>
+        </w:rPr>
+        <w:t>大數字的問題</w:t>
+      </w:r>
+    </w:p>
+    <w:p>
+      <w:pPr/>
+      <w:r>
+        <w:rPr>
+          <w:lang w:val="zh_TW" w:bidi="zh_TW"/>
+        </w:rPr>
+      </w:r>
+      <w:r>
+        <w:rPr>
+          <w:lang w:val="zh_TW" w:bidi="zh_TW"/>
+        </w:rPr>
+        <w:t>即使考慮到所有這些可能性，與大數字有關的問題仍然存在，尤其是在舊約聖經中。最明顯的例子是</w:t>
+      </w:r>
+      <w:hyperlink r:id="rId111">
+        <w:r>
+          <w:rPr>
+            <w:lang w:val="zh_TW" w:bidi="zh_TW"/>
+          </w:rPr>
+          <w:rPr>
+            <w:color w:val="0000EE"/>
+            <w:u w:val="single"/>
+          </w:rPr>
+          <w:t>創世記五章</w:t>
+        </w:r>
+      </w:hyperlink>
+      <w:r>
+        <w:rPr>
+          <w:lang w:val="zh_TW" w:bidi="zh_TW"/>
+        </w:rPr>
+        <w:t>中十位長壽族長的年歲。希伯來文本、撒馬利亞文本以及最早的希臘文譯本（即七十士譯本）所記載的數字彼此不同，相差達數百年。然而，這些年歲都極大。</w:t>
+      </w:r>
+    </w:p>
+    <w:p>
+      <w:pPr/>
+      <w:r>
+        <w:rPr>
+          <w:lang w:val="zh_TW" w:bidi="zh_TW"/>
+        </w:rPr>
+      </w:r>
+      <w:r>
+        <w:rPr>
+          <w:lang w:val="zh_TW" w:bidi="zh_TW"/>
+        </w:rPr>
+        <w:t>有些人將這些數字按字面意思來理解。他們指出，這些族長的年歲逐步遞減，直到挪亞時代，神為人所設定的壽命降為120歲（</w:t>
+      </w:r>
+      <w:hyperlink r:id="rId112">
+        <w:r>
+          <w:rPr>
+            <w:lang w:val="zh_TW" w:bidi="zh_TW"/>
+          </w:rPr>
+          <w:rPr>
+            <w:color w:val="0000EE"/>
+            <w:u w:val="single"/>
+          </w:rPr>
+          <w:t>創6:3</w:t>
+        </w:r>
+      </w:hyperlink>
+      <w:r>
+        <w:rPr>
+          <w:lang w:val="zh_TW" w:bidi="zh_TW"/>
+        </w:rPr>
+        <w:t>）；後來又降到人類平均七十歲的壽數（</w:t>
+      </w:r>
+      <w:hyperlink r:id="rId113">
+        <w:r>
+          <w:rPr>
+            <w:lang w:val="zh_TW" w:bidi="zh_TW"/>
+          </w:rPr>
+          <w:rPr>
+            <w:color w:val="0000EE"/>
+            <w:u w:val="single"/>
+          </w:rPr>
+          <w:t>詩90:10</w:t>
+        </w:r>
+      </w:hyperlink>
+      <w:r>
+        <w:rPr>
+          <w:lang w:val="zh_TW" w:bidi="zh_TW"/>
+        </w:rPr>
+        <w:t>）。這與人類在墮落之後靈性的逐步敗壞相對應——從亞當的完全狀態到如今的光景。無論這些數字的具體解釋為何，毫無疑問，聖經的神學意圖正是在於表達這一點。</w:t>
+      </w:r>
+    </w:p>
+    <w:p>
+      <w:pPr/>
+      <w:r>
+        <w:rPr>
+          <w:lang w:val="zh_TW" w:bidi="zh_TW"/>
+        </w:rPr>
+      </w:r>
+      <w:r>
+        <w:rPr>
+          <w:lang w:val="zh_TW" w:bidi="zh_TW"/>
+        </w:rPr>
+        <w:t>以色列人出埃及的龐大人數也是一個問題。如果真的有60萬名能作戰的男子（</w:t>
+      </w:r>
+      <w:hyperlink r:id="rId114">
+        <w:r>
+          <w:rPr>
+            <w:lang w:val="zh_TW" w:bidi="zh_TW"/>
+          </w:rPr>
+          <w:rPr>
+            <w:color w:val="0000EE"/>
+            <w:u w:val="single"/>
+          </w:rPr>
+          <w:t>民1:46</w:t>
+        </w:r>
+      </w:hyperlink>
+      <w:r>
+        <w:rPr>
+          <w:lang w:val="zh_TW" w:bidi="zh_TW"/>
+        </w:rPr>
+        <w:t>），那就意味著整個民族的人口約有200萬或更多。也許那個譯為「千」的字詞其實是指「支派單位」。無論確切的數字是多少，總人數顯然要小得多。當然，神完全有能力在曠野中供養任何數量的人。然而，考古學中關於以色列人攻取迦南前後該地人口的證據，似乎支持人口數較少的看法。相同的原則也可以用來解釋各以色列支派勇士人數的龐大記載，甚至也可能適用於舊約歷史書中所提到以色列和猶大的軍事總數之巨大數據。</w:t>
+      </w:r>
+    </w:p>
+    <w:p>
+      <w:pPr/>
+      <w:r>
+        <w:rPr>
+          <w:lang w:val="zh_TW" w:bidi="zh_TW"/>
+        </w:rPr>
+      </w:r>
+      <w:r>
+        <w:rPr>
+          <w:lang w:val="zh_TW" w:bidi="zh_TW"/>
+        </w:rPr>
+        <w:t>對一般的聖經讀者或聽眾而言，也許最大的問題之一是歷代志與列王紀中所記載的數字不同，儘管兩卷書描述的是同樣的事件。這些差異可能是由於抄寫錯誤，或因以符號或單一字母書寫數字時產生混淆所致，這可以解釋許多個別的不一致情況，但並不能解釋所有的差異。歷代志中的數字通常大得多，這些極大的整數很可能具有象徵意義，而非要按字面來理解。猶太人當時同時擁有列王紀與歷代志這兩卷書，因此他們自己也不太可能把這兩組數字都視為字面上的事實。</w:t>
+      </w:r>
+    </w:p>
+    <w:p>
+      <w:pPr>
+        <w:pStyle w:val="Heading3"/>
+      </w:pPr>
+      <w:r>
+        <w:rPr>
+          <w:lang w:val="zh_TW" w:bidi="zh_TW"/>
+        </w:rPr>
+        <w:t>按世代計算</w:t>
+      </w:r>
+    </w:p>
+    <w:p>
+      <w:pPr/>
+      <w:r>
+        <w:rPr>
+          <w:lang w:val="zh_TW" w:bidi="zh_TW"/>
+        </w:rPr>
+      </w:r>
+      <w:r>
+        <w:rPr>
+          <w:lang w:val="zh_TW" w:bidi="zh_TW"/>
+        </w:rPr>
+        <w:t>舊約聖經的一個問題是事件的年代推算。即使有精確的數字系統，也沒有一個絕對固定的起算點。後來的猶太人和基督徒以創造的推定日期作為起點來計算。從大衛和所羅門之後，年代的推算既依據內部參照，也依據外部參照。內部參照是指猶大諸王與以色列諸王的對比年代，外部參照則涉及以色列以外的君王與王后。</w:t>
+      </w:r>
+    </w:p>
+    <w:p>
+      <w:pPr/>
+      <w:r>
+        <w:rPr>
+          <w:lang w:val="zh_TW" w:bidi="zh_TW"/>
+        </w:rPr>
+      </w:r>
+      <w:r>
+        <w:rPr>
+          <w:lang w:val="zh_TW" w:bidi="zh_TW"/>
+        </w:rPr>
+        <w:t>這種開放的時間結構解釋了「四十年」這個模糊的時期，舊約聖經中常使用這個表達（例如士師記）來指任何漫長但不確定的時段。這幾乎可以肯定是指一個世代（希伯來文</w:t>
+      </w:r>
+      <w:r>
+        <w:rPr>
+          <w:i/>
+          <w:lang w:val="zh_TW" w:bidi="zh_TW"/>
+        </w:rPr>
+        <w:t>dor</w:t>
+      </w:r>
+      <w:r>
+        <w:rPr>
+          <w:lang w:val="zh_TW" w:bidi="zh_TW"/>
+        </w:rPr>
+        <w:t>）。按世代計算的方法明顯地出現在聖經某些地方，在其它地方則可能是隱含的。例如，亞伯拉罕的後裔要「到了第四代」才回到迦南（</w:t>
+      </w:r>
+      <w:hyperlink r:id="rId115">
+        <w:r>
+          <w:rPr>
+            <w:lang w:val="zh_TW" w:bidi="zh_TW"/>
+          </w:rPr>
+          <w:rPr>
+            <w:color w:val="0000EE"/>
+            <w:u w:val="single"/>
+          </w:rPr>
+          <w:t>創15:16</w:t>
+        </w:r>
+      </w:hyperlink>
+      <w:r>
+        <w:rPr>
+          <w:lang w:val="zh_TW" w:bidi="zh_TW"/>
+        </w:rPr>
+        <w:t>）。而基督的家譜則整齊地分為三組，每組十四代（</w:t>
+      </w:r>
+      <w:hyperlink r:id="rId116">
+        <w:r>
+          <w:rPr>
+            <w:lang w:val="zh_TW" w:bidi="zh_TW"/>
+          </w:rPr>
+          <w:rPr>
+            <w:color w:val="0000EE"/>
+            <w:u w:val="single"/>
+          </w:rPr>
+          <w:t>太1:17</w:t>
+        </w:r>
+      </w:hyperlink>
+      <w:r>
+        <w:rPr>
+          <w:lang w:val="zh_TW" w:bidi="zh_TW"/>
+        </w:rPr>
+        <w:t>），並非按年分分段。</w:t>
+      </w:r>
+    </w:p>
+    <w:p>
+      <w:pPr/>
+      <w:r>
+        <w:rPr>
+          <w:lang w:val="zh_TW" w:bidi="zh_TW"/>
+        </w:rPr>
+      </w:r>
+      <w:r>
+        <w:rPr>
+          <w:lang w:val="zh_TW" w:bidi="zh_TW"/>
+        </w:rPr>
+        <w:t>凡有人保存與誦讀祖先名錄的地方，按世代來計算是自然的事。然而，經文也說亞伯拉罕的後裔大約在四百年後回到迦南（</w:t>
+      </w:r>
+      <w:hyperlink r:id="rId117">
+        <w:r>
+          <w:rPr>
+            <w:lang w:val="zh_TW" w:bidi="zh_TW"/>
+          </w:rPr>
+          <w:rPr>
+            <w:color w:val="0000EE"/>
+            <w:u w:val="single"/>
+          </w:rPr>
+          <w:t>加3:17</w:t>
+        </w:r>
+      </w:hyperlink>
+      <w:r>
+        <w:rPr>
+          <w:lang w:val="zh_TW" w:bidi="zh_TW"/>
+        </w:rPr>
+        <w:t>）。「世代」一詞有時是指100年，而希伯來文中「世代」也可能是指120年（</w:t>
+      </w:r>
+      <w:hyperlink r:id="rId112">
+        <w:r>
+          <w:rPr>
+            <w:lang w:val="zh_TW" w:bidi="zh_TW"/>
+          </w:rPr>
+          <w:rPr>
+            <w:color w:val="0000EE"/>
+            <w:u w:val="single"/>
+          </w:rPr>
+          <w:t>創6:3</w:t>
+        </w:r>
+      </w:hyperlink>
+      <w:r>
+        <w:rPr>
+          <w:lang w:val="zh_TW" w:bidi="zh_TW"/>
+        </w:rPr>
+        <w:t>）。古代希伯來人通常會用一些模糊的表達，如「在那些日子」、「那些日子以後」或「日子將到」，來指過去、現在與未來，而不具體提及數字。換句話說，聖經的作者更關心神學意義，而非數學的精確性。</w:t>
+      </w:r>
+    </w:p>
+    <w:p>
+      <w:pPr>
+        <w:pStyle w:val="Heading3"/>
+      </w:pPr>
+      <w:r>
+        <w:rPr>
+          <w:lang w:val="zh_TW" w:bidi="zh_TW"/>
+        </w:rPr>
+        <w:t>數字的約略用法</w:t>
+      </w:r>
+    </w:p>
+    <w:p>
+      <w:pPr/>
+      <w:r>
+        <w:rPr>
+          <w:lang w:val="zh_TW" w:bidi="zh_TW"/>
+        </w:rPr>
+      </w:r>
+      <w:r>
+        <w:rPr>
+          <w:lang w:val="zh_TW" w:bidi="zh_TW"/>
+        </w:rPr>
+        <w:t>在舊約聖經中，以色列人在曠野漂流40年就是數字約略用法的一個好例子 （</w:t>
+      </w:r>
+      <w:hyperlink r:id="rId118">
+        <w:r>
+          <w:rPr>
+            <w:lang w:val="zh_TW" w:bidi="zh_TW"/>
+          </w:rPr>
+          <w:rPr>
+            <w:color w:val="0000EE"/>
+            <w:u w:val="single"/>
+          </w:rPr>
+          <w:t>民14:33</w:t>
+        </w:r>
+      </w:hyperlink>
+      <w:r>
+        <w:rPr>
+          <w:lang w:val="zh_TW" w:bidi="zh_TW"/>
+        </w:rPr>
+        <w:t>）。在新約聖經中，耶穌在曠野受試探40天（</w:t>
+      </w:r>
+      <w:hyperlink r:id="rId119">
+        <w:r>
+          <w:rPr>
+            <w:lang w:val="zh_TW" w:bidi="zh_TW"/>
+          </w:rPr>
+          <w:rPr>
+            <w:color w:val="0000EE"/>
+            <w:u w:val="single"/>
+          </w:rPr>
+          <w:t>太4:2</w:t>
+        </w:r>
+      </w:hyperlink>
+      <w:r>
+        <w:rPr>
+          <w:lang w:val="zh_TW" w:bidi="zh_TW"/>
+        </w:rPr>
+        <w:t>）；從祂復活到升天之間也有40天 （</w:t>
+      </w:r>
+      <w:hyperlink r:id="rId120">
+        <w:r>
+          <w:rPr>
+            <w:lang w:val="zh_TW" w:bidi="zh_TW"/>
+          </w:rPr>
+          <w:rPr>
+            <w:color w:val="0000EE"/>
+            <w:u w:val="single"/>
+          </w:rPr>
+          <w:t>徒1:3</w:t>
+        </w:r>
+      </w:hyperlink>
+      <w:r>
+        <w:rPr>
+          <w:lang w:val="zh_TW" w:bidi="zh_TW"/>
+        </w:rPr>
+        <w:t>）。</w:t>
+      </w:r>
+    </w:p>
+    <w:p>
+      <w:pPr/>
+      <w:r>
+        <w:rPr>
+          <w:lang w:val="zh_TW" w:bidi="zh_TW"/>
+        </w:rPr>
+      </w:r>
+      <w:r>
+        <w:rPr>
+          <w:lang w:val="zh_TW" w:bidi="zh_TW"/>
+        </w:rPr>
+        <w:t>摩西蒙召時年40歲（</w:t>
+      </w:r>
+      <w:hyperlink r:id="rId121">
+        <w:r>
+          <w:rPr>
+            <w:lang w:val="zh_TW" w:bidi="zh_TW"/>
+          </w:rPr>
+          <w:rPr>
+            <w:color w:val="0000EE"/>
+            <w:u w:val="single"/>
+          </w:rPr>
+          <w:t>徒7:23</w:t>
+        </w:r>
+      </w:hyperlink>
+      <w:r>
+        <w:rPr>
+          <w:lang w:val="zh_TW" w:bidi="zh_TW"/>
+        </w:rPr>
+        <w:t>），他顯然在米甸住了40年（</w:t>
+      </w:r>
+      <w:hyperlink r:id="rId122">
+        <w:r>
+          <w:rPr>
+            <w:lang w:val="zh_TW" w:bidi="zh_TW"/>
+          </w:rPr>
+          <w:rPr>
+            <w:color w:val="0000EE"/>
+            <w:u w:val="single"/>
+          </w:rPr>
+          <w:t>出7:7</w:t>
+        </w:r>
+      </w:hyperlink>
+      <w:r>
+        <w:rPr>
+          <w:lang w:val="zh_TW" w:bidi="zh_TW"/>
+        </w:rPr>
+        <w:t>），又帶領以色列人出埃及並在曠野中行走40年（</w:t>
+      </w:r>
+      <w:hyperlink r:id="rId123">
+        <w:r>
+          <w:rPr>
+            <w:lang w:val="zh_TW" w:bidi="zh_TW"/>
+          </w:rPr>
+          <w:rPr>
+            <w:color w:val="0000EE"/>
+            <w:u w:val="single"/>
+          </w:rPr>
+          <w:t>申34:7</w:t>
+        </w:r>
+      </w:hyperlink>
+      <w:r>
+        <w:rPr>
+          <w:lang w:val="zh_TW" w:bidi="zh_TW"/>
+        </w:rPr>
+        <w:t>）。因此，經上說他死的時候是120歲。然而，兩個世代，也就是40年的兩倍，乃是健康男子的正常最長壽命（</w:t>
+      </w:r>
+      <w:hyperlink r:id="rId113">
+        <w:r>
+          <w:rPr>
+            <w:lang w:val="zh_TW" w:bidi="zh_TW"/>
+          </w:rPr>
+          <w:rPr>
+            <w:color w:val="0000EE"/>
+            <w:u w:val="single"/>
+          </w:rPr>
+          <w:t>詩90:10</w:t>
+        </w:r>
+      </w:hyperlink>
+      <w:r>
+        <w:rPr>
+          <w:lang w:val="zh_TW" w:bidi="zh_TW"/>
+        </w:rPr>
+        <w:t>），但因人生艱難，往往縮短為70年。數字七十有時也以這種約略的方式使用。</w:t>
+      </w:r>
+    </w:p>
+    <w:p>
+      <w:pPr>
+        <w:pStyle w:val="Heading3"/>
+      </w:pPr>
+      <w:r>
+        <w:rPr>
+          <w:lang w:val="zh_TW" w:bidi="zh_TW"/>
+        </w:rPr>
+        <w:t>數字的象徵用法</w:t>
+      </w:r>
+    </w:p>
+    <w:p>
+      <w:pPr/>
+      <w:r>
+        <w:rPr>
+          <w:lang w:val="zh_TW" w:bidi="zh_TW"/>
+        </w:rPr>
+      </w:r>
+      <w:r>
+        <w:rPr>
+          <w:lang w:val="zh_TW" w:bidi="zh_TW"/>
+        </w:rPr>
+        <w:t>在聖經中，七象徵完全或完美。神在第七日歇了祂一切的工，完成創造（</w:t>
+      </w:r>
+      <w:hyperlink r:id="rId124">
+        <w:r>
+          <w:rPr>
+            <w:lang w:val="zh_TW" w:bidi="zh_TW"/>
+          </w:rPr>
+          <w:rPr>
+            <w:color w:val="0000EE"/>
+            <w:u w:val="single"/>
+          </w:rPr>
+          <w:t>創2:2</w:t>
+        </w:r>
+      </w:hyperlink>
+      <w:r>
+        <w:rPr>
+          <w:lang w:val="zh_TW" w:bidi="zh_TW"/>
+        </w:rPr>
+        <w:t>）。法老在夢中看見七隻從尼羅河上來的母牛（</w:t>
+      </w:r>
+      <w:hyperlink r:id="rId125">
+        <w:r>
+          <w:rPr>
+            <w:lang w:val="zh_TW" w:bidi="zh_TW"/>
+          </w:rPr>
+          <w:rPr>
+            <w:color w:val="0000EE"/>
+            <w:u w:val="single"/>
+          </w:rPr>
+          <w:t>41:2</w:t>
+        </w:r>
+      </w:hyperlink>
+      <w:r>
+        <w:rPr>
+          <w:lang w:val="zh_TW" w:bidi="zh_TW"/>
+        </w:rPr>
+        <w:t>）。參孫那分別為聖的拿細耳人之髮被編成七條辮子（</w:t>
+      </w:r>
+      <w:hyperlink r:id="rId126">
+        <w:r>
+          <w:rPr>
+            <w:lang w:val="zh_TW" w:bidi="zh_TW"/>
+          </w:rPr>
+          <w:rPr>
+            <w:color w:val="0000EE"/>
+            <w:u w:val="single"/>
+          </w:rPr>
+          <w:t>士16:13</w:t>
+        </w:r>
+      </w:hyperlink>
+      <w:r>
+        <w:rPr>
+          <w:lang w:val="zh_TW" w:bidi="zh_TW"/>
+        </w:rPr>
+        <w:t>）。抹大拉的馬利亞身上曾有七個鬼被趕出，表明她先前完全被撒但轄制（</w:t>
+      </w:r>
+      <w:hyperlink r:id="rId127">
+        <w:r>
+          <w:rPr>
+            <w:lang w:val="zh_TW" w:bidi="zh_TW"/>
+          </w:rPr>
+          <w:rPr>
+            <w:color w:val="0000EE"/>
+            <w:u w:val="single"/>
+          </w:rPr>
+          <w:t>路8:2</w:t>
+        </w:r>
+      </w:hyperlink>
+      <w:r>
+        <w:rPr>
+          <w:lang w:val="zh_TW" w:bidi="zh_TW"/>
+        </w:rPr>
+        <w:t>）。而「七個......鬼」要進入那被潔淨卻空虛的人的裡面（</w:t>
+      </w:r>
+      <w:hyperlink r:id="rId128">
+        <w:r>
+          <w:rPr>
+            <w:lang w:val="zh_TW" w:bidi="zh_TW"/>
+          </w:rPr>
+          <w:rPr>
+            <w:color w:val="0000EE"/>
+            <w:u w:val="single"/>
+          </w:rPr>
+          <w:t>太12:45</w:t>
+        </w:r>
+      </w:hyperlink>
+      <w:r>
+        <w:rPr>
+          <w:lang w:val="zh_TW" w:bidi="zh_TW"/>
+        </w:rPr>
+        <w:t>）。然而，從正面的例子來看，也有神的七靈（</w:t>
+      </w:r>
+      <w:hyperlink r:id="rId129">
+        <w:r>
+          <w:rPr>
+            <w:lang w:val="zh_TW" w:bidi="zh_TW"/>
+          </w:rPr>
+          <w:rPr>
+            <w:color w:val="0000EE"/>
+            <w:u w:val="single"/>
+          </w:rPr>
+          <w:t>啟3:1</w:t>
+        </w:r>
+      </w:hyperlink>
+      <w:r>
+        <w:rPr>
+          <w:lang w:val="zh_TW" w:bidi="zh_TW"/>
+        </w:rPr>
+        <w:t>）。</w:t>
+      </w:r>
+    </w:p>
+    <w:p>
+      <w:pPr/>
+      <w:r>
+        <w:rPr>
+          <w:lang w:val="zh_TW" w:bidi="zh_TW"/>
+        </w:rPr>
+      </w:r>
+      <w:r>
+        <w:rPr>
+          <w:lang w:val="zh_TW" w:bidi="zh_TW"/>
+        </w:rPr>
+        <w:t>在第七年，希伯來的奴僕要得自由（</w:t>
+      </w:r>
+      <w:hyperlink r:id="rId130">
+        <w:r>
+          <w:rPr>
+            <w:lang w:val="zh_TW" w:bidi="zh_TW"/>
+          </w:rPr>
+          <w:rPr>
+            <w:color w:val="0000EE"/>
+            <w:u w:val="single"/>
+          </w:rPr>
+          <w:t>出21:2</w:t>
+        </w:r>
+      </w:hyperlink>
+      <w:r>
+        <w:rPr>
+          <w:lang w:val="zh_TW" w:bidi="zh_TW"/>
+        </w:rPr>
+        <w:t>）。奴僕的勞役在七年之後就完成。每逢第七年是安息年（</w:t>
+      </w:r>
+      <w:hyperlink r:id="rId131">
+        <w:r>
+          <w:rPr>
+            <w:lang w:val="zh_TW" w:bidi="zh_TW"/>
+          </w:rPr>
+          <w:rPr>
+            <w:color w:val="0000EE"/>
+            <w:u w:val="single"/>
+          </w:rPr>
+          <w:t>利25:4</w:t>
+        </w:r>
+      </w:hyperlink>
+      <w:r>
+        <w:rPr>
+          <w:lang w:val="zh_TW" w:bidi="zh_TW"/>
+        </w:rPr>
+        <w:t>）。七個七再次強調完全的意義。禧年是在七個七年之後的第50年舉行，那一年所有的地都要釋放，歸還原主（</w:t>
+      </w:r>
+      <w:hyperlink r:id="rId132">
+        <w:r>
+          <w:rPr>
+            <w:lang w:val="zh_TW" w:bidi="zh_TW"/>
+          </w:rPr>
+          <w:rPr>
+            <w:color w:val="0000EE"/>
+            <w:u w:val="single"/>
+          </w:rPr>
+          <w:t>利25:10</w:t>
+        </w:r>
+      </w:hyperlink>
+      <w:r>
+        <w:rPr>
+          <w:lang w:val="zh_TW" w:bidi="zh_TW"/>
+        </w:rPr>
+        <w:t>）。五旬節或七七節是在逾越節後七個七日舉行。</w:t>
+      </w:r>
+    </w:p>
+    <w:p>
+      <w:pPr/>
+      <w:r>
+        <w:rPr>
+          <w:lang w:val="zh_TW" w:bidi="zh_TW"/>
+        </w:rPr>
+      </w:r>
+      <w:r>
+        <w:rPr>
+          <w:lang w:val="zh_TW" w:bidi="zh_TW"/>
+        </w:rPr>
+        <w:t>「七十」在希伯來文中直譯為「許多的七」。 「七十」更進一步強化了完全的概念。 以色列有70位長老（</w:t>
+      </w:r>
+      <w:hyperlink r:id="rId133">
+        <w:r>
+          <w:rPr>
+            <w:lang w:val="zh_TW" w:bidi="zh_TW"/>
+          </w:rPr>
+          <w:rPr>
+            <w:color w:val="0000EE"/>
+            <w:u w:val="single"/>
+          </w:rPr>
+          <w:t>出24:1</w:t>
+        </w:r>
+      </w:hyperlink>
+      <w:r>
+        <w:rPr>
+          <w:lang w:val="zh_TW" w:bidi="zh_TW"/>
+        </w:rPr>
+        <w:t>）。以色列被擄到巴比倫70年，以完成受罰的年數 （</w:t>
+      </w:r>
+      <w:hyperlink r:id="rId134">
+        <w:r>
+          <w:rPr>
+            <w:lang w:val="zh_TW" w:bidi="zh_TW"/>
+          </w:rPr>
+          <w:rPr>
+            <w:color w:val="0000EE"/>
+            <w:u w:val="single"/>
+          </w:rPr>
+          <w:t>耶25:12</w:t>
+        </w:r>
+      </w:hyperlink>
+      <w:r>
+        <w:rPr>
+          <w:lang w:val="zh_TW" w:bidi="zh_TW"/>
+        </w:rPr>
+        <w:t>）。「七十個七次」（</w:t>
+      </w:r>
+      <w:hyperlink r:id="rId135">
+        <w:r>
+          <w:rPr>
+            <w:lang w:val="zh_TW" w:bidi="zh_TW"/>
+          </w:rPr>
+          <w:rPr>
+            <w:color w:val="0000EE"/>
+            <w:u w:val="single"/>
+          </w:rPr>
+          <w:t>太18:22</w:t>
+        </w:r>
+      </w:hyperlink>
+      <w:r>
+        <w:rPr>
+          <w:lang w:val="zh_TW" w:bidi="zh_TW"/>
+        </w:rPr>
+        <w:t>）更進一步重申這意象。主耶穌並不是給彼得一個數學上的計算標準，而是強調人應該對弟兄的罪行實行無限的饒恕。</w:t>
+      </w:r>
+    </w:p>
+    <w:p>
+      <w:pPr/>
+      <w:r>
+        <w:rPr>
+          <w:lang w:val="zh_TW" w:bidi="zh_TW"/>
+        </w:rPr>
+      </w:r>
+      <w:r>
+        <w:rPr>
+          <w:lang w:val="zh_TW" w:bidi="zh_TW"/>
+        </w:rPr>
+        <w:t>「三」也可能具有完全或完美的意義，雖然不如七那樣強烈（</w:t>
+      </w:r>
+      <w:hyperlink r:id="rId136">
+        <w:r>
+          <w:rPr>
+            <w:lang w:val="zh_TW" w:bidi="zh_TW"/>
+          </w:rPr>
+          <w:rPr>
+            <w:color w:val="0000EE"/>
+            <w:u w:val="single"/>
+          </w:rPr>
+          <w:t>王下13:18</w:t>
+        </w:r>
+      </w:hyperlink>
+      <w:r>
+        <w:rPr>
+          <w:lang w:val="zh_TW" w:bidi="zh_TW"/>
+        </w:rPr>
+        <w:t>）。許多事情都發生在「第三天」（</w:t>
+      </w:r>
+      <w:hyperlink r:id="rId137">
+        <w:r>
+          <w:rPr>
+            <w:lang w:val="zh_TW" w:bidi="zh_TW"/>
+          </w:rPr>
+          <w:rPr>
+            <w:color w:val="0000EE"/>
+            <w:u w:val="single"/>
+          </w:rPr>
+          <w:t>何6:2</w:t>
+        </w:r>
+      </w:hyperlink>
+      <w:r>
+        <w:rPr>
+          <w:lang w:val="zh_TW" w:bidi="zh_TW"/>
+        </w:rPr>
+        <w:t>）。約拿在大魚腹中三日（</w:t>
+      </w:r>
+      <w:hyperlink r:id="rId138">
+        <w:r>
+          <w:rPr>
+            <w:lang w:val="zh_TW" w:bidi="zh_TW"/>
+          </w:rPr>
+          <w:rPr>
+            <w:color w:val="0000EE"/>
+            <w:u w:val="single"/>
+          </w:rPr>
+          <w:t>太12:40</w:t>
+        </w:r>
+      </w:hyperlink>
+      <w:r>
+        <w:rPr>
+          <w:lang w:val="zh_TW" w:bidi="zh_TW"/>
+        </w:rPr>
+        <w:t>）。主耶穌在第三天復活（</w:t>
+      </w:r>
+      <w:hyperlink r:id="rId139">
+        <w:r>
+          <w:rPr>
+            <w:lang w:val="zh_TW" w:bidi="zh_TW"/>
+          </w:rPr>
+          <w:rPr>
+            <w:color w:val="0000EE"/>
+            <w:u w:val="single"/>
+          </w:rPr>
+          <w:t>林前15:4</w:t>
+        </w:r>
+      </w:hyperlink>
+      <w:r>
+        <w:rPr>
+          <w:lang w:val="zh_TW" w:bidi="zh_TW"/>
+        </w:rPr>
+        <w:t>）。神給大衛三種懲罰選擇：三年的饑荒、三個月的敗逃，或三天的瘟疫（</w:t>
+      </w:r>
+      <w:hyperlink r:id="rId140">
+        <w:r>
+          <w:rPr>
+            <w:lang w:val="zh_TW" w:bidi="zh_TW"/>
+          </w:rPr>
+          <w:rPr>
+            <w:color w:val="0000EE"/>
+            <w:u w:val="single"/>
+          </w:rPr>
+          <w:t>撒下24:13</w:t>
+        </w:r>
+      </w:hyperlink>
+      <w:r>
+        <w:rPr>
+          <w:lang w:val="zh_TW" w:bidi="zh_TW"/>
+        </w:rPr>
+        <w:t>）。</w:t>
+      </w:r>
+    </w:p>
+    <w:p>
+      <w:pPr/>
+      <w:r>
+        <w:rPr>
+          <w:lang w:val="zh_TW" w:bidi="zh_TW"/>
+        </w:rPr>
+      </w:r>
+      <w:r>
+        <w:rPr>
+          <w:lang w:val="zh_TW" w:bidi="zh_TW"/>
+        </w:rPr>
+        <w:t>對基督徒而言，「三」有更深的屬靈意義，代表三位一體中的三個位格。這三個位格在大使命中被清楚表達出來（</w:t>
+      </w:r>
+      <w:hyperlink r:id="rId141">
+        <w:r>
+          <w:rPr>
+            <w:lang w:val="zh_TW" w:bidi="zh_TW"/>
+          </w:rPr>
+          <w:rPr>
+            <w:color w:val="0000EE"/>
+            <w:u w:val="single"/>
+          </w:rPr>
+          <w:t>太28:19</w:t>
+        </w:r>
+      </w:hyperlink>
+      <w:r>
+        <w:rPr>
+          <w:lang w:val="zh_TW" w:bidi="zh_TW"/>
+        </w:rPr>
+        <w:t>），也出現在保羅的祝禱中（</w:t>
+      </w:r>
+      <w:hyperlink r:id="rId142">
+        <w:r>
+          <w:rPr>
+            <w:lang w:val="zh_TW" w:bidi="zh_TW"/>
+          </w:rPr>
+          <w:rPr>
+            <w:color w:val="0000EE"/>
+            <w:u w:val="single"/>
+          </w:rPr>
+          <w:t>林後13:13</w:t>
+        </w:r>
+      </w:hyperlink>
+      <w:r>
+        <w:rPr>
+          <w:lang w:val="zh_TW" w:bidi="zh_TW"/>
+        </w:rPr>
+        <w:t>）。新約聖經中有許多三重結構的例子，而舊約聖經中也有其預表。</w:t>
+      </w:r>
+      <w:hyperlink r:id="rId143">
+        <w:r>
+          <w:rPr>
+            <w:lang w:val="zh_TW" w:bidi="zh_TW"/>
+          </w:rPr>
+          <w:rPr>
+            <w:color w:val="0000EE"/>
+            <w:u w:val="single"/>
+          </w:rPr>
+          <w:t>以賽亞書六章3節</w:t>
+        </w:r>
+      </w:hyperlink>
+      <w:r>
+        <w:rPr>
+          <w:lang w:val="zh_TW" w:bidi="zh_TW"/>
+        </w:rPr>
+        <w:t>三次重複的「聖哉」最為著名。</w:t>
+      </w:r>
+    </w:p>
+    <w:p>
+      <w:pPr/>
+      <w:r>
+        <w:rPr>
+          <w:lang w:val="zh_TW" w:bidi="zh_TW"/>
+        </w:rPr>
+      </w:r>
+      <w:r>
+        <w:rPr>
+          <w:lang w:val="zh_TW" w:bidi="zh_TW"/>
+        </w:rPr>
+        <w:t>有些學者認為四也是完全的象徵。例如，在</w:t>
+      </w:r>
+      <w:hyperlink r:id="rId144">
+        <w:r>
+          <w:rPr>
+            <w:lang w:val="zh_TW" w:bidi="zh_TW"/>
+          </w:rPr>
+          <w:rPr>
+            <w:color w:val="0000EE"/>
+            <w:u w:val="single"/>
+          </w:rPr>
+          <w:t>但以理書七章2節</w:t>
+        </w:r>
+      </w:hyperlink>
+      <w:r>
+        <w:rPr>
+          <w:lang w:val="zh_TW" w:bidi="zh_TW"/>
+        </w:rPr>
+        <w:t>中提到天的四風；</w:t>
+      </w:r>
+      <w:hyperlink r:id="rId145">
+        <w:r>
+          <w:rPr>
+            <w:lang w:val="zh_TW" w:bidi="zh_TW"/>
+          </w:rPr>
+          <w:rPr>
+            <w:color w:val="0000EE"/>
+            <w:u w:val="single"/>
+          </w:rPr>
+          <w:t>啟示錄六章1至7節</w:t>
+        </w:r>
+      </w:hyperlink>
+      <w:r>
+        <w:rPr>
+          <w:lang w:val="zh_TW" w:bidi="zh_TW"/>
+        </w:rPr>
+        <w:t>中有四匹馬；</w:t>
+      </w:r>
+      <w:hyperlink r:id="rId146">
+        <w:r>
+          <w:rPr>
+            <w:lang w:val="zh_TW" w:bidi="zh_TW"/>
+          </w:rPr>
+          <w:rPr>
+            <w:color w:val="0000EE"/>
+            <w:u w:val="single"/>
+          </w:rPr>
+          <w:t>啟示錄四章6節</w:t>
+        </w:r>
+      </w:hyperlink>
+      <w:r>
+        <w:rPr>
+          <w:lang w:val="zh_TW" w:bidi="zh_TW"/>
+        </w:rPr>
+        <w:t>描述神寶座周圍有四個活物。</w:t>
+      </w:r>
+    </w:p>
+    <w:p>
+      <w:pPr/>
+      <w:r>
+        <w:rPr>
+          <w:lang w:val="zh_TW" w:bidi="zh_TW"/>
+        </w:rPr>
+      </w:r>
+      <w:r>
+        <w:rPr>
+          <w:lang w:val="zh_TW" w:bidi="zh_TW"/>
+        </w:rPr>
+        <w:t>五通常被用作小數字的象徵，帶有不確定的意思（</w:t>
+      </w:r>
+      <w:hyperlink r:id="rId147">
+        <w:r>
+          <w:rPr>
+            <w:lang w:val="zh_TW" w:bidi="zh_TW"/>
+          </w:rPr>
+          <w:rPr>
+            <w:color w:val="0000EE"/>
+            <w:u w:val="single"/>
+          </w:rPr>
+          <w:t>賽19:18</w:t>
         </w:r>
       </w:hyperlink>
       <w:r>
@@ -1703,70 +5088,34 @@
         </w:rPr>
         <w:t>，</w:t>
       </w:r>
-      <w:hyperlink r:id="rId48">
-        <w:r>
-          <w:rPr>
-            <w:lang w:val="zh_TW" w:bidi="zh_TW"/>
-          </w:rPr>
-          <w:rPr>
-            <w:color w:val="0000EE"/>
-            <w:u w:val="single"/>
-          </w:rPr>
-          <w:t>29:18</w:t>
-        </w:r>
-      </w:hyperlink>
-      <w:hyperlink r:id="rId41">
-        <w:r>
-          <w:rPr>
-            <w:lang w:val="zh_TW" w:bidi="zh_TW"/>
-          </w:rPr>
-          <w:rPr>
-            <w:color w:val="0000EE"/>
-            <w:u w:val="single"/>
-          </w:rPr>
-          <w:t>–</w:t>
-        </w:r>
-      </w:hyperlink>
-      <w:hyperlink r:id="rId48">
-        <w:r>
-          <w:rPr>
-            <w:lang w:val="zh_TW" w:bidi="zh_TW"/>
-          </w:rPr>
-          <w:rPr>
-            <w:color w:val="0000EE"/>
-            <w:u w:val="single"/>
-          </w:rPr>
-          <w:t>20</w:t>
-        </w:r>
-      </w:hyperlink>
-      <w:r>
-        <w:rPr>
-          <w:lang w:val="zh_TW" w:bidi="zh_TW"/>
-        </w:rPr>
-        <w:t>）。泰爾的最終毀滅經歷了將近1900年。直到公元1291年才被徹底摧毀。泰爾被尼布甲尼撒圍攻了13年——從公元前587年直到574年。亞歷山大大帝在公元前332年經過七個月的圍攻後征服了這座城市。亞歷山大從大陸建造了一條通往島上的高架道路。以西結對泰爾驕傲的描述將其與撒但的驕傲相提並論。泰爾的宣稱「</w:t>
-      </w:r>
-      <w:r>
-        <w:rPr>
-          <w:lang w:val="zh_TW" w:bidi="zh_TW"/>
-        </w:rPr>
-        <w:t>我是神； 我在海中坐神之位</w:t>
-      </w:r>
-      <w:r>
-        <w:rPr>
-          <w:lang w:val="zh_TW" w:bidi="zh_TW"/>
-        </w:rPr>
-        <w:t>」，這也是導致撒但墮落同樣的表達方式（</w:t>
-      </w:r>
-      <w:hyperlink r:id="rId49">
-        <w:r>
-          <w:rPr>
-            <w:lang w:val="zh_TW" w:bidi="zh_TW"/>
-          </w:rPr>
-          <w:rPr>
-            <w:color w:val="0000EE"/>
-            <w:u w:val="single"/>
-          </w:rPr>
-          <w:t>以西結書28:2</w:t>
+      <w:hyperlink r:id="rId148">
+        <w:r>
+          <w:rPr>
+            <w:lang w:val="zh_TW" w:bidi="zh_TW"/>
+          </w:rPr>
+          <w:rPr>
+            <w:color w:val="0000EE"/>
+            <w:u w:val="single"/>
+          </w:rPr>
+          <w:t>30:17</w:t>
+        </w:r>
+      </w:hyperlink>
+      <w:r>
+        <w:rPr>
+          <w:lang w:val="zh_TW" w:bidi="zh_TW"/>
+        </w:rPr>
+        <w:t>）。至於八或九，則似乎沒有特別的象徵意義。它們與其它數字一樣，常用來實際描述神的作為（臨到埃及的九災，</w:t>
+      </w:r>
+      <w:hyperlink r:id="rId149">
+        <w:r>
+          <w:rPr>
+            <w:lang w:val="zh_TW" w:bidi="zh_TW"/>
+          </w:rPr>
+          <w:rPr>
+            <w:color w:val="0000EE"/>
+            <w:u w:val="single"/>
+          </w:rPr>
+          <w:t>出7–10章</w:t>
         </w:r>
       </w:hyperlink>
       <w:r>
@@ -1777,6 +5126,246 @@
       </w:r>
     </w:p>
     <w:p>
+      <w:pPr/>
+      <w:r>
+        <w:rPr>
+          <w:lang w:val="zh_TW" w:bidi="zh_TW"/>
+        </w:rPr>
+      </w:r>
+      <w:r>
+        <w:rPr>
+          <w:lang w:val="zh_TW" w:bidi="zh_TW"/>
+        </w:rPr>
+        <w:t>「十」之所以有特別的意義，是因為有十誡（</w:t>
+      </w:r>
+      <w:hyperlink r:id="rId150">
+        <w:r>
+          <w:rPr>
+            <w:lang w:val="zh_TW" w:bidi="zh_TW"/>
+          </w:rPr>
+          <w:rPr>
+            <w:color w:val="0000EE"/>
+            <w:u w:val="single"/>
+          </w:rPr>
+          <w:t>出20:1–17</w:t>
+        </w:r>
+      </w:hyperlink>
+      <w:r>
+        <w:rPr>
+          <w:lang w:val="zh_TW" w:bidi="zh_TW"/>
+        </w:rPr>
+        <w:t>）。在聖經較早的部分，十並沒有特殊的象徵含義。如果有的話，它往往很寬泛地被使用。拉班改變雅各的工價十次（</w:t>
+      </w:r>
+      <w:hyperlink r:id="rId151">
+        <w:r>
+          <w:rPr>
+            <w:lang w:val="zh_TW" w:bidi="zh_TW"/>
+          </w:rPr>
+          <w:rPr>
+            <w:color w:val="0000EE"/>
+            <w:u w:val="single"/>
+          </w:rPr>
+          <w:t>創31:7</w:t>
+        </w:r>
+      </w:hyperlink>
+      <w:r>
+        <w:rPr>
+          <w:lang w:val="zh_TW" w:bidi="zh_TW"/>
+        </w:rPr>
+        <w:t>）。但以理和他的朋友們比所有其他學生聰明十倍（</w:t>
+      </w:r>
+      <w:hyperlink r:id="rId152">
+        <w:r>
+          <w:rPr>
+            <w:lang w:val="zh_TW" w:bidi="zh_TW"/>
+          </w:rPr>
+          <w:rPr>
+            <w:color w:val="0000EE"/>
+            <w:u w:val="single"/>
+          </w:rPr>
+          <w:t>但1:20</w:t>
+        </w:r>
+      </w:hyperlink>
+      <w:r>
+        <w:rPr>
+          <w:lang w:val="zh_TW" w:bidi="zh_TW"/>
+        </w:rPr>
+        <w:t>）。猶太的居民被十次警告敵人即將來襲（</w:t>
+      </w:r>
+      <w:hyperlink r:id="rId153">
+        <w:r>
+          <w:rPr>
+            <w:lang w:val="zh_TW" w:bidi="zh_TW"/>
+          </w:rPr>
+          <w:rPr>
+            <w:color w:val="0000EE"/>
+            <w:u w:val="single"/>
+          </w:rPr>
+          <w:t>尼4:12</w:t>
+        </w:r>
+      </w:hyperlink>
+      <w:r>
+        <w:rPr>
+          <w:lang w:val="zh_TW" w:bidi="zh_TW"/>
+        </w:rPr>
+        <w:t>）。</w:t>
+      </w:r>
+    </w:p>
+    <w:p>
+      <w:pPr/>
+      <w:r>
+        <w:rPr>
+          <w:lang w:val="zh_TW" w:bidi="zh_TW"/>
+        </w:rPr>
+      </w:r>
+      <w:r>
+        <w:rPr>
+          <w:lang w:val="zh_TW" w:bidi="zh_TW"/>
+        </w:rPr>
+        <w:t>十一似乎沒有特別的聖經意義，但十二則確實有特別的意義。最明顯的例證就是以色列的十二支派。在</w:t>
+      </w:r>
+      <w:hyperlink r:id="rId154">
+        <w:r>
+          <w:rPr>
+            <w:lang w:val="zh_TW" w:bidi="zh_TW"/>
+          </w:rPr>
+          <w:rPr>
+            <w:color w:val="0000EE"/>
+            <w:u w:val="single"/>
+          </w:rPr>
+          <w:t>啟示錄七章4至8節</w:t>
+        </w:r>
+      </w:hyperlink>
+      <w:r>
+        <w:rPr>
+          <w:lang w:val="zh_TW" w:bidi="zh_TW"/>
+        </w:rPr>
+        <w:t>中，支派的數目被限定為12，在數學上具有重要意義。但支派完全被排除——可能是因為但陷入拜偶像的罪（</w:t>
+      </w:r>
+      <w:hyperlink r:id="rId155">
+        <w:r>
+          <w:rPr>
+            <w:lang w:val="zh_TW" w:bidi="zh_TW"/>
+          </w:rPr>
+          <w:rPr>
+            <w:color w:val="0000EE"/>
+            <w:u w:val="single"/>
+          </w:rPr>
+          <w:t>士18:14–20</w:t>
+        </w:r>
+      </w:hyperlink>
+      <w:r>
+        <w:rPr>
+          <w:lang w:val="zh_TW" w:bidi="zh_TW"/>
+        </w:rPr>
+        <w:t>）。以實瑪利的後裔也分為十二個支派（</w:t>
+      </w:r>
+      <w:hyperlink r:id="rId156">
+        <w:r>
+          <w:rPr>
+            <w:lang w:val="zh_TW" w:bidi="zh_TW"/>
+          </w:rPr>
+          <w:rPr>
+            <w:color w:val="0000EE"/>
+            <w:u w:val="single"/>
+          </w:rPr>
+          <w:t>創17:20</w:t>
+        </w:r>
+      </w:hyperlink>
+      <w:r>
+        <w:rPr>
+          <w:lang w:val="zh_TW" w:bidi="zh_TW"/>
+        </w:rPr>
+        <w:t>）。</w:t>
+      </w:r>
+    </w:p>
+    <w:p>
+      <w:pPr/>
+      <w:r>
+        <w:rPr>
+          <w:lang w:val="zh_TW" w:bidi="zh_TW"/>
+        </w:rPr>
+      </w:r>
+      <w:r>
+        <w:rPr>
+          <w:lang w:val="zh_TW" w:bidi="zh_TW"/>
+        </w:rPr>
+        <w:t>數字十二在以色列以外也顯然具有重要意義。在新約聖經中，基督揀選了十二位使徒（</w:t>
+      </w:r>
+      <w:hyperlink r:id="rId157">
+        <w:r>
+          <w:rPr>
+            <w:lang w:val="zh_TW" w:bidi="zh_TW"/>
+          </w:rPr>
+          <w:rPr>
+            <w:color w:val="0000EE"/>
+            <w:u w:val="single"/>
+          </w:rPr>
+          <w:t>太10:1–4</w:t>
+        </w:r>
+      </w:hyperlink>
+      <w:r>
+        <w:rPr>
+          <w:lang w:val="zh_TW" w:bidi="zh_TW"/>
+        </w:rPr>
+        <w:t>）。當基督告訴使徒們，他們將坐在十二個寶座上審判以色列十二支派時，就明確指出了這個數字的聯繫（</w:t>
+      </w:r>
+      <w:hyperlink r:id="rId158">
+        <w:r>
+          <w:rPr>
+            <w:lang w:val="zh_TW" w:bidi="zh_TW"/>
+          </w:rPr>
+          <w:rPr>
+            <w:color w:val="0000EE"/>
+            <w:u w:val="single"/>
+          </w:rPr>
+          <w:t>太19:28</w:t>
+        </w:r>
+      </w:hyperlink>
+      <w:r>
+        <w:rPr>
+          <w:lang w:val="zh_TW" w:bidi="zh_TW"/>
+        </w:rPr>
+        <w:t>）。有趣的是，在選出並任命馬提亞之後（</w:t>
+      </w:r>
+      <w:hyperlink r:id="rId159">
+        <w:r>
+          <w:rPr>
+            <w:lang w:val="zh_TW" w:bidi="zh_TW"/>
+          </w:rPr>
+          <w:rPr>
+            <w:color w:val="0000EE"/>
+            <w:u w:val="single"/>
+          </w:rPr>
+          <w:t>徒1:26</w:t>
+        </w:r>
+      </w:hyperlink>
+      <w:r>
+        <w:rPr>
+          <w:lang w:val="zh_TW" w:bidi="zh_TW"/>
+        </w:rPr>
+        <w:t>），基督教會並沒有再刻意維持使徒人數為十二。正如「七個七」加強了七的意象，「十二乘十二」也強化了十二的象徵意義；當這個數字再乘以一千，就成為144,000被救贖的人（</w:t>
+      </w:r>
+      <w:hyperlink r:id="rId160">
+        <w:r>
+          <w:rPr>
+            <w:lang w:val="zh_TW" w:bidi="zh_TW"/>
+          </w:rPr>
+          <w:rPr>
+            <w:color w:val="0000EE"/>
+            <w:u w:val="single"/>
+          </w:rPr>
+          <w:t>啟7:4</w:t>
+        </w:r>
+      </w:hyperlink>
+      <w:r>
+        <w:rPr>
+          <w:lang w:val="zh_TW" w:bidi="zh_TW"/>
+        </w:rPr>
+        <w:t>）。這144,000人是從「以色列人各支派中」受印的。</w:t>
+      </w:r>
+    </w:p>
+    <w:p>
       <w:pPr>
         <w:pStyle w:val="Heading3"/>
       </w:pPr>
@@ -1784,7 +5373,7 @@
         <w:rPr>
           <w:lang w:val="zh_TW" w:bidi="zh_TW"/>
         </w:rPr>
-        <w:t>新約聖經中的泰爾</w:t>
+        <w:t>精確的統計</w:t>
       </w:r>
     </w:p>
     <w:p>
@@ -1798,18 +5387,845 @@
         <w:rPr>
           <w:lang w:val="zh_TW" w:bidi="zh_TW"/>
         </w:rPr>
-        <w:t>亞歷山大征服並摧毀了部分城市。但新約聖經指出，泰爾已經恢復了一些地位。泰爾在人口和商業力量上等同於或超過耶路撒冷。耶穌在祂早期的事工中曾造訪泰爾周圍地區。祂在那裡醫治了敘利腓尼基婦女的女兒（</w:t>
-      </w:r>
-      <w:hyperlink r:id="rId50">
-        <w:r>
-          <w:rPr>
-            <w:lang w:val="zh_TW" w:bidi="zh_TW"/>
-          </w:rPr>
-          <w:rPr>
-            <w:color w:val="0000EE"/>
-            <w:u w:val="single"/>
-          </w:rPr>
-          <w:t>馬太福音15:21–28</w:t>
+        <w:t>有些數字具有比喻性的用法，用來表達完全、極大的數量或類似的概念。但希伯來文中也常用數字來表達精確的計算或測量。這類用法我們是從泥板與陶片（即寫有墨字、用於記錄的破陶片）中得知的。然而，要確定經文最早的原貌及其準確含義，仍然非常困難。</w:t>
+      </w:r>
+    </w:p>
+    <w:p>
+      <w:pPr/>
+      <w:r>
+        <w:rPr>
+          <w:lang w:val="zh_TW" w:bidi="zh_TW"/>
+        </w:rPr>
+      </w:r>
+      <w:r>
+        <w:rPr>
+          <w:lang w:val="zh_TW" w:bidi="zh_TW"/>
+        </w:rPr>
+        <w:t>一個例子是伯‧示麥居民中約耶哥尼雅子孫的人數，這些人因未與其他人一同歡喜迎接神的約櫃從非利士地回到以色列而被神擊殺（</w:t>
+      </w:r>
+      <w:hyperlink r:id="rId161">
+        <w:r>
+          <w:rPr>
+            <w:lang w:val="zh_TW" w:bidi="zh_TW"/>
+          </w:rPr>
+          <w:rPr>
+            <w:color w:val="0000EE"/>
+            <w:u w:val="single"/>
+          </w:rPr>
+          <w:t>撒上6:19</w:t>
+        </w:r>
+      </w:hyperlink>
+      <w:r>
+        <w:rPr>
+          <w:lang w:val="zh_TW" w:bidi="zh_TW"/>
+        </w:rPr>
+        <w:t>）。希臘文譯本（七十士譯本）記為「七十人」，而後來的希伯來抄本則增添了「五萬」。由於伯‧示麥本身只是個邊境小城，而「耶哥尼雅的子孫」想必只是其中一個支派，因此較小的數字顯然才是原本的。那龐大的數字顯然是後來抄寫時混亂所致。</w:t>
+      </w:r>
+    </w:p>
+    <w:p>
+      <w:pPr/>
+      <w:r>
+        <w:rPr>
+          <w:lang w:val="zh_TW" w:bidi="zh_TW"/>
+        </w:rPr>
+      </w:r>
+      <w:r>
+        <w:rPr>
+          <w:lang w:val="zh_TW" w:bidi="zh_TW"/>
+        </w:rPr>
+        <w:t>要判斷一個數字是實際的還是象徵性的，可以採用幾個原則：這個數字是否很小？是否不尋常且沒有明顯的神學意義？例如，艾城的人在第一次攻擊中殺死了大約36名以色列人（</w:t>
+      </w:r>
+      <w:hyperlink r:id="rId162">
+        <w:r>
+          <w:rPr>
+            <w:lang w:val="zh_TW" w:bidi="zh_TW"/>
+          </w:rPr>
+          <w:rPr>
+            <w:color w:val="0000EE"/>
+            <w:u w:val="single"/>
+          </w:rPr>
+          <w:t>書7:5</w:t>
+        </w:r>
+      </w:hyperlink>
+      <w:r>
+        <w:rPr>
+          <w:lang w:val="zh_TW" w:bidi="zh_TW"/>
+        </w:rPr>
+        <w:t>）。這個數字很小，顯示這是人們清楚記得的歷史細節。同樣地，</w:t>
+      </w:r>
+      <w:hyperlink r:id="rId163">
+        <w:r>
+          <w:rPr>
+            <w:lang w:val="zh_TW" w:bidi="zh_TW"/>
+          </w:rPr>
+          <w:rPr>
+            <w:color w:val="0000EE"/>
+            <w:u w:val="single"/>
+          </w:rPr>
+          <w:t>創世記十四章14節</w:t>
+        </w:r>
+      </w:hyperlink>
+      <w:r>
+        <w:rPr>
+          <w:lang w:val="zh_TW" w:bidi="zh_TW"/>
+        </w:rPr>
+        <w:t>中亞伯拉罕的318名壯丁，以及</w:t>
+      </w:r>
+      <w:hyperlink r:id="rId164">
+        <w:r>
+          <w:rPr>
+            <w:lang w:val="zh_TW" w:bidi="zh_TW"/>
+          </w:rPr>
+          <w:rPr>
+            <w:color w:val="0000EE"/>
+            <w:u w:val="single"/>
+          </w:rPr>
+          <w:t>約翰福音二十一章11節</w:t>
+        </w:r>
+      </w:hyperlink>
+      <w:r>
+        <w:rPr>
+          <w:lang w:val="zh_TW" w:bidi="zh_TW"/>
+        </w:rPr>
+        <w:t>中西門‧彼得在耶穌復活後捕得的153條魚，都是數量不尋常的大數字，顯然是按字面或統計意義使用的。像這樣看似無關緊要的細節，往往最容易留在人們記憶中，也正是敘事可信度的最佳證據。</w:t>
+      </w:r>
+    </w:p>
+    <w:p>
+      <w:pPr>
+        <w:pStyle w:val="Heading3"/>
+      </w:pPr>
+      <w:r>
+        <w:rPr>
+          <w:lang w:val="zh_TW" w:bidi="zh_TW"/>
+        </w:rPr>
+        <w:t>數字象徵學</w:t>
+      </w:r>
+    </w:p>
+    <w:p>
+      <w:pPr/>
+      <w:r>
+        <w:rPr>
+          <w:lang w:val="zh_TW" w:bidi="zh_TW"/>
+        </w:rPr>
+      </w:r>
+      <w:r>
+        <w:rPr>
+          <w:lang w:val="zh_TW" w:bidi="zh_TW"/>
+        </w:rPr>
+        <w:t>數字象徵學可說是進一步延伸應用數字的比喻性意義（如7與40）。在聖經中，這種數字的系統始終反映出神的主權、祂對歷史進程的掌管，以及祂持續不斷的計劃與最後勝利的確信。</w:t>
+      </w:r>
+    </w:p>
+    <w:p>
+      <w:pPr/>
+      <w:r>
+        <w:rPr>
+          <w:lang w:val="zh_TW" w:bidi="zh_TW"/>
+        </w:rPr>
+      </w:r>
+      <w:r>
+        <w:rPr>
+          <w:lang w:val="zh_TW" w:bidi="zh_TW"/>
+        </w:rPr>
+        <w:t>或許聖經中最早明確出現數字象徵學的例子是</w:t>
+      </w:r>
+      <w:hyperlink r:id="rId165">
+        <w:r>
+          <w:rPr>
+            <w:lang w:val="zh_TW" w:bidi="zh_TW"/>
+          </w:rPr>
+          <w:rPr>
+            <w:color w:val="0000EE"/>
+            <w:u w:val="single"/>
+          </w:rPr>
+          <w:t>列王紀上六章1節</w:t>
+        </w:r>
+      </w:hyperlink>
+      <w:r>
+        <w:rPr>
+          <w:lang w:val="zh_TW" w:bidi="zh_TW"/>
+        </w:rPr>
+        <w:t>。所羅門在出埃及後480年開始建造聖殿。這個數字可以5乘以10乘以12計算而得，也可以由4乘以120推算，而120是早期的人理想的壽命（</w:t>
+      </w:r>
+      <w:hyperlink r:id="rId112">
+        <w:r>
+          <w:rPr>
+            <w:lang w:val="zh_TW" w:bidi="zh_TW"/>
+          </w:rPr>
+          <w:rPr>
+            <w:color w:val="0000EE"/>
+            <w:u w:val="single"/>
+          </w:rPr>
+          <w:t>創6:3</w:t>
+        </w:r>
+      </w:hyperlink>
+      <w:r>
+        <w:rPr>
+          <w:lang w:val="zh_TW" w:bidi="zh_TW"/>
+        </w:rPr>
+        <w:t>）。</w:t>
+      </w:r>
+    </w:p>
+    <w:p>
+      <w:pPr/>
+      <w:r>
+        <w:rPr>
+          <w:lang w:val="zh_TW" w:bidi="zh_TW"/>
+        </w:rPr>
+      </w:r>
+      <w:hyperlink r:id="rId166">
+        <w:r>
+          <w:rPr>
+            <w:lang w:val="zh_TW" w:bidi="zh_TW"/>
+          </w:rPr>
+          <w:rPr>
+            <w:color w:val="0000EE"/>
+            <w:u w:val="single"/>
+          </w:rPr>
+          <w:t>歷代志上六章3至8節</w:t>
+        </w:r>
+      </w:hyperlink>
+      <w:r>
+        <w:rPr>
+          <w:lang w:val="zh_TW" w:bidi="zh_TW"/>
+        </w:rPr>
+        <w:t>記載了12代人，假設每代約40年，正好涵蓋同一時期。「十二代」可能才是這個數字計算的真實基礎，而非精確的總和。因為在士師時代，精確的統計幾乎是不可能的事，而在以色列立王之前也是極不可能的事。</w:t>
+      </w:r>
+    </w:p>
+    <w:p>
+      <w:pPr/>
+      <w:r>
+        <w:rPr>
+          <w:lang w:val="zh_TW" w:bidi="zh_TW"/>
+        </w:rPr>
+      </w:r>
+      <w:r>
+        <w:rPr>
+          <w:lang w:val="zh_TW" w:bidi="zh_TW"/>
+        </w:rPr>
+        <w:t>大衛是第一位在以色列設立官員記錄每日事件的君王（</w:t>
+      </w:r>
+      <w:hyperlink r:id="rId167">
+        <w:r>
+          <w:rPr>
+            <w:lang w:val="zh_TW" w:bidi="zh_TW"/>
+          </w:rPr>
+          <w:rPr>
+            <w:color w:val="0000EE"/>
+            <w:u w:val="single"/>
+          </w:rPr>
+          <w:t>撒下8:16–17</w:t>
+        </w:r>
+      </w:hyperlink>
+      <w:r>
+        <w:rPr>
+          <w:lang w:val="zh_TW" w:bidi="zh_TW"/>
+        </w:rPr>
+        <w:t>）。這種做法在古代的大國早已普遍存在。後來，這些以色列的編年史被提及為列王紀的參考來源之一（</w:t>
+      </w:r>
+      <w:hyperlink r:id="rId168">
+        <w:r>
+          <w:rPr>
+            <w:lang w:val="zh_TW" w:bidi="zh_TW"/>
+          </w:rPr>
+          <w:rPr>
+            <w:color w:val="0000EE"/>
+            <w:u w:val="single"/>
+          </w:rPr>
+          <w:t>王下14:18</w:t>
+        </w:r>
+      </w:hyperlink>
+      <w:r>
+        <w:rPr>
+          <w:lang w:val="zh_TW" w:bidi="zh_TW"/>
+        </w:rPr>
+        <w:t>）。因此，480這個數字很可能是約略的估算而非精確的統計，是用來表示神一個時期的結束。</w:t>
+      </w:r>
+    </w:p>
+    <w:p>
+      <w:pPr/>
+      <w:r>
+        <w:rPr>
+          <w:lang w:val="zh_TW" w:bidi="zh_TW"/>
+        </w:rPr>
+      </w:r>
+      <w:r>
+        <w:rPr>
+          <w:lang w:val="zh_TW" w:bidi="zh_TW"/>
+        </w:rPr>
+        <w:t>耶利米預言猶大將被擄70年（</w:t>
+      </w:r>
+      <w:hyperlink r:id="rId169">
+        <w:r>
+          <w:rPr>
+            <w:lang w:val="zh_TW" w:bidi="zh_TW"/>
+          </w:rPr>
+          <w:rPr>
+            <w:color w:val="0000EE"/>
+            <w:u w:val="single"/>
+          </w:rPr>
+          <w:t>耶25:11</w:t>
+        </w:r>
+      </w:hyperlink>
+      <w:r>
+        <w:rPr>
+          <w:lang w:val="zh_TW" w:bidi="zh_TW"/>
+        </w:rPr>
+        <w:t>，</w:t>
+      </w:r>
+      <w:hyperlink r:id="rId170">
+        <w:r>
+          <w:rPr>
+            <w:lang w:val="zh_TW" w:bidi="zh_TW"/>
+          </w:rPr>
+          <w:rPr>
+            <w:color w:val="0000EE"/>
+            <w:u w:val="single"/>
+          </w:rPr>
+          <w:t>29:10</w:t>
+        </w:r>
+      </w:hyperlink>
+      <w:r>
+        <w:rPr>
+          <w:lang w:val="zh_TW" w:bidi="zh_TW"/>
+        </w:rPr>
+        <w:t>）。這不僅是一個歷史上確實應驗的預言，也是一個象徵完全的數字，表明猶大的刑罰已經滿足（參</w:t>
+      </w:r>
+      <w:hyperlink r:id="rId171">
+        <w:r>
+          <w:rPr>
+            <w:lang w:val="zh_TW" w:bidi="zh_TW"/>
+          </w:rPr>
+          <w:rPr>
+            <w:color w:val="0000EE"/>
+            <w:u w:val="single"/>
+          </w:rPr>
+          <w:t>賽40:2</w:t>
+        </w:r>
+      </w:hyperlink>
+      <w:r>
+        <w:rPr>
+          <w:lang w:val="zh_TW" w:bidi="zh_TW"/>
+        </w:rPr>
+        <w:t>）。以賽亞（</w:t>
+      </w:r>
+      <w:hyperlink r:id="rId172">
+        <w:r>
+          <w:rPr>
+            <w:lang w:val="zh_TW" w:bidi="zh_TW"/>
+          </w:rPr>
+          <w:rPr>
+            <w:color w:val="0000EE"/>
+            <w:u w:val="single"/>
+          </w:rPr>
+          <w:t>賽23:15</w:t>
+        </w:r>
+      </w:hyperlink>
+      <w:r>
+        <w:rPr>
+          <w:lang w:val="zh_TW" w:bidi="zh_TW"/>
+        </w:rPr>
+        <w:t>）也曾預言泰爾要受懲罰70年。</w:t>
+      </w:r>
+    </w:p>
+    <w:p>
+      <w:pPr/>
+      <w:r>
+        <w:rPr>
+          <w:lang w:val="zh_TW" w:bidi="zh_TW"/>
+        </w:rPr>
+      </w:r>
+      <w:r>
+        <w:rPr>
+          <w:lang w:val="zh_TW" w:bidi="zh_TW"/>
+        </w:rPr>
+        <w:t>在</w:t>
+      </w:r>
+      <w:hyperlink r:id="rId173">
+        <w:r>
+          <w:rPr>
+            <w:lang w:val="zh_TW" w:bidi="zh_TW"/>
+          </w:rPr>
+          <w:rPr>
+            <w:color w:val="0000EE"/>
+            <w:u w:val="single"/>
+          </w:rPr>
+          <w:t>以西結書二十九章11至13節</w:t>
+        </w:r>
+      </w:hyperlink>
+      <w:r>
+        <w:rPr>
+          <w:lang w:val="zh_TW" w:bidi="zh_TW"/>
+        </w:rPr>
+        <w:t>中，先知預言埃及將「被擄」40年。而那70年被視為安息年之期，這地必須荒蕪，以補償在真正的數字象徵學開始之前因罪所累積的7個70年的虧欠（</w:t>
+      </w:r>
+      <w:hyperlink r:id="rId174">
+        <w:r>
+          <w:rPr>
+            <w:lang w:val="zh_TW" w:bidi="zh_TW"/>
+          </w:rPr>
+          <w:rPr>
+            <w:color w:val="0000EE"/>
+            <w:u w:val="single"/>
+          </w:rPr>
+          <w:t>代下36:21</w:t>
+        </w:r>
+      </w:hyperlink>
+      <w:r>
+        <w:rPr>
+          <w:lang w:val="zh_TW" w:bidi="zh_TW"/>
+        </w:rPr>
+        <w:t>）。在這裡，數字象徵學僅用來解釋過去與現在；但它也可以用來闡釋未來，特別是在但以理書中。</w:t>
+      </w:r>
+    </w:p>
+    <w:p>
+      <w:pPr/>
+      <w:r>
+        <w:rPr>
+          <w:lang w:val="zh_TW" w:bidi="zh_TW"/>
+        </w:rPr>
+      </w:r>
+      <w:hyperlink r:id="rId175">
+        <w:r>
+          <w:rPr>
+            <w:lang w:val="zh_TW" w:bidi="zh_TW"/>
+          </w:rPr>
+          <w:rPr>
+            <w:color w:val="0000EE"/>
+            <w:u w:val="single"/>
+          </w:rPr>
+          <w:t>但以理書九章2節</w:t>
+        </w:r>
+      </w:hyperlink>
+      <w:r>
+        <w:rPr>
+          <w:lang w:val="zh_TW" w:bidi="zh_TW"/>
+        </w:rPr>
+        <w:t>提到耶利米所預言的實際被擄70年。到了</w:t>
+      </w:r>
+      <w:hyperlink r:id="rId176">
+        <w:r>
+          <w:rPr>
+            <w:lang w:val="zh_TW" w:bidi="zh_TW"/>
+          </w:rPr>
+          <w:rPr>
+            <w:color w:val="0000EE"/>
+            <w:u w:val="single"/>
+          </w:rPr>
+          <w:t>但以理書九章24節</w:t>
+        </w:r>
+      </w:hyperlink>
+      <w:r>
+        <w:rPr>
+          <w:lang w:val="zh_TW" w:bidi="zh_TW"/>
+        </w:rPr>
+        <w:t>中，這一數字被延伸為七十個七的年數（即490年），應驗於遙遠的將來。</w:t>
+      </w:r>
+      <w:hyperlink r:id="rId177">
+        <w:r>
+          <w:rPr>
+            <w:lang w:val="zh_TW" w:bidi="zh_TW"/>
+          </w:rPr>
+          <w:rPr>
+            <w:color w:val="0000EE"/>
+            <w:u w:val="single"/>
+          </w:rPr>
+          <w:t>但以理書九章25節</w:t>
+        </w:r>
+      </w:hyperlink>
+      <w:r>
+        <w:rPr>
+          <w:lang w:val="zh_TW" w:bidi="zh_TW"/>
+        </w:rPr>
+        <w:t>指出，其中的69個七（即483年）將在彌賽亞出現之前過去，因此，人們推想最後一個七就是彌賽亞作工的時期。</w:t>
+      </w:r>
+    </w:p>
+    <w:p>
+      <w:pPr/>
+      <w:r>
+        <w:rPr>
+          <w:lang w:val="zh_TW" w:bidi="zh_TW"/>
+        </w:rPr>
+      </w:r>
+      <w:r>
+        <w:rPr>
+          <w:lang w:val="zh_TW" w:bidi="zh_TW"/>
+        </w:rPr>
+        <w:t>然而，無論如何解釋其實際年代，都必須與</w:t>
+      </w:r>
+      <w:hyperlink r:id="rId178">
+        <w:r>
+          <w:rPr>
+            <w:lang w:val="zh_TW" w:bidi="zh_TW"/>
+          </w:rPr>
+          <w:rPr>
+            <w:color w:val="0000EE"/>
+            <w:u w:val="single"/>
+          </w:rPr>
+          <w:t>九章26節</w:t>
+        </w:r>
+      </w:hyperlink>
+      <w:r>
+        <w:rPr>
+          <w:lang w:val="zh_TW" w:bidi="zh_TW"/>
+        </w:rPr>
+        <w:t>相符——那裡說彌賽亞在62個七之後（即434年）被「剪除」。難題在於確定這長時間段的起始點。這是一個精密的數字象徵學例子，涵蓋了數個世紀的歷史，而其根基最終仍在耶利米所說的70年之上。根據聖經的原則，這既可以有「即時的」應驗——即被擄歸回，也可以有「預言性的」應驗——指向將來基督的來臨。</w:t>
+      </w:r>
+    </w:p>
+    <w:p>
+      <w:pPr/>
+      <w:r>
+        <w:rPr>
+          <w:lang w:val="zh_TW" w:bidi="zh_TW"/>
+        </w:rPr>
+      </w:r>
+      <w:r>
+        <w:rPr>
+          <w:lang w:val="zh_TW" w:bidi="zh_TW"/>
+        </w:rPr>
+        <w:t>但以理書中另一個延伸的數字象徵學例子是「一載、二載、半載」（</w:t>
+      </w:r>
+      <w:hyperlink r:id="rId179">
+        <w:r>
+          <w:rPr>
+            <w:lang w:val="zh_TW" w:bidi="zh_TW"/>
+          </w:rPr>
+          <w:rPr>
+            <w:color w:val="0000EE"/>
+            <w:u w:val="single"/>
+          </w:rPr>
+          <w:t>7:25</w:t>
+        </w:r>
+      </w:hyperlink>
+      <w:r>
+        <w:rPr>
+          <w:lang w:val="zh_TW" w:bidi="zh_TW"/>
+        </w:rPr>
+        <w:t>）。這代表三年半，也就是七年的一半。它可以代表三年半（即「一個七」的一半），或指三個半「七」的年期（參</w:t>
+      </w:r>
+      <w:hyperlink r:id="rId180">
+        <w:r>
+          <w:rPr>
+            <w:lang w:val="zh_TW" w:bidi="zh_TW"/>
+          </w:rPr>
+          <w:rPr>
+            <w:color w:val="0000EE"/>
+            <w:u w:val="single"/>
+          </w:rPr>
+          <w:t>4:16</w:t>
+        </w:r>
+      </w:hyperlink>
+      <w:r>
+        <w:rPr>
+          <w:lang w:val="zh_TW" w:bidi="zh_TW"/>
+        </w:rPr>
+        <w:t>中的「七期」，那裡明顯是指「七年」）。</w:t>
+      </w:r>
+    </w:p>
+    <w:p>
+      <w:pPr/>
+      <w:r>
+        <w:rPr>
+          <w:lang w:val="zh_TW" w:bidi="zh_TW"/>
+        </w:rPr>
+      </w:r>
+      <w:r>
+        <w:rPr>
+          <w:lang w:val="zh_TW" w:bidi="zh_TW"/>
+        </w:rPr>
+        <w:t>無論這預言最終在基督裡如何應驗，其「初步」或「部分」的應驗，乃是主前167年至164年間安提阿古·伊皮法尼（Antiochus Epiphanes）對神的子民為期約三年半的激烈逼迫。這三年半的時期在</w:t>
+      </w:r>
+      <w:hyperlink r:id="rId181">
+        <w:r>
+          <w:rPr>
+            <w:lang w:val="zh_TW" w:bidi="zh_TW"/>
+          </w:rPr>
+          <w:rPr>
+            <w:color w:val="0000EE"/>
+            <w:u w:val="single"/>
+          </w:rPr>
+          <w:t>啟示錄十一章2節</w:t>
+        </w:r>
+      </w:hyperlink>
+      <w:r>
+        <w:rPr>
+          <w:lang w:val="zh_TW" w:bidi="zh_TW"/>
+        </w:rPr>
+        <w:t>（「四十二個月」）和</w:t>
+      </w:r>
+      <w:hyperlink r:id="rId182">
+        <w:r>
+          <w:rPr>
+            <w:lang w:val="zh_TW" w:bidi="zh_TW"/>
+          </w:rPr>
+          <w:rPr>
+            <w:color w:val="0000EE"/>
+            <w:u w:val="single"/>
+          </w:rPr>
+          <w:t>十二章14節</w:t>
+        </w:r>
+      </w:hyperlink>
+      <w:r>
+        <w:rPr>
+          <w:lang w:val="zh_TW" w:bidi="zh_TW"/>
+        </w:rPr>
+        <w:t>（「一載二載半載」）中再次出現，用來描述羅馬迫害基督教會的時期。這個數字很可能已成為一種象徵，用來代表任何痛苦但有時限的逼迫。</w:t>
+      </w:r>
+      <w:hyperlink r:id="rId183">
+        <w:r>
+          <w:rPr>
+            <w:lang w:val="zh_TW" w:bidi="zh_TW"/>
+          </w:rPr>
+          <w:rPr>
+            <w:color w:val="0000EE"/>
+            <w:u w:val="single"/>
+          </w:rPr>
+          <w:t>但以理書八章14節</w:t>
+        </w:r>
+      </w:hyperlink>
+      <w:r>
+        <w:rPr>
+          <w:lang w:val="zh_TW" w:bidi="zh_TW"/>
+        </w:rPr>
+        <w:t>中的「二千三百個晚上和早晨（譯註：和合本譯為「二千三百日」）」，或可理解為1,150日，這時間長度大致相同。</w:t>
+      </w:r>
+    </w:p>
+    <w:p>
+      <w:pPr/>
+      <w:r>
+        <w:rPr>
+          <w:lang w:val="zh_TW" w:bidi="zh_TW"/>
+        </w:rPr>
+      </w:r>
+      <w:hyperlink r:id="rId179">
+        <w:r>
+          <w:rPr>
+            <w:lang w:val="zh_TW" w:bidi="zh_TW"/>
+          </w:rPr>
+          <w:rPr>
+            <w:color w:val="0000EE"/>
+            <w:u w:val="single"/>
+          </w:rPr>
+          <w:t>但以理書七章25節</w:t>
+        </w:r>
+      </w:hyperlink>
+      <w:r>
+        <w:rPr>
+          <w:lang w:val="zh_TW" w:bidi="zh_TW"/>
+        </w:rPr>
+        <w:t>的三年半又在</w:t>
+      </w:r>
+      <w:hyperlink r:id="rId184">
+        <w:r>
+          <w:rPr>
+            <w:lang w:val="zh_TW" w:bidi="zh_TW"/>
+          </w:rPr>
+          <w:rPr>
+            <w:color w:val="0000EE"/>
+            <w:u w:val="single"/>
+          </w:rPr>
+          <w:t>啟示錄十一章</w:t>
+        </w:r>
+      </w:hyperlink>
+      <w:r>
+        <w:rPr>
+          <w:lang w:val="zh_TW" w:bidi="zh_TW"/>
+        </w:rPr>
+        <w:t>中以「四十二個月」的形式重現，指外邦人踐踏耶路撒冷的時期（</w:t>
+      </w:r>
+      <w:hyperlink r:id="rId181">
+        <w:r>
+          <w:rPr>
+            <w:lang w:val="zh_TW" w:bidi="zh_TW"/>
+          </w:rPr>
+          <w:rPr>
+            <w:color w:val="0000EE"/>
+            <w:u w:val="single"/>
+          </w:rPr>
+          <w:t>啟11:2</w:t>
+        </w:r>
+      </w:hyperlink>
+      <w:r>
+        <w:rPr>
+          <w:lang w:val="zh_TW" w:bidi="zh_TW"/>
+        </w:rPr>
+        <w:t>）。而</w:t>
+      </w:r>
+      <w:hyperlink r:id="rId185">
+        <w:r>
+          <w:rPr>
+            <w:lang w:val="zh_TW" w:bidi="zh_TW"/>
+          </w:rPr>
+          <w:rPr>
+            <w:color w:val="0000EE"/>
+            <w:u w:val="single"/>
+          </w:rPr>
+          <w:t>但以理書十二章11節</w:t>
+        </w:r>
+      </w:hyperlink>
+      <w:r>
+        <w:rPr>
+          <w:lang w:val="zh_TW" w:bidi="zh_TW"/>
+        </w:rPr>
+        <w:t>中的1,290日，則在此以略為不同的形式（1,260日）再現，指神的兩位見證人要傳講預言的期間（</w:t>
+      </w:r>
+      <w:hyperlink r:id="rId186">
+        <w:r>
+          <w:rPr>
+            <w:lang w:val="zh_TW" w:bidi="zh_TW"/>
+          </w:rPr>
+          <w:rPr>
+            <w:color w:val="0000EE"/>
+            <w:u w:val="single"/>
+          </w:rPr>
+          <w:t>啟11:3</w:t>
+        </w:r>
+      </w:hyperlink>
+      <w:r>
+        <w:rPr>
+          <w:lang w:val="zh_TW" w:bidi="zh_TW"/>
+        </w:rPr>
+        <w:t>）。</w:t>
+      </w:r>
+    </w:p>
+    <w:p>
+      <w:pPr/>
+      <w:r>
+        <w:rPr>
+          <w:lang w:val="zh_TW" w:bidi="zh_TW"/>
+        </w:rPr>
+      </w:r>
+      <w:r>
+        <w:rPr>
+          <w:lang w:val="zh_TW" w:bidi="zh_TW"/>
+        </w:rPr>
+        <w:t>這四十二個月又在</w:t>
+      </w:r>
+      <w:hyperlink r:id="rId187">
+        <w:r>
+          <w:rPr>
+            <w:lang w:val="zh_TW" w:bidi="zh_TW"/>
+          </w:rPr>
+          <w:rPr>
+            <w:color w:val="0000EE"/>
+            <w:u w:val="single"/>
+          </w:rPr>
+          <w:t>啟示錄十三章5節</w:t>
+        </w:r>
+      </w:hyperlink>
+      <w:r>
+        <w:rPr>
+          <w:lang w:val="zh_TW" w:bidi="zh_TW"/>
+        </w:rPr>
+        <w:t>中出現，作為那獸被允許褻瀆的期限。至於</w:t>
+      </w:r>
+      <w:hyperlink r:id="rId188">
+        <w:r>
+          <w:rPr>
+            <w:lang w:val="zh_TW" w:bidi="zh_TW"/>
+          </w:rPr>
+          <w:rPr>
+            <w:color w:val="0000EE"/>
+            <w:u w:val="single"/>
+          </w:rPr>
+          <w:t>二十章6節</w:t>
+        </w:r>
+      </w:hyperlink>
+      <w:r>
+        <w:rPr>
+          <w:lang w:val="zh_TW" w:bidi="zh_TW"/>
+        </w:rPr>
+        <w:t>所提的「一千年」，雖然並非取自但以理書，但「一千」的比喻用法在舊約聖經中相當常見。其中最直接的平行經文是</w:t>
+      </w:r>
+      <w:hyperlink r:id="rId189">
+        <w:r>
+          <w:rPr>
+            <w:lang w:val="zh_TW" w:bidi="zh_TW"/>
+          </w:rPr>
+          <w:rPr>
+            <w:color w:val="0000EE"/>
+            <w:u w:val="single"/>
+          </w:rPr>
+          <w:t>申命記七章9節</w:t>
+        </w:r>
+      </w:hyperlink>
+      <w:r>
+        <w:rPr>
+          <w:lang w:val="zh_TW" w:bidi="zh_TW"/>
+        </w:rPr>
+        <w:t>，說神要向「千代」守祂所立的約。</w:t>
+      </w:r>
+      <w:r>
+        <w:rPr>
+          <w:lang w:val="zh_TW" w:bidi="zh_TW"/>
+        </w:rPr>
+      </w:r>
+      <w:r>
+        <w:rPr>
+          <w:lang w:val="zh_TW" w:bidi="zh_TW"/>
+        </w:rPr>
+      </w:r>
+    </w:p>
+    <w:p>
+      <w:pPr/>
+      <w:r>
+        <w:rPr>
+          <w:lang w:val="zh_TW" w:bidi="zh_TW"/>
+        </w:rPr>
+      </w:r>
+    </w:p>
+    <w:p>
+      <w:pPr>
+        <w:pStyle w:val="Heading2"/>
+      </w:pPr>
+      <w:r>
+        <w:rPr>
+          <w:lang w:val="zh_TW" w:bidi="zh_TW"/>
+        </w:rPr>
+        <w:t>樹</w:t>
+      </w:r>
+      <w:r>
+        <w:rPr>
+          <w:lang w:val="zh_TW" w:bidi="zh_TW"/>
+        </w:rPr>
+      </w:r>
+    </w:p>
+    <w:p>
+      <w:pPr/>
+      <w:r>
+        <w:rPr>
+          <w:lang w:val="zh_TW" w:bidi="zh_TW"/>
+        </w:rPr>
+      </w:r>
+      <w:r>
+        <w:rPr>
+          <w:lang w:val="zh_TW" w:bidi="zh_TW"/>
+        </w:rPr>
+        <w:t>樹是一種有木質莖（稱為樹幹）的植物。大多數樹都有枝子和葉子。</w:t>
+      </w:r>
+    </w:p>
+    <w:p>
+      <w:pPr/>
+      <w:r>
+        <w:rPr>
+          <w:lang w:val="zh_TW" w:bidi="zh_TW"/>
+        </w:rPr>
+      </w:r>
+      <w:r>
+        <w:rPr>
+          <w:lang w:val="zh_TW" w:bidi="zh_TW"/>
+        </w:rPr>
+        <w:t>聖經提到許多不同的樹，如橄欖樹、棕樹和香柏樹。樹對提供食物、遮蔽、製作工具和建造房屋都具有重要作用。它們也常出現在聖經的象徵與故事中（</w:t>
+      </w:r>
+      <w:hyperlink r:id="rId190">
+        <w:r>
+          <w:rPr>
+            <w:lang w:val="zh_TW" w:bidi="zh_TW"/>
+          </w:rPr>
+          <w:rPr>
+            <w:color w:val="0000EE"/>
+            <w:u w:val="single"/>
+          </w:rPr>
+          <w:t>創2:9</w:t>
         </w:r>
       </w:hyperlink>
       <w:r>
@@ -1818,34 +6234,34 @@
         </w:rPr>
         <w:t>；</w:t>
       </w:r>
-      <w:hyperlink r:id="rId51">
-        <w:r>
-          <w:rPr>
-            <w:lang w:val="zh_TW" w:bidi="zh_TW"/>
-          </w:rPr>
-          <w:rPr>
-            <w:color w:val="0000EE"/>
-            <w:u w:val="single"/>
-          </w:rPr>
-          <w:t>馬可福音7:24–31</w:t>
-        </w:r>
-      </w:hyperlink>
-      <w:r>
-        <w:rPr>
-          <w:lang w:val="zh_TW" w:bidi="zh_TW"/>
-        </w:rPr>
-        <w:t>）。耶穌將棄絕祂的加利利城鎮與泰爾和西頓相比。這種比較意味著加利利人理論上可以拒絕耶穌的理由應該更少，因為他在那裡行了許多神蹟（</w:t>
-      </w:r>
-      <w:hyperlink r:id="rId52">
-        <w:r>
-          <w:rPr>
-            <w:lang w:val="zh_TW" w:bidi="zh_TW"/>
-          </w:rPr>
-          <w:rPr>
-            <w:color w:val="0000EE"/>
-            <w:u w:val="single"/>
-          </w:rPr>
-          <w:t>路加福音10:13–14</w:t>
+      <w:hyperlink r:id="rId191">
+        <w:r>
+          <w:rPr>
+            <w:lang w:val="zh_TW" w:bidi="zh_TW"/>
+          </w:rPr>
+          <w:rPr>
+            <w:color w:val="0000EE"/>
+            <w:u w:val="single"/>
+          </w:rPr>
+          <w:t>詩1:3</w:t>
+        </w:r>
+      </w:hyperlink>
+      <w:r>
+        <w:rPr>
+          <w:lang w:val="zh_TW" w:bidi="zh_TW"/>
+        </w:rPr>
+        <w:t>；</w:t>
+      </w:r>
+      <w:hyperlink r:id="rId192">
+        <w:r>
+          <w:rPr>
+            <w:lang w:val="zh_TW" w:bidi="zh_TW"/>
+          </w:rPr>
+          <w:rPr>
+            <w:color w:val="0000EE"/>
+            <w:u w:val="single"/>
+          </w:rPr>
+          <w:t>啟22:2</w:t>
         </w:r>
       </w:hyperlink>
       <w:r>
@@ -1853,6 +6269,64 @@
           <w:lang w:val="zh_TW" w:bidi="zh_TW"/>
         </w:rPr>
         <w:t>）。</w:t>
+      </w:r>
+    </w:p>
+    <w:p>
+      <w:pPr/>
+      <w:r>
+        <w:rPr>
+          <w:lang w:val="zh_TW" w:bidi="zh_TW"/>
+        </w:rPr>
+      </w:r>
+      <w:r>
+        <w:rPr>
+          <w:i/>
+          <w:lang w:val="zh_TW" w:bidi="zh_TW"/>
+        </w:rPr>
+        <w:t>見</w:t>
+      </w:r>
+      <w:r>
+        <w:rPr>
+          <w:lang w:val="zh_TW" w:bidi="zh_TW"/>
+        </w:rPr>
+        <w:t>植物</w:t>
+      </w:r>
+      <w:r>
+        <w:rPr>
+          <w:lang w:val="zh_TW" w:bidi="zh_TW"/>
+        </w:rPr>
+        <w:t>；</w:t>
+      </w:r>
+      <w:r>
+        <w:rPr>
+          <w:i/>
+          <w:lang w:val="zh_TW" w:bidi="zh_TW"/>
+        </w:rPr>
+        <w:t>另見</w:t>
+      </w:r>
+      <w:r>
+        <w:rPr>
+          <w:lang w:val="zh_TW" w:bidi="zh_TW"/>
+        </w:rPr>
+        <w:t>分辨善惡樹</w:t>
+      </w:r>
+      <w:r>
+        <w:rPr>
+          <w:lang w:val="zh_TW" w:bidi="zh_TW"/>
+        </w:rPr>
+        <w:t>；</w:t>
+      </w:r>
+      <w:r>
+        <w:rPr>
+          <w:lang w:val="zh_TW" w:bidi="zh_TW"/>
+        </w:rPr>
+        <w:t>生命樹</w:t>
+      </w:r>
+      <w:r>
+        <w:rPr>
+          <w:lang w:val="zh_TW" w:bidi="zh_TW"/>
+        </w:rPr>
+        <w:t>。</w:t>
       </w:r>
       <w:r>
         <w:rPr>
@@ -3755,6 +8229,12 @@
   <w:num w:numId="13" w16cid:durableId="592781308">
     <w:abstractNumId w:val="11"/>
   </w:num>
+  <w:num w:numId="14">
+    <w:abstractNumId w:val="3"/>
+    <w:lvlOverride w:ilvl="0">
+      <w:startOverride w:val="1"/>
+    </w:lvlOverride>
+  </w:num>
   <w:numIdMacAtCleanup w:val="10"/>
 </w:numbering>
 </file>

--- a/zht/docx/127.content.docx
+++ b/zht/docx/127.content.docx
@@ -19,7 +19,7 @@
         <w:rPr>
           <w:lang w:val="zh_TW" w:bidi="zh_TW"/>
         </w:rPr>
-        <w:t>Resource: Tyndale Open Bible Dictionary</w:t>
+        <w:t>Resource: Aquifer Open Bible Dictionary</w:t>
       </w:r>
       <w:r>
         <w:rPr>
@@ -112,7 +112,7 @@
         <w:rPr>
           <w:lang w:val="zh_TW" w:bidi="zh_TW"/>
         </w:rPr>
-        <w:t>Tyndale Open Bible Dictionary</w:t>
+        <w:t>Aquifer Open Bible Dictionary</w:t>
       </w:r>
     </w:p>
     <w:p>

--- a/zht/docx/127.content.docx
+++ b/zht/docx/127.content.docx
@@ -149,7 +149,7 @@
         <w:rPr>
           <w:lang w:val="zh_TW" w:bidi="zh_TW"/>
         </w:rPr>
-        <w:t>rao</w:t>
+        <w:t>qiong</w:t>
       </w:r>
       <w:r>
         <w:rPr>
@@ -212,7 +212,7 @@
         <w:rPr>
           <w:lang w:val="zh_TW" w:bidi="zh_TW"/>
         </w:rPr>
-        <w:t>饒恕</w:t>
+        <w:t>穹蒼</w:t>
       </w:r>
       <w:r>
         <w:rPr>
@@ -231,43 +231,7 @@
         <w:rPr>
           <w:lang w:val="zh_TW" w:bidi="zh_TW"/>
         </w:rPr>
-        <w:t>饒恕，涉及修復破裂的關係；不再對錯誤和冒犯感到怨恨。饒恕主要是神的行為，祂赦免罪人免受審判，並使他們免於因犯罪而受到神的懲罰。由於只有神是聖潔的，只有神能夠赦免罪（</w:t>
-      </w:r>
-      <w:hyperlink r:id="rId13">
-        <w:r>
-          <w:rPr>
-            <w:lang w:val="zh_TW" w:bidi="zh_TW"/>
-          </w:rPr>
-          <w:rPr>
-            <w:color w:val="0000EE"/>
-            <w:u w:val="single"/>
-          </w:rPr>
-          <w:t>可2:7</w:t>
-        </w:r>
-      </w:hyperlink>
-      <w:r>
-        <w:rPr>
-          <w:lang w:val="zh_TW" w:bidi="zh_TW"/>
-        </w:rPr>
-        <w:t>；</w:t>
-      </w:r>
-      <w:hyperlink r:id="rId14">
-        <w:r>
-          <w:rPr>
-            <w:lang w:val="zh_TW" w:bidi="zh_TW"/>
-          </w:rPr>
-          <w:rPr>
-            <w:color w:val="0000EE"/>
-            <w:u w:val="single"/>
-          </w:rPr>
-          <w:t>路5:21</w:t>
-        </w:r>
-      </w:hyperlink>
-      <w:r>
-        <w:rPr>
-          <w:lang w:val="zh_TW" w:bidi="zh_TW"/>
-        </w:rPr>
-        <w:t>）。饒恕也是一種人類行為，延伸到對鄰舍的饒恕——這是人們意識到並接受神饒恕的表現。因此，饒恕是基督教獨有的教義。</w:t>
+        <w:t>聖經用穹蒼一詞描述地球的大氣層，這個字的原意是指「被鋪展或擴張的空間」。希伯來人認為「穹蒼」就是天空的空間，太陽、月亮和雲彩都在其中。</w:t>
       </w:r>
     </w:p>
     <w:p>
@@ -281,18 +245,43 @@
         <w:rPr>
           <w:lang w:val="zh_TW" w:bidi="zh_TW"/>
         </w:rPr>
-        <w:t>在其他宗教中，饒恕並不具有同樣的力量。在萬物有靈論（animism）中，人與神之間沒有個人的關係意識。在印度教中，每個人都必須承擔業力（Karma）的必然後果，並在輪迴中不斷償還。佛教同樣沒有一位饒恕的神。伊斯蘭教中雖然有饒恕的觀念，但沒有與個人有關係的神或父神。即使在猶太教中，饒恕的經歷也是有限的，然而新約中對饒恕的發展，為舊約的教導增添了更深的層次。</w:t>
-      </w:r>
-    </w:p>
-    <w:p>
-      <w:pPr>
-        <w:pStyle w:val="Heading3"/>
-      </w:pPr>
-      <w:r>
-        <w:rPr>
-          <w:lang w:val="zh_TW" w:bidi="zh_TW"/>
-        </w:rPr>
-        <w:t>舊約中關於饒恕的表達</w:t>
+        <w:t>在創造的第二日，神造了地球以上的大氣層，分開下面的水與上面的水。神稱這個「穹蒼」為「天」（</w:t>
+      </w:r>
+      <w:hyperlink r:id="rId13">
+        <w:r>
+          <w:rPr>
+            <w:lang w:val="zh_TW" w:bidi="zh_TW"/>
+          </w:rPr>
+          <w:rPr>
+            <w:color w:val="0000EE"/>
+            <w:u w:val="single"/>
+          </w:rPr>
+          <w:t>創1:6–8</w:t>
+        </w:r>
+      </w:hyperlink>
+      <w:r>
+        <w:rPr>
+          <w:lang w:val="zh_TW" w:bidi="zh_TW"/>
+        </w:rPr>
+        <w:t>）。穹蒼提供了一個環境，使太陽、月亮和眾星能夠如神所設計般存在和運行。在創造的第四日，神在穹蒼裡設立光體，用來區分白晝與黑夜，指定節令。大光，即太陽，掌管白晝；小光，即月亮，掌管黑夜（</w:t>
+      </w:r>
+      <w:hyperlink r:id="rId14">
+        <w:r>
+          <w:rPr>
+            <w:lang w:val="zh_TW" w:bidi="zh_TW"/>
+          </w:rPr>
+          <w:rPr>
+            <w:color w:val="0000EE"/>
+            <w:u w:val="single"/>
+          </w:rPr>
+          <w:t>14–19</w:t>
+        </w:r>
+      </w:hyperlink>
+      <w:r>
+        <w:rPr>
+          <w:lang w:val="zh_TW" w:bidi="zh_TW"/>
+        </w:rPr>
+        <w:t>節）。</w:t>
       </w:r>
     </w:p>
     <w:p>
@@ -306,20 +295,7 @@
         <w:rPr>
           <w:lang w:val="zh_TW" w:bidi="zh_TW"/>
         </w:rPr>
-        <w:t>關於饒恕的概念是以各種不同的隱喻來表達的。命令是nasa</w:t>
-      </w:r>
-      <w:r>
-        <w:rPr>
-          <w:i/>
-          <w:lang w:val="zh_TW" w:bidi="zh_TW"/>
-        </w:rPr>
-        <w:t>，</w:t>
-      </w:r>
-      <w:r>
-        <w:rPr>
-          <w:lang w:val="zh_TW" w:bidi="zh_TW"/>
-        </w:rPr>
-        <w:t>意為「送走」，就像替罪羊被送到曠野去承擔以色列人的罪一樣。它也被解釋為「憐憫」（</w:t>
+        <w:t>「穹蒼」一詞在詩篇出現過兩次，是神手所造的工作（</w:t>
       </w:r>
       <w:hyperlink r:id="rId15">
         <w:r>
@@ -330,14 +306,14 @@
             <w:color w:val="0000EE"/>
             <w:u w:val="single"/>
           </w:rPr>
-          <w:t>利4:20</w:t>
+          <w:t>詩19:1</w:t>
         </w:r>
       </w:hyperlink>
       <w:r>
         <w:rPr>
           <w:lang w:val="zh_TW" w:bidi="zh_TW"/>
         </w:rPr>
-        <w:t>；</w:t>
+        <w:t>，</w:t>
       </w:r>
       <w:hyperlink r:id="rId16">
         <w:r>
@@ -348,14 +324,14 @@
             <w:color w:val="0000EE"/>
             <w:u w:val="single"/>
           </w:rPr>
-          <w:t>王上8:30、34</w:t>
+          <w:t>150:1</w:t>
         </w:r>
       </w:hyperlink>
       <w:r>
         <w:rPr>
           <w:lang w:val="zh_TW" w:bidi="zh_TW"/>
         </w:rPr>
-        <w:t>；</w:t>
+        <w:t>）。在以西結書（</w:t>
       </w:r>
       <w:hyperlink r:id="rId17">
         <w:r>
@@ -366,9 +342,15 @@
             <w:color w:val="0000EE"/>
             <w:u w:val="single"/>
           </w:rPr>
-          <w:t>詩86:5，</w:t>
+          <w:t>1:22–26</w:t>
         </w:r>
       </w:hyperlink>
+      <w:r>
+        <w:rPr>
+          <w:lang w:val="zh_TW" w:bidi="zh_TW"/>
+        </w:rPr>
+        <w:t>，</w:t>
+      </w:r>
       <w:hyperlink r:id="rId18">
         <w:r>
           <w:rPr>
@@ -378,14 +360,14 @@
             <w:color w:val="0000EE"/>
             <w:u w:val="single"/>
           </w:rPr>
-          <w:t>103:3</w:t>
+          <w:t>10:1</w:t>
         </w:r>
       </w:hyperlink>
       <w:r>
         <w:rPr>
           <w:lang w:val="zh_TW" w:bidi="zh_TW"/>
         </w:rPr>
-        <w:t>）。希伯來文kapar通常用於贖罪，意思是「遮蓋」，就像獻祭是為了遮蓋敬拜者的不足（</w:t>
+        <w:t>）和但以理書（</w:t>
       </w:r>
       <w:hyperlink r:id="rId19">
         <w:r>
@@ -396,225 +378,24 @@
             <w:color w:val="0000EE"/>
             <w:u w:val="single"/>
           </w:rPr>
-          <w:t>出29:36</w:t>
+          <w:t>12:3</w:t>
         </w:r>
       </w:hyperlink>
       <w:r>
         <w:rPr>
           <w:lang w:val="zh_TW" w:bidi="zh_TW"/>
         </w:rPr>
-        <w:t>；</w:t>
-      </w:r>
-      <w:hyperlink r:id="rId20">
-        <w:r>
-          <w:rPr>
-            <w:lang w:val="zh_TW" w:bidi="zh_TW"/>
-          </w:rPr>
-          <w:rPr>
-            <w:color w:val="0000EE"/>
-            <w:u w:val="single"/>
-          </w:rPr>
-          <w:t>申21:8</w:t>
-        </w:r>
-      </w:hyperlink>
-      <w:r>
-        <w:rPr>
-          <w:lang w:val="zh_TW" w:bidi="zh_TW"/>
-        </w:rPr>
-        <w:t>；</w:t>
-      </w:r>
-      <w:hyperlink r:id="rId21">
-        <w:r>
-          <w:rPr>
-            <w:lang w:val="zh_TW" w:bidi="zh_TW"/>
-          </w:rPr>
-          <w:rPr>
-            <w:color w:val="0000EE"/>
-            <w:u w:val="single"/>
-          </w:rPr>
-          <w:t>耶18:23</w:t>
-        </w:r>
-      </w:hyperlink>
-      <w:r>
-        <w:rPr>
-          <w:lang w:val="zh_TW" w:bidi="zh_TW"/>
-        </w:rPr>
-        <w:t>；</w:t>
-      </w:r>
-      <w:hyperlink r:id="rId22">
-        <w:r>
-          <w:rPr>
-            <w:lang w:val="zh_TW" w:bidi="zh_TW"/>
-          </w:rPr>
-          <w:rPr>
-            <w:color w:val="0000EE"/>
-            <w:u w:val="single"/>
-          </w:rPr>
-          <w:t>結43:20</w:t>
-        </w:r>
-      </w:hyperlink>
-      <w:r>
-        <w:rPr>
-          <w:lang w:val="zh_TW" w:bidi="zh_TW"/>
-        </w:rPr>
-        <w:t>，</w:t>
-      </w:r>
-      <w:hyperlink r:id="rId23">
-        <w:r>
-          <w:rPr>
-            <w:lang w:val="zh_TW" w:bidi="zh_TW"/>
-          </w:rPr>
-          <w:rPr>
-            <w:color w:val="0000EE"/>
-            <w:u w:val="single"/>
-          </w:rPr>
-          <w:t>45:20</w:t>
-        </w:r>
-      </w:hyperlink>
-      <w:r>
-        <w:rPr>
-          <w:lang w:val="zh_TW" w:bidi="zh_TW"/>
-        </w:rPr>
-        <w:t>）。salah的同源詞總是指神的饒恕行為（</w:t>
-      </w:r>
-      <w:hyperlink r:id="rId24">
-        <w:r>
-          <w:rPr>
-            <w:lang w:val="zh_TW" w:bidi="zh_TW"/>
-          </w:rPr>
-          <w:rPr>
-            <w:color w:val="0000EE"/>
-            <w:u w:val="single"/>
-          </w:rPr>
-          <w:t>民30:5、8、12</w:t>
-        </w:r>
-      </w:hyperlink>
-      <w:r>
-        <w:rPr>
-          <w:lang w:val="zh_TW" w:bidi="zh_TW"/>
-        </w:rPr>
-        <w:t>；</w:t>
-      </w:r>
-      <w:hyperlink r:id="rId17">
-        <w:r>
-          <w:rPr>
-            <w:lang w:val="zh_TW" w:bidi="zh_TW"/>
-          </w:rPr>
-          <w:rPr>
-            <w:color w:val="0000EE"/>
-            <w:u w:val="single"/>
-          </w:rPr>
-          <w:t>詩86:5</w:t>
-        </w:r>
-      </w:hyperlink>
-      <w:r>
-        <w:rPr>
-          <w:lang w:val="zh_TW" w:bidi="zh_TW"/>
-        </w:rPr>
-        <w:t>，</w:t>
-      </w:r>
-      <w:hyperlink r:id="rId25">
-        <w:r>
-          <w:rPr>
-            <w:lang w:val="zh_TW" w:bidi="zh_TW"/>
-          </w:rPr>
-          <w:rPr>
-            <w:color w:val="0000EE"/>
-            <w:u w:val="single"/>
-          </w:rPr>
-          <w:t>130:4</w:t>
-        </w:r>
-      </w:hyperlink>
-      <w:r>
-        <w:rPr>
-          <w:lang w:val="zh_TW" w:bidi="zh_TW"/>
-        </w:rPr>
-        <w:t>；</w:t>
-      </w:r>
-      <w:hyperlink r:id="rId26">
-        <w:r>
-          <w:rPr>
-            <w:lang w:val="zh_TW" w:bidi="zh_TW"/>
-          </w:rPr>
-          <w:rPr>
-            <w:color w:val="0000EE"/>
-            <w:u w:val="single"/>
-          </w:rPr>
-          <w:t>但9:9</w:t>
-        </w:r>
-      </w:hyperlink>
-      <w:r>
-        <w:rPr>
-          <w:lang w:val="zh_TW" w:bidi="zh_TW"/>
-        </w:rPr>
-        <w:t>）。神會放過罪，將其除去。另一個表達是maha</w:t>
-      </w:r>
-      <w:r>
-        <w:rPr>
-          <w:i/>
-          <w:lang w:val="zh_TW" w:bidi="zh_TW"/>
-        </w:rPr>
-        <w:t>，</w:t>
-      </w:r>
-      <w:r>
-        <w:rPr>
-          <w:lang w:val="zh_TW" w:bidi="zh_TW"/>
-        </w:rPr>
-        <w:t>意為「塗抹（wipe away）」（</w:t>
-      </w:r>
-      <w:hyperlink r:id="rId27">
-        <w:r>
-          <w:rPr>
-            <w:lang w:val="zh_TW" w:bidi="zh_TW"/>
-          </w:rPr>
-          <w:rPr>
-            <w:color w:val="0000EE"/>
-            <w:u w:val="single"/>
-          </w:rPr>
-          <w:t>詩51:1、7</w:t>
-        </w:r>
-      </w:hyperlink>
-      <w:r>
-        <w:rPr>
-          <w:lang w:val="zh_TW" w:bidi="zh_TW"/>
-        </w:rPr>
-        <w:t>；</w:t>
-      </w:r>
-      <w:hyperlink r:id="rId28">
-        <w:r>
-          <w:rPr>
-            <w:lang w:val="zh_TW" w:bidi="zh_TW"/>
-          </w:rPr>
-          <w:rPr>
-            <w:color w:val="0000EE"/>
-            <w:u w:val="single"/>
-          </w:rPr>
-          <w:t>賽43:25</w:t>
-        </w:r>
-      </w:hyperlink>
-      <w:r>
-        <w:rPr>
-          <w:lang w:val="zh_TW" w:bidi="zh_TW"/>
-        </w:rPr>
-        <w:t>，</w:t>
-      </w:r>
-      <w:hyperlink r:id="rId29">
-        <w:r>
-          <w:rPr>
-            <w:lang w:val="zh_TW" w:bidi="zh_TW"/>
-          </w:rPr>
-          <w:rPr>
-            <w:color w:val="0000EE"/>
-            <w:u w:val="single"/>
-          </w:rPr>
-          <w:t>44:22</w:t>
-        </w:r>
-      </w:hyperlink>
-      <w:r>
-        <w:rPr>
-          <w:lang w:val="zh_TW" w:bidi="zh_TW"/>
-        </w:rPr>
-        <w:t>）。</w:t>
+        <w:t>）中，穹蒼總是與創造有關。</w:t>
+      </w:r>
+      <w:r>
+        <w:rPr>
+          <w:lang w:val="zh_TW" w:bidi="zh_TW"/>
+        </w:rPr>
+      </w:r>
+      <w:r>
+        <w:rPr>
+          <w:lang w:val="zh_TW" w:bidi="zh_TW"/>
+        </w:rPr>
       </w:r>
     </w:p>
     <w:p>
@@ -624,209 +405,21 @@
           <w:lang w:val="zh_TW" w:bidi="zh_TW"/>
         </w:rPr>
       </w:r>
-      <w:r>
-        <w:rPr>
-          <w:lang w:val="zh_TW" w:bidi="zh_TW"/>
-        </w:rPr>
-        <w:t>舊約教導我們，神是寬恕的神（</w:t>
-      </w:r>
-      <w:hyperlink r:id="rId30">
-        <w:r>
-          <w:rPr>
-            <w:lang w:val="zh_TW" w:bidi="zh_TW"/>
-          </w:rPr>
-          <w:rPr>
-            <w:color w:val="0000EE"/>
-            <w:u w:val="single"/>
-          </w:rPr>
-          <w:t>出34:6–7</w:t>
-        </w:r>
-      </w:hyperlink>
-      <w:r>
-        <w:rPr>
-          <w:lang w:val="zh_TW" w:bidi="zh_TW"/>
-        </w:rPr>
-        <w:t>；</w:t>
-      </w:r>
-      <w:hyperlink r:id="rId31">
-        <w:r>
-          <w:rPr>
-            <w:lang w:val="zh_TW" w:bidi="zh_TW"/>
-          </w:rPr>
-          <w:rPr>
-            <w:color w:val="0000EE"/>
-            <w:u w:val="single"/>
-          </w:rPr>
-          <w:t>尼9:17</w:t>
-        </w:r>
-      </w:hyperlink>
-      <w:r>
-        <w:rPr>
-          <w:lang w:val="zh_TW" w:bidi="zh_TW"/>
-        </w:rPr>
-        <w:t>；</w:t>
-      </w:r>
-      <w:hyperlink r:id="rId26">
-        <w:r>
-          <w:rPr>
-            <w:lang w:val="zh_TW" w:bidi="zh_TW"/>
-          </w:rPr>
-          <w:rPr>
-            <w:color w:val="0000EE"/>
-            <w:u w:val="single"/>
-          </w:rPr>
-          <w:t>但9:9</w:t>
-        </w:r>
-      </w:hyperlink>
-      <w:r>
-        <w:rPr>
-          <w:lang w:val="zh_TW" w:bidi="zh_TW"/>
-        </w:rPr>
-        <w:t>），但祂也是公義的，並會懲罰罪惡。許多經文記載，當適當的條件未滿足，或犯下嚴重罪行時，神拒絕饒恕（</w:t>
-      </w:r>
-      <w:hyperlink r:id="rId32">
-        <w:r>
-          <w:rPr>
-            <w:lang w:val="zh_TW" w:bidi="zh_TW"/>
-          </w:rPr>
-          <w:rPr>
-            <w:color w:val="0000EE"/>
-            <w:u w:val="single"/>
-          </w:rPr>
-          <w:t>申29:20</w:t>
-        </w:r>
-      </w:hyperlink>
-      <w:r>
-        <w:rPr>
-          <w:lang w:val="zh_TW" w:bidi="zh_TW"/>
-        </w:rPr>
-        <w:t>；</w:t>
-      </w:r>
-      <w:hyperlink r:id="rId33">
-        <w:r>
-          <w:rPr>
-            <w:lang w:val="zh_TW" w:bidi="zh_TW"/>
-          </w:rPr>
-          <w:rPr>
-            <w:color w:val="0000EE"/>
-            <w:u w:val="single"/>
-          </w:rPr>
-          <w:t>王下24:4</w:t>
-        </w:r>
-      </w:hyperlink>
-      <w:r>
-        <w:rPr>
-          <w:lang w:val="zh_TW" w:bidi="zh_TW"/>
-        </w:rPr>
-        <w:t>；</w:t>
-      </w:r>
-      <w:hyperlink r:id="rId34">
-        <w:r>
-          <w:rPr>
-            <w:lang w:val="zh_TW" w:bidi="zh_TW"/>
-          </w:rPr>
-          <w:rPr>
-            <w:color w:val="0000EE"/>
-            <w:u w:val="single"/>
-          </w:rPr>
-          <w:t>耶5:7</w:t>
-        </w:r>
-      </w:hyperlink>
-      <w:r>
-        <w:rPr>
-          <w:lang w:val="zh_TW" w:bidi="zh_TW"/>
-        </w:rPr>
-        <w:t>）。饒恕根植於神的品格，但祂的饒恕從不是無區別的，因為人們也必須悔改。舊約使用生動的比喻來表明神饒恕宏大的程度。罪被「投於深海」（</w:t>
-      </w:r>
-      <w:hyperlink r:id="rId35">
-        <w:r>
-          <w:rPr>
-            <w:lang w:val="zh_TW" w:bidi="zh_TW"/>
-          </w:rPr>
-          <w:rPr>
-            <w:color w:val="0000EE"/>
-            <w:u w:val="single"/>
-          </w:rPr>
-          <w:t>彌7:19</w:t>
-        </w:r>
-      </w:hyperlink>
-      <w:r>
-        <w:rPr>
-          <w:lang w:val="zh_TW" w:bidi="zh_TW"/>
-        </w:rPr>
-        <w:t>），罪被移除就像「東離西有多遠」（</w:t>
-      </w:r>
-      <w:hyperlink r:id="rId36">
-        <w:r>
-          <w:rPr>
-            <w:lang w:val="zh_TW" w:bidi="zh_TW"/>
-          </w:rPr>
-          <w:rPr>
-            <w:color w:val="0000EE"/>
-            <w:u w:val="single"/>
-          </w:rPr>
-          <w:t>詩103:12</w:t>
-        </w:r>
-      </w:hyperlink>
-      <w:r>
-        <w:rPr>
-          <w:lang w:val="zh_TW" w:bidi="zh_TW"/>
-        </w:rPr>
-        <w:t>），扔在神的背後（</w:t>
-      </w:r>
-      <w:hyperlink r:id="rId37">
-        <w:r>
-          <w:rPr>
-            <w:lang w:val="zh_TW" w:bidi="zh_TW"/>
-          </w:rPr>
-          <w:rPr>
-            <w:color w:val="0000EE"/>
-            <w:u w:val="single"/>
-          </w:rPr>
-          <w:t>賽38:17</w:t>
-        </w:r>
-      </w:hyperlink>
-      <w:r>
-        <w:rPr>
-          <w:lang w:val="zh_TW" w:bidi="zh_TW"/>
-        </w:rPr>
-        <w:t>），「不再記念」（</w:t>
-      </w:r>
-      <w:hyperlink r:id="rId38">
-        <w:r>
-          <w:rPr>
-            <w:lang w:val="zh_TW" w:bidi="zh_TW"/>
-          </w:rPr>
-          <w:rPr>
-            <w:color w:val="0000EE"/>
-            <w:u w:val="single"/>
-          </w:rPr>
-          <w:t>耶31:34</w:t>
-        </w:r>
-      </w:hyperlink>
-      <w:r>
-        <w:rPr>
-          <w:lang w:val="zh_TW" w:bidi="zh_TW"/>
-        </w:rPr>
-        <w:t>）。罪的污點和污垢被漂白成白色（</w:t>
-      </w:r>
-      <w:hyperlink r:id="rId39">
-        <w:r>
-          <w:rPr>
-            <w:lang w:val="zh_TW" w:bidi="zh_TW"/>
-          </w:rPr>
-          <w:rPr>
-            <w:color w:val="0000EE"/>
-            <w:u w:val="single"/>
-          </w:rPr>
-          <w:t>賽1:18</w:t>
-        </w:r>
-      </w:hyperlink>
-      <w:r>
-        <w:rPr>
-          <w:lang w:val="zh_TW" w:bidi="zh_TW"/>
-        </w:rPr>
-        <w:t>）。像重擔一樣壓迫著人的罪，被永遠解除和赦免。</w:t>
+    </w:p>
+    <w:p>
+      <w:pPr>
+        <w:pStyle w:val="Heading2"/>
+      </w:pPr>
+      <w:r>
+        <w:rPr>
+          <w:lang w:val="zh_TW" w:bidi="zh_TW"/>
+        </w:rPr>
+        <w:t>窮人</w:t>
+      </w:r>
+      <w:r>
+        <w:rPr>
+          <w:lang w:val="zh_TW" w:bidi="zh_TW"/>
+        </w:rPr>
       </w:r>
     </w:p>
     <w:p>
@@ -840,7 +433,7 @@
         <w:rPr>
           <w:lang w:val="zh_TW" w:bidi="zh_TW"/>
         </w:rPr>
-        <w:t>舊約中饒恕的動力，在於使人從過去中釋放出來。過去的行為和罪行並未被否認，但再也不會成為束縛。饒恕帶來自由。</w:t>
+        <w:t>缺乏物質財富的人。</w:t>
       </w:r>
     </w:p>
     <w:p>
@@ -851,7 +444,7 @@
         <w:rPr>
           <w:lang w:val="zh_TW" w:bidi="zh_TW"/>
         </w:rPr>
-        <w:t>新約中的饒恕</w:t>
+        <w:t>貧窮作為壞事</w:t>
       </w:r>
     </w:p>
     <w:p>
@@ -865,9 +458,9 @@
         <w:rPr>
           <w:lang w:val="zh_TW" w:bidi="zh_TW"/>
         </w:rPr>
-        <w:t>在新約中，當基督為我們死時，神饒恕了我們的罪，這更加強化了神白白饒恕這一概念。每個人都是無力償還的欠債者（</w:t>
-      </w:r>
-      <w:hyperlink r:id="rId40">
+        <w:t>有些時候，聖經對於人們為何富有或貧窮給出了非常簡單的解釋。假如一個人喜愛耶和華的律法，他或她將獲得財富和富足。這樣的人在他們所做的一切事上都會順利（</w:t>
+      </w:r>
+      <w:hyperlink r:id="rId20">
         <w:r>
           <w:rPr>
             <w:lang w:val="zh_TW" w:bidi="zh_TW"/>
@@ -876,16 +469,16 @@
             <w:color w:val="0000EE"/>
             <w:u w:val="single"/>
           </w:rPr>
-          <w:t>太18:23–35</w:t>
+          <w:t>詩篇1:3</w:t>
         </w:r>
       </w:hyperlink>
       <w:r>
         <w:rPr>
           <w:lang w:val="zh_TW" w:bidi="zh_TW"/>
         </w:rPr>
-        <w:t>），沒有償還的希望。我們都是罪人，無法遵守律法或拯救自己（</w:t>
-      </w:r>
-      <w:hyperlink r:id="rId41">
+        <w:t>，</w:t>
+      </w:r>
+      <w:hyperlink r:id="rId21">
         <w:r>
           <w:rPr>
             <w:lang w:val="zh_TW" w:bidi="zh_TW"/>
@@ -894,176 +487,14 @@
             <w:color w:val="0000EE"/>
             <w:u w:val="single"/>
           </w:rPr>
-          <w:t>可10:26–27</w:t>
+          <w:t>112:3</w:t>
         </w:r>
       </w:hyperlink>
       <w:r>
         <w:rPr>
           <w:lang w:val="zh_TW" w:bidi="zh_TW"/>
         </w:rPr>
-        <w:t>）。這突顯了新約的教導，即唯有在基督裡才有饒恕。只有祂有權赦免罪（</w:t>
-      </w:r>
-      <w:hyperlink r:id="rId42">
-        <w:r>
-          <w:rPr>
-            <w:lang w:val="zh_TW" w:bidi="zh_TW"/>
-          </w:rPr>
-          <w:rPr>
-            <w:color w:val="0000EE"/>
-            <w:u w:val="single"/>
-          </w:rPr>
-          <w:t>2:5–10</w:t>
-        </w:r>
-      </w:hyperlink>
-      <w:r>
-        <w:rPr>
-          <w:lang w:val="zh_TW" w:bidi="zh_TW"/>
-        </w:rPr>
-        <w:t>），是祂的死具有救贖的意義（</w:t>
-      </w:r>
-      <w:hyperlink r:id="rId43">
-        <w:r>
-          <w:rPr>
-            <w:lang w:val="zh_TW" w:bidi="zh_TW"/>
-          </w:rPr>
-          <w:rPr>
-            <w:color w:val="0000EE"/>
-            <w:u w:val="single"/>
-          </w:rPr>
-          <w:t>太26:28</w:t>
-        </w:r>
-      </w:hyperlink>
-      <w:r>
-        <w:rPr>
-          <w:lang w:val="zh_TW" w:bidi="zh_TW"/>
-        </w:rPr>
-        <w:t>；</w:t>
-      </w:r>
-      <w:hyperlink r:id="rId44">
-        <w:r>
-          <w:rPr>
-            <w:lang w:val="zh_TW" w:bidi="zh_TW"/>
-          </w:rPr>
-          <w:rPr>
-            <w:color w:val="0000EE"/>
-            <w:u w:val="single"/>
-          </w:rPr>
-          <w:t>可10:45</w:t>
-        </w:r>
-      </w:hyperlink>
-      <w:r>
-        <w:rPr>
-          <w:lang w:val="zh_TW" w:bidi="zh_TW"/>
-        </w:rPr>
-        <w:t>），祂的寶血是新約的基礎（</w:t>
-      </w:r>
-      <w:hyperlink r:id="rId45">
-        <w:r>
-          <w:rPr>
-            <w:lang w:val="zh_TW" w:bidi="zh_TW"/>
-          </w:rPr>
-          <w:rPr>
-            <w:color w:val="0000EE"/>
-            <w:u w:val="single"/>
-          </w:rPr>
-          <w:t>林前11:25</w:t>
-        </w:r>
-      </w:hyperlink>
-      <w:r>
-        <w:rPr>
-          <w:lang w:val="zh_TW" w:bidi="zh_TW"/>
-        </w:rPr>
-        <w:t>）。唯有藉著祂，才能進入真正的饒恕經歷（</w:t>
-      </w:r>
-      <w:hyperlink r:id="rId46">
-        <w:r>
-          <w:rPr>
-            <w:lang w:val="zh_TW" w:bidi="zh_TW"/>
-          </w:rPr>
-          <w:rPr>
-            <w:color w:val="0000EE"/>
-            <w:u w:val="single"/>
-          </w:rPr>
-          <w:t>來9:15、22</w:t>
-        </w:r>
-      </w:hyperlink>
-      <w:r>
-        <w:rPr>
-          <w:lang w:val="zh_TW" w:bidi="zh_TW"/>
-        </w:rPr>
-        <w:t>）。因此，饒恕與耶穌基督的宣告密不可分（</w:t>
-      </w:r>
-      <w:hyperlink r:id="rId47">
-        <w:r>
-          <w:rPr>
-            <w:lang w:val="zh_TW" w:bidi="zh_TW"/>
-          </w:rPr>
-          <w:rPr>
-            <w:color w:val="0000EE"/>
-            <w:u w:val="single"/>
-          </w:rPr>
-          <w:t>徒13:38</w:t>
-        </w:r>
-      </w:hyperlink>
-      <w:r>
-        <w:rPr>
-          <w:lang w:val="zh_TW" w:bidi="zh_TW"/>
-        </w:rPr>
-        <w:t>；</w:t>
-      </w:r>
-      <w:hyperlink r:id="rId48">
-        <w:r>
-          <w:rPr>
-            <w:lang w:val="zh_TW" w:bidi="zh_TW"/>
-          </w:rPr>
-          <w:rPr>
-            <w:color w:val="0000EE"/>
-            <w:u w:val="single"/>
-          </w:rPr>
-          <w:t>弗1:7</w:t>
-        </w:r>
-      </w:hyperlink>
-      <w:r>
-        <w:rPr>
-          <w:lang w:val="zh_TW" w:bidi="zh_TW"/>
-        </w:rPr>
-        <w:t>；</w:t>
-      </w:r>
-      <w:hyperlink r:id="rId49">
-        <w:r>
-          <w:rPr>
-            <w:lang w:val="zh_TW" w:bidi="zh_TW"/>
-          </w:rPr>
-          <w:rPr>
-            <w:color w:val="0000EE"/>
-            <w:u w:val="single"/>
-          </w:rPr>
-          <w:t>西1:14</w:t>
-        </w:r>
-      </w:hyperlink>
-      <w:r>
-        <w:rPr>
-          <w:lang w:val="zh_TW" w:bidi="zh_TW"/>
-        </w:rPr>
-        <w:t>；</w:t>
-      </w:r>
-      <w:hyperlink r:id="rId50">
-        <w:r>
-          <w:rPr>
-            <w:lang w:val="zh_TW" w:bidi="zh_TW"/>
-          </w:rPr>
-          <w:rPr>
-            <w:color w:val="0000EE"/>
-            <w:u w:val="single"/>
-          </w:rPr>
-          <w:t>約一2:12</w:t>
-        </w:r>
-      </w:hyperlink>
-      <w:r>
-        <w:rPr>
-          <w:lang w:val="zh_TW" w:bidi="zh_TW"/>
-        </w:rPr>
-        <w:t>）。</w:t>
+        <w:t>）。在舊約時代的以色列，這些想法並不像看起來那麼簡單。罪與貧窮之間確實存在關聯。以色列社會是建立在神所制定的律法之上，所以假如存在貧窮，那就意味著在某些地方，律法被破壞了。</w:t>
       </w:r>
     </w:p>
     <w:p>
@@ -1077,9 +508,9 @@
         <w:rPr>
           <w:lang w:val="zh_TW" w:bidi="zh_TW"/>
         </w:rPr>
-        <w:t>新約中還有其它獨特的饒恕概念。希臘文charizomai的意思是「赦免罪」，在保羅的著作中被獨特地發展為神的恩典赦免（</w:t>
-      </w:r>
-      <w:hyperlink r:id="rId51">
+        <w:t>無論人的貧窮是由於他或她自己的罪還是他人的罪，舊約都將其視為需要對抗的邪惡，律法做出了許多規定來緩解這種情況（比如，</w:t>
+      </w:r>
+      <w:hyperlink r:id="rId22">
         <w:r>
           <w:rPr>
             <w:lang w:val="zh_TW" w:bidi="zh_TW"/>
@@ -1088,16 +519,16 @@
             <w:color w:val="0000EE"/>
             <w:u w:val="single"/>
           </w:rPr>
-          <w:t>林後2:7</w:t>
+          <w:t>出埃及記22:21–27</w:t>
         </w:r>
       </w:hyperlink>
       <w:r>
         <w:rPr>
           <w:lang w:val="zh_TW" w:bidi="zh_TW"/>
         </w:rPr>
-        <w:t>，</w:t>
-      </w:r>
-      <w:hyperlink r:id="rId52">
+        <w:t>；</w:t>
+      </w:r>
+      <w:hyperlink r:id="rId23">
         <w:r>
           <w:rPr>
             <w:lang w:val="zh_TW" w:bidi="zh_TW"/>
@@ -1106,7 +537,7 @@
             <w:color w:val="0000EE"/>
             <w:u w:val="single"/>
           </w:rPr>
-          <w:t>12:13</w:t>
+          <w:t>利未記19:9–10</w:t>
         </w:r>
       </w:hyperlink>
       <w:r>
@@ -1115,7 +546,7 @@
         </w:rPr>
         <w:t>；</w:t>
       </w:r>
-      <w:hyperlink r:id="rId53">
+      <w:hyperlink r:id="rId24">
         <w:r>
           <w:rPr>
             <w:lang w:val="zh_TW" w:bidi="zh_TW"/>
@@ -1124,10 +555,16 @@
             <w:color w:val="0000EE"/>
             <w:u w:val="single"/>
           </w:rPr>
-          <w:t>弗4:32；</w:t>
+          <w:t>申命記15:1–15</w:t>
         </w:r>
       </w:hyperlink>
-      <w:hyperlink r:id="rId54">
+      <w:r>
+        <w:rPr>
+          <w:lang w:val="zh_TW" w:bidi="zh_TW"/>
+        </w:rPr>
+        <w:t>，</w:t>
+      </w:r>
+      <w:hyperlink r:id="rId25">
         <w:r>
           <w:rPr>
             <w:lang w:val="zh_TW" w:bidi="zh_TW"/>
@@ -1136,86 +573,14 @@
             <w:color w:val="0000EE"/>
             <w:u w:val="single"/>
           </w:rPr>
-          <w:t>西2:13</w:t>
+          <w:t>24:10–22</w:t>
         </w:r>
       </w:hyperlink>
       <w:r>
         <w:rPr>
           <w:lang w:val="zh_TW" w:bidi="zh_TW"/>
         </w:rPr>
-        <w:t>，</w:t>
-      </w:r>
-      <w:hyperlink r:id="rId55">
-        <w:r>
-          <w:rPr>
-            <w:lang w:val="zh_TW" w:bidi="zh_TW"/>
-          </w:rPr>
-          <w:rPr>
-            <w:color w:val="0000EE"/>
-            <w:u w:val="single"/>
-          </w:rPr>
-          <w:t>3:13</w:t>
-        </w:r>
-      </w:hyperlink>
-      <w:r>
-        <w:rPr>
-          <w:lang w:val="zh_TW" w:bidi="zh_TW"/>
-        </w:rPr>
-        <w:t>）。罪被視為一種債務，而aphesis表示債務的清償（「把它除掉〔putting it away〕」——見</w:t>
-      </w:r>
-      <w:hyperlink r:id="rId56">
-        <w:r>
-          <w:rPr>
-            <w:lang w:val="zh_TW" w:bidi="zh_TW"/>
-          </w:rPr>
-          <w:rPr>
-            <w:color w:val="0000EE"/>
-            <w:u w:val="single"/>
-          </w:rPr>
-          <w:t>路6:37</w:t>
-        </w:r>
-      </w:hyperlink>
-      <w:r>
-        <w:rPr>
-          <w:lang w:val="zh_TW" w:bidi="zh_TW"/>
-        </w:rPr>
-        <w:t>）。饒恕也被視為赦免，paresis（「略過（passing over）」）。神沒有按照罪應得的全部報應來審判（</w:t>
-      </w:r>
-      <w:hyperlink r:id="rId57">
-        <w:r>
-          <w:rPr>
-            <w:lang w:val="zh_TW" w:bidi="zh_TW"/>
-          </w:rPr>
-          <w:rPr>
-            <w:color w:val="0000EE"/>
-            <w:u w:val="single"/>
-          </w:rPr>
-          <w:t>徒14:16</w:t>
-        </w:r>
-      </w:hyperlink>
-      <w:r>
-        <w:rPr>
-          <w:lang w:val="zh_TW" w:bidi="zh_TW"/>
-        </w:rPr>
-        <w:t>，</w:t>
-      </w:r>
-      <w:hyperlink r:id="rId58">
-        <w:r>
-          <w:rPr>
-            <w:lang w:val="zh_TW" w:bidi="zh_TW"/>
-          </w:rPr>
-          <w:rPr>
-            <w:color w:val="0000EE"/>
-            <w:u w:val="single"/>
-          </w:rPr>
-          <w:t>17:30</w:t>
-        </w:r>
-      </w:hyperlink>
-      <w:r>
-        <w:rPr>
-          <w:lang w:val="zh_TW" w:bidi="zh_TW"/>
-        </w:rPr>
-        <w:t>），而是顯示了憐憫。</w:t>
+        <w:t>）。神關心窮乏的人，並期望祂的子民也這樣做。</w:t>
       </w:r>
     </w:p>
     <w:p>
@@ -1229,9 +594,9 @@
         <w:rPr>
           <w:lang w:val="zh_TW" w:bidi="zh_TW"/>
         </w:rPr>
-        <w:t>然而，新約提到兩個饒恕的限制。一個是不得赦免的罪（</w:t>
-      </w:r>
-      <w:hyperlink r:id="rId59">
+        <w:t>在兩約之間的時期，這種關心在地中海周圍的猶太社區中持續存在，隨後由基督徒教會作為實際責任承擔起來（</w:t>
+      </w:r>
+      <w:hyperlink r:id="rId26">
         <w:r>
           <w:rPr>
             <w:lang w:val="zh_TW" w:bidi="zh_TW"/>
@@ -1240,16 +605,16 @@
             <w:color w:val="0000EE"/>
             <w:u w:val="single"/>
           </w:rPr>
-          <w:t>太12:31–32</w:t>
+          <w:t>使徒行傳11:29</w:t>
         </w:r>
       </w:hyperlink>
       <w:r>
         <w:rPr>
           <w:lang w:val="zh_TW" w:bidi="zh_TW"/>
         </w:rPr>
-        <w:t>；</w:t>
-      </w:r>
-      <w:hyperlink r:id="rId60">
+        <w:t>，</w:t>
+      </w:r>
+      <w:hyperlink r:id="rId27">
         <w:r>
           <w:rPr>
             <w:lang w:val="zh_TW" w:bidi="zh_TW"/>
@@ -1258,7 +623,7 @@
             <w:color w:val="0000EE"/>
             <w:u w:val="single"/>
           </w:rPr>
-          <w:t>可3:28–30</w:t>
+          <w:t>24:17</w:t>
         </w:r>
       </w:hyperlink>
       <w:r>
@@ -1267,7 +632,7 @@
         </w:rPr>
         <w:t>；</w:t>
       </w:r>
-      <w:hyperlink r:id="rId61">
+      <w:hyperlink r:id="rId28">
         <w:r>
           <w:rPr>
             <w:lang w:val="zh_TW" w:bidi="zh_TW"/>
@@ -1276,16 +641,16 @@
             <w:color w:val="0000EE"/>
             <w:u w:val="single"/>
           </w:rPr>
-          <w:t>路12:10</w:t>
+          <w:t>羅馬書15:26</w:t>
         </w:r>
       </w:hyperlink>
       <w:r>
         <w:rPr>
           <w:lang w:val="zh_TW" w:bidi="zh_TW"/>
         </w:rPr>
-        <w:t>）。在這方面，基督提到那些像法利賽人一樣，在道德判斷上如此扭曲，以至於無法區分撒但的作行和基督的善行的人。另一種是「褻瀆聖靈的罪」，即「至於死的罪」（</w:t>
-      </w:r>
-      <w:hyperlink r:id="rId62">
+        <w:t>；</w:t>
+      </w:r>
+      <w:hyperlink r:id="rId29">
         <w:r>
           <w:rPr>
             <w:lang w:val="zh_TW" w:bidi="zh_TW"/>
@@ -1294,14 +659,153 @@
             <w:color w:val="0000EE"/>
             <w:u w:val="single"/>
           </w:rPr>
-          <w:t>約一5:16</w:t>
+          <w:t>哥林多前書16:1</w:t>
         </w:r>
       </w:hyperlink>
       <w:r>
         <w:rPr>
           <w:lang w:val="zh_TW" w:bidi="zh_TW"/>
         </w:rPr>
-        <w:t>）。這種罪並未具體定義，但其本質似乎是持續拒絕神的恩典。</w:t>
+        <w:t>；</w:t>
+      </w:r>
+      <w:hyperlink r:id="rId30">
+        <w:r>
+          <w:rPr>
+            <w:lang w:val="zh_TW" w:bidi="zh_TW"/>
+          </w:rPr>
+          <w:rPr>
+            <w:color w:val="0000EE"/>
+            <w:u w:val="single"/>
+          </w:rPr>
+          <w:t>加拉太書2:10</w:t>
+        </w:r>
+      </w:hyperlink>
+      <w:r>
+        <w:rPr>
+          <w:lang w:val="zh_TW" w:bidi="zh_TW"/>
+        </w:rPr>
+        <w:t>；</w:t>
+      </w:r>
+      <w:hyperlink r:id="rId31">
+        <w:r>
+          <w:rPr>
+            <w:lang w:val="zh_TW" w:bidi="zh_TW"/>
+          </w:rPr>
+          <w:rPr>
+            <w:color w:val="0000EE"/>
+            <w:u w:val="single"/>
+          </w:rPr>
+          <w:t>雅各書2:15–16</w:t>
+        </w:r>
+      </w:hyperlink>
+      <w:r>
+        <w:rPr>
+          <w:lang w:val="zh_TW" w:bidi="zh_TW"/>
+        </w:rPr>
+        <w:t>；</w:t>
+      </w:r>
+      <w:hyperlink r:id="rId32">
+        <w:r>
+          <w:rPr>
+            <w:lang w:val="zh_TW" w:bidi="zh_TW"/>
+          </w:rPr>
+          <w:rPr>
+            <w:color w:val="0000EE"/>
+            <w:u w:val="single"/>
+          </w:rPr>
+          <w:t>約翰一書3:17</w:t>
+        </w:r>
+      </w:hyperlink>
+      <w:r>
+        <w:rPr>
+          <w:lang w:val="zh_TW" w:bidi="zh_TW"/>
+        </w:rPr>
+        <w:t>）；對基督徒來說，施捨也是他們的主所明確期望的義務（</w:t>
+      </w:r>
+      <w:hyperlink r:id="rId33">
+        <w:r>
+          <w:rPr>
+            <w:lang w:val="zh_TW" w:bidi="zh_TW"/>
+          </w:rPr>
+          <w:rPr>
+            <w:color w:val="0000EE"/>
+            <w:u w:val="single"/>
+          </w:rPr>
+          <w:t>馬太福音6:2–4</w:t>
+        </w:r>
+      </w:hyperlink>
+      <w:r>
+        <w:rPr>
+          <w:lang w:val="zh_TW" w:bidi="zh_TW"/>
+        </w:rPr>
+        <w:t>；</w:t>
+      </w:r>
+      <w:hyperlink r:id="rId34">
+        <w:r>
+          <w:rPr>
+            <w:lang w:val="zh_TW" w:bidi="zh_TW"/>
+          </w:rPr>
+          <w:rPr>
+            <w:color w:val="0000EE"/>
+            <w:u w:val="single"/>
+          </w:rPr>
+          <w:t>路加福音12:33</w:t>
+        </w:r>
+      </w:hyperlink>
+      <w:r>
+        <w:rPr>
+          <w:lang w:val="zh_TW" w:bidi="zh_TW"/>
+        </w:rPr>
+        <w:t>）。早期教會所實踐的事實上並不是原始的共產主義，因為假如他們放棄個人財產，他們就無法做到他們實際上所做的事——將錢財或實物「照各人所需用的」</w:t>
+      </w:r>
+      <w:r>
+        <w:rPr>
+          <w:i/>
+          <w:lang w:val="zh_TW" w:bidi="zh_TW"/>
+        </w:rPr>
+        <w:t>分給</w:t>
+      </w:r>
+      <w:r>
+        <w:rPr>
+          <w:lang w:val="zh_TW" w:bidi="zh_TW"/>
+        </w:rPr>
+        <w:t>各人（</w:t>
+      </w:r>
+      <w:hyperlink r:id="rId35">
+        <w:r>
+          <w:rPr>
+            <w:lang w:val="zh_TW" w:bidi="zh_TW"/>
+          </w:rPr>
+          <w:rPr>
+            <w:color w:val="0000EE"/>
+            <w:u w:val="single"/>
+          </w:rPr>
+          <w:t>使徒行傳2:45</w:t>
+        </w:r>
+      </w:hyperlink>
+      <w:r>
+        <w:rPr>
+          <w:lang w:val="zh_TW" w:bidi="zh_TW"/>
+        </w:rPr>
+        <w:t>，</w:t>
+      </w:r>
+      <w:hyperlink r:id="rId36">
+        <w:r>
+          <w:rPr>
+            <w:lang w:val="zh_TW" w:bidi="zh_TW"/>
+          </w:rPr>
+          <w:rPr>
+            <w:color w:val="0000EE"/>
+            <w:u w:val="single"/>
+          </w:rPr>
+          <w:t>4:35</w:t>
+        </w:r>
+      </w:hyperlink>
+      <w:r>
+        <w:rPr>
+          <w:lang w:val="zh_TW" w:bidi="zh_TW"/>
+        </w:rPr>
+        <w:t>）。</w:t>
       </w:r>
     </w:p>
     <w:p>
@@ -1315,115 +819,18 @@
         <w:rPr>
           <w:lang w:val="zh_TW" w:bidi="zh_TW"/>
         </w:rPr>
-        <w:t>新約中的饒恕倫理強調，悔改是饒恕的條件（</w:t>
-      </w:r>
-      <w:hyperlink r:id="rId63">
-        <w:r>
-          <w:rPr>
-            <w:lang w:val="zh_TW" w:bidi="zh_TW"/>
-          </w:rPr>
-          <w:rPr>
-            <w:color w:val="0000EE"/>
-            <w:u w:val="single"/>
-          </w:rPr>
-          <w:t>林後7:10</w:t>
-        </w:r>
-      </w:hyperlink>
-      <w:r>
-        <w:rPr>
-          <w:lang w:val="zh_TW" w:bidi="zh_TW"/>
-        </w:rPr>
-        <w:t>），還包括需要饒恕他人（</w:t>
-      </w:r>
-      <w:hyperlink r:id="rId64">
-        <w:r>
-          <w:rPr>
-            <w:lang w:val="zh_TW" w:bidi="zh_TW"/>
-          </w:rPr>
-          <w:rPr>
-            <w:color w:val="0000EE"/>
-            <w:u w:val="single"/>
-          </w:rPr>
-          <w:t>太6:14–15</w:t>
-        </w:r>
-      </w:hyperlink>
-      <w:r>
-        <w:rPr>
-          <w:lang w:val="zh_TW" w:bidi="zh_TW"/>
-        </w:rPr>
-        <w:t>）。如果在接受饒恕的同時不饒恕他人，這顯然表明悔改並不徹底。主多次在比喻中強調，願意饒恕他人是真正悔改的標誌（</w:t>
-      </w:r>
-      <w:hyperlink r:id="rId40">
-        <w:r>
-          <w:rPr>
-            <w:lang w:val="zh_TW" w:bidi="zh_TW"/>
-          </w:rPr>
-          <w:rPr>
-            <w:color w:val="0000EE"/>
-            <w:u w:val="single"/>
-          </w:rPr>
-          <w:t>太18:23–35</w:t>
-        </w:r>
-      </w:hyperlink>
-      <w:r>
-        <w:rPr>
-          <w:lang w:val="zh_TW" w:bidi="zh_TW"/>
-        </w:rPr>
-        <w:t>；</w:t>
-      </w:r>
-      <w:hyperlink r:id="rId56">
-        <w:r>
-          <w:rPr>
-            <w:lang w:val="zh_TW" w:bidi="zh_TW"/>
-          </w:rPr>
-          <w:rPr>
-            <w:color w:val="0000EE"/>
-            <w:u w:val="single"/>
-          </w:rPr>
-          <w:t>路6:37</w:t>
-        </w:r>
-      </w:hyperlink>
-      <w:r>
-        <w:rPr>
-          <w:lang w:val="zh_TW" w:bidi="zh_TW"/>
-        </w:rPr>
-        <w:t>）。因此，基督教導我們，饒恕是一種責任，沒有任何限制。必須毫無保留地饒恕，甚至要到70個7次（</w:t>
-      </w:r>
-      <w:hyperlink r:id="rId65">
-        <w:r>
-          <w:rPr>
-            <w:lang w:val="zh_TW" w:bidi="zh_TW"/>
-          </w:rPr>
-          <w:rPr>
-            <w:color w:val="0000EE"/>
-            <w:u w:val="single"/>
-          </w:rPr>
-          <w:t>太18:21–22</w:t>
-        </w:r>
-      </w:hyperlink>
-      <w:r>
-        <w:rPr>
-          <w:lang w:val="zh_TW" w:bidi="zh_TW"/>
-        </w:rPr>
-        <w:t>）。饒恕是信徒之間相互關係的一部分：既然所有人都依賴於神的饒恕，那麼所有人也都必須彼此饒恕。「主怎樣饒恕了你們，你們也要怎樣饒恕人」（</w:t>
-      </w:r>
-      <w:hyperlink r:id="rId55">
-        <w:r>
-          <w:rPr>
-            <w:lang w:val="zh_TW" w:bidi="zh_TW"/>
-          </w:rPr>
-          <w:rPr>
-            <w:color w:val="0000EE"/>
-            <w:u w:val="single"/>
-          </w:rPr>
-          <w:t>西3:13</w:t>
-        </w:r>
-      </w:hyperlink>
-      <w:r>
-        <w:rPr>
-          <w:lang w:val="zh_TW" w:bidi="zh_TW"/>
-        </w:rPr>
-        <w:t>）。</w:t>
+        <w:t>因此，貧窮雖然給富人提供了展示慷慨美德的機會，但本身（在新約和舊約中皆是）是一件壞事。</w:t>
+      </w:r>
+    </w:p>
+    <w:p>
+      <w:pPr>
+        <w:pStyle w:val="Heading3"/>
+      </w:pPr>
+      <w:r>
+        <w:rPr>
+          <w:lang w:val="zh_TW" w:bidi="zh_TW"/>
+        </w:rPr>
+        <w:t>貧窮作為好事</w:t>
       </w:r>
     </w:p>
     <w:p>
@@ -1435,9 +842,620 @@
       </w:r>
       <w:r>
         <w:rPr>
+          <w:lang w:val="zh_TW" w:bidi="zh_TW"/>
+        </w:rPr>
+        <w:t>正如我們所見，某種意義上，公義會使人興旺，而罪惡會使人貧窮。但普通的生活比這更複雜。</w:t>
+      </w:r>
+      <w:hyperlink r:id="rId37">
+        <w:r>
+          <w:rPr>
+            <w:lang w:val="zh_TW" w:bidi="zh_TW"/>
+          </w:rPr>
+          <w:rPr>
+            <w:color w:val="0000EE"/>
+            <w:u w:val="single"/>
+          </w:rPr>
+          <w:t>詩篇第一篇</w:t>
+        </w:r>
+      </w:hyperlink>
+      <w:r>
+        <w:rPr>
+          <w:lang w:val="zh_TW" w:bidi="zh_TW"/>
+        </w:rPr>
+        <w:t>和</w:t>
+      </w:r>
+      <w:hyperlink r:id="rId38">
+        <w:r>
+          <w:rPr>
+            <w:lang w:val="zh_TW" w:bidi="zh_TW"/>
+          </w:rPr>
+          <w:rPr>
+            <w:color w:val="0000EE"/>
+            <w:u w:val="single"/>
+          </w:rPr>
+          <w:t>一百一十二篇</w:t>
+        </w:r>
+      </w:hyperlink>
+      <w:r>
+        <w:rPr>
+          <w:lang w:val="zh_TW" w:bidi="zh_TW"/>
+        </w:rPr>
+        <w:t>提及上述內容，卻只展現了事情的其中一面。惡人興旺（</w:t>
+      </w:r>
+      <w:hyperlink r:id="rId39">
+        <w:r>
+          <w:rPr>
+            <w:lang w:val="zh_TW" w:bidi="zh_TW"/>
+          </w:rPr>
+          <w:rPr>
+            <w:color w:val="0000EE"/>
+            <w:u w:val="single"/>
+          </w:rPr>
+          <w:t>詩篇73:3</w:t>
+        </w:r>
+      </w:hyperlink>
+      <w:r>
+        <w:rPr>
+          <w:lang w:val="zh_TW" w:bidi="zh_TW"/>
+        </w:rPr>
+        <w:t>）及其對應的，義人貧窮呢？聖經的答案（比如，</w:t>
+      </w:r>
+      <w:hyperlink r:id="rId40">
+        <w:r>
+          <w:rPr>
+            <w:lang w:val="zh_TW" w:bidi="zh_TW"/>
+          </w:rPr>
+          <w:rPr>
+            <w:color w:val="0000EE"/>
+            <w:u w:val="single"/>
+          </w:rPr>
+          <w:t>約伯記21</w:t>
+        </w:r>
+      </w:hyperlink>
+      <w:r>
+        <w:rPr>
+          <w:lang w:val="zh_TW" w:bidi="zh_TW"/>
+        </w:rPr>
+        <w:t>；</w:t>
+      </w:r>
+      <w:hyperlink r:id="rId41">
+        <w:r>
+          <w:rPr>
+            <w:lang w:val="zh_TW" w:bidi="zh_TW"/>
+          </w:rPr>
+          <w:rPr>
+            <w:color w:val="0000EE"/>
+            <w:u w:val="single"/>
+          </w:rPr>
+          <w:t>詩篇37</w:t>
+        </w:r>
+      </w:hyperlink>
+      <w:r>
+        <w:rPr>
+          <w:lang w:val="zh_TW" w:bidi="zh_TW"/>
+        </w:rPr>
+        <w:t>，</w:t>
+      </w:r>
+      <w:hyperlink r:id="rId42">
+        <w:r>
+          <w:rPr>
+            <w:lang w:val="zh_TW" w:bidi="zh_TW"/>
+          </w:rPr>
+          <w:rPr>
+            <w:color w:val="0000EE"/>
+            <w:u w:val="single"/>
+          </w:rPr>
+          <w:t>49</w:t>
+        </w:r>
+      </w:hyperlink>
+      <w:r>
+        <w:rPr>
+          <w:lang w:val="zh_TW" w:bidi="zh_TW"/>
+        </w:rPr>
+        <w:t>，</w:t>
+      </w:r>
+      <w:hyperlink r:id="rId43">
+        <w:r>
+          <w:rPr>
+            <w:lang w:val="zh_TW" w:bidi="zh_TW"/>
+          </w:rPr>
+          <w:rPr>
+            <w:color w:val="0000EE"/>
+            <w:u w:val="single"/>
+          </w:rPr>
+          <w:t>73</w:t>
+        </w:r>
+      </w:hyperlink>
+      <w:r>
+        <w:rPr>
+          <w:lang w:val="zh_TW" w:bidi="zh_TW"/>
+        </w:rPr>
+        <w:t>）——壞人的富足是短暫的，而義人雖然在屬世的財物上貧窮，卻擁有屬靈的財富。</w:t>
+      </w:r>
+    </w:p>
+    <w:p>
+      <w:pPr/>
+      <w:r>
+        <w:rPr>
+          <w:lang w:val="zh_TW" w:bidi="zh_TW"/>
+        </w:rPr>
+      </w:r>
+      <w:r>
+        <w:rPr>
+          <w:lang w:val="zh_TW" w:bidi="zh_TW"/>
+        </w:rPr>
+        <w:t>這個想法——好人不僅沒有興旺，反而可能經常貧窮——有時會被奇怪地顛倒過來。義人可能貧窮，但聖經有時似乎認為貧窮就是義。當然，這並不是自動就會如此（</w:t>
+      </w:r>
+      <w:hyperlink r:id="rId44">
+        <w:r>
+          <w:rPr>
+            <w:lang w:val="zh_TW" w:bidi="zh_TW"/>
+          </w:rPr>
+          <w:rPr>
+            <w:color w:val="0000EE"/>
+            <w:u w:val="single"/>
+          </w:rPr>
+          <w:t>箴言30:8–9</w:t>
+        </w:r>
+      </w:hyperlink>
+      <w:r>
+        <w:rPr>
+          <w:lang w:val="zh_TW" w:bidi="zh_TW"/>
+        </w:rPr>
+        <w:t>），但這樣的描述在聖經中，尤其是在詩篇中相當頻繁（比如，</w:t>
+      </w:r>
+      <w:hyperlink r:id="rId45">
+        <w:r>
+          <w:rPr>
+            <w:lang w:val="zh_TW" w:bidi="zh_TW"/>
+          </w:rPr>
+          <w:rPr>
+            <w:color w:val="0000EE"/>
+            <w:u w:val="single"/>
+          </w:rPr>
+          <w:t>詩篇9:18</w:t>
+        </w:r>
+      </w:hyperlink>
+      <w:r>
+        <w:rPr>
+          <w:lang w:val="zh_TW" w:bidi="zh_TW"/>
+        </w:rPr>
+        <w:t>，</w:t>
+      </w:r>
+      <w:hyperlink r:id="rId46">
+        <w:r>
+          <w:rPr>
+            <w:lang w:val="zh_TW" w:bidi="zh_TW"/>
+          </w:rPr>
+          <w:rPr>
+            <w:color w:val="0000EE"/>
+            <w:u w:val="single"/>
+          </w:rPr>
+          <w:t>10:14</w:t>
+        </w:r>
+      </w:hyperlink>
+      <w:r>
+        <w:rPr>
+          <w:lang w:val="zh_TW" w:bidi="zh_TW"/>
+        </w:rPr>
+        <w:t>，</w:t>
+      </w:r>
+      <w:hyperlink r:id="rId47">
+        <w:r>
+          <w:rPr>
+            <w:lang w:val="zh_TW" w:bidi="zh_TW"/>
+          </w:rPr>
+          <w:rPr>
+            <w:color w:val="0000EE"/>
+            <w:u w:val="single"/>
+          </w:rPr>
+          <w:t>12:5</w:t>
+        </w:r>
+      </w:hyperlink>
+      <w:r>
+        <w:rPr>
+          <w:lang w:val="zh_TW" w:bidi="zh_TW"/>
+        </w:rPr>
+        <w:t>，</w:t>
+      </w:r>
+      <w:hyperlink r:id="rId48">
+        <w:r>
+          <w:rPr>
+            <w:lang w:val="zh_TW" w:bidi="zh_TW"/>
+          </w:rPr>
+          <w:rPr>
+            <w:color w:val="0000EE"/>
+            <w:u w:val="single"/>
+          </w:rPr>
+          <w:t>34:6</w:t>
+        </w:r>
+      </w:hyperlink>
+      <w:r>
+        <w:rPr>
+          <w:lang w:val="zh_TW" w:bidi="zh_TW"/>
+        </w:rPr>
+        <w:t>，</w:t>
+      </w:r>
+      <w:hyperlink r:id="rId49">
+        <w:r>
+          <w:rPr>
+            <w:lang w:val="zh_TW" w:bidi="zh_TW"/>
+          </w:rPr>
+          <w:rPr>
+            <w:color w:val="0000EE"/>
+            <w:u w:val="single"/>
+          </w:rPr>
+          <w:t>35:10</w:t>
+        </w:r>
+      </w:hyperlink>
+      <w:r>
+        <w:rPr>
+          <w:lang w:val="zh_TW" w:bidi="zh_TW"/>
+        </w:rPr>
+        <w:t>，</w:t>
+      </w:r>
+      <w:hyperlink r:id="rId50">
+        <w:r>
+          <w:rPr>
+            <w:lang w:val="zh_TW" w:bidi="zh_TW"/>
+          </w:rPr>
+          <w:rPr>
+            <w:color w:val="0000EE"/>
+            <w:u w:val="single"/>
+          </w:rPr>
+          <w:t>74:19</w:t>
+        </w:r>
+      </w:hyperlink>
+      <w:r>
+        <w:rPr>
+          <w:lang w:val="zh_TW" w:bidi="zh_TW"/>
+        </w:rPr>
+        <w:t>），值得仔細考慮。經過思考後會看到，這並不奇怪。因為神特別關心貧窮人，所以貧窮人可能特別關心神，原因有二。首先，如果以色列中有貧窮，那是因為有權勢的人在濫用權力；因此，貧窮人會首先尋求神的幫助，因為神的法則被藐視，而神會親自伸冤。其次，貧窮使人轉向神，因為在那種情況下，沒有其他人可以依靠。這樣，「貧窮」幾乎成為一個專有的詞語。「貧窮人」是謙卑的人，而謙卑的人是敬虔的人（</w:t>
+      </w:r>
+      <w:hyperlink r:id="rId51">
+        <w:r>
+          <w:rPr>
+            <w:lang w:val="zh_TW" w:bidi="zh_TW"/>
+          </w:rPr>
+          <w:rPr>
+            <w:color w:val="0000EE"/>
+            <w:u w:val="single"/>
+          </w:rPr>
+          <w:t>詩篇10:17</w:t>
+        </w:r>
+      </w:hyperlink>
+      <w:r>
+        <w:rPr>
+          <w:lang w:val="zh_TW" w:bidi="zh_TW"/>
+        </w:rPr>
+        <w:t>，</w:t>
+      </w:r>
+      <w:hyperlink r:id="rId52">
+        <w:r>
+          <w:rPr>
+            <w:lang w:val="zh_TW" w:bidi="zh_TW"/>
+          </w:rPr>
+          <w:rPr>
+            <w:color w:val="0000EE"/>
+            <w:u w:val="single"/>
+          </w:rPr>
+          <w:t>14:5–6</w:t>
+        </w:r>
+      </w:hyperlink>
+      <w:r>
+        <w:rPr>
+          <w:lang w:val="zh_TW" w:bidi="zh_TW"/>
+        </w:rPr>
+        <w:t>，</w:t>
+      </w:r>
+      <w:hyperlink r:id="rId53">
+        <w:r>
+          <w:rPr>
+            <w:lang w:val="zh_TW" w:bidi="zh_TW"/>
+          </w:rPr>
+          <w:rPr>
+            <w:color w:val="0000EE"/>
+            <w:u w:val="single"/>
+          </w:rPr>
+          <w:t>37:11</w:t>
+        </w:r>
+      </w:hyperlink>
+      <w:r>
+        <w:rPr>
+          <w:lang w:val="zh_TW" w:bidi="zh_TW"/>
+        </w:rPr>
+        <w:t>；</w:t>
+      </w:r>
+      <w:hyperlink r:id="rId54">
+        <w:r>
+          <w:rPr>
+            <w:lang w:val="zh_TW" w:bidi="zh_TW"/>
+          </w:rPr>
+          <w:rPr>
+            <w:color w:val="0000EE"/>
+            <w:u w:val="single"/>
+          </w:rPr>
+          <w:t>西番雅書3:12–13</w:t>
+        </w:r>
+      </w:hyperlink>
+      <w:r>
+        <w:rPr>
+          <w:lang w:val="zh_TW" w:bidi="zh_TW"/>
+        </w:rPr>
+        <w:t>）。正如富有可以助長自我放縱、自大、驕傲以及藐視、欺壓他人一樣，貧窮則會鼓勵相反的美德。</w:t>
+      </w:r>
+    </w:p>
+    <w:p>
+      <w:pPr/>
+      <w:r>
+        <w:rPr>
+          <w:lang w:val="zh_TW" w:bidi="zh_TW"/>
+        </w:rPr>
+      </w:r>
+      <w:r>
+        <w:rPr>
+          <w:lang w:val="zh_TW" w:bidi="zh_TW"/>
+        </w:rPr>
+        <w:t>因此，貧窮不再是一種應該避免的邪惡，而成為一種應當追求的理想。根據舊約中「貧窮人」和「虔誠人」幾乎可以互換使用的方式，許多猶太人在兩約之間的時期放棄了個人財產。這其中包括愛色尼派（Essenes）和在死海附近的昆蘭建立的相關群體。後者實際上自稱為「貧窮人」。這一傳統延續到了新約時代。可能在耶路撒冷的「貧窮人」指的是當時教會中的一個特定群體（甚至是整個耶路撒冷教會；</w:t>
+      </w:r>
+      <w:hyperlink r:id="rId28">
+        <w:r>
+          <w:rPr>
+            <w:lang w:val="zh_TW" w:bidi="zh_TW"/>
+          </w:rPr>
+          <w:rPr>
+            <w:color w:val="0000EE"/>
+            <w:u w:val="single"/>
+          </w:rPr>
+          <w:t>羅馬書15:26</w:t>
+        </w:r>
+      </w:hyperlink>
+      <w:r>
+        <w:rPr>
+          <w:lang w:val="zh_TW" w:bidi="zh_TW"/>
+        </w:rPr>
+        <w:t>；</w:t>
+      </w:r>
+      <w:hyperlink r:id="rId30">
+        <w:r>
+          <w:rPr>
+            <w:lang w:val="zh_TW" w:bidi="zh_TW"/>
+          </w:rPr>
+          <w:rPr>
+            <w:color w:val="0000EE"/>
+            <w:u w:val="single"/>
+          </w:rPr>
+          <w:t>加拉太書2:10</w:t>
+        </w:r>
+      </w:hyperlink>
+      <w:r>
+        <w:rPr>
+          <w:lang w:val="zh_TW" w:bidi="zh_TW"/>
+        </w:rPr>
+        <w:t>）。後來確實出現了一個猶太基督教派，稱為「以便尼派（Ebionites）」（來自希伯來語中表示「貧窮」的詞）。</w:t>
+      </w:r>
+    </w:p>
+    <w:p>
+      <w:pPr/>
+      <w:r>
+        <w:rPr>
+          <w:lang w:val="zh_TW" w:bidi="zh_TW"/>
+        </w:rPr>
+      </w:r>
+      <w:r>
+        <w:rPr>
+          <w:lang w:val="zh_TW" w:bidi="zh_TW"/>
+        </w:rPr>
+        <w:t>新約當然清楚地教導真正重要的是內心的態度。貧窮但貪婪，或富有但慷慨都是有可能的。即便如此，根據上述舊約背景，福音書中這些詞彙的普遍意義是：富有=壞，貧窮=好。一方面，撒都該人擁有世俗的財富，法利賽人擁有屬靈的驕傲，而有產業的人是自私、愚昧的，處於嚴重的屬靈危險中（</w:t>
+      </w:r>
+      <w:hyperlink r:id="rId55">
+        <w:r>
+          <w:rPr>
+            <w:lang w:val="zh_TW" w:bidi="zh_TW"/>
+          </w:rPr>
+          <w:rPr>
+            <w:color w:val="0000EE"/>
+            <w:u w:val="single"/>
+          </w:rPr>
+          <w:t>馬可福音10:23</w:t>
+        </w:r>
+      </w:hyperlink>
+      <w:r>
+        <w:rPr>
+          <w:lang w:val="zh_TW" w:bidi="zh_TW"/>
+        </w:rPr>
+        <w:t>；</w:t>
+      </w:r>
+      <w:hyperlink r:id="rId56">
+        <w:r>
+          <w:rPr>
+            <w:lang w:val="zh_TW" w:bidi="zh_TW"/>
+          </w:rPr>
+          <w:rPr>
+            <w:color w:val="0000EE"/>
+            <w:u w:val="single"/>
+          </w:rPr>
+          <w:t>路加福音12:13–21</w:t>
+        </w:r>
+      </w:hyperlink>
+      <w:r>
+        <w:rPr>
+          <w:lang w:val="zh_TW" w:bidi="zh_TW"/>
+        </w:rPr>
+        <w:t>，</w:t>
+      </w:r>
+      <w:hyperlink r:id="rId57">
+        <w:r>
+          <w:rPr>
+            <w:lang w:val="zh_TW" w:bidi="zh_TW"/>
+          </w:rPr>
+          <w:rPr>
+            <w:color w:val="0000EE"/>
+            <w:u w:val="single"/>
+          </w:rPr>
+          <w:t>16:19–31</w:t>
+        </w:r>
+      </w:hyperlink>
+      <w:r>
+        <w:rPr>
+          <w:lang w:val="zh_TW" w:bidi="zh_TW"/>
+        </w:rPr>
+        <w:t>）。另一方面，委身且簡樸的人，如耶穌自己的家人和朋友，通常代表貧窮人。</w:t>
+      </w:r>
+    </w:p>
+    <w:p>
+      <w:pPr/>
+      <w:r>
+        <w:rPr>
+          <w:lang w:val="zh_TW" w:bidi="zh_TW"/>
+        </w:rPr>
+      </w:r>
+      <w:r>
+        <w:rPr>
+          <w:lang w:val="zh_TW" w:bidi="zh_TW"/>
+        </w:rPr>
+        <w:t>因此，事實上，八福第一福的兩個版本（馬太和路加的記載）實際上是相同的。馬太的版本有深度：「虛心的人有福了」（</w:t>
+      </w:r>
+      <w:hyperlink r:id="rId58">
+        <w:r>
+          <w:rPr>
+            <w:lang w:val="zh_TW" w:bidi="zh_TW"/>
+          </w:rPr>
+          <w:rPr>
+            <w:color w:val="0000EE"/>
+            <w:u w:val="single"/>
+          </w:rPr>
+          <w:t>馬太福音5:3）；</w:t>
+        </w:r>
+      </w:hyperlink>
+      <w:r>
+        <w:rPr>
+          <w:lang w:val="zh_TW" w:bidi="zh_TW"/>
+        </w:rPr>
+        <w:t>路加的版本有廣度。當路加簡單地說「你們貧窮的人有福了」（</w:t>
+      </w:r>
+      <w:hyperlink r:id="rId59">
+        <w:r>
+          <w:rPr>
+            <w:lang w:val="zh_TW" w:bidi="zh_TW"/>
+          </w:rPr>
+          <w:rPr>
+            <w:color w:val="0000EE"/>
+            <w:u w:val="single"/>
+          </w:rPr>
+          <w:t>路加福音6:20</w:t>
+        </w:r>
+      </w:hyperlink>
+      <w:r>
+        <w:rPr>
+          <w:lang w:val="zh_TW" w:bidi="zh_TW"/>
+        </w:rPr>
+        <w:t>）時，他指的是那些在需要中（</w:t>
+      </w:r>
+      <w:r>
+        <w:rPr>
           <w:i/>
           <w:lang w:val="zh_TW" w:bidi="zh_TW"/>
         </w:rPr>
+        <w:t>任何</w:t>
+      </w:r>
+      <w:r>
+        <w:rPr>
+          <w:lang w:val="zh_TW" w:bidi="zh_TW"/>
+        </w:rPr>
+        <w:t>需要）轉向主的人。基督來到世上是為了將福音帶給這樣的人（</w:t>
+      </w:r>
+      <w:hyperlink r:id="rId60">
+        <w:r>
+          <w:rPr>
+            <w:lang w:val="zh_TW" w:bidi="zh_TW"/>
+          </w:rPr>
+          <w:rPr>
+            <w:color w:val="0000EE"/>
+            <w:u w:val="single"/>
+          </w:rPr>
+          <w:t>馬太福音11:5</w:t>
+        </w:r>
+      </w:hyperlink>
+      <w:r>
+        <w:rPr>
+          <w:lang w:val="zh_TW" w:bidi="zh_TW"/>
+        </w:rPr>
+        <w:t>；</w:t>
+      </w:r>
+      <w:hyperlink r:id="rId61">
+        <w:r>
+          <w:rPr>
+            <w:lang w:val="zh_TW" w:bidi="zh_TW"/>
+          </w:rPr>
+          <w:rPr>
+            <w:color w:val="0000EE"/>
+            <w:u w:val="single"/>
+          </w:rPr>
+          <w:t>路加福音4:18</w:t>
+        </w:r>
+      </w:hyperlink>
+      <w:r>
+        <w:rPr>
+          <w:lang w:val="zh_TW" w:bidi="zh_TW"/>
+        </w:rPr>
+        <w:t>）。耶穌基督自己體現了同樣的理念。正如保羅所說：「</w:t>
+      </w:r>
+      <w:r>
+        <w:rPr>
+          <w:lang w:val="zh_TW" w:bidi="zh_TW"/>
+        </w:rPr>
+        <w:t>他本來富足，卻為你們成了貧窮，叫你們因他的貧窮，可以成為富足</w:t>
+      </w:r>
+      <w:r>
+        <w:rPr>
+          <w:lang w:val="zh_TW" w:bidi="zh_TW"/>
+        </w:rPr>
+        <w:t>」（</w:t>
+      </w:r>
+      <w:hyperlink r:id="rId62">
+        <w:r>
+          <w:rPr>
+            <w:lang w:val="zh_TW" w:bidi="zh_TW"/>
+          </w:rPr>
+          <w:rPr>
+            <w:color w:val="0000EE"/>
+            <w:u w:val="single"/>
+          </w:rPr>
+          <w:t>哥林多後書8:9</w:t>
+        </w:r>
+      </w:hyperlink>
+      <w:r>
+        <w:rPr>
+          <w:lang w:val="zh_TW" w:bidi="zh_TW"/>
+        </w:rPr>
+        <w:t>，</w:t>
+      </w:r>
+      <w:r>
+        <w:rPr>
+          <w:lang w:val="zh_TW" w:bidi="zh_TW"/>
+        </w:rPr>
+        <w:t>庇哩亞聖經</w:t>
+      </w:r>
+      <w:r>
+        <w:rPr>
+          <w:lang w:val="zh_TW" w:bidi="zh_TW"/>
+        </w:rPr>
+        <w:t>）。我們無助的貧窮是一種邪惡，需要祂來拯救；祂有意選擇的貧窮樣式正是祂拯救的榮耀方式。</w:t>
+      </w:r>
+    </w:p>
+    <w:p>
+      <w:pPr/>
+      <w:r>
+        <w:rPr>
+          <w:lang w:val="zh_TW" w:bidi="zh_TW"/>
+        </w:rPr>
+      </w:r>
+      <w:r>
+        <w:rPr>
+          <w:i/>
+          <w:lang w:val="zh_TW" w:bidi="zh_TW"/>
+        </w:rPr>
         <w:t>另見</w:t>
       </w:r>
       <w:r>
@@ -1450,19 +1468,55 @@
         <w:rPr>
           <w:lang w:val="zh_TW" w:bidi="zh_TW"/>
         </w:rPr>
-        <w:t>承認</w:t>
-      </w:r>
-      <w:r>
-        <w:rPr>
-          <w:lang w:val="zh_TW" w:bidi="zh_TW"/>
-        </w:rPr>
-        <w:t>；</w:t>
-      </w:r>
-      <w:r>
-        <w:rPr>
-          <w:lang w:val="zh_TW" w:bidi="zh_TW"/>
-        </w:rPr>
-        <w:t>悔改</w:t>
+        <w:t>施捨</w:t>
+      </w:r>
+      <w:r>
+        <w:rPr>
+          <w:lang w:val="zh_TW" w:bidi="zh_TW"/>
+        </w:rPr>
+        <w:t>，</w:t>
+      </w:r>
+      <w:r>
+        <w:rPr>
+          <w:lang w:val="zh_TW" w:bidi="zh_TW"/>
+        </w:rPr>
+        <w:t>錢財</w:t>
+      </w:r>
+      <w:r>
+        <w:rPr>
+          <w:lang w:val="zh_TW" w:bidi="zh_TW"/>
+        </w:rPr>
+        <w:t>，</w:t>
+      </w:r>
+      <w:r>
+        <w:rPr>
+          <w:lang w:val="zh_TW" w:bidi="zh_TW"/>
+        </w:rPr>
+        <w:t>公義</w:t>
+      </w:r>
+      <w:r>
+        <w:rPr>
+          <w:lang w:val="zh_TW" w:bidi="zh_TW"/>
+        </w:rPr>
+        <w:t>，</w:t>
+      </w:r>
+      <w:r>
+        <w:rPr>
+          <w:lang w:val="zh_TW" w:bidi="zh_TW"/>
+        </w:rPr>
+        <w:t>工價</w:t>
+      </w:r>
+      <w:r>
+        <w:rPr>
+          <w:lang w:val="zh_TW" w:bidi="zh_TW"/>
+        </w:rPr>
+        <w:t>，</w:t>
+      </w:r>
+      <w:r>
+        <w:rPr>
+          <w:lang w:val="zh_TW" w:bidi="zh_TW"/>
+        </w:rPr>
+        <w:t>財富</w:t>
       </w:r>
       <w:r>
         <w:rPr>

--- a/zht/docx/127.content.docx
+++ b/zht/docx/127.content.docx
@@ -149,7 +149,7 @@
         <w:rPr>
           <w:lang w:val="zh_TW" w:bidi="zh_TW"/>
         </w:rPr>
-        <w:t>qiong</w:t>
+        <w:t>qian</w:t>
       </w:r>
       <w:r>
         <w:rPr>
@@ -212,7 +212,7 @@
         <w:rPr>
           <w:lang w:val="zh_TW" w:bidi="zh_TW"/>
         </w:rPr>
-        <w:t>穹蒼</w:t>
+        <w:t>謙卑</w:t>
       </w:r>
       <w:r>
         <w:rPr>
@@ -231,7 +231,7 @@
         <w:rPr>
           <w:lang w:val="zh_TW" w:bidi="zh_TW"/>
         </w:rPr>
-        <w:t>聖經用穹蒼一詞描述地球的大氣層，這個字的原意是指「被鋪展或擴張的空間」。希伯來人認為「穹蒼」就是天空的空間，太陽、月亮和雲彩都在其中。</w:t>
+        <w:t>卑微或受苦的狀態，在這種狀態下，人會經歷權力與聲望的喪失。在基督教信仰之外，這樣的謙卑，通常不會被視為是一種美德。然而，在猶太基督教傳統的語境中，謙卑被認為是人類對造物主的正確態度。謙卑是一種感恩和自發的意識，即生命是神賜予的禮物，並表現為對神的絕對依賴，是既不勉強又不虛偽的確信。</w:t>
       </w:r>
     </w:p>
     <w:p>
@@ -245,7 +245,7 @@
         <w:rPr>
           <w:lang w:val="zh_TW" w:bidi="zh_TW"/>
         </w:rPr>
-        <w:t>在創造的第二日，神造了地球以上的大氣層，分開下面的水與上面的水。神稱這個「穹蒼」為「天」（</w:t>
+        <w:t>在聖經文學中，謙卑與溫柔或耐心之間，並沒有明顯的區分。在以色列歷史的早期階段中，謙卑者被認為是貧窮的、受苦的和無權勢的人。耶和華拯救謙卑者，但使驕傲者降卑（</w:t>
       </w:r>
       <w:hyperlink r:id="rId13">
         <w:r>
@@ -256,14 +256,14 @@
             <w:color w:val="0000EE"/>
             <w:u w:val="single"/>
           </w:rPr>
-          <w:t>創1:6–8</w:t>
+          <w:t>撒上2:7</w:t>
         </w:r>
       </w:hyperlink>
       <w:r>
         <w:rPr>
           <w:lang w:val="zh_TW" w:bidi="zh_TW"/>
         </w:rPr>
-        <w:t>）。穹蒼提供了一個環境，使太陽、月亮和眾星能夠如神所設計般存在和運行。在創造的第四日，神在穹蒼裡設立光體，用來區分白晝與黑夜，指定節令。大光，即太陽，掌管白晝；小光，即月亮，掌管黑夜（</w:t>
+        <w:t>；</w:t>
       </w:r>
       <w:hyperlink r:id="rId14">
         <w:r>
@@ -274,14 +274,68 @@
             <w:color w:val="0000EE"/>
             <w:u w:val="single"/>
           </w:rPr>
-          <w:t>14–19</w:t>
+          <w:t>撒下22:28</w:t>
         </w:r>
       </w:hyperlink>
       <w:r>
         <w:rPr>
           <w:lang w:val="zh_TW" w:bidi="zh_TW"/>
         </w:rPr>
-        <w:t>節）。</w:t>
+        <w:t>）。在神的權能和榮耀面前，族長亞伯拉罕承認他不過是塵土和灰燼（</w:t>
+      </w:r>
+      <w:hyperlink r:id="rId15">
+        <w:r>
+          <w:rPr>
+            <w:lang w:val="zh_TW" w:bidi="zh_TW"/>
+          </w:rPr>
+          <w:rPr>
+            <w:color w:val="0000EE"/>
+            <w:u w:val="single"/>
+          </w:rPr>
+          <w:t>創18:27</w:t>
+        </w:r>
+      </w:hyperlink>
+      <w:r>
+        <w:rPr>
+          <w:lang w:val="zh_TW" w:bidi="zh_TW"/>
+        </w:rPr>
+        <w:t>）。以色列起初是一個受奴役的國家，他們知道自己被選中不是因為人數眾多或物質財富，而是因為神的愛（</w:t>
+      </w:r>
+      <w:hyperlink r:id="rId16">
+        <w:r>
+          <w:rPr>
+            <w:lang w:val="zh_TW" w:bidi="zh_TW"/>
+          </w:rPr>
+          <w:rPr>
+            <w:color w:val="0000EE"/>
+            <w:u w:val="single"/>
+          </w:rPr>
+          <w:t>申7:7–8</w:t>
+        </w:r>
+      </w:hyperlink>
+      <w:r>
+        <w:rPr>
+          <w:lang w:val="zh_TW" w:bidi="zh_TW"/>
+        </w:rPr>
+        <w:t>）。透過將所有財富和權力的來源歸於主，神便能掌管人類驕傲和傲慢的兩大主要來源（參：</w:t>
+      </w:r>
+      <w:hyperlink r:id="rId17">
+        <w:r>
+          <w:rPr>
+            <w:lang w:val="zh_TW" w:bidi="zh_TW"/>
+          </w:rPr>
+          <w:rPr>
+            <w:color w:val="0000EE"/>
+            <w:u w:val="single"/>
+          </w:rPr>
+          <w:t>耶9:23–24</w:t>
+        </w:r>
+      </w:hyperlink>
+      <w:r>
+        <w:rPr>
+          <w:lang w:val="zh_TW" w:bidi="zh_TW"/>
+        </w:rPr>
+        <w:t>）。</w:t>
       </w:r>
     </w:p>
     <w:p>
@@ -295,9 +349,9 @@
         <w:rPr>
           <w:lang w:val="zh_TW" w:bidi="zh_TW"/>
         </w:rPr>
-        <w:t>「穹蒼」一詞在詩篇出現過兩次，是神手所造的工作（</w:t>
-      </w:r>
-      <w:hyperlink r:id="rId15">
+        <w:t>既謙卑又貧窮的人是耶和華關心的對象（</w:t>
+      </w:r>
+      <w:hyperlink r:id="rId18">
         <w:r>
           <w:rPr>
             <w:lang w:val="zh_TW" w:bidi="zh_TW"/>
@@ -306,16 +360,16 @@
             <w:color w:val="0000EE"/>
             <w:u w:val="single"/>
           </w:rPr>
-          <w:t>詩19:1</w:t>
+          <w:t>出23:6、11</w:t>
         </w:r>
       </w:hyperlink>
       <w:r>
         <w:rPr>
           <w:lang w:val="zh_TW" w:bidi="zh_TW"/>
         </w:rPr>
-        <w:t>，</w:t>
-      </w:r>
-      <w:hyperlink r:id="rId16">
+        <w:t>；</w:t>
+      </w:r>
+      <w:hyperlink r:id="rId19">
         <w:r>
           <w:rPr>
             <w:lang w:val="zh_TW" w:bidi="zh_TW"/>
@@ -324,16 +378,16 @@
             <w:color w:val="0000EE"/>
             <w:u w:val="single"/>
           </w:rPr>
-          <w:t>150:1</w:t>
+          <w:t>申15:4、7</w:t>
         </w:r>
       </w:hyperlink>
       <w:r>
         <w:rPr>
           <w:lang w:val="zh_TW" w:bidi="zh_TW"/>
         </w:rPr>
-        <w:t>）。在以西結書（</w:t>
-      </w:r>
-      <w:hyperlink r:id="rId17">
+        <w:t>）。因此，貧窮人的謙卑成為敬畏神的義人的象徵（</w:t>
+      </w:r>
+      <w:hyperlink r:id="rId20">
         <w:r>
           <w:rPr>
             <w:lang w:val="zh_TW" w:bidi="zh_TW"/>
@@ -342,16 +396,16 @@
             <w:color w:val="0000EE"/>
             <w:u w:val="single"/>
           </w:rPr>
-          <w:t>1:22–26</w:t>
+          <w:t>民12:3</w:t>
         </w:r>
       </w:hyperlink>
       <w:r>
         <w:rPr>
           <w:lang w:val="zh_TW" w:bidi="zh_TW"/>
         </w:rPr>
-        <w:t>，</w:t>
-      </w:r>
-      <w:hyperlink r:id="rId18">
+        <w:t>）。在舊約中，謙卑這個概念的發展幾乎等同於公義，並與公正和憐憫一起被視為是神的要求（</w:t>
+      </w:r>
+      <w:hyperlink r:id="rId21">
         <w:r>
           <w:rPr>
             <w:lang w:val="zh_TW" w:bidi="zh_TW"/>
@@ -360,16 +414,16 @@
             <w:color w:val="0000EE"/>
             <w:u w:val="single"/>
           </w:rPr>
-          <w:t>10:1</w:t>
+          <w:t>彌6:8</w:t>
         </w:r>
       </w:hyperlink>
       <w:r>
         <w:rPr>
           <w:lang w:val="zh_TW" w:bidi="zh_TW"/>
         </w:rPr>
-        <w:t>）和但以理書（</w:t>
-      </w:r>
-      <w:hyperlink r:id="rId19">
+        <w:t>）。特別是在詩篇中，「受苦者」幾乎成為義人的專有名詞（</w:t>
+      </w:r>
+      <w:hyperlink r:id="rId22">
         <w:r>
           <w:rPr>
             <w:lang w:val="zh_TW" w:bidi="zh_TW"/>
@@ -378,24 +432,50 @@
             <w:color w:val="0000EE"/>
             <w:u w:val="single"/>
           </w:rPr>
-          <w:t>12:3</w:t>
+          <w:t>詩22:26</w:t>
         </w:r>
       </w:hyperlink>
       <w:r>
         <w:rPr>
           <w:lang w:val="zh_TW" w:bidi="zh_TW"/>
         </w:rPr>
-        <w:t>）中，穹蒼總是與創造有關。</w:t>
-      </w:r>
-      <w:r>
-        <w:rPr>
-          <w:lang w:val="zh_TW" w:bidi="zh_TW"/>
-        </w:rPr>
-      </w:r>
-      <w:r>
-        <w:rPr>
-          <w:lang w:val="zh_TW" w:bidi="zh_TW"/>
-        </w:rPr>
+        <w:t>；</w:t>
+      </w:r>
+      <w:hyperlink r:id="rId23">
+        <w:r>
+          <w:rPr>
+            <w:lang w:val="zh_TW" w:bidi="zh_TW"/>
+          </w:rPr>
+          <w:rPr>
+            <w:color w:val="0000EE"/>
+            <w:u w:val="single"/>
+          </w:rPr>
+          <w:t>25:9</w:t>
+        </w:r>
+      </w:hyperlink>
+      <w:r>
+        <w:rPr>
+          <w:lang w:val="zh_TW" w:bidi="zh_TW"/>
+        </w:rPr>
+        <w:t>；</w:t>
+      </w:r>
+      <w:hyperlink r:id="rId24">
+        <w:r>
+          <w:rPr>
+            <w:lang w:val="zh_TW" w:bidi="zh_TW"/>
+          </w:rPr>
+          <w:rPr>
+            <w:color w:val="0000EE"/>
+            <w:u w:val="single"/>
+          </w:rPr>
+          <w:t>147:6</w:t>
+        </w:r>
+      </w:hyperlink>
+      <w:r>
+        <w:rPr>
+          <w:lang w:val="zh_TW" w:bidi="zh_TW"/>
+        </w:rPr>
+        <w:t>）。</w:t>
       </w:r>
     </w:p>
     <w:p>
@@ -405,21 +485,41 @@
           <w:lang w:val="zh_TW" w:bidi="zh_TW"/>
         </w:rPr>
       </w:r>
-    </w:p>
-    <w:p>
-      <w:pPr>
-        <w:pStyle w:val="Heading2"/>
-      </w:pPr>
-      <w:r>
-        <w:rPr>
-          <w:lang w:val="zh_TW" w:bidi="zh_TW"/>
-        </w:rPr>
-        <w:t>窮人</w:t>
-      </w:r>
-      <w:r>
-        <w:rPr>
-          <w:lang w:val="zh_TW" w:bidi="zh_TW"/>
-        </w:rPr>
+      <w:r>
+        <w:rPr>
+          <w:lang w:val="zh_TW" w:bidi="zh_TW"/>
+        </w:rPr>
+        <w:t>此外，謙卑是罪人對神的聖潔適當的回應。先知以賽亞，面對神在聖殿中的榮耀，呼喊：「</w:t>
+      </w:r>
+      <w:r>
+        <w:rPr>
+          <w:lang w:val="zh_TW" w:bidi="zh_TW"/>
+        </w:rPr>
+        <w:t>禍哉！我滅亡了！因為我是嘴唇不潔的人</w:t>
+      </w:r>
+      <w:r>
+        <w:rPr>
+          <w:lang w:val="zh_TW" w:bidi="zh_TW"/>
+        </w:rPr>
+        <w:t>」(</w:t>
+      </w:r>
+      <w:hyperlink r:id="rId25">
+        <w:r>
+          <w:rPr>
+            <w:lang w:val="zh_TW" w:bidi="zh_TW"/>
+          </w:rPr>
+          <w:rPr>
+            <w:color w:val="0000EE"/>
+            <w:u w:val="single"/>
+          </w:rPr>
+          <w:t>賽6:5</w:t>
+        </w:r>
+      </w:hyperlink>
+      <w:r>
+        <w:rPr>
+          <w:lang w:val="zh_TW" w:bidi="zh_TW"/>
+        </w:rPr>
+        <w:t>)。因此，謙卑成為一種性格特徵，而不只是反映物質貧困或痛苦狀態的術語。它成為一種反映敬虔本質的概念，是所有以神為他們之主的人所期望的。</w:t>
       </w:r>
     </w:p>
     <w:p>
@@ -433,18 +533,73 @@
         <w:rPr>
           <w:lang w:val="zh_TW" w:bidi="zh_TW"/>
         </w:rPr>
-        <w:t>缺乏物質財富的人。</w:t>
-      </w:r>
-    </w:p>
-    <w:p>
-      <w:pPr>
-        <w:pStyle w:val="Heading3"/>
-      </w:pPr>
-      <w:r>
-        <w:rPr>
-          <w:lang w:val="zh_TW" w:bidi="zh_TW"/>
-        </w:rPr>
-        <w:t>貧窮作為壞事</w:t>
+        <w:t>在新約中，謙卑很少指貧窮、苦難或壓迫的客觀狀況。謙卑的主題在與耶穌作為彌賽亞的神學主題中發展。舊約認為最理想的謙卑是即將來臨君王的特質，這理所當然就適用於新約的耶穌（</w:t>
+      </w:r>
+      <w:hyperlink r:id="rId26">
+        <w:r>
+          <w:rPr>
+            <w:lang w:val="zh_TW" w:bidi="zh_TW"/>
+          </w:rPr>
+          <w:rPr>
+            <w:color w:val="0000EE"/>
+            <w:u w:val="single"/>
+          </w:rPr>
+          <w:t>亞9:9</w:t>
+        </w:r>
+      </w:hyperlink>
+      <w:r>
+        <w:rPr>
+          <w:lang w:val="zh_TW" w:bidi="zh_TW"/>
+        </w:rPr>
+        <w:t>；參：</w:t>
+      </w:r>
+      <w:hyperlink r:id="rId27">
+        <w:r>
+          <w:rPr>
+            <w:lang w:val="zh_TW" w:bidi="zh_TW"/>
+          </w:rPr>
+          <w:rPr>
+            <w:color w:val="0000EE"/>
+            <w:u w:val="single"/>
+          </w:rPr>
+          <w:t>太21:4–5</w:t>
+        </w:r>
+      </w:hyperlink>
+      <w:r>
+        <w:rPr>
+          <w:lang w:val="zh_TW" w:bidi="zh_TW"/>
+        </w:rPr>
+        <w:t>）。作為神的兒子，耶穌不為自己著想，而是過著順服和信靠父神的生命。使徒保羅將一種自我倒空歸於道成肉身的神的兒子，藉此祂「</w:t>
+      </w:r>
+      <w:r>
+        <w:rPr>
+          <w:lang w:val="zh_TW" w:bidi="zh_TW"/>
+        </w:rPr>
+        <w:t>反倒虛己</w:t>
+      </w:r>
+      <w:r>
+        <w:rPr>
+          <w:lang w:val="zh_TW" w:bidi="zh_TW"/>
+        </w:rPr>
+        <w:t>，取了奴僕的形象」（</w:t>
+      </w:r>
+      <w:hyperlink r:id="rId28">
+        <w:r>
+          <w:rPr>
+            <w:lang w:val="zh_TW" w:bidi="zh_TW"/>
+          </w:rPr>
+          <w:rPr>
+            <w:color w:val="0000EE"/>
+            <w:u w:val="single"/>
+          </w:rPr>
+          <w:t>腓2:5–8</w:t>
+        </w:r>
+      </w:hyperlink>
+      <w:r>
+        <w:rPr>
+          <w:lang w:val="zh_TW" w:bidi="zh_TW"/>
+        </w:rPr>
+        <w:t>）。耶穌所展現的品格沒有任何的自大或傲慢。</w:t>
       </w:r>
     </w:p>
     <w:p>
@@ -458,9 +613,21 @@
         <w:rPr>
           <w:lang w:val="zh_TW" w:bidi="zh_TW"/>
         </w:rPr>
-        <w:t>有些時候，聖經對於人們為何富有或貧窮給出了非常簡單的解釋。假如一個人喜愛耶和華的律法，他或她將獲得財富和富足。這樣的人在他們所做的一切事上都會順利（</w:t>
-      </w:r>
-      <w:hyperlink r:id="rId20">
+        <w:t>雖然在面對偽善時勇敢無畏，並毫不留情地拒絕虛偽的宗教表現，耶穌卻是「</w:t>
+      </w:r>
+      <w:r>
+        <w:rPr>
+          <w:lang w:val="zh_TW" w:bidi="zh_TW"/>
+        </w:rPr>
+        <w:t>心裏柔和謙卑</w:t>
+      </w:r>
+      <w:r>
+        <w:rPr>
+          <w:lang w:val="zh_TW" w:bidi="zh_TW"/>
+        </w:rPr>
+        <w:t>」的（</w:t>
+      </w:r>
+      <w:hyperlink r:id="rId29">
         <w:r>
           <w:rPr>
             <w:lang w:val="zh_TW" w:bidi="zh_TW"/>
@@ -469,16 +636,16 @@
             <w:color w:val="0000EE"/>
             <w:u w:val="single"/>
           </w:rPr>
-          <w:t>詩篇1:3</w:t>
+          <w:t>太11:29</w:t>
         </w:r>
       </w:hyperlink>
       <w:r>
         <w:rPr>
           <w:lang w:val="zh_TW" w:bidi="zh_TW"/>
         </w:rPr>
-        <w:t>，</w:t>
-      </w:r>
-      <w:hyperlink r:id="rId21">
+        <w:t>）。因此，祂可以嚴厲警告其對地位的渴望，並公開斥責法利賽人對窮人和受壓迫者的暴力行為（</w:t>
+      </w:r>
+      <w:hyperlink r:id="rId30">
         <w:r>
           <w:rPr>
             <w:lang w:val="zh_TW" w:bidi="zh_TW"/>
@@ -487,14 +654,212 @@
             <w:color w:val="0000EE"/>
             <w:u w:val="single"/>
           </w:rPr>
-          <w:t>112:3</w:t>
+          <w:t>路14:11</w:t>
         </w:r>
       </w:hyperlink>
       <w:r>
         <w:rPr>
           <w:lang w:val="zh_TW" w:bidi="zh_TW"/>
         </w:rPr>
-        <w:t>）。在舊約時代的以色列，這些想法並不像看起來那麼簡單。罪與貧窮之間確實存在關聯。以色列社會是建立在神所制定的律法之上，所以假如存在貧窮，那就意味著在某些地方，律法被破壞了。</w:t>
+        <w:t>；</w:t>
+      </w:r>
+      <w:hyperlink r:id="rId31">
+        <w:r>
+          <w:rPr>
+            <w:lang w:val="zh_TW" w:bidi="zh_TW"/>
+          </w:rPr>
+          <w:rPr>
+            <w:color w:val="0000EE"/>
+            <w:u w:val="single"/>
+          </w:rPr>
+          <w:t>太23:12</w:t>
+        </w:r>
+      </w:hyperlink>
+      <w:r>
+        <w:rPr>
+          <w:lang w:val="zh_TW" w:bidi="zh_TW"/>
+        </w:rPr>
+        <w:t>）。同時，祂也謙卑地像僕人一般服事他人（</w:t>
+      </w:r>
+      <w:hyperlink r:id="rId32">
+        <w:r>
+          <w:rPr>
+            <w:lang w:val="zh_TW" w:bidi="zh_TW"/>
+          </w:rPr>
+          <w:rPr>
+            <w:color w:val="0000EE"/>
+            <w:u w:val="single"/>
+          </w:rPr>
+          <w:t>路22:27</w:t>
+        </w:r>
+      </w:hyperlink>
+      <w:r>
+        <w:rPr>
+          <w:lang w:val="zh_TW" w:bidi="zh_TW"/>
+        </w:rPr>
+        <w:t>；</w:t>
+      </w:r>
+      <w:hyperlink r:id="rId33">
+        <w:r>
+          <w:rPr>
+            <w:lang w:val="zh_TW" w:bidi="zh_TW"/>
+          </w:rPr>
+          <w:rPr>
+            <w:color w:val="0000EE"/>
+            <w:u w:val="single"/>
+          </w:rPr>
+          <w:t>可10:45</w:t>
+        </w:r>
+      </w:hyperlink>
+      <w:r>
+        <w:rPr>
+          <w:lang w:val="zh_TW" w:bidi="zh_TW"/>
+        </w:rPr>
+        <w:t>；</w:t>
+      </w:r>
+      <w:hyperlink r:id="rId34">
+        <w:r>
+          <w:rPr>
+            <w:lang w:val="zh_TW" w:bidi="zh_TW"/>
+          </w:rPr>
+          <w:rPr>
+            <w:color w:val="0000EE"/>
+            <w:u w:val="single"/>
+          </w:rPr>
+          <w:t>太20:28</w:t>
+        </w:r>
+      </w:hyperlink>
+      <w:r>
+        <w:rPr>
+          <w:lang w:val="zh_TW" w:bidi="zh_TW"/>
+        </w:rPr>
+        <w:t>）。耶穌的謙卑和祂願意順服父的旨意而接受十字架的刑罰，是不可分割的。因此，以祂自己生命的作為見證，祂對心靈貧窮的教導是真實可靠的。祂將所有榮耀歸於父，並完全依賴祂（</w:t>
+      </w:r>
+      <w:hyperlink r:id="rId35">
+        <w:r>
+          <w:rPr>
+            <w:lang w:val="zh_TW" w:bidi="zh_TW"/>
+          </w:rPr>
+          <w:rPr>
+            <w:color w:val="0000EE"/>
+            <w:u w:val="single"/>
+          </w:rPr>
+          <w:t>約5:19</w:t>
+        </w:r>
+      </w:hyperlink>
+      <w:r>
+        <w:rPr>
+          <w:lang w:val="zh_TW" w:bidi="zh_TW"/>
+        </w:rPr>
+        <w:t>，</w:t>
+      </w:r>
+      <w:hyperlink r:id="rId36">
+        <w:r>
+          <w:rPr>
+            <w:lang w:val="zh_TW" w:bidi="zh_TW"/>
+          </w:rPr>
+          <w:rPr>
+            <w:color w:val="0000EE"/>
+            <w:u w:val="single"/>
+          </w:rPr>
+          <w:t>6:38</w:t>
+        </w:r>
+      </w:hyperlink>
+      <w:r>
+        <w:rPr>
+          <w:lang w:val="zh_TW" w:bidi="zh_TW"/>
+        </w:rPr>
+        <w:t>，</w:t>
+      </w:r>
+      <w:hyperlink r:id="rId37">
+        <w:r>
+          <w:rPr>
+            <w:lang w:val="zh_TW" w:bidi="zh_TW"/>
+          </w:rPr>
+          <w:rPr>
+            <w:color w:val="0000EE"/>
+            <w:u w:val="single"/>
+          </w:rPr>
+          <w:t>7:15</w:t>
+        </w:r>
+      </w:hyperlink>
+      <w:r>
+        <w:rPr>
+          <w:lang w:val="zh_TW" w:bidi="zh_TW"/>
+        </w:rPr>
+        <w:t>，</w:t>
+      </w:r>
+      <w:hyperlink r:id="rId38">
+        <w:r>
+          <w:rPr>
+            <w:lang w:val="zh_TW" w:bidi="zh_TW"/>
+          </w:rPr>
+          <w:rPr>
+            <w:color w:val="0000EE"/>
+            <w:u w:val="single"/>
+          </w:rPr>
+          <w:t>8:28、50</w:t>
+        </w:r>
+      </w:hyperlink>
+      <w:r>
+        <w:rPr>
+          <w:lang w:val="zh_TW" w:bidi="zh_TW"/>
+        </w:rPr>
+        <w:t>，</w:t>
+      </w:r>
+      <w:hyperlink r:id="rId39">
+        <w:r>
+          <w:rPr>
+            <w:lang w:val="zh_TW" w:bidi="zh_TW"/>
+          </w:rPr>
+          <w:rPr>
+            <w:color w:val="0000EE"/>
+            <w:u w:val="single"/>
+          </w:rPr>
+          <w:t>14:10、24</w:t>
+        </w:r>
+      </w:hyperlink>
+      <w:r>
+        <w:rPr>
+          <w:lang w:val="zh_TW" w:bidi="zh_TW"/>
+        </w:rPr>
+        <w:t>）。通過洗門徒的腳，祂承擔了僕人的角色，卻沒有失去尊嚴和自我價值。祂這樣的服事成為跟隨祂的人的生命榜樣，這種生命在於優先考慮他人而非自己中找到幸福（</w:t>
+      </w:r>
+      <w:hyperlink r:id="rId40">
+        <w:r>
+          <w:rPr>
+            <w:lang w:val="zh_TW" w:bidi="zh_TW"/>
+          </w:rPr>
+          <w:rPr>
+            <w:color w:val="0000EE"/>
+            <w:u w:val="single"/>
+          </w:rPr>
+          <w:t>約13:1–20</w:t>
+        </w:r>
+      </w:hyperlink>
+      <w:r>
+        <w:rPr>
+          <w:lang w:val="zh_TW" w:bidi="zh_TW"/>
+        </w:rPr>
+        <w:t>；</w:t>
+      </w:r>
+      <w:hyperlink r:id="rId41">
+        <w:r>
+          <w:rPr>
+            <w:lang w:val="zh_TW" w:bidi="zh_TW"/>
+          </w:rPr>
+          <w:rPr>
+            <w:color w:val="0000EE"/>
+            <w:u w:val="single"/>
+          </w:rPr>
+          <w:t>腓2:1–4</w:t>
+        </w:r>
+      </w:hyperlink>
+      <w:r>
+        <w:rPr>
+          <w:lang w:val="zh_TW" w:bidi="zh_TW"/>
+        </w:rPr>
+        <w:t>）。</w:t>
       </w:r>
     </w:p>
     <w:p>
@@ -508,9 +873,9 @@
         <w:rPr>
           <w:lang w:val="zh_TW" w:bidi="zh_TW"/>
         </w:rPr>
-        <w:t>無論人的貧窮是由於他或她自己的罪還是他人的罪，舊約都將其視為需要對抗的邪惡，律法做出了許多規定來緩解這種情況（比如，</w:t>
-      </w:r>
-      <w:hyperlink r:id="rId22">
+        <w:t>因此，耶穌的門徒也被蒙召過一個謙卑的生命。基督徒背棄地位、安全和成功，尋求在服事他人中來獲得自己的生命。謙卑是全方位生命原則，藉由愛來為他人求益處，從而成就律法（參</w:t>
+      </w:r>
+      <w:hyperlink r:id="rId42">
         <w:r>
           <w:rPr>
             <w:lang w:val="zh_TW" w:bidi="zh_TW"/>
@@ -519,16 +884,16 @@
             <w:color w:val="0000EE"/>
             <w:u w:val="single"/>
           </w:rPr>
-          <w:t>出埃及記22:21–27</w:t>
+          <w:t>羅 12:10</w:t>
         </w:r>
       </w:hyperlink>
       <w:r>
         <w:rPr>
           <w:lang w:val="zh_TW" w:bidi="zh_TW"/>
         </w:rPr>
-        <w:t>；</w:t>
-      </w:r>
-      <w:hyperlink r:id="rId23">
+        <w:t>，</w:t>
+      </w:r>
+      <w:hyperlink r:id="rId43">
         <w:r>
           <w:rPr>
             <w:lang w:val="zh_TW" w:bidi="zh_TW"/>
@@ -537,50 +902,24 @@
             <w:color w:val="0000EE"/>
             <w:u w:val="single"/>
           </w:rPr>
-          <w:t>利未記19:9–10</w:t>
+          <w:t>13:8–10</w:t>
         </w:r>
       </w:hyperlink>
       <w:r>
         <w:rPr>
           <w:lang w:val="zh_TW" w:bidi="zh_TW"/>
         </w:rPr>
-        <w:t>；</w:t>
-      </w:r>
-      <w:hyperlink r:id="rId24">
-        <w:r>
-          <w:rPr>
-            <w:lang w:val="zh_TW" w:bidi="zh_TW"/>
-          </w:rPr>
-          <w:rPr>
-            <w:color w:val="0000EE"/>
-            <w:u w:val="single"/>
-          </w:rPr>
-          <w:t>申命記15:1–15</w:t>
-        </w:r>
-      </w:hyperlink>
-      <w:r>
-        <w:rPr>
-          <w:lang w:val="zh_TW" w:bidi="zh_TW"/>
-        </w:rPr>
-        <w:t>，</w:t>
-      </w:r>
-      <w:hyperlink r:id="rId25">
-        <w:r>
-          <w:rPr>
-            <w:lang w:val="zh_TW" w:bidi="zh_TW"/>
-          </w:rPr>
-          <w:rPr>
-            <w:color w:val="0000EE"/>
-            <w:u w:val="single"/>
-          </w:rPr>
-          <w:t>24:10–22</w:t>
-        </w:r>
-      </w:hyperlink>
-      <w:r>
-        <w:rPr>
-          <w:lang w:val="zh_TW" w:bidi="zh_TW"/>
-        </w:rPr>
-        <w:t>）。神關心窮乏的人，並期望祂的子民也這樣做。</w:t>
+        <w:t>）。</w:t>
+      </w:r>
+      <w:r>
+        <w:rPr>
+          <w:lang w:val="zh_TW" w:bidi="zh_TW"/>
+        </w:rPr>
+      </w:r>
+      <w:r>
+        <w:rPr>
+          <w:lang w:val="zh_TW" w:bidi="zh_TW"/>
+        </w:rPr>
       </w:r>
     </w:p>
     <w:p>
@@ -590,222 +929,21 @@
           <w:lang w:val="zh_TW" w:bidi="zh_TW"/>
         </w:rPr>
       </w:r>
-      <w:r>
-        <w:rPr>
-          <w:lang w:val="zh_TW" w:bidi="zh_TW"/>
-        </w:rPr>
-        <w:t>在兩約之間的時期，這種關心在地中海周圍的猶太社區中持續存在，隨後由基督徒教會作為實際責任承擔起來（</w:t>
-      </w:r>
-      <w:hyperlink r:id="rId26">
-        <w:r>
-          <w:rPr>
-            <w:lang w:val="zh_TW" w:bidi="zh_TW"/>
-          </w:rPr>
-          <w:rPr>
-            <w:color w:val="0000EE"/>
-            <w:u w:val="single"/>
-          </w:rPr>
-          <w:t>使徒行傳11:29</w:t>
-        </w:r>
-      </w:hyperlink>
-      <w:r>
-        <w:rPr>
-          <w:lang w:val="zh_TW" w:bidi="zh_TW"/>
-        </w:rPr>
-        <w:t>，</w:t>
-      </w:r>
-      <w:hyperlink r:id="rId27">
-        <w:r>
-          <w:rPr>
-            <w:lang w:val="zh_TW" w:bidi="zh_TW"/>
-          </w:rPr>
-          <w:rPr>
-            <w:color w:val="0000EE"/>
-            <w:u w:val="single"/>
-          </w:rPr>
-          <w:t>24:17</w:t>
-        </w:r>
-      </w:hyperlink>
-      <w:r>
-        <w:rPr>
-          <w:lang w:val="zh_TW" w:bidi="zh_TW"/>
-        </w:rPr>
-        <w:t>；</w:t>
-      </w:r>
-      <w:hyperlink r:id="rId28">
-        <w:r>
-          <w:rPr>
-            <w:lang w:val="zh_TW" w:bidi="zh_TW"/>
-          </w:rPr>
-          <w:rPr>
-            <w:color w:val="0000EE"/>
-            <w:u w:val="single"/>
-          </w:rPr>
-          <w:t>羅馬書15:26</w:t>
-        </w:r>
-      </w:hyperlink>
-      <w:r>
-        <w:rPr>
-          <w:lang w:val="zh_TW" w:bidi="zh_TW"/>
-        </w:rPr>
-        <w:t>；</w:t>
-      </w:r>
-      <w:hyperlink r:id="rId29">
-        <w:r>
-          <w:rPr>
-            <w:lang w:val="zh_TW" w:bidi="zh_TW"/>
-          </w:rPr>
-          <w:rPr>
-            <w:color w:val="0000EE"/>
-            <w:u w:val="single"/>
-          </w:rPr>
-          <w:t>哥林多前書16:1</w:t>
-        </w:r>
-      </w:hyperlink>
-      <w:r>
-        <w:rPr>
-          <w:lang w:val="zh_TW" w:bidi="zh_TW"/>
-        </w:rPr>
-        <w:t>；</w:t>
-      </w:r>
-      <w:hyperlink r:id="rId30">
-        <w:r>
-          <w:rPr>
-            <w:lang w:val="zh_TW" w:bidi="zh_TW"/>
-          </w:rPr>
-          <w:rPr>
-            <w:color w:val="0000EE"/>
-            <w:u w:val="single"/>
-          </w:rPr>
-          <w:t>加拉太書2:10</w:t>
-        </w:r>
-      </w:hyperlink>
-      <w:r>
-        <w:rPr>
-          <w:lang w:val="zh_TW" w:bidi="zh_TW"/>
-        </w:rPr>
-        <w:t>；</w:t>
-      </w:r>
-      <w:hyperlink r:id="rId31">
-        <w:r>
-          <w:rPr>
-            <w:lang w:val="zh_TW" w:bidi="zh_TW"/>
-          </w:rPr>
-          <w:rPr>
-            <w:color w:val="0000EE"/>
-            <w:u w:val="single"/>
-          </w:rPr>
-          <w:t>雅各書2:15–16</w:t>
-        </w:r>
-      </w:hyperlink>
-      <w:r>
-        <w:rPr>
-          <w:lang w:val="zh_TW" w:bidi="zh_TW"/>
-        </w:rPr>
-        <w:t>；</w:t>
-      </w:r>
-      <w:hyperlink r:id="rId32">
-        <w:r>
-          <w:rPr>
-            <w:lang w:val="zh_TW" w:bidi="zh_TW"/>
-          </w:rPr>
-          <w:rPr>
-            <w:color w:val="0000EE"/>
-            <w:u w:val="single"/>
-          </w:rPr>
-          <w:t>約翰一書3:17</w:t>
-        </w:r>
-      </w:hyperlink>
-      <w:r>
-        <w:rPr>
-          <w:lang w:val="zh_TW" w:bidi="zh_TW"/>
-        </w:rPr>
-        <w:t>）；對基督徒來說，施捨也是他們的主所明確期望的義務（</w:t>
-      </w:r>
-      <w:hyperlink r:id="rId33">
-        <w:r>
-          <w:rPr>
-            <w:lang w:val="zh_TW" w:bidi="zh_TW"/>
-          </w:rPr>
-          <w:rPr>
-            <w:color w:val="0000EE"/>
-            <w:u w:val="single"/>
-          </w:rPr>
-          <w:t>馬太福音6:2–4</w:t>
-        </w:r>
-      </w:hyperlink>
-      <w:r>
-        <w:rPr>
-          <w:lang w:val="zh_TW" w:bidi="zh_TW"/>
-        </w:rPr>
-        <w:t>；</w:t>
-      </w:r>
-      <w:hyperlink r:id="rId34">
-        <w:r>
-          <w:rPr>
-            <w:lang w:val="zh_TW" w:bidi="zh_TW"/>
-          </w:rPr>
-          <w:rPr>
-            <w:color w:val="0000EE"/>
-            <w:u w:val="single"/>
-          </w:rPr>
-          <w:t>路加福音12:33</w:t>
-        </w:r>
-      </w:hyperlink>
-      <w:r>
-        <w:rPr>
-          <w:lang w:val="zh_TW" w:bidi="zh_TW"/>
-        </w:rPr>
-        <w:t>）。早期教會所實踐的事實上並不是原始的共產主義，因為假如他們放棄個人財產，他們就無法做到他們實際上所做的事——將錢財或實物「照各人所需用的」</w:t>
-      </w:r>
-      <w:r>
-        <w:rPr>
-          <w:i/>
-          <w:lang w:val="zh_TW" w:bidi="zh_TW"/>
-        </w:rPr>
-        <w:t>分給</w:t>
-      </w:r>
-      <w:r>
-        <w:rPr>
-          <w:lang w:val="zh_TW" w:bidi="zh_TW"/>
-        </w:rPr>
-        <w:t>各人（</w:t>
-      </w:r>
-      <w:hyperlink r:id="rId35">
-        <w:r>
-          <w:rPr>
-            <w:lang w:val="zh_TW" w:bidi="zh_TW"/>
-          </w:rPr>
-          <w:rPr>
-            <w:color w:val="0000EE"/>
-            <w:u w:val="single"/>
-          </w:rPr>
-          <w:t>使徒行傳2:45</w:t>
-        </w:r>
-      </w:hyperlink>
-      <w:r>
-        <w:rPr>
-          <w:lang w:val="zh_TW" w:bidi="zh_TW"/>
-        </w:rPr>
-        <w:t>，</w:t>
-      </w:r>
-      <w:hyperlink r:id="rId36">
-        <w:r>
-          <w:rPr>
-            <w:lang w:val="zh_TW" w:bidi="zh_TW"/>
-          </w:rPr>
-          <w:rPr>
-            <w:color w:val="0000EE"/>
-            <w:u w:val="single"/>
-          </w:rPr>
-          <w:t>4:35</w:t>
-        </w:r>
-      </w:hyperlink>
-      <w:r>
-        <w:rPr>
-          <w:lang w:val="zh_TW" w:bidi="zh_TW"/>
-        </w:rPr>
-        <w:t>）。</w:t>
+    </w:p>
+    <w:p>
+      <w:pPr>
+        <w:pStyle w:val="Heading2"/>
+      </w:pPr>
+      <w:r>
+        <w:rPr>
+          <w:lang w:val="zh_TW" w:bidi="zh_TW"/>
+        </w:rPr>
+        <w:t>錢囊</w:t>
+      </w:r>
+      <w:r>
+        <w:rPr>
+          <w:lang w:val="zh_TW" w:bidi="zh_TW"/>
+        </w:rPr>
       </w:r>
     </w:p>
     <w:p>
@@ -819,18 +957,79 @@
         <w:rPr>
           <w:lang w:val="zh_TW" w:bidi="zh_TW"/>
         </w:rPr>
-        <w:t>因此，貧窮雖然給富人提供了展示慷慨美德的機會，但本身（在新約和舊約中皆是）是一件壞事。</w:t>
-      </w:r>
-    </w:p>
-    <w:p>
-      <w:pPr>
-        <w:pStyle w:val="Heading3"/>
-      </w:pPr>
-      <w:r>
-        <w:rPr>
-          <w:lang w:val="zh_TW" w:bidi="zh_TW"/>
-        </w:rPr>
-        <w:t>貧窮作為好事</w:t>
+        <w:t>人們用來攜帶錢和其它物件的小袋。有三個希伯來詞和三個希臘詞都指這樣的錢囊或袋子。第一個詞指的是用來裝錢或與天平一起使用的石頭砝碼的錢囊或袋子（</w:t>
+      </w:r>
+      <w:hyperlink r:id="rId44">
+        <w:r>
+          <w:rPr>
+            <w:lang w:val="zh_TW" w:bidi="zh_TW"/>
+          </w:rPr>
+          <w:rPr>
+            <w:color w:val="0000EE"/>
+            <w:u w:val="single"/>
+          </w:rPr>
+          <w:t>申命記25:13</w:t>
+        </w:r>
+      </w:hyperlink>
+      <w:r>
+        <w:rPr>
+          <w:lang w:val="zh_TW" w:bidi="zh_TW"/>
+        </w:rPr>
+        <w:t>；</w:t>
+      </w:r>
+      <w:hyperlink r:id="rId45">
+        <w:r>
+          <w:rPr>
+            <w:lang w:val="zh_TW" w:bidi="zh_TW"/>
+          </w:rPr>
+          <w:rPr>
+            <w:color w:val="0000EE"/>
+            <w:u w:val="single"/>
+          </w:rPr>
+          <w:t>箴言1:14</w:t>
+        </w:r>
+      </w:hyperlink>
+      <w:r>
+        <w:rPr>
+          <w:lang w:val="zh_TW" w:bidi="zh_TW"/>
+        </w:rPr>
+        <w:t>；</w:t>
+      </w:r>
+      <w:hyperlink r:id="rId46">
+        <w:r>
+          <w:rPr>
+            <w:lang w:val="zh_TW" w:bidi="zh_TW"/>
+          </w:rPr>
+          <w:rPr>
+            <w:color w:val="0000EE"/>
+            <w:u w:val="single"/>
+          </w:rPr>
+          <w:t>以賽亞書46:6</w:t>
+        </w:r>
+      </w:hyperlink>
+      <w:r>
+        <w:rPr>
+          <w:lang w:val="zh_TW" w:bidi="zh_TW"/>
+        </w:rPr>
+        <w:t>；</w:t>
+      </w:r>
+      <w:hyperlink r:id="rId47">
+        <w:r>
+          <w:rPr>
+            <w:lang w:val="zh_TW" w:bidi="zh_TW"/>
+          </w:rPr>
+          <w:rPr>
+            <w:color w:val="0000EE"/>
+            <w:u w:val="single"/>
+          </w:rPr>
+          <w:t>彌迦書6:11</w:t>
+        </w:r>
+      </w:hyperlink>
+      <w:r>
+        <w:rPr>
+          <w:lang w:val="zh_TW" w:bidi="zh_TW"/>
+        </w:rPr>
+        <w:t>）。錢囊可以由皮革或結實的棉布製成。</w:t>
       </w:r>
     </w:p>
     <w:p>
@@ -844,9 +1043,9 @@
         <w:rPr>
           <w:lang w:val="zh_TW" w:bidi="zh_TW"/>
         </w:rPr>
-        <w:t>正如我們所見，某種意義上，公義會使人興旺，而罪惡會使人貧窮。但普通的生活比這更複雜。</w:t>
-      </w:r>
-      <w:hyperlink r:id="rId37">
+        <w:t>另一個希伯來詞指的是與</w:t>
+      </w:r>
+      <w:hyperlink r:id="rId48">
         <w:r>
           <w:rPr>
             <w:lang w:val="zh_TW" w:bidi="zh_TW"/>
@@ -855,16 +1054,16 @@
             <w:color w:val="0000EE"/>
             <w:u w:val="single"/>
           </w:rPr>
-          <w:t>詩篇第一篇</w:t>
+          <w:t>列王紀下五章23節</w:t>
         </w:r>
       </w:hyperlink>
       <w:r>
         <w:rPr>
           <w:lang w:val="zh_TW" w:bidi="zh_TW"/>
         </w:rPr>
-        <w:t>和</w:t>
-      </w:r>
-      <w:hyperlink r:id="rId38">
+        <w:t>中類似的袋子。這個詞也出現在</w:t>
+      </w:r>
+      <w:hyperlink r:id="rId49">
         <w:r>
           <w:rPr>
             <w:lang w:val="zh_TW" w:bidi="zh_TW"/>
@@ -873,16 +1072,16 @@
             <w:color w:val="0000EE"/>
             <w:u w:val="single"/>
           </w:rPr>
-          <w:t>一百一十二篇</w:t>
+          <w:t>以賽亞書三章22節</w:t>
         </w:r>
       </w:hyperlink>
       <w:r>
         <w:rPr>
           <w:lang w:val="zh_TW" w:bidi="zh_TW"/>
         </w:rPr>
-        <w:t>提及上述內容，卻只展現了事情的其中一面。惡人興旺（</w:t>
-      </w:r>
-      <w:hyperlink r:id="rId39">
+        <w:t>的女性飾品清單中，可能比上面描述的第一個袋子更具裝飾性。第三個希伯來詞出現在</w:t>
+      </w:r>
+      <w:hyperlink r:id="rId50">
         <w:r>
           <w:rPr>
             <w:lang w:val="zh_TW" w:bidi="zh_TW"/>
@@ -891,86 +1090,14 @@
             <w:color w:val="0000EE"/>
             <w:u w:val="single"/>
           </w:rPr>
-          <w:t>詩篇73:3</w:t>
+          <w:t>創世記四十二章35節</w:t>
         </w:r>
       </w:hyperlink>
       <w:r>
         <w:rPr>
           <w:lang w:val="zh_TW" w:bidi="zh_TW"/>
         </w:rPr>
-        <w:t>）及其對應的，義人貧窮呢？聖經的答案（比如，</w:t>
-      </w:r>
-      <w:hyperlink r:id="rId40">
-        <w:r>
-          <w:rPr>
-            <w:lang w:val="zh_TW" w:bidi="zh_TW"/>
-          </w:rPr>
-          <w:rPr>
-            <w:color w:val="0000EE"/>
-            <w:u w:val="single"/>
-          </w:rPr>
-          <w:t>約伯記21</w:t>
-        </w:r>
-      </w:hyperlink>
-      <w:r>
-        <w:rPr>
-          <w:lang w:val="zh_TW" w:bidi="zh_TW"/>
-        </w:rPr>
-        <w:t>；</w:t>
-      </w:r>
-      <w:hyperlink r:id="rId41">
-        <w:r>
-          <w:rPr>
-            <w:lang w:val="zh_TW" w:bidi="zh_TW"/>
-          </w:rPr>
-          <w:rPr>
-            <w:color w:val="0000EE"/>
-            <w:u w:val="single"/>
-          </w:rPr>
-          <w:t>詩篇37</w:t>
-        </w:r>
-      </w:hyperlink>
-      <w:r>
-        <w:rPr>
-          <w:lang w:val="zh_TW" w:bidi="zh_TW"/>
-        </w:rPr>
-        <w:t>，</w:t>
-      </w:r>
-      <w:hyperlink r:id="rId42">
-        <w:r>
-          <w:rPr>
-            <w:lang w:val="zh_TW" w:bidi="zh_TW"/>
-          </w:rPr>
-          <w:rPr>
-            <w:color w:val="0000EE"/>
-            <w:u w:val="single"/>
-          </w:rPr>
-          <w:t>49</w:t>
-        </w:r>
-      </w:hyperlink>
-      <w:r>
-        <w:rPr>
-          <w:lang w:val="zh_TW" w:bidi="zh_TW"/>
-        </w:rPr>
-        <w:t>，</w:t>
-      </w:r>
-      <w:hyperlink r:id="rId43">
-        <w:r>
-          <w:rPr>
-            <w:lang w:val="zh_TW" w:bidi="zh_TW"/>
-          </w:rPr>
-          <w:rPr>
-            <w:color w:val="0000EE"/>
-            <w:u w:val="single"/>
-          </w:rPr>
-          <w:t>73</w:t>
-        </w:r>
-      </w:hyperlink>
-      <w:r>
-        <w:rPr>
-          <w:lang w:val="zh_TW" w:bidi="zh_TW"/>
-        </w:rPr>
-        <w:t>）——壞人的富足是短暫的，而義人雖然在屬世的財物上貧窮，卻擁有屬靈的財富。</w:t>
+        <w:t>，指的是一個開口的小袋子。這是約瑟兄弟們放錢的小袋或銀包，後被放入他們的糧袋。</w:t>
       </w:r>
     </w:p>
     <w:p>
@@ -984,9 +1111,9 @@
         <w:rPr>
           <w:lang w:val="zh_TW" w:bidi="zh_TW"/>
         </w:rPr>
-        <w:t>這個想法——好人不僅沒有興旺，反而可能經常貧窮——有時會被奇怪地顛倒過來。義人可能貧窮，但聖經有時似乎認為貧窮就是義。當然，這並不是自動就會如此（</w:t>
-      </w:r>
-      <w:hyperlink r:id="rId44">
+        <w:t>用來翻譯希伯來詞的希臘詞意指錢袋或錢囊。當耶穌差遣門徒兩兩出去時，告訴他們不要帶的東西中，就包括錢囊（</w:t>
+      </w:r>
+      <w:hyperlink r:id="rId51">
         <w:r>
           <w:rPr>
             <w:lang w:val="zh_TW" w:bidi="zh_TW"/>
@@ -995,16 +1122,16 @@
             <w:color w:val="0000EE"/>
             <w:u w:val="single"/>
           </w:rPr>
-          <w:t>箴言30:8–9</w:t>
+          <w:t>路加福音10:4</w:t>
         </w:r>
       </w:hyperlink>
       <w:r>
         <w:rPr>
           <w:lang w:val="zh_TW" w:bidi="zh_TW"/>
         </w:rPr>
-        <w:t>），但這樣的描述在聖經中，尤其是在詩篇中相當頻繁（比如，</w:t>
-      </w:r>
-      <w:hyperlink r:id="rId45">
+        <w:t>，</w:t>
+      </w:r>
+      <w:hyperlink r:id="rId52">
         <w:r>
           <w:rPr>
             <w:lang w:val="zh_TW" w:bidi="zh_TW"/>
@@ -1013,16 +1140,16 @@
             <w:color w:val="0000EE"/>
             <w:u w:val="single"/>
           </w:rPr>
-          <w:t>詩篇9:18</w:t>
+          <w:t>22:35–36</w:t>
         </w:r>
       </w:hyperlink>
       <w:r>
         <w:rPr>
           <w:lang w:val="zh_TW" w:bidi="zh_TW"/>
         </w:rPr>
-        <w:t>，</w:t>
-      </w:r>
-      <w:hyperlink r:id="rId46">
+        <w:t>）。在</w:t>
+      </w:r>
+      <w:hyperlink r:id="rId53">
         <w:r>
           <w:rPr>
             <w:lang w:val="zh_TW" w:bidi="zh_TW"/>
@@ -1031,158 +1158,14 @@
             <w:color w:val="0000EE"/>
             <w:u w:val="single"/>
           </w:rPr>
-          <w:t>10:14</w:t>
+          <w:t>路加福音十二章33節</w:t>
         </w:r>
       </w:hyperlink>
       <w:r>
         <w:rPr>
           <w:lang w:val="zh_TW" w:bidi="zh_TW"/>
         </w:rPr>
-        <w:t>，</w:t>
-      </w:r>
-      <w:hyperlink r:id="rId47">
-        <w:r>
-          <w:rPr>
-            <w:lang w:val="zh_TW" w:bidi="zh_TW"/>
-          </w:rPr>
-          <w:rPr>
-            <w:color w:val="0000EE"/>
-            <w:u w:val="single"/>
-          </w:rPr>
-          <w:t>12:5</w:t>
-        </w:r>
-      </w:hyperlink>
-      <w:r>
-        <w:rPr>
-          <w:lang w:val="zh_TW" w:bidi="zh_TW"/>
-        </w:rPr>
-        <w:t>，</w:t>
-      </w:r>
-      <w:hyperlink r:id="rId48">
-        <w:r>
-          <w:rPr>
-            <w:lang w:val="zh_TW" w:bidi="zh_TW"/>
-          </w:rPr>
-          <w:rPr>
-            <w:color w:val="0000EE"/>
-            <w:u w:val="single"/>
-          </w:rPr>
-          <w:t>34:6</w:t>
-        </w:r>
-      </w:hyperlink>
-      <w:r>
-        <w:rPr>
-          <w:lang w:val="zh_TW" w:bidi="zh_TW"/>
-        </w:rPr>
-        <w:t>，</w:t>
-      </w:r>
-      <w:hyperlink r:id="rId49">
-        <w:r>
-          <w:rPr>
-            <w:lang w:val="zh_TW" w:bidi="zh_TW"/>
-          </w:rPr>
-          <w:rPr>
-            <w:color w:val="0000EE"/>
-            <w:u w:val="single"/>
-          </w:rPr>
-          <w:t>35:10</w:t>
-        </w:r>
-      </w:hyperlink>
-      <w:r>
-        <w:rPr>
-          <w:lang w:val="zh_TW" w:bidi="zh_TW"/>
-        </w:rPr>
-        <w:t>，</w:t>
-      </w:r>
-      <w:hyperlink r:id="rId50">
-        <w:r>
-          <w:rPr>
-            <w:lang w:val="zh_TW" w:bidi="zh_TW"/>
-          </w:rPr>
-          <w:rPr>
-            <w:color w:val="0000EE"/>
-            <w:u w:val="single"/>
-          </w:rPr>
-          <w:t>74:19</w:t>
-        </w:r>
-      </w:hyperlink>
-      <w:r>
-        <w:rPr>
-          <w:lang w:val="zh_TW" w:bidi="zh_TW"/>
-        </w:rPr>
-        <w:t>），值得仔細考慮。經過思考後會看到，這並不奇怪。因為神特別關心貧窮人，所以貧窮人可能特別關心神，原因有二。首先，如果以色列中有貧窮，那是因為有權勢的人在濫用權力；因此，貧窮人會首先尋求神的幫助，因為神的法則被藐視，而神會親自伸冤。其次，貧窮使人轉向神，因為在那種情況下，沒有其他人可以依靠。這樣，「貧窮」幾乎成為一個專有的詞語。「貧窮人」是謙卑的人，而謙卑的人是敬虔的人（</w:t>
-      </w:r>
-      <w:hyperlink r:id="rId51">
-        <w:r>
-          <w:rPr>
-            <w:lang w:val="zh_TW" w:bidi="zh_TW"/>
-          </w:rPr>
-          <w:rPr>
-            <w:color w:val="0000EE"/>
-            <w:u w:val="single"/>
-          </w:rPr>
-          <w:t>詩篇10:17</w:t>
-        </w:r>
-      </w:hyperlink>
-      <w:r>
-        <w:rPr>
-          <w:lang w:val="zh_TW" w:bidi="zh_TW"/>
-        </w:rPr>
-        <w:t>，</w:t>
-      </w:r>
-      <w:hyperlink r:id="rId52">
-        <w:r>
-          <w:rPr>
-            <w:lang w:val="zh_TW" w:bidi="zh_TW"/>
-          </w:rPr>
-          <w:rPr>
-            <w:color w:val="0000EE"/>
-            <w:u w:val="single"/>
-          </w:rPr>
-          <w:t>14:5–6</w:t>
-        </w:r>
-      </w:hyperlink>
-      <w:r>
-        <w:rPr>
-          <w:lang w:val="zh_TW" w:bidi="zh_TW"/>
-        </w:rPr>
-        <w:t>，</w:t>
-      </w:r>
-      <w:hyperlink r:id="rId53">
-        <w:r>
-          <w:rPr>
-            <w:lang w:val="zh_TW" w:bidi="zh_TW"/>
-          </w:rPr>
-          <w:rPr>
-            <w:color w:val="0000EE"/>
-            <w:u w:val="single"/>
-          </w:rPr>
-          <w:t>37:11</w:t>
-        </w:r>
-      </w:hyperlink>
-      <w:r>
-        <w:rPr>
-          <w:lang w:val="zh_TW" w:bidi="zh_TW"/>
-        </w:rPr>
-        <w:t>；</w:t>
-      </w:r>
-      <w:hyperlink r:id="rId54">
-        <w:r>
-          <w:rPr>
-            <w:lang w:val="zh_TW" w:bidi="zh_TW"/>
-          </w:rPr>
-          <w:rPr>
-            <w:color w:val="0000EE"/>
-            <w:u w:val="single"/>
-          </w:rPr>
-          <w:t>西番雅書3:12–13</w:t>
-        </w:r>
-      </w:hyperlink>
-      <w:r>
-        <w:rPr>
-          <w:lang w:val="zh_TW" w:bidi="zh_TW"/>
-        </w:rPr>
-        <w:t>）。正如富有可以助長自我放縱、自大、驕傲以及藐視、欺壓他人一樣，貧窮則會鼓勵相反的美德。</w:t>
+        <w:t>中，表示錢囊的這個相同的詞被比喻為在天上不會壞、不會被偷或被毀的財寶。</w:t>
       </w:r>
     </w:p>
     <w:p>
@@ -1196,9 +1179,9 @@
         <w:rPr>
           <w:lang w:val="zh_TW" w:bidi="zh_TW"/>
         </w:rPr>
-        <w:t>因此，貧窮不再是一種應該避免的邪惡，而成為一種應當追求的理想。根據舊約中「貧窮人」和「虔誠人」幾乎可以互換使用的方式，許多猶太人在兩約之間的時期放棄了個人財產。這其中包括愛色尼派（Essenes）和在死海附近的昆蘭建立的相關群體。後者實際上自稱為「貧窮人」。這一傳統延續到了新約時代。可能在耶路撒冷的「貧窮人」指的是當時教會中的一個特定群體（甚至是整個耶路撒冷教會；</w:t>
-      </w:r>
-      <w:hyperlink r:id="rId28">
+        <w:t>另一個希臘詞表示通常用來攜帶錢財的地方是腰帶或皮帶。腰帶是古代東方男女服裝的重要部分。用皮革製成的腰帶會作成中空或帶有槽口，以便攜帶錢幣。用布製成的腰帶被折疊，使錢可以放在折縫中，這些折縫就像口袋一樣（</w:t>
+      </w:r>
+      <w:hyperlink r:id="rId54">
         <w:r>
           <w:rPr>
             <w:lang w:val="zh_TW" w:bidi="zh_TW"/>
@@ -1207,7 +1190,7 @@
             <w:color w:val="0000EE"/>
             <w:u w:val="single"/>
           </w:rPr>
-          <w:t>羅馬書15:26</w:t>
+          <w:t>馬太福音10:9</w:t>
         </w:r>
       </w:hyperlink>
       <w:r>
@@ -1216,7 +1199,7 @@
         </w:rPr>
         <w:t>；</w:t>
       </w:r>
-      <w:hyperlink r:id="rId30">
+      <w:hyperlink r:id="rId55">
         <w:r>
           <w:rPr>
             <w:lang w:val="zh_TW" w:bidi="zh_TW"/>
@@ -1225,14 +1208,14 @@
             <w:color w:val="0000EE"/>
             <w:u w:val="single"/>
           </w:rPr>
-          <w:t>加拉太書2:10</w:t>
+          <w:t>馬可福音6:8</w:t>
         </w:r>
       </w:hyperlink>
       <w:r>
         <w:rPr>
           <w:lang w:val="zh_TW" w:bidi="zh_TW"/>
         </w:rPr>
-        <w:t>）。後來確實出現了一個猶太基督教派，稱為「以便尼派（Ebionites）」（來自希伯來語中表示「貧窮」的詞）。</w:t>
+        <w:t>）。</w:t>
       </w:r>
     </w:p>
     <w:p>
@@ -1246,9 +1229,9 @@
         <w:rPr>
           <w:lang w:val="zh_TW" w:bidi="zh_TW"/>
         </w:rPr>
-        <w:t>新約當然清楚地教導真正重要的是內心的態度。貧窮但貪婪，或富有但慷慨都是有可能的。即便如此，根據上述舊約背景，福音書中這些詞彙的普遍意義是：富有=壞，貧窮=好。一方面，撒都該人擁有世俗的財富，法利賽人擁有屬靈的驕傲，而有產業的人是自私、愚昧的，處於嚴重的屬靈危險中（</w:t>
-      </w:r>
-      <w:hyperlink r:id="rId55">
+        <w:t>希臘文中，猶大為門徒保管的「錢囊」一詞，指的是用來裝吹奏樂器吹口的盒子或容器。到了新約聖經時期，這個詞已經演變成為錢箱或可能是錢袋的希臘詞（</w:t>
+      </w:r>
+      <w:hyperlink r:id="rId56">
         <w:r>
           <w:rPr>
             <w:lang w:val="zh_TW" w:bidi="zh_TW"/>
@@ -1257,7 +1240,7 @@
             <w:color w:val="0000EE"/>
             <w:u w:val="single"/>
           </w:rPr>
-          <w:t>馬可福音10:23</w:t>
+          <w:t>約翰福音12:6</w:t>
         </w:r>
       </w:hyperlink>
       <w:r>
@@ -1266,7 +1249,7 @@
         </w:rPr>
         <w:t>；</w:t>
       </w:r>
-      <w:hyperlink r:id="rId56">
+      <w:hyperlink r:id="rId57">
         <w:r>
           <w:rPr>
             <w:lang w:val="zh_TW" w:bidi="zh_TW"/>
@@ -1275,254 +1258,14 @@
             <w:color w:val="0000EE"/>
             <w:u w:val="single"/>
           </w:rPr>
-          <w:t>路加福音12:13–21</w:t>
+          <w:t>13:29</w:t>
         </w:r>
       </w:hyperlink>
       <w:r>
         <w:rPr>
           <w:lang w:val="zh_TW" w:bidi="zh_TW"/>
         </w:rPr>
-        <w:t>，</w:t>
-      </w:r>
-      <w:hyperlink r:id="rId57">
-        <w:r>
-          <w:rPr>
-            <w:lang w:val="zh_TW" w:bidi="zh_TW"/>
-          </w:rPr>
-          <w:rPr>
-            <w:color w:val="0000EE"/>
-            <w:u w:val="single"/>
-          </w:rPr>
-          <w:t>16:19–31</w:t>
-        </w:r>
-      </w:hyperlink>
-      <w:r>
-        <w:rPr>
-          <w:lang w:val="zh_TW" w:bidi="zh_TW"/>
-        </w:rPr>
-        <w:t>）。另一方面，委身且簡樸的人，如耶穌自己的家人和朋友，通常代表貧窮人。</w:t>
-      </w:r>
-    </w:p>
-    <w:p>
-      <w:pPr/>
-      <w:r>
-        <w:rPr>
-          <w:lang w:val="zh_TW" w:bidi="zh_TW"/>
-        </w:rPr>
-      </w:r>
-      <w:r>
-        <w:rPr>
-          <w:lang w:val="zh_TW" w:bidi="zh_TW"/>
-        </w:rPr>
-        <w:t>因此，事實上，八福第一福的兩個版本（馬太和路加的記載）實際上是相同的。馬太的版本有深度：「虛心的人有福了」（</w:t>
-      </w:r>
-      <w:hyperlink r:id="rId58">
-        <w:r>
-          <w:rPr>
-            <w:lang w:val="zh_TW" w:bidi="zh_TW"/>
-          </w:rPr>
-          <w:rPr>
-            <w:color w:val="0000EE"/>
-            <w:u w:val="single"/>
-          </w:rPr>
-          <w:t>馬太福音5:3）；</w:t>
-        </w:r>
-      </w:hyperlink>
-      <w:r>
-        <w:rPr>
-          <w:lang w:val="zh_TW" w:bidi="zh_TW"/>
-        </w:rPr>
-        <w:t>路加的版本有廣度。當路加簡單地說「你們貧窮的人有福了」（</w:t>
-      </w:r>
-      <w:hyperlink r:id="rId59">
-        <w:r>
-          <w:rPr>
-            <w:lang w:val="zh_TW" w:bidi="zh_TW"/>
-          </w:rPr>
-          <w:rPr>
-            <w:color w:val="0000EE"/>
-            <w:u w:val="single"/>
-          </w:rPr>
-          <w:t>路加福音6:20</w:t>
-        </w:r>
-      </w:hyperlink>
-      <w:r>
-        <w:rPr>
-          <w:lang w:val="zh_TW" w:bidi="zh_TW"/>
-        </w:rPr>
-        <w:t>）時，他指的是那些在需要中（</w:t>
-      </w:r>
-      <w:r>
-        <w:rPr>
-          <w:i/>
-          <w:lang w:val="zh_TW" w:bidi="zh_TW"/>
-        </w:rPr>
-        <w:t>任何</w:t>
-      </w:r>
-      <w:r>
-        <w:rPr>
-          <w:lang w:val="zh_TW" w:bidi="zh_TW"/>
-        </w:rPr>
-        <w:t>需要）轉向主的人。基督來到世上是為了將福音帶給這樣的人（</w:t>
-      </w:r>
-      <w:hyperlink r:id="rId60">
-        <w:r>
-          <w:rPr>
-            <w:lang w:val="zh_TW" w:bidi="zh_TW"/>
-          </w:rPr>
-          <w:rPr>
-            <w:color w:val="0000EE"/>
-            <w:u w:val="single"/>
-          </w:rPr>
-          <w:t>馬太福音11:5</w:t>
-        </w:r>
-      </w:hyperlink>
-      <w:r>
-        <w:rPr>
-          <w:lang w:val="zh_TW" w:bidi="zh_TW"/>
-        </w:rPr>
-        <w:t>；</w:t>
-      </w:r>
-      <w:hyperlink r:id="rId61">
-        <w:r>
-          <w:rPr>
-            <w:lang w:val="zh_TW" w:bidi="zh_TW"/>
-          </w:rPr>
-          <w:rPr>
-            <w:color w:val="0000EE"/>
-            <w:u w:val="single"/>
-          </w:rPr>
-          <w:t>路加福音4:18</w:t>
-        </w:r>
-      </w:hyperlink>
-      <w:r>
-        <w:rPr>
-          <w:lang w:val="zh_TW" w:bidi="zh_TW"/>
-        </w:rPr>
-        <w:t>）。耶穌基督自己體現了同樣的理念。正如保羅所說：「</w:t>
-      </w:r>
-      <w:r>
-        <w:rPr>
-          <w:lang w:val="zh_TW" w:bidi="zh_TW"/>
-        </w:rPr>
-        <w:t>他本來富足，卻為你們成了貧窮，叫你們因他的貧窮，可以成為富足</w:t>
-      </w:r>
-      <w:r>
-        <w:rPr>
-          <w:lang w:val="zh_TW" w:bidi="zh_TW"/>
-        </w:rPr>
-        <w:t>」（</w:t>
-      </w:r>
-      <w:hyperlink r:id="rId62">
-        <w:r>
-          <w:rPr>
-            <w:lang w:val="zh_TW" w:bidi="zh_TW"/>
-          </w:rPr>
-          <w:rPr>
-            <w:color w:val="0000EE"/>
-            <w:u w:val="single"/>
-          </w:rPr>
-          <w:t>哥林多後書8:9</w:t>
-        </w:r>
-      </w:hyperlink>
-      <w:r>
-        <w:rPr>
-          <w:lang w:val="zh_TW" w:bidi="zh_TW"/>
-        </w:rPr>
-        <w:t>，</w:t>
-      </w:r>
-      <w:r>
-        <w:rPr>
-          <w:lang w:val="zh_TW" w:bidi="zh_TW"/>
-        </w:rPr>
-        <w:t>庇哩亞聖經</w:t>
-      </w:r>
-      <w:r>
-        <w:rPr>
-          <w:lang w:val="zh_TW" w:bidi="zh_TW"/>
-        </w:rPr>
-        <w:t>）。我們無助的貧窮是一種邪惡，需要祂來拯救；祂有意選擇的貧窮樣式正是祂拯救的榮耀方式。</w:t>
-      </w:r>
-    </w:p>
-    <w:p>
-      <w:pPr/>
-      <w:r>
-        <w:rPr>
-          <w:lang w:val="zh_TW" w:bidi="zh_TW"/>
-        </w:rPr>
-      </w:r>
-      <w:r>
-        <w:rPr>
-          <w:i/>
-          <w:lang w:val="zh_TW" w:bidi="zh_TW"/>
-        </w:rPr>
-        <w:t>另見</w:t>
-      </w:r>
-      <w:r>
-        <w:rPr>
-          <w:lang w:val="zh_TW" w:bidi="zh_TW"/>
-        </w:rPr>
-        <w:t xml:space="preserve"> </w:t>
-      </w:r>
-      <w:r>
-        <w:rPr>
-          <w:lang w:val="zh_TW" w:bidi="zh_TW"/>
-        </w:rPr>
-        <w:t>施捨</w:t>
-      </w:r>
-      <w:r>
-        <w:rPr>
-          <w:lang w:val="zh_TW" w:bidi="zh_TW"/>
-        </w:rPr>
-        <w:t>，</w:t>
-      </w:r>
-      <w:r>
-        <w:rPr>
-          <w:lang w:val="zh_TW" w:bidi="zh_TW"/>
-        </w:rPr>
-        <w:t>錢財</w:t>
-      </w:r>
-      <w:r>
-        <w:rPr>
-          <w:lang w:val="zh_TW" w:bidi="zh_TW"/>
-        </w:rPr>
-        <w:t>，</w:t>
-      </w:r>
-      <w:r>
-        <w:rPr>
-          <w:lang w:val="zh_TW" w:bidi="zh_TW"/>
-        </w:rPr>
-        <w:t>公義</w:t>
-      </w:r>
-      <w:r>
-        <w:rPr>
-          <w:lang w:val="zh_TW" w:bidi="zh_TW"/>
-        </w:rPr>
-        <w:t>，</w:t>
-      </w:r>
-      <w:r>
-        <w:rPr>
-          <w:lang w:val="zh_TW" w:bidi="zh_TW"/>
-        </w:rPr>
-        <w:t>工價</w:t>
-      </w:r>
-      <w:r>
-        <w:rPr>
-          <w:lang w:val="zh_TW" w:bidi="zh_TW"/>
-        </w:rPr>
-        <w:t>，</w:t>
-      </w:r>
-      <w:r>
-        <w:rPr>
-          <w:lang w:val="zh_TW" w:bidi="zh_TW"/>
-        </w:rPr>
-        <w:t>財富</w:t>
-      </w:r>
-      <w:r>
-        <w:rPr>
-          <w:lang w:val="zh_TW" w:bidi="zh_TW"/>
-        </w:rPr>
-        <w:t>。</w:t>
+        <w:t>）。</w:t>
       </w:r>
       <w:r>
         <w:rPr>

--- a/zht/docx/127.content.docx
+++ b/zht/docx/127.content.docx
@@ -149,7 +149,7 @@
         <w:rPr>
           <w:lang w:val="zh_TW" w:bidi="zh_TW"/>
         </w:rPr>
-        <w:t>qian</w:t>
+        <w:t>pu</w:t>
       </w:r>
       <w:r>
         <w:rPr>
@@ -212,7 +212,7 @@
         <w:rPr>
           <w:lang w:val="zh_TW" w:bidi="zh_TW"/>
         </w:rPr>
-        <w:t>謙卑</w:t>
+        <w:t>葡萄樹與葡萄園</w:t>
       </w:r>
       <w:r>
         <w:rPr>
@@ -231,7 +231,7 @@
         <w:rPr>
           <w:lang w:val="zh_TW" w:bidi="zh_TW"/>
         </w:rPr>
-        <w:t>卑微或受苦的狀態，在這種狀態下，人會經歷權力與聲望的喪失。在基督教信仰之外，這樣的謙卑，通常不會被視為是一種美德。然而，在猶太基督教傳統的語境中，謙卑被認為是人類對造物主的正確態度。謙卑是一種感恩和自發的意識，即生命是神賜予的禮物，並表現為對神的絕對依賴，是既不勉強又不虛偽的確信。</w:t>
+        <w:t>葡萄藤或葡萄樹可產出葡萄、葡萄乾和葡萄酒。葡萄園是種植葡萄樹的園子。</w:t>
       </w:r>
     </w:p>
     <w:p>
@@ -245,7 +245,7 @@
         <w:rPr>
           <w:lang w:val="zh_TW" w:bidi="zh_TW"/>
         </w:rPr>
-        <w:t>在聖經文學中，謙卑與溫柔或耐心之間，並沒有明顯的區分。在以色列歷史的早期階段中，謙卑者被認為是貧窮的、受苦的和無權勢的人。耶和華拯救謙卑者，但使驕傲者降卑（</w:t>
+        <w:t>聖經提到的葡萄樹，既有字面上的意義，也有比喻的意義。葡萄樹可能起源於亞拉臘地區（</w:t>
       </w:r>
       <w:hyperlink r:id="rId13">
         <w:r>
@@ -256,14 +256,14 @@
             <w:color w:val="0000EE"/>
             <w:u w:val="single"/>
           </w:rPr>
-          <w:t>撒上2:7</w:t>
-        </w:r>
-      </w:hyperlink>
-      <w:r>
-        <w:rPr>
-          <w:lang w:val="zh_TW" w:bidi="zh_TW"/>
-        </w:rPr>
-        <w:t>；</w:t>
+          <w:t>創9:20</w:t>
+        </w:r>
+      </w:hyperlink>
+      <w:r>
+        <w:rPr>
+          <w:lang w:val="zh_TW" w:bidi="zh_TW"/>
+        </w:rPr>
+        <w:t>）。古埃及人也有種植葡萄樹，墓葬壁畫亦有描繪酒的製作過程。迦南人曾以酒迎接亞伯拉罕（</w:t>
       </w:r>
       <w:hyperlink r:id="rId14">
         <w:r>
@@ -274,14 +274,14 @@
             <w:color w:val="0000EE"/>
             <w:u w:val="single"/>
           </w:rPr>
-          <w:t>撒下22:28</w:t>
-        </w:r>
-      </w:hyperlink>
-      <w:r>
-        <w:rPr>
-          <w:lang w:val="zh_TW" w:bidi="zh_TW"/>
-        </w:rPr>
-        <w:t>）。在神的權能和榮耀面前，族長亞伯拉罕承認他不過是塵土和灰燼（</w:t>
+          <w:t>創14:18</w:t>
+        </w:r>
+      </w:hyperlink>
+      <w:r>
+        <w:rPr>
+          <w:lang w:val="zh_TW" w:bidi="zh_TW"/>
+        </w:rPr>
+        <w:t>）。摩西曾描述應許之地的葡萄園（</w:t>
       </w:r>
       <w:hyperlink r:id="rId15">
         <w:r>
@@ -292,43 +292,7 @@
             <w:color w:val="0000EE"/>
             <w:u w:val="single"/>
           </w:rPr>
-          <w:t>創18:27</w:t>
-        </w:r>
-      </w:hyperlink>
-      <w:r>
-        <w:rPr>
-          <w:lang w:val="zh_TW" w:bidi="zh_TW"/>
-        </w:rPr>
-        <w:t>）。以色列起初是一個受奴役的國家，他們知道自己被選中不是因為人數眾多或物質財富，而是因為神的愛（</w:t>
-      </w:r>
-      <w:hyperlink r:id="rId16">
-        <w:r>
-          <w:rPr>
-            <w:lang w:val="zh_TW" w:bidi="zh_TW"/>
-          </w:rPr>
-          <w:rPr>
-            <w:color w:val="0000EE"/>
-            <w:u w:val="single"/>
-          </w:rPr>
-          <w:t>申7:7–8</w:t>
-        </w:r>
-      </w:hyperlink>
-      <w:r>
-        <w:rPr>
-          <w:lang w:val="zh_TW" w:bidi="zh_TW"/>
-        </w:rPr>
-        <w:t>）。透過將所有財富和權力的來源歸於主，神便能掌管人類驕傲和傲慢的兩大主要來源（參：</w:t>
-      </w:r>
-      <w:hyperlink r:id="rId17">
-        <w:r>
-          <w:rPr>
-            <w:lang w:val="zh_TW" w:bidi="zh_TW"/>
-          </w:rPr>
-          <w:rPr>
-            <w:color w:val="0000EE"/>
-            <w:u w:val="single"/>
-          </w:rPr>
-          <w:t>耶9:23–24</w:t>
+          <w:t>申6:11</w:t>
         </w:r>
       </w:hyperlink>
       <w:r>
@@ -336,6 +300,17 @@
           <w:lang w:val="zh_TW" w:bidi="zh_TW"/>
         </w:rPr>
         <w:t>）。</w:t>
+      </w:r>
+    </w:p>
+    <w:p>
+      <w:pPr>
+        <w:pStyle w:val="Heading3"/>
+      </w:pPr>
+      <w:r>
+        <w:rPr>
+          <w:lang w:val="zh_TW" w:bidi="zh_TW"/>
+        </w:rPr>
+        <w:t>為什麼葡萄藤在聖經時代如此重要？</w:t>
       </w:r>
     </w:p>
     <w:p>
@@ -349,7 +324,43 @@
         <w:rPr>
           <w:lang w:val="zh_TW" w:bidi="zh_TW"/>
         </w:rPr>
-        <w:t>既謙卑又貧窮的人是耶和華關心的對象（</w:t>
+        <w:t>優質的葡萄來自山谷和平原，為希伯來人提供水果和酒，豐富他們清淡的飲食（</w:t>
+      </w:r>
+      <w:hyperlink r:id="rId16">
+        <w:r>
+          <w:rPr>
+            <w:lang w:val="zh_TW" w:bidi="zh_TW"/>
+          </w:rPr>
+          <w:rPr>
+            <w:color w:val="0000EE"/>
+            <w:u w:val="single"/>
+          </w:rPr>
+          <w:t>民13:20、24</w:t>
+        </w:r>
+      </w:hyperlink>
+      <w:r>
+        <w:rPr>
+          <w:lang w:val="zh_TW" w:bidi="zh_TW"/>
+        </w:rPr>
+        <w:t>；</w:t>
+      </w:r>
+      <w:hyperlink r:id="rId17">
+        <w:r>
+          <w:rPr>
+            <w:lang w:val="zh_TW" w:bidi="zh_TW"/>
+          </w:rPr>
+          <w:rPr>
+            <w:color w:val="0000EE"/>
+            <w:u w:val="single"/>
+          </w:rPr>
+          <w:t>士14:5</w:t>
+        </w:r>
+      </w:hyperlink>
+      <w:r>
+        <w:rPr>
+          <w:lang w:val="zh_TW" w:bidi="zh_TW"/>
+        </w:rPr>
+        <w:t>，</w:t>
       </w:r>
       <w:hyperlink r:id="rId18">
         <w:r>
@@ -360,14 +371,14 @@
             <w:color w:val="0000EE"/>
             <w:u w:val="single"/>
           </w:rPr>
-          <w:t>出23:6、11</w:t>
-        </w:r>
-      </w:hyperlink>
-      <w:r>
-        <w:rPr>
-          <w:lang w:val="zh_TW" w:bidi="zh_TW"/>
-        </w:rPr>
-        <w:t>；</w:t>
+          <w:t>15:5</w:t>
+        </w:r>
+      </w:hyperlink>
+      <w:r>
+        <w:rPr>
+          <w:lang w:val="zh_TW" w:bidi="zh_TW"/>
+        </w:rPr>
+        <w:t>）。酒是他們文化的重要一環，買賣相當流行，而在以色列最後幾位國王執政期間，酒的貿易非常活躍（參</w:t>
       </w:r>
       <w:hyperlink r:id="rId19">
         <w:r>
@@ -378,14 +389,14 @@
             <w:color w:val="0000EE"/>
             <w:u w:val="single"/>
           </w:rPr>
-          <w:t>申15:4、7</w:t>
-        </w:r>
-      </w:hyperlink>
-      <w:r>
-        <w:rPr>
-          <w:lang w:val="zh_TW" w:bidi="zh_TW"/>
-        </w:rPr>
-        <w:t>）。因此，貧窮人的謙卑成為敬畏神的義人的象徵（</w:t>
+          <w:t>結27:18</w:t>
+        </w:r>
+      </w:hyperlink>
+      <w:r>
+        <w:rPr>
+          <w:lang w:val="zh_TW" w:bidi="zh_TW"/>
+        </w:rPr>
+        <w:t>）。到希臘人和羅馬人統治時，這種貿易仍然流行。對於希伯來人來說，理想生活的景象是安靜地待在一處，耕種自己的土地，坐在自己的葡萄樹下（</w:t>
       </w:r>
       <w:hyperlink r:id="rId20">
         <w:r>
@@ -396,79 +407,7 @@
             <w:color w:val="0000EE"/>
             <w:u w:val="single"/>
           </w:rPr>
-          <w:t>民12:3</w:t>
-        </w:r>
-      </w:hyperlink>
-      <w:r>
-        <w:rPr>
-          <w:lang w:val="zh_TW" w:bidi="zh_TW"/>
-        </w:rPr>
-        <w:t>）。在舊約中，謙卑這個概念的發展幾乎等同於公義，並與公正和憐憫一起被視為是神的要求（</w:t>
-      </w:r>
-      <w:hyperlink r:id="rId21">
-        <w:r>
-          <w:rPr>
-            <w:lang w:val="zh_TW" w:bidi="zh_TW"/>
-          </w:rPr>
-          <w:rPr>
-            <w:color w:val="0000EE"/>
-            <w:u w:val="single"/>
-          </w:rPr>
-          <w:t>彌6:8</w:t>
-        </w:r>
-      </w:hyperlink>
-      <w:r>
-        <w:rPr>
-          <w:lang w:val="zh_TW" w:bidi="zh_TW"/>
-        </w:rPr>
-        <w:t>）。特別是在詩篇中，「受苦者」幾乎成為義人的專有名詞（</w:t>
-      </w:r>
-      <w:hyperlink r:id="rId22">
-        <w:r>
-          <w:rPr>
-            <w:lang w:val="zh_TW" w:bidi="zh_TW"/>
-          </w:rPr>
-          <w:rPr>
-            <w:color w:val="0000EE"/>
-            <w:u w:val="single"/>
-          </w:rPr>
-          <w:t>詩22:26</w:t>
-        </w:r>
-      </w:hyperlink>
-      <w:r>
-        <w:rPr>
-          <w:lang w:val="zh_TW" w:bidi="zh_TW"/>
-        </w:rPr>
-        <w:t>；</w:t>
-      </w:r>
-      <w:hyperlink r:id="rId23">
-        <w:r>
-          <w:rPr>
-            <w:lang w:val="zh_TW" w:bidi="zh_TW"/>
-          </w:rPr>
-          <w:rPr>
-            <w:color w:val="0000EE"/>
-            <w:u w:val="single"/>
-          </w:rPr>
-          <w:t>25:9</w:t>
-        </w:r>
-      </w:hyperlink>
-      <w:r>
-        <w:rPr>
-          <w:lang w:val="zh_TW" w:bidi="zh_TW"/>
-        </w:rPr>
-        <w:t>；</w:t>
-      </w:r>
-      <w:hyperlink r:id="rId24">
-        <w:r>
-          <w:rPr>
-            <w:lang w:val="zh_TW" w:bidi="zh_TW"/>
-          </w:rPr>
-          <w:rPr>
-            <w:color w:val="0000EE"/>
-            <w:u w:val="single"/>
-          </w:rPr>
-          <w:t>147:6</w:t>
+          <w:t>王上4:25</w:t>
         </w:r>
       </w:hyperlink>
       <w:r>
@@ -476,6 +415,17 @@
           <w:lang w:val="zh_TW" w:bidi="zh_TW"/>
         </w:rPr>
         <w:t>）。</w:t>
+      </w:r>
+    </w:p>
+    <w:p>
+      <w:pPr>
+        <w:pStyle w:val="Heading3"/>
+      </w:pPr>
+      <w:r>
+        <w:rPr>
+          <w:lang w:val="zh_TW" w:bidi="zh_TW"/>
+        </w:rPr>
+        <w:t>葡萄的種植與收成</w:t>
       </w:r>
     </w:p>
     <w:p>
@@ -489,19 +439,79 @@
         <w:rPr>
           <w:lang w:val="zh_TW" w:bidi="zh_TW"/>
         </w:rPr>
-        <w:t>此外，謙卑是罪人對神的聖潔適當的回應。先知以賽亞，面對神在聖殿中的榮耀，呼喊：「</w:t>
-      </w:r>
-      <w:r>
-        <w:rPr>
-          <w:lang w:val="zh_TW" w:bidi="zh_TW"/>
-        </w:rPr>
-        <w:t>禍哉！我滅亡了！因為我是嘴唇不潔的人</w:t>
-      </w:r>
-      <w:r>
-        <w:rPr>
-          <w:lang w:val="zh_TW" w:bidi="zh_TW"/>
-        </w:rPr>
-        <w:t>」(</w:t>
+        <w:t>典型的葡萄園周圍有保護園子的籬笆或圍欄。在收成的季節，守衛會待在瞭望塔看守，防止小偷偷竊農作物（</w:t>
+      </w:r>
+      <w:hyperlink r:id="rId21">
+        <w:r>
+          <w:rPr>
+            <w:lang w:val="zh_TW" w:bidi="zh_TW"/>
+          </w:rPr>
+          <w:rPr>
+            <w:color w:val="0000EE"/>
+            <w:u w:val="single"/>
+          </w:rPr>
+          <w:t>伯24:18</w:t>
+        </w:r>
+      </w:hyperlink>
+      <w:r>
+        <w:rPr>
+          <w:lang w:val="zh_TW" w:bidi="zh_TW"/>
+        </w:rPr>
+        <w:t>；</w:t>
+      </w:r>
+      <w:hyperlink r:id="rId22">
+        <w:r>
+          <w:rPr>
+            <w:lang w:val="zh_TW" w:bidi="zh_TW"/>
+          </w:rPr>
+          <w:rPr>
+            <w:color w:val="0000EE"/>
+            <w:u w:val="single"/>
+          </w:rPr>
+          <w:t>賽1:8</w:t>
+        </w:r>
+      </w:hyperlink>
+      <w:r>
+        <w:rPr>
+          <w:lang w:val="zh_TW" w:bidi="zh_TW"/>
+        </w:rPr>
+        <w:t>；</w:t>
+      </w:r>
+      <w:hyperlink r:id="rId23">
+        <w:r>
+          <w:rPr>
+            <w:lang w:val="zh_TW" w:bidi="zh_TW"/>
+          </w:rPr>
+          <w:rPr>
+            <w:color w:val="0000EE"/>
+            <w:u w:val="single"/>
+          </w:rPr>
+          <w:t>可12:1</w:t>
+        </w:r>
+      </w:hyperlink>
+      <w:r>
+        <w:rPr>
+          <w:lang w:val="zh_TW" w:bidi="zh_TW"/>
+        </w:rPr>
+        <w:t>）。葡萄藤則一行行種植在封閉的區域裡，隨著植物生長，葡萄藤沿著支架，以將結果的枝條從地面上抬起來（</w:t>
+      </w:r>
+      <w:hyperlink r:id="rId24">
+        <w:r>
+          <w:rPr>
+            <w:lang w:val="zh_TW" w:bidi="zh_TW"/>
+          </w:rPr>
+          <w:rPr>
+            <w:color w:val="0000EE"/>
+            <w:u w:val="single"/>
+          </w:rPr>
+          <w:t>結17:6</w:t>
+        </w:r>
+      </w:hyperlink>
+      <w:r>
+        <w:rPr>
+          <w:lang w:val="zh_TW" w:bidi="zh_TW"/>
+        </w:rPr>
+        <w:t>）。葡萄園工人修剪並照料葡萄藤（</w:t>
       </w:r>
       <w:hyperlink r:id="rId25">
         <w:r>
@@ -512,14 +522,151 @@
             <w:color w:val="0000EE"/>
             <w:u w:val="single"/>
           </w:rPr>
-          <w:t>賽6:5</w:t>
-        </w:r>
-      </w:hyperlink>
-      <w:r>
-        <w:rPr>
-          <w:lang w:val="zh_TW" w:bidi="zh_TW"/>
-        </w:rPr>
-        <w:t>)。因此，謙卑成為一種性格特徵，而不只是反映物質貧困或痛苦狀態的術語。它成為一種反映敬虔本質的概念，是所有以神為他們之主的人所期望的。</w:t>
+          <w:t>利25:3</w:t>
+        </w:r>
+      </w:hyperlink>
+      <w:r>
+        <w:rPr>
+          <w:lang w:val="zh_TW" w:bidi="zh_TW"/>
+        </w:rPr>
+        <w:t>；</w:t>
+      </w:r>
+      <w:hyperlink r:id="rId26">
+        <w:r>
+          <w:rPr>
+            <w:lang w:val="zh_TW" w:bidi="zh_TW"/>
+          </w:rPr>
+          <w:rPr>
+            <w:color w:val="0000EE"/>
+            <w:u w:val="single"/>
+          </w:rPr>
+          <w:t>賽61:5</w:t>
+        </w:r>
+      </w:hyperlink>
+      <w:r>
+        <w:rPr>
+          <w:lang w:val="zh_TW" w:bidi="zh_TW"/>
+        </w:rPr>
+        <w:t>；</w:t>
+      </w:r>
+      <w:hyperlink r:id="rId27">
+        <w:r>
+          <w:rPr>
+            <w:lang w:val="zh_TW" w:bidi="zh_TW"/>
+          </w:rPr>
+          <w:rPr>
+            <w:color w:val="0000EE"/>
+            <w:u w:val="single"/>
+          </w:rPr>
+          <w:t>珥3:10</w:t>
+        </w:r>
+      </w:hyperlink>
+      <w:r>
+        <w:rPr>
+          <w:lang w:val="zh_TW" w:bidi="zh_TW"/>
+        </w:rPr>
+        <w:t>；</w:t>
+      </w:r>
+      <w:hyperlink r:id="rId28">
+        <w:r>
+          <w:rPr>
+            <w:lang w:val="zh_TW" w:bidi="zh_TW"/>
+          </w:rPr>
+          <w:rPr>
+            <w:color w:val="0000EE"/>
+            <w:u w:val="single"/>
+          </w:rPr>
+          <w:t>約15:2</w:t>
+        </w:r>
+      </w:hyperlink>
+      <w:r>
+        <w:rPr>
+          <w:lang w:val="zh_TW" w:bidi="zh_TW"/>
+        </w:rPr>
+        <w:t>），又採摘成熟的果實並送往榨酒池（</w:t>
+      </w:r>
+      <w:hyperlink r:id="rId29">
+        <w:r>
+          <w:rPr>
+            <w:lang w:val="zh_TW" w:bidi="zh_TW"/>
+          </w:rPr>
+          <w:rPr>
+            <w:color w:val="0000EE"/>
+            <w:u w:val="single"/>
+          </w:rPr>
+          <w:t>何9:2</w:t>
+        </w:r>
+      </w:hyperlink>
+      <w:r>
+        <w:rPr>
+          <w:lang w:val="zh_TW" w:bidi="zh_TW"/>
+        </w:rPr>
+        <w:t>）。踹葡萄是一個慶祝的場合（</w:t>
+      </w:r>
+      <w:hyperlink r:id="rId30">
+        <w:r>
+          <w:rPr>
+            <w:lang w:val="zh_TW" w:bidi="zh_TW"/>
+          </w:rPr>
+          <w:rPr>
+            <w:color w:val="0000EE"/>
+            <w:u w:val="single"/>
+          </w:rPr>
+          <w:t>賽16:10</w:t>
+        </w:r>
+      </w:hyperlink>
+      <w:r>
+        <w:rPr>
+          <w:lang w:val="zh_TW" w:bidi="zh_TW"/>
+        </w:rPr>
+        <w:t>；</w:t>
+      </w:r>
+      <w:hyperlink r:id="rId31">
+        <w:r>
+          <w:rPr>
+            <w:lang w:val="zh_TW" w:bidi="zh_TW"/>
+          </w:rPr>
+          <w:rPr>
+            <w:color w:val="0000EE"/>
+            <w:u w:val="single"/>
+          </w:rPr>
+          <w:t>耶25:30</w:t>
+        </w:r>
+      </w:hyperlink>
+      <w:r>
+        <w:rPr>
+          <w:lang w:val="zh_TW" w:bidi="zh_TW"/>
+        </w:rPr>
+        <w:t>）。發酵的汁液會收集在新的羊皮袋和大型陶罐中（</w:t>
+      </w:r>
+      <w:hyperlink r:id="rId32">
+        <w:r>
+          <w:rPr>
+            <w:lang w:val="zh_TW" w:bidi="zh_TW"/>
+          </w:rPr>
+          <w:rPr>
+            <w:color w:val="0000EE"/>
+            <w:u w:val="single"/>
+          </w:rPr>
+          <w:t>太9:17</w:t>
+        </w:r>
+      </w:hyperlink>
+      <w:r>
+        <w:rPr>
+          <w:lang w:val="zh_TW" w:bidi="zh_TW"/>
+        </w:rPr>
+        <w:t>）。</w:t>
+      </w:r>
+    </w:p>
+    <w:p>
+      <w:pPr>
+        <w:pStyle w:val="Heading3"/>
+      </w:pPr>
+      <w:r>
+        <w:rPr>
+          <w:lang w:val="zh_TW" w:bidi="zh_TW"/>
+        </w:rPr>
+        <w:t>葡萄園在日常生活中的角色</w:t>
       </w:r>
     </w:p>
     <w:p>
@@ -533,73 +680,72 @@
         <w:rPr>
           <w:lang w:val="zh_TW" w:bidi="zh_TW"/>
         </w:rPr>
-        <w:t>在新約中，謙卑很少指貧窮、苦難或壓迫的客觀狀況。謙卑的主題在與耶穌作為彌賽亞的神學主題中發展。舊約認為最理想的謙卑是即將來臨君王的特質，這理所當然就適用於新約的耶穌（</w:t>
-      </w:r>
-      <w:hyperlink r:id="rId26">
-        <w:r>
-          <w:rPr>
-            <w:lang w:val="zh_TW" w:bidi="zh_TW"/>
-          </w:rPr>
-          <w:rPr>
-            <w:color w:val="0000EE"/>
-            <w:u w:val="single"/>
-          </w:rPr>
-          <w:t>亞9:9</w:t>
-        </w:r>
-      </w:hyperlink>
-      <w:r>
-        <w:rPr>
-          <w:lang w:val="zh_TW" w:bidi="zh_TW"/>
-        </w:rPr>
-        <w:t>；參：</w:t>
-      </w:r>
-      <w:hyperlink r:id="rId27">
-        <w:r>
-          <w:rPr>
-            <w:lang w:val="zh_TW" w:bidi="zh_TW"/>
-          </w:rPr>
-          <w:rPr>
-            <w:color w:val="0000EE"/>
-            <w:u w:val="single"/>
-          </w:rPr>
-          <w:t>太21:4–5</w:t>
-        </w:r>
-      </w:hyperlink>
-      <w:r>
-        <w:rPr>
-          <w:lang w:val="zh_TW" w:bidi="zh_TW"/>
-        </w:rPr>
-        <w:t>）。作為神的兒子，耶穌不為自己著想，而是過著順服和信靠父神的生命。使徒保羅將一種自我倒空歸於道成肉身的神的兒子，藉此祂「</w:t>
-      </w:r>
-      <w:r>
-        <w:rPr>
-          <w:lang w:val="zh_TW" w:bidi="zh_TW"/>
-        </w:rPr>
-        <w:t>反倒虛己</w:t>
-      </w:r>
-      <w:r>
-        <w:rPr>
-          <w:lang w:val="zh_TW" w:bidi="zh_TW"/>
-        </w:rPr>
-        <w:t>，取了奴僕的形象」（</w:t>
-      </w:r>
-      <w:hyperlink r:id="rId28">
-        <w:r>
-          <w:rPr>
-            <w:lang w:val="zh_TW" w:bidi="zh_TW"/>
-          </w:rPr>
-          <w:rPr>
-            <w:color w:val="0000EE"/>
-            <w:u w:val="single"/>
-          </w:rPr>
-          <w:t>腓2:5–8</w:t>
-        </w:r>
-      </w:hyperlink>
-      <w:r>
-        <w:rPr>
-          <w:lang w:val="zh_TW" w:bidi="zh_TW"/>
-        </w:rPr>
-        <w:t>）。耶穌所展現的品格沒有任何的自大或傲慢。</w:t>
+        <w:t>收成葡萄的工人可以免除兵役，這點顯示葡萄對以色列經濟的重要性。稅務和債務通常以酒而非金錢支付。法律規定，窮人可以在葡萄園中，拾取遺留園中沒有被收成的葡萄，就像在麥田中拾取遺留的穀物一樣（</w:t>
+      </w:r>
+      <w:hyperlink r:id="rId33">
+        <w:r>
+          <w:rPr>
+            <w:lang w:val="zh_TW" w:bidi="zh_TW"/>
+          </w:rPr>
+          <w:rPr>
+            <w:color w:val="0000EE"/>
+            <w:u w:val="single"/>
+          </w:rPr>
+          <w:t>利19:9–10</w:t>
+        </w:r>
+      </w:hyperlink>
+      <w:r>
+        <w:rPr>
+          <w:lang w:val="zh_TW" w:bidi="zh_TW"/>
+        </w:rPr>
+        <w:t>）。不結果的葡萄藤被用來製作木炭（</w:t>
+      </w:r>
+      <w:hyperlink r:id="rId34">
+        <w:r>
+          <w:rPr>
+            <w:lang w:val="zh_TW" w:bidi="zh_TW"/>
+          </w:rPr>
+          <w:rPr>
+            <w:color w:val="0000EE"/>
+            <w:u w:val="single"/>
+          </w:rPr>
+          <w:t>結15:4</w:t>
+        </w:r>
+      </w:hyperlink>
+      <w:r>
+        <w:rPr>
+          <w:lang w:val="zh_TW" w:bidi="zh_TW"/>
+        </w:rPr>
+        <w:t>；</w:t>
+      </w:r>
+      <w:hyperlink r:id="rId35">
+        <w:r>
+          <w:rPr>
+            <w:lang w:val="zh_TW" w:bidi="zh_TW"/>
+          </w:rPr>
+          <w:rPr>
+            <w:color w:val="0000EE"/>
+            <w:u w:val="single"/>
+          </w:rPr>
+          <w:t>約15:6</w:t>
+        </w:r>
+      </w:hyperlink>
+      <w:r>
+        <w:rPr>
+          <w:lang w:val="zh_TW" w:bidi="zh_TW"/>
+        </w:rPr>
+        <w:t>）。</w:t>
+      </w:r>
+    </w:p>
+    <w:p>
+      <w:pPr>
+        <w:pStyle w:val="Heading3"/>
+      </w:pPr>
+      <w:r>
+        <w:rPr>
+          <w:lang w:val="zh_TW" w:bidi="zh_TW"/>
+        </w:rPr>
+        <w:t>耶穌關於葡萄樹與酒的教導</w:t>
       </w:r>
     </w:p>
     <w:p>
@@ -613,48 +759,36 @@
         <w:rPr>
           <w:lang w:val="zh_TW" w:bidi="zh_TW"/>
         </w:rPr>
-        <w:t>雖然在面對偽善時勇敢無畏，並毫不留情地拒絕虛偽的宗教表現，耶穌卻是「</w:t>
-      </w:r>
-      <w:r>
-        <w:rPr>
-          <w:lang w:val="zh_TW" w:bidi="zh_TW"/>
-        </w:rPr>
-        <w:t>心裏柔和謙卑</w:t>
-      </w:r>
-      <w:r>
-        <w:rPr>
-          <w:lang w:val="zh_TW" w:bidi="zh_TW"/>
-        </w:rPr>
-        <w:t>」的（</w:t>
-      </w:r>
-      <w:hyperlink r:id="rId29">
-        <w:r>
-          <w:rPr>
-            <w:lang w:val="zh_TW" w:bidi="zh_TW"/>
-          </w:rPr>
-          <w:rPr>
-            <w:color w:val="0000EE"/>
-            <w:u w:val="single"/>
-          </w:rPr>
-          <w:t>太11:29</w:t>
-        </w:r>
-      </w:hyperlink>
-      <w:r>
-        <w:rPr>
-          <w:lang w:val="zh_TW" w:bidi="zh_TW"/>
-        </w:rPr>
-        <w:t>）。因此，祂可以嚴厲警告其對地位的渴望，並公開斥責法利賽人對窮人和受壓迫者的暴力行為（</w:t>
-      </w:r>
-      <w:hyperlink r:id="rId30">
-        <w:r>
-          <w:rPr>
-            <w:lang w:val="zh_TW" w:bidi="zh_TW"/>
-          </w:rPr>
-          <w:rPr>
-            <w:color w:val="0000EE"/>
-            <w:u w:val="single"/>
-          </w:rPr>
-          <w:t>路14:11</w:t>
+        <w:t>耶穌經常使用葡萄園作為所講比喻的背景（</w:t>
+      </w:r>
+      <w:hyperlink r:id="rId36">
+        <w:r>
+          <w:rPr>
+            <w:lang w:val="zh_TW" w:bidi="zh_TW"/>
+          </w:rPr>
+          <w:rPr>
+            <w:color w:val="0000EE"/>
+            <w:u w:val="single"/>
+          </w:rPr>
+          <w:t>太20:1–16</w:t>
+        </w:r>
+      </w:hyperlink>
+      <w:r>
+        <w:rPr>
+          <w:lang w:val="zh_TW" w:bidi="zh_TW"/>
+        </w:rPr>
+        <w:t>，</w:t>
+      </w:r>
+      <w:hyperlink r:id="rId37">
+        <w:r>
+          <w:rPr>
+            <w:lang w:val="zh_TW" w:bidi="zh_TW"/>
+          </w:rPr>
+          <w:rPr>
+            <w:color w:val="0000EE"/>
+            <w:u w:val="single"/>
+          </w:rPr>
+          <w:t>21:28–43</w:t>
         </w:r>
       </w:hyperlink>
       <w:r>
@@ -663,23 +797,59 @@
         </w:rPr>
         <w:t>；</w:t>
       </w:r>
-      <w:hyperlink r:id="rId31">
-        <w:r>
-          <w:rPr>
-            <w:lang w:val="zh_TW" w:bidi="zh_TW"/>
-          </w:rPr>
-          <w:rPr>
-            <w:color w:val="0000EE"/>
-            <w:u w:val="single"/>
-          </w:rPr>
-          <w:t>太23:12</w:t>
-        </w:r>
-      </w:hyperlink>
-      <w:r>
-        <w:rPr>
-          <w:lang w:val="zh_TW" w:bidi="zh_TW"/>
-        </w:rPr>
-        <w:t>）。同時，祂也謙卑地像僕人一般服事他人（</w:t>
+      <w:hyperlink r:id="rId38">
+        <w:r>
+          <w:rPr>
+            <w:lang w:val="zh_TW" w:bidi="zh_TW"/>
+          </w:rPr>
+          <w:rPr>
+            <w:color w:val="0000EE"/>
+            <w:u w:val="single"/>
+          </w:rPr>
+          <w:t>可12:1–11</w:t>
+        </w:r>
+      </w:hyperlink>
+      <w:r>
+        <w:rPr>
+          <w:lang w:val="zh_TW" w:bidi="zh_TW"/>
+        </w:rPr>
+        <w:t>；</w:t>
+      </w:r>
+      <w:hyperlink r:id="rId39">
+        <w:r>
+          <w:rPr>
+            <w:lang w:val="zh_TW" w:bidi="zh_TW"/>
+          </w:rPr>
+          <w:rPr>
+            <w:color w:val="0000EE"/>
+            <w:u w:val="single"/>
+          </w:rPr>
+          <w:t>路13:6–9</w:t>
+        </w:r>
+      </w:hyperlink>
+      <w:r>
+        <w:rPr>
+          <w:lang w:val="zh_TW" w:bidi="zh_TW"/>
+        </w:rPr>
+        <w:t>，</w:t>
+      </w:r>
+      <w:hyperlink r:id="rId40">
+        <w:r>
+          <w:rPr>
+            <w:lang w:val="zh_TW" w:bidi="zh_TW"/>
+          </w:rPr>
+          <w:rPr>
+            <w:color w:val="0000EE"/>
+            <w:u w:val="single"/>
+          </w:rPr>
+          <w:t>20:9–18</w:t>
+        </w:r>
+      </w:hyperlink>
+      <w:r>
+        <w:rPr>
+          <w:lang w:val="zh_TW" w:bidi="zh_TW"/>
+        </w:rPr>
+        <w:t>）。當時的人普遍都知道和理解釀酒的方法。耶穌將新酒放入舊皮袋的故事，對新約聖經的聽眾來說，很容易明白（</w:t>
       </w:r>
       <w:hyperlink r:id="rId32">
         <w:r>
@@ -690,158 +860,14 @@
             <w:color w:val="0000EE"/>
             <w:u w:val="single"/>
           </w:rPr>
-          <w:t>路22:27</w:t>
-        </w:r>
-      </w:hyperlink>
-      <w:r>
-        <w:rPr>
-          <w:lang w:val="zh_TW" w:bidi="zh_TW"/>
-        </w:rPr>
-        <w:t>；</w:t>
-      </w:r>
-      <w:hyperlink r:id="rId33">
-        <w:r>
-          <w:rPr>
-            <w:lang w:val="zh_TW" w:bidi="zh_TW"/>
-          </w:rPr>
-          <w:rPr>
-            <w:color w:val="0000EE"/>
-            <w:u w:val="single"/>
-          </w:rPr>
-          <w:t>可10:45</w:t>
-        </w:r>
-      </w:hyperlink>
-      <w:r>
-        <w:rPr>
-          <w:lang w:val="zh_TW" w:bidi="zh_TW"/>
-        </w:rPr>
-        <w:t>；</w:t>
-      </w:r>
-      <w:hyperlink r:id="rId34">
-        <w:r>
-          <w:rPr>
-            <w:lang w:val="zh_TW" w:bidi="zh_TW"/>
-          </w:rPr>
-          <w:rPr>
-            <w:color w:val="0000EE"/>
-            <w:u w:val="single"/>
-          </w:rPr>
-          <w:t>太20:28</w:t>
-        </w:r>
-      </w:hyperlink>
-      <w:r>
-        <w:rPr>
-          <w:lang w:val="zh_TW" w:bidi="zh_TW"/>
-        </w:rPr>
-        <w:t>）。耶穌的謙卑和祂願意順服父的旨意而接受十字架的刑罰，是不可分割的。因此，以祂自己生命的作為見證，祂對心靈貧窮的教導是真實可靠的。祂將所有榮耀歸於父，並完全依賴祂（</w:t>
-      </w:r>
-      <w:hyperlink r:id="rId35">
-        <w:r>
-          <w:rPr>
-            <w:lang w:val="zh_TW" w:bidi="zh_TW"/>
-          </w:rPr>
-          <w:rPr>
-            <w:color w:val="0000EE"/>
-            <w:u w:val="single"/>
-          </w:rPr>
-          <w:t>約5:19</w:t>
-        </w:r>
-      </w:hyperlink>
-      <w:r>
-        <w:rPr>
-          <w:lang w:val="zh_TW" w:bidi="zh_TW"/>
-        </w:rPr>
-        <w:t>，</w:t>
-      </w:r>
-      <w:hyperlink r:id="rId36">
-        <w:r>
-          <w:rPr>
-            <w:lang w:val="zh_TW" w:bidi="zh_TW"/>
-          </w:rPr>
-          <w:rPr>
-            <w:color w:val="0000EE"/>
-            <w:u w:val="single"/>
-          </w:rPr>
-          <w:t>6:38</w:t>
-        </w:r>
-      </w:hyperlink>
-      <w:r>
-        <w:rPr>
-          <w:lang w:val="zh_TW" w:bidi="zh_TW"/>
-        </w:rPr>
-        <w:t>，</w:t>
-      </w:r>
-      <w:hyperlink r:id="rId37">
-        <w:r>
-          <w:rPr>
-            <w:lang w:val="zh_TW" w:bidi="zh_TW"/>
-          </w:rPr>
-          <w:rPr>
-            <w:color w:val="0000EE"/>
-            <w:u w:val="single"/>
-          </w:rPr>
-          <w:t>7:15</w:t>
-        </w:r>
-      </w:hyperlink>
-      <w:r>
-        <w:rPr>
-          <w:lang w:val="zh_TW" w:bidi="zh_TW"/>
-        </w:rPr>
-        <w:t>，</w:t>
-      </w:r>
-      <w:hyperlink r:id="rId38">
-        <w:r>
-          <w:rPr>
-            <w:lang w:val="zh_TW" w:bidi="zh_TW"/>
-          </w:rPr>
-          <w:rPr>
-            <w:color w:val="0000EE"/>
-            <w:u w:val="single"/>
-          </w:rPr>
-          <w:t>8:28、50</w:t>
-        </w:r>
-      </w:hyperlink>
-      <w:r>
-        <w:rPr>
-          <w:lang w:val="zh_TW" w:bidi="zh_TW"/>
-        </w:rPr>
-        <w:t>，</w:t>
-      </w:r>
-      <w:hyperlink r:id="rId39">
-        <w:r>
-          <w:rPr>
-            <w:lang w:val="zh_TW" w:bidi="zh_TW"/>
-          </w:rPr>
-          <w:rPr>
-            <w:color w:val="0000EE"/>
-            <w:u w:val="single"/>
-          </w:rPr>
-          <w:t>14:10、24</w:t>
-        </w:r>
-      </w:hyperlink>
-      <w:r>
-        <w:rPr>
-          <w:lang w:val="zh_TW" w:bidi="zh_TW"/>
-        </w:rPr>
-        <w:t>）。通過洗門徒的腳，祂承擔了僕人的角色，卻沒有失去尊嚴和自我價值。祂這樣的服事成為跟隨祂的人的生命榜樣，這種生命在於優先考慮他人而非自己中找到幸福（</w:t>
-      </w:r>
-      <w:hyperlink r:id="rId40">
-        <w:r>
-          <w:rPr>
-            <w:lang w:val="zh_TW" w:bidi="zh_TW"/>
-          </w:rPr>
-          <w:rPr>
-            <w:color w:val="0000EE"/>
-            <w:u w:val="single"/>
-          </w:rPr>
-          <w:t>約13:1–20</w:t>
-        </w:r>
-      </w:hyperlink>
-      <w:r>
-        <w:rPr>
-          <w:lang w:val="zh_TW" w:bidi="zh_TW"/>
-        </w:rPr>
-        <w:t>；</w:t>
+          <w:t>太9:17</w:t>
+        </w:r>
+      </w:hyperlink>
+      <w:r>
+        <w:rPr>
+          <w:lang w:val="zh_TW" w:bidi="zh_TW"/>
+        </w:rPr>
+        <w:t>）。在象徵意義上，基督將自己描述為真正的葡萄樹，祂的血成為象徵聖餐的聖禮之酒（</w:t>
       </w:r>
       <w:hyperlink r:id="rId41">
         <w:r>
@@ -852,7 +878,7 @@
             <w:color w:val="0000EE"/>
             <w:u w:val="single"/>
           </w:rPr>
-          <w:t>腓2:1–4</w:t>
+          <w:t>約15:1–11</w:t>
         </w:r>
       </w:hyperlink>
       <w:r>
@@ -871,45 +897,40 @@
       </w:r>
       <w:r>
         <w:rPr>
-          <w:lang w:val="zh_TW" w:bidi="zh_TW"/>
-        </w:rPr>
-        <w:t>因此，耶穌的門徒也被蒙召過一個謙卑的生命。基督徒背棄地位、安全和成功，尋求在服事他人中來獲得自己的生命。謙卑是全方位生命原則，藉由愛來為他人求益處，從而成就律法（參</w:t>
-      </w:r>
-      <w:hyperlink r:id="rId42">
-        <w:r>
-          <w:rPr>
-            <w:lang w:val="zh_TW" w:bidi="zh_TW"/>
-          </w:rPr>
-          <w:rPr>
-            <w:color w:val="0000EE"/>
-            <w:u w:val="single"/>
-          </w:rPr>
-          <w:t>羅 12:10</w:t>
-        </w:r>
-      </w:hyperlink>
-      <w:r>
-        <w:rPr>
-          <w:lang w:val="zh_TW" w:bidi="zh_TW"/>
-        </w:rPr>
-        <w:t>，</w:t>
-      </w:r>
-      <w:hyperlink r:id="rId43">
-        <w:r>
-          <w:rPr>
-            <w:lang w:val="zh_TW" w:bidi="zh_TW"/>
-          </w:rPr>
-          <w:rPr>
-            <w:color w:val="0000EE"/>
-            <w:u w:val="single"/>
-          </w:rPr>
-          <w:t>13:8–10</w:t>
-        </w:r>
-      </w:hyperlink>
-      <w:r>
-        <w:rPr>
-          <w:lang w:val="zh_TW" w:bidi="zh_TW"/>
-        </w:rPr>
-        <w:t>）。</w:t>
+          <w:i/>
+          <w:lang w:val="zh_TW" w:bidi="zh_TW"/>
+        </w:rPr>
+        <w:t>另見</w:t>
+      </w:r>
+      <w:r>
+        <w:rPr>
+          <w:lang w:val="zh_TW" w:bidi="zh_TW"/>
+        </w:rPr>
+        <w:t xml:space="preserve"> </w:t>
+      </w:r>
+      <w:r>
+        <w:rPr>
+          <w:lang w:val="zh_TW" w:bidi="zh_TW"/>
+        </w:rPr>
+        <w:t>農業</w:t>
+      </w:r>
+      <w:r>
+        <w:rPr>
+          <w:lang w:val="zh_TW" w:bidi="zh_TW"/>
+        </w:rPr>
+        <w:t>、</w:t>
+      </w:r>
+      <w:r>
+        <w:rPr>
+          <w:lang w:val="zh_TW" w:bidi="zh_TW"/>
+        </w:rPr>
+        <w:t>植物（藤本植物）</w:t>
+      </w:r>
+      <w:r>
+        <w:rPr>
+          <w:lang w:val="zh_TW" w:bidi="zh_TW"/>
+        </w:rPr>
+        <w:t>。</w:t>
       </w:r>
       <w:r>
         <w:rPr>
@@ -938,7 +959,136 @@
         <w:rPr>
           <w:lang w:val="zh_TW" w:bidi="zh_TW"/>
         </w:rPr>
-        <w:t>錢囊</w:t>
+        <w:t>蒲式耳</w:t>
+      </w:r>
+      <w:r>
+        <w:rPr>
+          <w:lang w:val="zh_TW" w:bidi="zh_TW"/>
+        </w:rPr>
+      </w:r>
+    </w:p>
+    <w:p>
+      <w:pPr>
+        <w:pStyle w:val="ListNumber"/>
+        <w:numPr>
+          <w:ilvl w:val="0"/>
+          <w:numId w:val="14"/>
+        </w:numPr>
+        <w:spacing w:line="240" w:lineRule="auto"/>
+        <w:ind w:left="720"/>
+      </w:pPr>
+      <w:r>
+        <w:rPr>
+          <w:lang w:val="zh_TW" w:bidi="zh_TW"/>
+        </w:rPr>
+      </w:r>
+      <w:r>
+        <w:rPr>
+          <w:lang w:val="zh_TW" w:bidi="zh_TW"/>
+        </w:rPr>
+        <w:t>一個小容器（「籃子」），可以用來罩住燈（</w:t>
+      </w:r>
+      <w:hyperlink r:id="rId42">
+        <w:r>
+          <w:rPr>
+            <w:lang w:val="zh_TW" w:bidi="zh_TW"/>
+          </w:rPr>
+          <w:rPr>
+            <w:color w:val="0000EE"/>
+            <w:u w:val="single"/>
+          </w:rPr>
+          <w:t>太5:15</w:t>
+        </w:r>
+      </w:hyperlink>
+      <w:r>
+        <w:rPr>
+          <w:lang w:val="zh_TW" w:bidi="zh_TW"/>
+        </w:rPr>
+        <w:t>；</w:t>
+      </w:r>
+      <w:hyperlink r:id="rId43">
+        <w:r>
+          <w:rPr>
+            <w:lang w:val="zh_TW" w:bidi="zh_TW"/>
+          </w:rPr>
+          <w:rPr>
+            <w:color w:val="0000EE"/>
+            <w:u w:val="single"/>
+          </w:rPr>
+          <w:t>可4:21</w:t>
+        </w:r>
+      </w:hyperlink>
+      <w:r>
+        <w:rPr>
+          <w:lang w:val="zh_TW" w:bidi="zh_TW"/>
+        </w:rPr>
+        <w:t>；</w:t>
+      </w:r>
+      <w:hyperlink r:id="rId44">
+        <w:r>
+          <w:rPr>
+            <w:lang w:val="zh_TW" w:bidi="zh_TW"/>
+          </w:rPr>
+          <w:rPr>
+            <w:color w:val="0000EE"/>
+            <w:u w:val="single"/>
+          </w:rPr>
+          <w:t>路11:33</w:t>
+        </w:r>
+      </w:hyperlink>
+      <w:r>
+        <w:rPr>
+          <w:lang w:val="zh_TW" w:bidi="zh_TW"/>
+        </w:rPr>
+        <w:t>）。</w:t>
+      </w:r>
+      <w:r>
+        <w:rPr>
+          <w:i/>
+          <w:lang w:val="zh_TW" w:bidi="zh_TW"/>
+        </w:rPr>
+        <w:t>見</w:t>
+      </w:r>
+      <w:r>
+        <w:rPr>
+          <w:lang w:val="zh_TW" w:bidi="zh_TW"/>
+        </w:rPr>
+        <w:t xml:space="preserve"> </w:t>
+      </w:r>
+      <w:r>
+        <w:rPr>
+          <w:lang w:val="zh_TW" w:bidi="zh_TW"/>
+        </w:rPr>
+        <w:t>度量衡</w:t>
+      </w:r>
+      <w:r>
+        <w:rPr>
+          <w:lang w:val="zh_TW" w:bidi="zh_TW"/>
+        </w:rPr>
+        <w:t>。</w:t>
+      </w:r>
+    </w:p>
+    <w:p>
+      <w:pPr>
+        <w:pStyle w:val="ListNumber"/>
+        <w:spacing w:line="240" w:lineRule="auto"/>
+        <w:ind w:left="720"/>
+      </w:pPr>
+      <w:r>
+        <w:rPr>
+          <w:lang w:val="zh_TW" w:bidi="zh_TW"/>
+        </w:rPr>
+      </w:r>
+      <w:r>
+        <w:rPr>
+          <w:lang w:val="zh_TW" w:bidi="zh_TW"/>
+        </w:rPr>
+        <w:t>一種測量單位，約等於19夸脫或18公升。在希伯來文中，這稱為「伊法」。</w:t>
+      </w:r>
+      <w:r>
+        <w:rPr>
+          <w:lang w:val="zh_TW" w:bidi="zh_TW"/>
+        </w:rPr>
       </w:r>
       <w:r>
         <w:rPr>
@@ -953,83 +1103,21 @@
           <w:lang w:val="zh_TW" w:bidi="zh_TW"/>
         </w:rPr>
       </w:r>
-      <w:r>
-        <w:rPr>
-          <w:lang w:val="zh_TW" w:bidi="zh_TW"/>
-        </w:rPr>
-        <w:t>人們用來攜帶錢和其它物件的小袋。有三個希伯來詞和三個希臘詞都指這樣的錢囊或袋子。第一個詞指的是用來裝錢或與天平一起使用的石頭砝碼的錢囊或袋子（</w:t>
-      </w:r>
-      <w:hyperlink r:id="rId44">
-        <w:r>
-          <w:rPr>
-            <w:lang w:val="zh_TW" w:bidi="zh_TW"/>
-          </w:rPr>
-          <w:rPr>
-            <w:color w:val="0000EE"/>
-            <w:u w:val="single"/>
-          </w:rPr>
-          <w:t>申命記25:13</w:t>
-        </w:r>
-      </w:hyperlink>
-      <w:r>
-        <w:rPr>
-          <w:lang w:val="zh_TW" w:bidi="zh_TW"/>
-        </w:rPr>
-        <w:t>；</w:t>
-      </w:r>
-      <w:hyperlink r:id="rId45">
-        <w:r>
-          <w:rPr>
-            <w:lang w:val="zh_TW" w:bidi="zh_TW"/>
-          </w:rPr>
-          <w:rPr>
-            <w:color w:val="0000EE"/>
-            <w:u w:val="single"/>
-          </w:rPr>
-          <w:t>箴言1:14</w:t>
-        </w:r>
-      </w:hyperlink>
-      <w:r>
-        <w:rPr>
-          <w:lang w:val="zh_TW" w:bidi="zh_TW"/>
-        </w:rPr>
-        <w:t>；</w:t>
-      </w:r>
-      <w:hyperlink r:id="rId46">
-        <w:r>
-          <w:rPr>
-            <w:lang w:val="zh_TW" w:bidi="zh_TW"/>
-          </w:rPr>
-          <w:rPr>
-            <w:color w:val="0000EE"/>
-            <w:u w:val="single"/>
-          </w:rPr>
-          <w:t>以賽亞書46:6</w:t>
-        </w:r>
-      </w:hyperlink>
-      <w:r>
-        <w:rPr>
-          <w:lang w:val="zh_TW" w:bidi="zh_TW"/>
-        </w:rPr>
-        <w:t>；</w:t>
-      </w:r>
-      <w:hyperlink r:id="rId47">
-        <w:r>
-          <w:rPr>
-            <w:lang w:val="zh_TW" w:bidi="zh_TW"/>
-          </w:rPr>
-          <w:rPr>
-            <w:color w:val="0000EE"/>
-            <w:u w:val="single"/>
-          </w:rPr>
-          <w:t>彌迦書6:11</w:t>
-        </w:r>
-      </w:hyperlink>
-      <w:r>
-        <w:rPr>
-          <w:lang w:val="zh_TW" w:bidi="zh_TW"/>
-        </w:rPr>
-        <w:t>）。錢囊可以由皮革或結實的棉布製成。</w:t>
+    </w:p>
+    <w:p>
+      <w:pPr>
+        <w:pStyle w:val="Heading2"/>
+      </w:pPr>
+      <w:r>
+        <w:rPr>
+          <w:lang w:val="zh_TW" w:bidi="zh_TW"/>
+        </w:rPr>
+        <w:t>僕人</w:t>
+      </w:r>
+      <w:r>
+        <w:rPr>
+          <w:lang w:val="zh_TW" w:bidi="zh_TW"/>
+        </w:rPr>
       </w:r>
     </w:p>
     <w:p>
@@ -1043,61 +1131,7 @@
         <w:rPr>
           <w:lang w:val="zh_TW" w:bidi="zh_TW"/>
         </w:rPr>
-        <w:t>另一個希伯來詞指的是與</w:t>
-      </w:r>
-      <w:hyperlink r:id="rId48">
-        <w:r>
-          <w:rPr>
-            <w:lang w:val="zh_TW" w:bidi="zh_TW"/>
-          </w:rPr>
-          <w:rPr>
-            <w:color w:val="0000EE"/>
-            <w:u w:val="single"/>
-          </w:rPr>
-          <w:t>列王紀下五章23節</w:t>
-        </w:r>
-      </w:hyperlink>
-      <w:r>
-        <w:rPr>
-          <w:lang w:val="zh_TW" w:bidi="zh_TW"/>
-        </w:rPr>
-        <w:t>中類似的袋子。這個詞也出現在</w:t>
-      </w:r>
-      <w:hyperlink r:id="rId49">
-        <w:r>
-          <w:rPr>
-            <w:lang w:val="zh_TW" w:bidi="zh_TW"/>
-          </w:rPr>
-          <w:rPr>
-            <w:color w:val="0000EE"/>
-            <w:u w:val="single"/>
-          </w:rPr>
-          <w:t>以賽亞書三章22節</w:t>
-        </w:r>
-      </w:hyperlink>
-      <w:r>
-        <w:rPr>
-          <w:lang w:val="zh_TW" w:bidi="zh_TW"/>
-        </w:rPr>
-        <w:t>的女性飾品清單中，可能比上面描述的第一個袋子更具裝飾性。第三個希伯來詞出現在</w:t>
-      </w:r>
-      <w:hyperlink r:id="rId50">
-        <w:r>
-          <w:rPr>
-            <w:lang w:val="zh_TW" w:bidi="zh_TW"/>
-          </w:rPr>
-          <w:rPr>
-            <w:color w:val="0000EE"/>
-            <w:u w:val="single"/>
-          </w:rPr>
-          <w:t>創世記四十二章35節</w:t>
-        </w:r>
-      </w:hyperlink>
-      <w:r>
-        <w:rPr>
-          <w:lang w:val="zh_TW" w:bidi="zh_TW"/>
-        </w:rPr>
-        <w:t>，指的是一個開口的小袋子。這是約瑟兄弟們放錢的小袋或銀包，後被放入他們的糧袋。</w:t>
+        <w:t>一個有義務服事主人的人，而主人會提供一定程度的保護。有些僕人（servant）是法律上的奴隸（slave），另一些則是自願的僕人。很難明確區分「僕人（servant）」、「奴隸（slave）」、「男奴（bondman）」和「女奴（bondwoman）」。希伯來文和希臘文中有多個詞被翻譯為「僕人」，但在較新的譯本中，有時會使用其它詞語。</w:t>
       </w:r>
     </w:p>
     <w:p>
@@ -1111,7 +1145,115 @@
         <w:rPr>
           <w:lang w:val="zh_TW" w:bidi="zh_TW"/>
         </w:rPr>
-        <w:t>用來翻譯希伯來詞的希臘詞意指錢袋或錢囊。當耶穌差遣門徒兩兩出去時，告訴他們不要帶的東西中，就包括錢囊（</w:t>
+        <w:t>在希伯來文中，表示「少年（lad）」、「少年人（youth）」或「童子（boy）」的詞語常常也指僕人（</w:t>
+      </w:r>
+      <w:hyperlink r:id="rId45">
+        <w:r>
+          <w:rPr>
+            <w:lang w:val="zh_TW" w:bidi="zh_TW"/>
+          </w:rPr>
+          <w:rPr>
+            <w:color w:val="0000EE"/>
+            <w:u w:val="single"/>
+          </w:rPr>
+          <w:t>出33:11</w:t>
+        </w:r>
+      </w:hyperlink>
+      <w:r>
+        <w:rPr>
+          <w:lang w:val="zh_TW" w:bidi="zh_TW"/>
+        </w:rPr>
+        <w:t>；</w:t>
+      </w:r>
+      <w:hyperlink r:id="rId46">
+        <w:r>
+          <w:rPr>
+            <w:lang w:val="zh_TW" w:bidi="zh_TW"/>
+          </w:rPr>
+          <w:rPr>
+            <w:color w:val="0000EE"/>
+            <w:u w:val="single"/>
+          </w:rPr>
+          <w:t>民22:22</w:t>
+        </w:r>
+      </w:hyperlink>
+      <w:r>
+        <w:rPr>
+          <w:lang w:val="zh_TW" w:bidi="zh_TW"/>
+        </w:rPr>
+        <w:t>；</w:t>
+      </w:r>
+      <w:hyperlink r:id="rId47">
+        <w:r>
+          <w:rPr>
+            <w:lang w:val="zh_TW" w:bidi="zh_TW"/>
+          </w:rPr>
+          <w:rPr>
+            <w:color w:val="0000EE"/>
+            <w:u w:val="single"/>
+          </w:rPr>
+          <w:t>王下4:12</w:t>
+        </w:r>
+      </w:hyperlink>
+      <w:r>
+        <w:rPr>
+          <w:lang w:val="zh_TW" w:bidi="zh_TW"/>
+        </w:rPr>
+        <w:t>）。表示「生來自由的僕人（free-born servant）」的詞語通常用來指稱耶和華的僕人，如利未人（</w:t>
+      </w:r>
+      <w:hyperlink r:id="rId48">
+        <w:r>
+          <w:rPr>
+            <w:lang w:val="zh_TW" w:bidi="zh_TW"/>
+          </w:rPr>
+          <w:rPr>
+            <w:color w:val="0000EE"/>
+            <w:u w:val="single"/>
+          </w:rPr>
+          <w:t>拉8:17</w:t>
+        </w:r>
+      </w:hyperlink>
+      <w:r>
+        <w:rPr>
+          <w:lang w:val="zh_TW" w:bidi="zh_TW"/>
+        </w:rPr>
+        <w:t>；</w:t>
+      </w:r>
+      <w:hyperlink r:id="rId49">
+        <w:r>
+          <w:rPr>
+            <w:lang w:val="zh_TW" w:bidi="zh_TW"/>
+          </w:rPr>
+          <w:rPr>
+            <w:color w:val="0000EE"/>
+            <w:u w:val="single"/>
+          </w:rPr>
+          <w:t>賽61:6</w:t>
+        </w:r>
+      </w:hyperlink>
+      <w:r>
+        <w:rPr>
+          <w:lang w:val="zh_TW" w:bidi="zh_TW"/>
+        </w:rPr>
+        <w:t>；</w:t>
+      </w:r>
+      <w:hyperlink r:id="rId50">
+        <w:r>
+          <w:rPr>
+            <w:lang w:val="zh_TW" w:bidi="zh_TW"/>
+          </w:rPr>
+          <w:rPr>
+            <w:color w:val="0000EE"/>
+            <w:u w:val="single"/>
+          </w:rPr>
+          <w:t>拉44:11</w:t>
+        </w:r>
+      </w:hyperlink>
+      <w:r>
+        <w:rPr>
+          <w:lang w:val="zh_TW" w:bidi="zh_TW"/>
+        </w:rPr>
+        <w:t>）或祭司（</w:t>
       </w:r>
       <w:hyperlink r:id="rId51">
         <w:r>
@@ -1122,7 +1264,25 @@
             <w:color w:val="0000EE"/>
             <w:u w:val="single"/>
           </w:rPr>
-          <w:t>路加福音10:4</w:t>
+          <w:t>出28:35</w:t>
+        </w:r>
+      </w:hyperlink>
+      <w:r>
+        <w:rPr>
+          <w:lang w:val="zh_TW" w:bidi="zh_TW"/>
+        </w:rPr>
+        <w:t>；</w:t>
+      </w:r>
+      <w:hyperlink r:id="rId52">
+        <w:r>
+          <w:rPr>
+            <w:lang w:val="zh_TW" w:bidi="zh_TW"/>
+          </w:rPr>
+          <w:rPr>
+            <w:color w:val="0000EE"/>
+            <w:u w:val="single"/>
+          </w:rPr>
+          <w:t>珥1:9</w:t>
         </w:r>
       </w:hyperlink>
       <w:r>
@@ -1131,24 +1291,6 @@
         </w:rPr>
         <w:t>，</w:t>
       </w:r>
-      <w:hyperlink r:id="rId52">
-        <w:r>
-          <w:rPr>
-            <w:lang w:val="zh_TW" w:bidi="zh_TW"/>
-          </w:rPr>
-          <w:rPr>
-            <w:color w:val="0000EE"/>
-            <w:u w:val="single"/>
-          </w:rPr>
-          <w:t>22:35–36</w:t>
-        </w:r>
-      </w:hyperlink>
-      <w:r>
-        <w:rPr>
-          <w:lang w:val="zh_TW" w:bidi="zh_TW"/>
-        </w:rPr>
-        <w:t>）。在</w:t>
-      </w:r>
       <w:hyperlink r:id="rId53">
         <w:r>
           <w:rPr>
@@ -1158,14 +1300,140 @@
             <w:color w:val="0000EE"/>
             <w:u w:val="single"/>
           </w:rPr>
-          <w:t>路加福音十二章33節</w:t>
-        </w:r>
-      </w:hyperlink>
-      <w:r>
-        <w:rPr>
-          <w:lang w:val="zh_TW" w:bidi="zh_TW"/>
-        </w:rPr>
-        <w:t>中，表示錢囊的這個相同的詞被比喻為在天上不會壞、不會被偷或被毀的財寶。</w:t>
+          <w:t>2:17</w:t>
+        </w:r>
+      </w:hyperlink>
+      <w:r>
+        <w:rPr>
+          <w:lang w:val="zh_TW" w:bidi="zh_TW"/>
+        </w:rPr>
+        <w:t>）。有時王的臣子被稱為臣僕（</w:t>
+      </w:r>
+      <w:hyperlink r:id="rId54">
+        <w:r>
+          <w:rPr>
+            <w:lang w:val="zh_TW" w:bidi="zh_TW"/>
+          </w:rPr>
+          <w:rPr>
+            <w:color w:val="0000EE"/>
+            <w:u w:val="single"/>
+          </w:rPr>
+          <w:t>代上27:1</w:t>
+        </w:r>
+      </w:hyperlink>
+      <w:r>
+        <w:rPr>
+          <w:lang w:val="zh_TW" w:bidi="zh_TW"/>
+        </w:rPr>
+        <w:t>；</w:t>
+      </w:r>
+      <w:hyperlink r:id="rId55">
+        <w:r>
+          <w:rPr>
+            <w:lang w:val="zh_TW" w:bidi="zh_TW"/>
+          </w:rPr>
+          <w:rPr>
+            <w:color w:val="0000EE"/>
+            <w:u w:val="single"/>
+          </w:rPr>
+          <w:t>箴29:12</w:t>
+        </w:r>
+      </w:hyperlink>
+      <w:r>
+        <w:rPr>
+          <w:lang w:val="zh_TW" w:bidi="zh_TW"/>
+        </w:rPr>
+        <w:t>），在耶和華面前侍奉的天使也被稱為僕役（</w:t>
+      </w:r>
+      <w:hyperlink r:id="rId56">
+        <w:r>
+          <w:rPr>
+            <w:lang w:val="zh_TW" w:bidi="zh_TW"/>
+          </w:rPr>
+          <w:rPr>
+            <w:color w:val="0000EE"/>
+            <w:u w:val="single"/>
+          </w:rPr>
+          <w:t>詩103:21</w:t>
+        </w:r>
+      </w:hyperlink>
+      <w:r>
+        <w:rPr>
+          <w:lang w:val="zh_TW" w:bidi="zh_TW"/>
+        </w:rPr>
+        <w:t>，</w:t>
+      </w:r>
+      <w:hyperlink r:id="rId57">
+        <w:r>
+          <w:rPr>
+            <w:lang w:val="zh_TW" w:bidi="zh_TW"/>
+          </w:rPr>
+          <w:rPr>
+            <w:color w:val="0000EE"/>
+            <w:u w:val="single"/>
+          </w:rPr>
+          <w:t>104:4</w:t>
+        </w:r>
+      </w:hyperlink>
+      <w:r>
+        <w:rPr>
+          <w:lang w:val="zh_TW" w:bidi="zh_TW"/>
+        </w:rPr>
+        <w:t>）。雇傭的僕人或雇工也被視為自由人（</w:t>
+      </w:r>
+      <w:hyperlink r:id="rId58">
+        <w:r>
+          <w:rPr>
+            <w:lang w:val="zh_TW" w:bidi="zh_TW"/>
+          </w:rPr>
+          <w:rPr>
+            <w:color w:val="0000EE"/>
+            <w:u w:val="single"/>
+          </w:rPr>
+          <w:t>出12:45</w:t>
+        </w:r>
+      </w:hyperlink>
+      <w:r>
+        <w:rPr>
+          <w:lang w:val="zh_TW" w:bidi="zh_TW"/>
+        </w:rPr>
+        <w:t>；</w:t>
+      </w:r>
+      <w:hyperlink r:id="rId59">
+        <w:r>
+          <w:rPr>
+            <w:lang w:val="zh_TW" w:bidi="zh_TW"/>
+          </w:rPr>
+          <w:rPr>
+            <w:color w:val="0000EE"/>
+            <w:u w:val="single"/>
+          </w:rPr>
+          <w:t>伯7:1</w:t>
+        </w:r>
+      </w:hyperlink>
+      <w:r>
+        <w:rPr>
+          <w:lang w:val="zh_TW" w:bidi="zh_TW"/>
+        </w:rPr>
+        <w:t>；</w:t>
+      </w:r>
+      <w:hyperlink r:id="rId60">
+        <w:r>
+          <w:rPr>
+            <w:lang w:val="zh_TW" w:bidi="zh_TW"/>
+          </w:rPr>
+          <w:rPr>
+            <w:color w:val="0000EE"/>
+            <w:u w:val="single"/>
+          </w:rPr>
+          <w:t>瑪3:5</w:t>
+        </w:r>
+      </w:hyperlink>
+      <w:r>
+        <w:rPr>
+          <w:lang w:val="zh_TW" w:bidi="zh_TW"/>
+        </w:rPr>
+        <w:t>）。</w:t>
       </w:r>
     </w:p>
     <w:p>
@@ -1179,18 +1447,36 @@
         <w:rPr>
           <w:lang w:val="zh_TW" w:bidi="zh_TW"/>
         </w:rPr>
-        <w:t>另一個希臘詞表示通常用來攜帶錢財的地方是腰帶或皮帶。腰帶是古代東方男女服裝的重要部分。用皮革製成的腰帶會作成中空或帶有槽口，以便攜帶錢幣。用布製成的腰帶被折疊，使錢可以放在折縫中，這些折縫就像口袋一樣（</w:t>
-      </w:r>
-      <w:hyperlink r:id="rId54">
-        <w:r>
-          <w:rPr>
-            <w:lang w:val="zh_TW" w:bidi="zh_TW"/>
-          </w:rPr>
-          <w:rPr>
-            <w:color w:val="0000EE"/>
-            <w:u w:val="single"/>
-          </w:rPr>
-          <w:t>馬太福音10:9</w:t>
+        <w:t>最常見的希伯來詞語在舊約中出現近800次，代表被束縛的奴隸（</w:t>
+      </w:r>
+      <w:hyperlink r:id="rId61">
+        <w:r>
+          <w:rPr>
+            <w:lang w:val="zh_TW" w:bidi="zh_TW"/>
+          </w:rPr>
+          <w:rPr>
+            <w:color w:val="0000EE"/>
+            <w:u w:val="single"/>
+          </w:rPr>
+          <w:t>創9:25</w:t>
+        </w:r>
+      </w:hyperlink>
+      <w:r>
+        <w:rPr>
+          <w:lang w:val="zh_TW" w:bidi="zh_TW"/>
+        </w:rPr>
+        <w:t>，</w:t>
+      </w:r>
+      <w:hyperlink r:id="rId62">
+        <w:r>
+          <w:rPr>
+            <w:lang w:val="zh_TW" w:bidi="zh_TW"/>
+          </w:rPr>
+          <w:rPr>
+            <w:color w:val="0000EE"/>
+            <w:u w:val="single"/>
+          </w:rPr>
+          <w:t>12:16</w:t>
         </w:r>
       </w:hyperlink>
       <w:r>
@@ -1199,23 +1485,329 @@
         </w:rPr>
         <w:t>；</w:t>
       </w:r>
-      <w:hyperlink r:id="rId55">
-        <w:r>
-          <w:rPr>
-            <w:lang w:val="zh_TW" w:bidi="zh_TW"/>
-          </w:rPr>
-          <w:rPr>
-            <w:color w:val="0000EE"/>
-            <w:u w:val="single"/>
-          </w:rPr>
-          <w:t>馬可福音6:8</w:t>
-        </w:r>
-      </w:hyperlink>
-      <w:r>
-        <w:rPr>
-          <w:lang w:val="zh_TW" w:bidi="zh_TW"/>
-        </w:rPr>
-        <w:t>）。</w:t>
+      <w:hyperlink r:id="rId63">
+        <w:r>
+          <w:rPr>
+            <w:lang w:val="zh_TW" w:bidi="zh_TW"/>
+          </w:rPr>
+          <w:rPr>
+            <w:color w:val="0000EE"/>
+            <w:u w:val="single"/>
+          </w:rPr>
+          <w:t>出20:17</w:t>
+        </w:r>
+      </w:hyperlink>
+      <w:r>
+        <w:rPr>
+          <w:lang w:val="zh_TW" w:bidi="zh_TW"/>
+        </w:rPr>
+        <w:t>；</w:t>
+      </w:r>
+      <w:hyperlink r:id="rId64">
+        <w:r>
+          <w:rPr>
+            <w:lang w:val="zh_TW" w:bidi="zh_TW"/>
+          </w:rPr>
+          <w:rPr>
+            <w:color w:val="0000EE"/>
+            <w:u w:val="single"/>
+          </w:rPr>
+          <w:t>申5:15</w:t>
+        </w:r>
+      </w:hyperlink>
+      <w:r>
+        <w:rPr>
+          <w:lang w:val="zh_TW" w:bidi="zh_TW"/>
+        </w:rPr>
+        <w:t>，</w:t>
+      </w:r>
+      <w:hyperlink r:id="rId65">
+        <w:r>
+          <w:rPr>
+            <w:lang w:val="zh_TW" w:bidi="zh_TW"/>
+          </w:rPr>
+          <w:rPr>
+            <w:color w:val="0000EE"/>
+            <w:u w:val="single"/>
+          </w:rPr>
+          <w:t>15:17</w:t>
+        </w:r>
+      </w:hyperlink>
+      <w:r>
+        <w:rPr>
+          <w:lang w:val="zh_TW" w:bidi="zh_TW"/>
+        </w:rPr>
+        <w:t>）。然而，同一個詞也被用來指有貴族地位的人，如君王的臣僕或謀士（</w:t>
+      </w:r>
+      <w:hyperlink r:id="rId66">
+        <w:r>
+          <w:rPr>
+            <w:lang w:val="zh_TW" w:bidi="zh_TW"/>
+          </w:rPr>
+          <w:rPr>
+            <w:color w:val="0000EE"/>
+            <w:u w:val="single"/>
+          </w:rPr>
+          <w:t>王下22:12</w:t>
+        </w:r>
+      </w:hyperlink>
+      <w:r>
+        <w:rPr>
+          <w:lang w:val="zh_TW" w:bidi="zh_TW"/>
+        </w:rPr>
+        <w:t>；</w:t>
+      </w:r>
+      <w:hyperlink r:id="rId67">
+        <w:r>
+          <w:rPr>
+            <w:lang w:val="zh_TW" w:bidi="zh_TW"/>
+          </w:rPr>
+          <w:rPr>
+            <w:color w:val="0000EE"/>
+            <w:u w:val="single"/>
+          </w:rPr>
+          <w:t>代下34:20</w:t>
+        </w:r>
+      </w:hyperlink>
+      <w:r>
+        <w:rPr>
+          <w:lang w:val="zh_TW" w:bidi="zh_TW"/>
+        </w:rPr>
+        <w:t>；</w:t>
+      </w:r>
+      <w:hyperlink r:id="rId68">
+        <w:r>
+          <w:rPr>
+            <w:lang w:val="zh_TW" w:bidi="zh_TW"/>
+          </w:rPr>
+          <w:rPr>
+            <w:color w:val="0000EE"/>
+            <w:u w:val="single"/>
+          </w:rPr>
+          <w:t>尼2:10</w:t>
+        </w:r>
+      </w:hyperlink>
+      <w:r>
+        <w:rPr>
+          <w:lang w:val="zh_TW" w:bidi="zh_TW"/>
+        </w:rPr>
+        <w:t>）或神的僕人（</w:t>
+      </w:r>
+      <w:hyperlink r:id="rId69">
+        <w:r>
+          <w:rPr>
+            <w:lang w:val="zh_TW" w:bidi="zh_TW"/>
+          </w:rPr>
+          <w:rPr>
+            <w:color w:val="0000EE"/>
+            <w:u w:val="single"/>
+          </w:rPr>
+          <w:t>創24:14</w:t>
+        </w:r>
+      </w:hyperlink>
+      <w:r>
+        <w:rPr>
+          <w:lang w:val="zh_TW" w:bidi="zh_TW"/>
+        </w:rPr>
+        <w:t>；</w:t>
+      </w:r>
+      <w:hyperlink r:id="rId70">
+        <w:r>
+          <w:rPr>
+            <w:lang w:val="zh_TW" w:bidi="zh_TW"/>
+          </w:rPr>
+          <w:rPr>
+            <w:color w:val="0000EE"/>
+            <w:u w:val="single"/>
+          </w:rPr>
+          <w:t>民12:7</w:t>
+        </w:r>
+      </w:hyperlink>
+      <w:r>
+        <w:rPr>
+          <w:lang w:val="zh_TW" w:bidi="zh_TW"/>
+        </w:rPr>
+        <w:t>；</w:t>
+      </w:r>
+      <w:hyperlink r:id="rId71">
+        <w:r>
+          <w:rPr>
+            <w:lang w:val="zh_TW" w:bidi="zh_TW"/>
+          </w:rPr>
+          <w:rPr>
+            <w:color w:val="0000EE"/>
+            <w:u w:val="single"/>
+          </w:rPr>
+          <w:t>書1:7</w:t>
+        </w:r>
+      </w:hyperlink>
+      <w:r>
+        <w:rPr>
+          <w:lang w:val="zh_TW" w:bidi="zh_TW"/>
+        </w:rPr>
+        <w:t>；</w:t>
+      </w:r>
+      <w:hyperlink r:id="rId72">
+        <w:r>
+          <w:rPr>
+            <w:lang w:val="zh_TW" w:bidi="zh_TW"/>
+          </w:rPr>
+          <w:rPr>
+            <w:color w:val="0000EE"/>
+            <w:u w:val="single"/>
+          </w:rPr>
+          <w:t>王下21:8</w:t>
+        </w:r>
+      </w:hyperlink>
+      <w:r>
+        <w:rPr>
+          <w:lang w:val="zh_TW" w:bidi="zh_TW"/>
+        </w:rPr>
+        <w:t>），例如「我的僕人摩西」（或大衛、以賽亞、以色列、約伯等）。其中一個最崇高的表達是「耶和華的僕人」（</w:t>
+      </w:r>
+      <w:hyperlink r:id="rId73">
+        <w:r>
+          <w:rPr>
+            <w:lang w:val="zh_TW" w:bidi="zh_TW"/>
+          </w:rPr>
+          <w:rPr>
+            <w:color w:val="0000EE"/>
+            <w:u w:val="single"/>
+          </w:rPr>
+          <w:t>申34:5</w:t>
+        </w:r>
+      </w:hyperlink>
+      <w:r>
+        <w:rPr>
+          <w:lang w:val="zh_TW" w:bidi="zh_TW"/>
+        </w:rPr>
+        <w:t>；</w:t>
+      </w:r>
+      <w:hyperlink r:id="rId74">
+        <w:r>
+          <w:rPr>
+            <w:lang w:val="zh_TW" w:bidi="zh_TW"/>
+          </w:rPr>
+          <w:rPr>
+            <w:color w:val="0000EE"/>
+            <w:u w:val="single"/>
+          </w:rPr>
+          <w:t>書1:13</w:t>
+        </w:r>
+      </w:hyperlink>
+      <w:r>
+        <w:rPr>
+          <w:lang w:val="zh_TW" w:bidi="zh_TW"/>
+        </w:rPr>
+        <w:t>，</w:t>
+      </w:r>
+      <w:hyperlink r:id="rId75">
+        <w:r>
+          <w:rPr>
+            <w:lang w:val="zh_TW" w:bidi="zh_TW"/>
+          </w:rPr>
+          <w:rPr>
+            <w:color w:val="0000EE"/>
+            <w:u w:val="single"/>
+          </w:rPr>
+          <w:t>8:31–33</w:t>
+        </w:r>
+      </w:hyperlink>
+      <w:r>
+        <w:rPr>
+          <w:lang w:val="zh_TW" w:bidi="zh_TW"/>
+        </w:rPr>
+        <w:t>；</w:t>
+      </w:r>
+      <w:hyperlink r:id="rId76">
+        <w:r>
+          <w:rPr>
+            <w:lang w:val="zh_TW" w:bidi="zh_TW"/>
+          </w:rPr>
+          <w:rPr>
+            <w:color w:val="0000EE"/>
+            <w:u w:val="single"/>
+          </w:rPr>
+          <w:t>賽49:1</w:t>
+        </w:r>
+      </w:hyperlink>
+      <w:r>
+        <w:rPr>
+          <w:lang w:val="zh_TW" w:bidi="zh_TW"/>
+        </w:rPr>
+        <w:t>–</w:t>
+      </w:r>
+      <w:hyperlink r:id="rId76">
+        <w:r>
+          <w:rPr>
+            <w:lang w:val="zh_TW" w:bidi="zh_TW"/>
+          </w:rPr>
+          <w:rPr>
+            <w:color w:val="0000EE"/>
+            <w:u w:val="single"/>
+          </w:rPr>
+          <w:t>6</w:t>
+        </w:r>
+      </w:hyperlink>
+      <w:r>
+        <w:rPr>
+          <w:lang w:val="zh_TW" w:bidi="zh_TW"/>
+        </w:rPr>
+        <w:t>，</w:t>
+      </w:r>
+      <w:hyperlink r:id="rId77">
+        <w:r>
+          <w:rPr>
+            <w:lang w:val="zh_TW" w:bidi="zh_TW"/>
+          </w:rPr>
+          <w:rPr>
+            <w:color w:val="0000EE"/>
+            <w:u w:val="single"/>
+          </w:rPr>
+          <w:t>50:4</w:t>
+        </w:r>
+      </w:hyperlink>
+      <w:r>
+        <w:rPr>
+          <w:lang w:val="zh_TW" w:bidi="zh_TW"/>
+        </w:rPr>
+        <w:t>–</w:t>
+      </w:r>
+      <w:hyperlink r:id="rId77">
+        <w:r>
+          <w:rPr>
+            <w:lang w:val="zh_TW" w:bidi="zh_TW"/>
+          </w:rPr>
+          <w:rPr>
+            <w:color w:val="0000EE"/>
+            <w:u w:val="single"/>
+          </w:rPr>
+          <w:t>9</w:t>
+        </w:r>
+      </w:hyperlink>
+      <w:r>
+        <w:rPr>
+          <w:lang w:val="zh_TW" w:bidi="zh_TW"/>
+        </w:rPr>
+        <w:t>，</w:t>
+      </w:r>
+      <w:hyperlink r:id="rId78">
+        <w:r>
+          <w:rPr>
+            <w:lang w:val="zh_TW" w:bidi="zh_TW"/>
+          </w:rPr>
+          <w:rPr>
+            <w:color w:val="0000EE"/>
+            <w:u w:val="single"/>
+          </w:rPr>
+          <w:t>52:13–53:12</w:t>
+        </w:r>
+      </w:hyperlink>
+      <w:r>
+        <w:rPr>
+          <w:lang w:val="zh_TW" w:bidi="zh_TW"/>
+        </w:rPr>
+        <w:t>）。俄巴底亞這個專有名詞的意思是「耶和華的僕人」。</w:t>
       </w:r>
     </w:p>
     <w:p>
@@ -1229,18 +1821,18 @@
         <w:rPr>
           <w:lang w:val="zh_TW" w:bidi="zh_TW"/>
         </w:rPr>
-        <w:t>希臘文中，猶大為門徒保管的「錢囊」一詞，指的是用來裝吹奏樂器吹口的盒子或容器。到了新約聖經時期，這個詞已經演變成為錢箱或可能是錢袋的希臘詞（</w:t>
-      </w:r>
-      <w:hyperlink r:id="rId56">
-        <w:r>
-          <w:rPr>
-            <w:lang w:val="zh_TW" w:bidi="zh_TW"/>
-          </w:rPr>
-          <w:rPr>
-            <w:color w:val="0000EE"/>
-            <w:u w:val="single"/>
-          </w:rPr>
-          <w:t>約翰福音12:6</w:t>
+        <w:t>新約中，「僕人」有多種定義，包括雇工或傭工（</w:t>
+      </w:r>
+      <w:hyperlink r:id="rId79">
+        <w:r>
+          <w:rPr>
+            <w:lang w:val="zh_TW" w:bidi="zh_TW"/>
+          </w:rPr>
+          <w:rPr>
+            <w:color w:val="0000EE"/>
+            <w:u w:val="single"/>
+          </w:rPr>
+          <w:t>可1:20</w:t>
         </w:r>
       </w:hyperlink>
       <w:r>
@@ -1249,16 +1841,370 @@
         </w:rPr>
         <w:t>；</w:t>
       </w:r>
-      <w:hyperlink r:id="rId57">
-        <w:r>
-          <w:rPr>
-            <w:lang w:val="zh_TW" w:bidi="zh_TW"/>
-          </w:rPr>
-          <w:rPr>
-            <w:color w:val="0000EE"/>
-            <w:u w:val="single"/>
-          </w:rPr>
-          <w:t>13:29</w:t>
+      <w:hyperlink r:id="rId80">
+        <w:r>
+          <w:rPr>
+            <w:lang w:val="zh_TW" w:bidi="zh_TW"/>
+          </w:rPr>
+          <w:rPr>
+            <w:color w:val="0000EE"/>
+            <w:u w:val="single"/>
+          </w:rPr>
+          <w:t>路15:17</w:t>
+        </w:r>
+      </w:hyperlink>
+      <w:r>
+        <w:rPr>
+          <w:lang w:val="zh_TW" w:bidi="zh_TW"/>
+        </w:rPr>
+        <w:t>–</w:t>
+      </w:r>
+      <w:hyperlink r:id="rId80">
+        <w:r>
+          <w:rPr>
+            <w:lang w:val="zh_TW" w:bidi="zh_TW"/>
+          </w:rPr>
+          <w:rPr>
+            <w:color w:val="0000EE"/>
+            <w:u w:val="single"/>
+          </w:rPr>
+          <w:t>19</w:t>
+        </w:r>
+      </w:hyperlink>
+      <w:r>
+        <w:rPr>
+          <w:lang w:val="zh_TW" w:bidi="zh_TW"/>
+        </w:rPr>
+        <w:t>；</w:t>
+      </w:r>
+      <w:hyperlink r:id="rId81">
+        <w:r>
+          <w:rPr>
+            <w:lang w:val="zh_TW" w:bidi="zh_TW"/>
+          </w:rPr>
+          <w:rPr>
+            <w:color w:val="0000EE"/>
+            <w:u w:val="single"/>
+          </w:rPr>
+          <w:t>約10:12</w:t>
+        </w:r>
+      </w:hyperlink>
+      <w:r>
+        <w:rPr>
+          <w:lang w:val="zh_TW" w:bidi="zh_TW"/>
+        </w:rPr>
+        <w:t>–</w:t>
+      </w:r>
+      <w:hyperlink r:id="rId81">
+        <w:r>
+          <w:rPr>
+            <w:lang w:val="zh_TW" w:bidi="zh_TW"/>
+          </w:rPr>
+          <w:rPr>
+            <w:color w:val="0000EE"/>
+            <w:u w:val="single"/>
+          </w:rPr>
+          <w:t>14</w:t>
+        </w:r>
+      </w:hyperlink>
+      <w:r>
+        <w:rPr>
+          <w:lang w:val="zh_TW" w:bidi="zh_TW"/>
+        </w:rPr>
+        <w:t>），更廣泛地指奴隸（</w:t>
+      </w:r>
+      <w:hyperlink r:id="rId82">
+        <w:r>
+          <w:rPr>
+            <w:lang w:val="zh_TW" w:bidi="zh_TW"/>
+          </w:rPr>
+          <w:rPr>
+            <w:color w:val="0000EE"/>
+            <w:u w:val="single"/>
+          </w:rPr>
+          <w:t>太8:9</w:t>
+        </w:r>
+      </w:hyperlink>
+      <w:r>
+        <w:rPr>
+          <w:lang w:val="zh_TW" w:bidi="zh_TW"/>
+        </w:rPr>
+        <w:t>，</w:t>
+      </w:r>
+      <w:hyperlink r:id="rId83">
+        <w:r>
+          <w:rPr>
+            <w:lang w:val="zh_TW" w:bidi="zh_TW"/>
+          </w:rPr>
+          <w:rPr>
+            <w:color w:val="0000EE"/>
+            <w:u w:val="single"/>
+          </w:rPr>
+          <w:t>10:24</w:t>
+        </w:r>
+      </w:hyperlink>
+      <w:r>
+        <w:rPr>
+          <w:lang w:val="zh_TW" w:bidi="zh_TW"/>
+        </w:rPr>
+        <w:t>–</w:t>
+      </w:r>
+      <w:hyperlink r:id="rId83">
+        <w:r>
+          <w:rPr>
+            <w:lang w:val="zh_TW" w:bidi="zh_TW"/>
+          </w:rPr>
+          <w:rPr>
+            <w:color w:val="0000EE"/>
+            <w:u w:val="single"/>
+          </w:rPr>
+          <w:t>25</w:t>
+        </w:r>
+      </w:hyperlink>
+      <w:r>
+        <w:rPr>
+          <w:lang w:val="zh_TW" w:bidi="zh_TW"/>
+        </w:rPr>
+        <w:t>，</w:t>
+      </w:r>
+      <w:hyperlink r:id="rId84">
+        <w:r>
+          <w:rPr>
+            <w:lang w:val="zh_TW" w:bidi="zh_TW"/>
+          </w:rPr>
+          <w:rPr>
+            <w:color w:val="0000EE"/>
+            <w:u w:val="single"/>
+          </w:rPr>
+          <w:t>13:27</w:t>
+        </w:r>
+      </w:hyperlink>
+      <w:r>
+        <w:rPr>
+          <w:lang w:val="zh_TW" w:bidi="zh_TW"/>
+        </w:rPr>
+        <w:t>–</w:t>
+      </w:r>
+      <w:hyperlink r:id="rId84">
+        <w:r>
+          <w:rPr>
+            <w:lang w:val="zh_TW" w:bidi="zh_TW"/>
+          </w:rPr>
+          <w:rPr>
+            <w:color w:val="0000EE"/>
+            <w:u w:val="single"/>
+          </w:rPr>
+          <w:t>28</w:t>
+        </w:r>
+      </w:hyperlink>
+      <w:r>
+        <w:rPr>
+          <w:lang w:val="zh_TW" w:bidi="zh_TW"/>
+        </w:rPr>
+        <w:t>；</w:t>
+      </w:r>
+      <w:hyperlink r:id="rId85">
+        <w:r>
+          <w:rPr>
+            <w:lang w:val="zh_TW" w:bidi="zh_TW"/>
+          </w:rPr>
+          <w:rPr>
+            <w:color w:val="0000EE"/>
+            <w:u w:val="single"/>
+          </w:rPr>
+          <w:t>可10:44</w:t>
+        </w:r>
+      </w:hyperlink>
+      <w:r>
+        <w:rPr>
+          <w:lang w:val="zh_TW" w:bidi="zh_TW"/>
+        </w:rPr>
+        <w:t>，</w:t>
+      </w:r>
+      <w:hyperlink r:id="rId86">
+        <w:r>
+          <w:rPr>
+            <w:lang w:val="zh_TW" w:bidi="zh_TW"/>
+          </w:rPr>
+          <w:rPr>
+            <w:color w:val="0000EE"/>
+            <w:u w:val="single"/>
+          </w:rPr>
+          <w:t>12:2</w:t>
+        </w:r>
+      </w:hyperlink>
+      <w:r>
+        <w:rPr>
+          <w:lang w:val="zh_TW" w:bidi="zh_TW"/>
+        </w:rPr>
+        <w:t>–</w:t>
+      </w:r>
+      <w:hyperlink r:id="rId86">
+        <w:r>
+          <w:rPr>
+            <w:lang w:val="zh_TW" w:bidi="zh_TW"/>
+          </w:rPr>
+          <w:rPr>
+            <w:color w:val="0000EE"/>
+            <w:u w:val="single"/>
+          </w:rPr>
+          <w:t>4</w:t>
+        </w:r>
+      </w:hyperlink>
+      <w:r>
+        <w:rPr>
+          <w:lang w:val="zh_TW" w:bidi="zh_TW"/>
+        </w:rPr>
+        <w:t>；</w:t>
+      </w:r>
+      <w:hyperlink r:id="rId87">
+        <w:r>
+          <w:rPr>
+            <w:lang w:val="zh_TW" w:bidi="zh_TW"/>
+          </w:rPr>
+          <w:rPr>
+            <w:color w:val="0000EE"/>
+            <w:u w:val="single"/>
+          </w:rPr>
+          <w:t>路7:2</w:t>
+        </w:r>
+      </w:hyperlink>
+      <w:r>
+        <w:rPr>
+          <w:lang w:val="zh_TW" w:bidi="zh_TW"/>
+        </w:rPr>
+        <w:t>–</w:t>
+      </w:r>
+      <w:hyperlink r:id="rId87">
+        <w:r>
+          <w:rPr>
+            <w:lang w:val="zh_TW" w:bidi="zh_TW"/>
+          </w:rPr>
+          <w:rPr>
+            <w:color w:val="0000EE"/>
+            <w:u w:val="single"/>
+          </w:rPr>
+          <w:t>3，8</w:t>
+        </w:r>
+      </w:hyperlink>
+      <w:r>
+        <w:rPr>
+          <w:lang w:val="zh_TW" w:bidi="zh_TW"/>
+        </w:rPr>
+        <w:t>–</w:t>
+      </w:r>
+      <w:hyperlink r:id="rId87">
+        <w:r>
+          <w:rPr>
+            <w:lang w:val="zh_TW" w:bidi="zh_TW"/>
+          </w:rPr>
+          <w:rPr>
+            <w:color w:val="0000EE"/>
+            <w:u w:val="single"/>
+          </w:rPr>
+          <w:t>10</w:t>
+        </w:r>
+      </w:hyperlink>
+      <w:r>
+        <w:rPr>
+          <w:lang w:val="zh_TW" w:bidi="zh_TW"/>
+        </w:rPr>
+        <w:t>；</w:t>
+      </w:r>
+      <w:hyperlink r:id="rId88">
+        <w:r>
+          <w:rPr>
+            <w:lang w:val="zh_TW" w:bidi="zh_TW"/>
+          </w:rPr>
+          <w:rPr>
+            <w:color w:val="0000EE"/>
+            <w:u w:val="single"/>
+          </w:rPr>
+          <w:t>約4:51</w:t>
+        </w:r>
+      </w:hyperlink>
+      <w:r>
+        <w:rPr>
+          <w:lang w:val="zh_TW" w:bidi="zh_TW"/>
+        </w:rPr>
+        <w:t>，</w:t>
+      </w:r>
+      <w:hyperlink r:id="rId89">
+        <w:r>
+          <w:rPr>
+            <w:lang w:val="zh_TW" w:bidi="zh_TW"/>
+          </w:rPr>
+          <w:rPr>
+            <w:color w:val="0000EE"/>
+            <w:u w:val="single"/>
+          </w:rPr>
+          <w:t>8:34，</w:t>
+        </w:r>
+      </w:hyperlink>
+      <w:hyperlink r:id="rId90">
+        <w:r>
+          <w:rPr>
+            <w:lang w:val="zh_TW" w:bidi="zh_TW"/>
+          </w:rPr>
+          <w:rPr>
+            <w:color w:val="0000EE"/>
+            <w:u w:val="single"/>
+          </w:rPr>
+          <w:t>13:16</w:t>
+        </w:r>
+      </w:hyperlink>
+      <w:r>
+        <w:rPr>
+          <w:lang w:val="zh_TW" w:bidi="zh_TW"/>
+        </w:rPr>
+        <w:t>；</w:t>
+      </w:r>
+      <w:hyperlink r:id="rId91">
+        <w:r>
+          <w:rPr>
+            <w:lang w:val="zh_TW" w:bidi="zh_TW"/>
+          </w:rPr>
+          <w:rPr>
+            <w:color w:val="0000EE"/>
+            <w:u w:val="single"/>
+          </w:rPr>
+          <w:t>弗6:5</w:t>
+        </w:r>
+      </w:hyperlink>
+      <w:r>
+        <w:rPr>
+          <w:lang w:val="zh_TW" w:bidi="zh_TW"/>
+        </w:rPr>
+        <w:t>；</w:t>
+      </w:r>
+      <w:hyperlink r:id="rId92">
+        <w:r>
+          <w:rPr>
+            <w:lang w:val="zh_TW" w:bidi="zh_TW"/>
+          </w:rPr>
+          <w:rPr>
+            <w:color w:val="0000EE"/>
+            <w:u w:val="single"/>
+          </w:rPr>
+          <w:t>西1:7</w:t>
+        </w:r>
+      </w:hyperlink>
+      <w:r>
+        <w:rPr>
+          <w:lang w:val="zh_TW" w:bidi="zh_TW"/>
+        </w:rPr>
+        <w:t>），也包括家僕（</w:t>
+      </w:r>
+      <w:hyperlink r:id="rId93">
+        <w:r>
+          <w:rPr>
+            <w:lang w:val="zh_TW" w:bidi="zh_TW"/>
+          </w:rPr>
+          <w:rPr>
+            <w:color w:val="0000EE"/>
+            <w:u w:val="single"/>
+          </w:rPr>
+          <w:t>路16:13</w:t>
         </w:r>
       </w:hyperlink>
       <w:r>
@@ -1266,6 +2212,472 @@
           <w:lang w:val="zh_TW" w:bidi="zh_TW"/>
         </w:rPr>
         <w:t>）。</w:t>
+      </w:r>
+    </w:p>
+    <w:p>
+      <w:pPr/>
+      <w:r>
+        <w:rPr>
+          <w:lang w:val="zh_TW" w:bidi="zh_TW"/>
+        </w:rPr>
+      </w:r>
+      <w:r>
+        <w:rPr>
+          <w:i/>
+          <w:lang w:val="zh_TW" w:bidi="zh_TW"/>
+        </w:rPr>
+        <w:t>另見</w:t>
+      </w:r>
+      <w:r>
+        <w:rPr>
+          <w:lang w:val="zh_TW" w:bidi="zh_TW"/>
+        </w:rPr>
+        <w:t>奴隸，為奴</w:t>
+      </w:r>
+      <w:r>
+        <w:rPr>
+          <w:lang w:val="zh_TW" w:bidi="zh_TW"/>
+        </w:rPr>
+        <w:t>。</w:t>
+      </w:r>
+      <w:r>
+        <w:rPr>
+          <w:lang w:val="zh_TW" w:bidi="zh_TW"/>
+        </w:rPr>
+      </w:r>
+      <w:r>
+        <w:rPr>
+          <w:lang w:val="zh_TW" w:bidi="zh_TW"/>
+        </w:rPr>
+      </w:r>
+    </w:p>
+    <w:p>
+      <w:pPr/>
+      <w:r>
+        <w:rPr>
+          <w:lang w:val="zh_TW" w:bidi="zh_TW"/>
+        </w:rPr>
+      </w:r>
+    </w:p>
+    <w:p>
+      <w:pPr>
+        <w:pStyle w:val="Heading2"/>
+      </w:pPr>
+      <w:r>
+        <w:rPr>
+          <w:lang w:val="zh_TW" w:bidi="zh_TW"/>
+        </w:rPr>
+        <w:t>普阿</w:t>
+      </w:r>
+      <w:r>
+        <w:rPr>
+          <w:lang w:val="zh_TW" w:bidi="zh_TW"/>
+        </w:rPr>
+      </w:r>
+    </w:p>
+    <w:p>
+      <w:pPr>
+        <w:pStyle w:val="ListNumber"/>
+        <w:numPr>
+          <w:ilvl w:val="0"/>
+          <w:numId w:val="15"/>
+        </w:numPr>
+        <w:spacing w:line="240" w:lineRule="auto"/>
+        <w:ind w:left="720"/>
+      </w:pPr>
+      <w:r>
+        <w:rPr>
+          <w:lang w:val="zh_TW" w:bidi="zh_TW"/>
+        </w:rPr>
+      </w:r>
+      <w:r>
+        <w:rPr>
+          <w:lang w:val="zh_TW" w:bidi="zh_TW"/>
+        </w:rPr>
+        <w:t>兩名希伯來收生婆之一。法老曾吩咐她們在希伯來男嬰出生時將男嬰殺死；然而，這名收生婆敬畏神，沒有遵從法老的命令（</w:t>
+      </w:r>
+      <w:hyperlink r:id="rId94">
+        <w:r>
+          <w:rPr>
+            <w:lang w:val="zh_TW" w:bidi="zh_TW"/>
+          </w:rPr>
+          <w:rPr>
+            <w:color w:val="0000EE"/>
+            <w:u w:val="single"/>
+          </w:rPr>
+          <w:t>出1:15</w:t>
+        </w:r>
+      </w:hyperlink>
+      <w:r>
+        <w:rPr>
+          <w:lang w:val="zh_TW" w:bidi="zh_TW"/>
+        </w:rPr>
+        <w:t>）。</w:t>
+      </w:r>
+    </w:p>
+    <w:p>
+      <w:pPr>
+        <w:pStyle w:val="ListNumber"/>
+        <w:spacing w:line="240" w:lineRule="auto"/>
+        <w:ind w:left="720"/>
+      </w:pPr>
+      <w:r>
+        <w:rPr>
+          <w:lang w:val="zh_TW" w:bidi="zh_TW"/>
+        </w:rPr>
+      </w:r>
+      <w:r>
+        <w:rPr>
+          <w:lang w:val="zh_TW" w:bidi="zh_TW"/>
+        </w:rPr>
+        <w:t>以色列士師陀拉的父親（</w:t>
+      </w:r>
+      <w:hyperlink r:id="rId95">
+        <w:r>
+          <w:rPr>
+            <w:lang w:val="zh_TW" w:bidi="zh_TW"/>
+          </w:rPr>
+          <w:rPr>
+            <w:color w:val="0000EE"/>
+            <w:u w:val="single"/>
+          </w:rPr>
+          <w:t>士10:1</w:t>
+        </w:r>
+      </w:hyperlink>
+      <w:r>
+        <w:rPr>
+          <w:lang w:val="zh_TW" w:bidi="zh_TW"/>
+        </w:rPr>
+        <w:t>；譯註：和合本譯為：普瓦）。</w:t>
+      </w:r>
+    </w:p>
+    <w:p>
+      <w:pPr>
+        <w:pStyle w:val="ListNumber"/>
+        <w:spacing w:line="240" w:lineRule="auto"/>
+        <w:ind w:left="720"/>
+      </w:pPr>
+      <w:r>
+        <w:rPr>
+          <w:lang w:val="zh_TW" w:bidi="zh_TW"/>
+        </w:rPr>
+      </w:r>
+      <w:r>
+        <w:rPr>
+          <w:lang w:val="zh_TW" w:bidi="zh_TW"/>
+        </w:rPr>
+        <w:t>在</w:t>
+      </w:r>
+      <w:hyperlink r:id="rId96">
+        <w:r>
+          <w:rPr>
+            <w:lang w:val="zh_TW" w:bidi="zh_TW"/>
+          </w:rPr>
+          <w:rPr>
+            <w:color w:val="0000EE"/>
+            <w:u w:val="single"/>
+          </w:rPr>
+          <w:t>歷代志上七章1節</w:t>
+        </w:r>
+      </w:hyperlink>
+      <w:r>
+        <w:rPr>
+          <w:lang w:val="zh_TW" w:bidi="zh_TW"/>
+        </w:rPr>
+        <w:t>中，亦作普瓦（Puvah）；普瓦是以薩迦的兒子。</w:t>
+        <w:br/>
+      </w:r>
+      <w:r>
+        <w:rPr>
+          <w:i/>
+          <w:lang w:val="zh_TW" w:bidi="zh_TW"/>
+        </w:rPr>
+        <w:t>見</w:t>
+      </w:r>
+      <w:r>
+        <w:rPr>
+          <w:lang w:val="zh_TW" w:bidi="zh_TW"/>
+        </w:rPr>
+        <w:t xml:space="preserve"> </w:t>
+      </w:r>
+      <w:r>
+        <w:rPr>
+          <w:lang w:val="zh_TW" w:bidi="zh_TW"/>
+        </w:rPr>
+        <w:t>普瓦</w:t>
+      </w:r>
+      <w:r>
+        <w:rPr>
+          <w:lang w:val="zh_TW" w:bidi="zh_TW"/>
+        </w:rPr>
+        <w:t>。</w:t>
+      </w:r>
+      <w:r>
+        <w:rPr>
+          <w:lang w:val="zh_TW" w:bidi="zh_TW"/>
+        </w:rPr>
+      </w:r>
+      <w:r>
+        <w:rPr>
+          <w:lang w:val="zh_TW" w:bidi="zh_TW"/>
+        </w:rPr>
+      </w:r>
+    </w:p>
+    <w:p>
+      <w:pPr/>
+      <w:r>
+        <w:rPr>
+          <w:lang w:val="zh_TW" w:bidi="zh_TW"/>
+        </w:rPr>
+      </w:r>
+    </w:p>
+    <w:p>
+      <w:pPr>
+        <w:pStyle w:val="Heading2"/>
+      </w:pPr>
+      <w:r>
+        <w:rPr>
+          <w:lang w:val="zh_TW" w:bidi="zh_TW"/>
+        </w:rPr>
+        <w:t>普鐵</w:t>
+      </w:r>
+      <w:r>
+        <w:rPr>
+          <w:lang w:val="zh_TW" w:bidi="zh_TW"/>
+        </w:rPr>
+      </w:r>
+    </w:p>
+    <w:p>
+      <w:pPr/>
+      <w:r>
+        <w:rPr>
+          <w:lang w:val="zh_TW" w:bidi="zh_TW"/>
+        </w:rPr>
+      </w:r>
+      <w:r>
+        <w:rPr>
+          <w:lang w:val="zh_TW" w:bidi="zh_TW"/>
+        </w:rPr>
+        <w:t>以利亞撒妻子的父親，也是非尼哈的外祖父（</w:t>
+      </w:r>
+      <w:hyperlink r:id="rId97">
+        <w:r>
+          <w:rPr>
+            <w:lang w:val="zh_TW" w:bidi="zh_TW"/>
+          </w:rPr>
+          <w:rPr>
+            <w:color w:val="0000EE"/>
+            <w:u w:val="single"/>
+          </w:rPr>
+          <w:t>出6:25</w:t>
+        </w:r>
+      </w:hyperlink>
+      <w:r>
+        <w:rPr>
+          <w:lang w:val="zh_TW" w:bidi="zh_TW"/>
+        </w:rPr>
+        <w:t>）。</w:t>
+      </w:r>
+      <w:r>
+        <w:rPr>
+          <w:lang w:val="zh_TW" w:bidi="zh_TW"/>
+        </w:rPr>
+      </w:r>
+      <w:r>
+        <w:rPr>
+          <w:lang w:val="zh_TW" w:bidi="zh_TW"/>
+        </w:rPr>
+      </w:r>
+    </w:p>
+    <w:p>
+      <w:pPr/>
+      <w:r>
+        <w:rPr>
+          <w:lang w:val="zh_TW" w:bidi="zh_TW"/>
+        </w:rPr>
+      </w:r>
+    </w:p>
+    <w:p>
+      <w:pPr>
+        <w:pStyle w:val="Heading2"/>
+      </w:pPr>
+      <w:r>
+        <w:rPr>
+          <w:lang w:val="zh_TW" w:bidi="zh_TW"/>
+        </w:rPr>
+        <w:t>普瓦（Phuvah）</w:t>
+      </w:r>
+      <w:r>
+        <w:rPr>
+          <w:lang w:val="zh_TW" w:bidi="zh_TW"/>
+        </w:rPr>
+      </w:r>
+    </w:p>
+    <w:p>
+      <w:pPr/>
+      <w:r>
+        <w:rPr>
+          <w:lang w:val="zh_TW" w:bidi="zh_TW"/>
+        </w:rPr>
+      </w:r>
+      <w:r>
+        <w:rPr>
+          <w:lang w:val="zh_TW" w:bidi="zh_TW"/>
+        </w:rPr>
+        <w:t>某英文譯本將普瓦（Puvah）拼寫成Phuvah。普瓦是族長以薩迦的一個兒子（</w:t>
+      </w:r>
+      <w:hyperlink r:id="rId98">
+        <w:r>
+          <w:rPr>
+            <w:lang w:val="zh_TW" w:bidi="zh_TW"/>
+          </w:rPr>
+          <w:rPr>
+            <w:color w:val="0000EE"/>
+            <w:u w:val="single"/>
+          </w:rPr>
+          <w:t>創46:13</w:t>
+        </w:r>
+      </w:hyperlink>
+      <w:r>
+        <w:rPr>
+          <w:lang w:val="zh_TW" w:bidi="zh_TW"/>
+        </w:rPr>
+        <w:t>）。</w:t>
+      </w:r>
+    </w:p>
+    <w:p>
+      <w:pPr/>
+      <w:r>
+        <w:rPr>
+          <w:lang w:val="zh_TW" w:bidi="zh_TW"/>
+        </w:rPr>
+      </w:r>
+      <w:r>
+        <w:rPr>
+          <w:i/>
+          <w:lang w:val="zh_TW" w:bidi="zh_TW"/>
+        </w:rPr>
+        <w:t>見</w:t>
+      </w:r>
+      <w:r>
+        <w:rPr>
+          <w:lang w:val="zh_TW" w:bidi="zh_TW"/>
+        </w:rPr>
+        <w:t xml:space="preserve"> </w:t>
+      </w:r>
+      <w:r>
+        <w:rPr>
+          <w:lang w:val="zh_TW" w:bidi="zh_TW"/>
+        </w:rPr>
+        <w:t>普瓦</w:t>
+      </w:r>
+      <w:r>
+        <w:rPr>
+          <w:lang w:val="zh_TW" w:bidi="zh_TW"/>
+        </w:rPr>
+        <w:t>。</w:t>
+      </w:r>
+      <w:r>
+        <w:rPr>
+          <w:lang w:val="zh_TW" w:bidi="zh_TW"/>
+        </w:rPr>
+      </w:r>
+      <w:r>
+        <w:rPr>
+          <w:lang w:val="zh_TW" w:bidi="zh_TW"/>
+        </w:rPr>
+      </w:r>
+    </w:p>
+    <w:p>
+      <w:pPr/>
+      <w:r>
+        <w:rPr>
+          <w:lang w:val="zh_TW" w:bidi="zh_TW"/>
+        </w:rPr>
+      </w:r>
+    </w:p>
+    <w:p>
+      <w:pPr>
+        <w:pStyle w:val="Heading2"/>
+      </w:pPr>
+      <w:r>
+        <w:rPr>
+          <w:lang w:val="zh_TW" w:bidi="zh_TW"/>
+        </w:rPr>
+        <w:t>普瓦（Puvah）</w:t>
+      </w:r>
+      <w:r>
+        <w:rPr>
+          <w:lang w:val="zh_TW" w:bidi="zh_TW"/>
+        </w:rPr>
+      </w:r>
+    </w:p>
+    <w:p>
+      <w:pPr/>
+      <w:r>
+        <w:rPr>
+          <w:lang w:val="zh_TW" w:bidi="zh_TW"/>
+        </w:rPr>
+      </w:r>
+      <w:r>
+        <w:rPr>
+          <w:lang w:val="zh_TW" w:bidi="zh_TW"/>
+        </w:rPr>
+        <w:t>以薩迦的兒子，他跟隨雅各和全家下到埃及，躲避巴勒斯坦地嚴重的饑荒（</w:t>
+      </w:r>
+      <w:hyperlink r:id="rId98">
+        <w:r>
+          <w:rPr>
+            <w:lang w:val="zh_TW" w:bidi="zh_TW"/>
+          </w:rPr>
+          <w:rPr>
+            <w:color w:val="0000EE"/>
+            <w:u w:val="single"/>
+          </w:rPr>
+          <w:t>創46:13</w:t>
+        </w:r>
+      </w:hyperlink>
+      <w:r>
+        <w:rPr>
+          <w:lang w:val="zh_TW" w:bidi="zh_TW"/>
+        </w:rPr>
+        <w:t>；有英文譯本拼作Puah）。普瓦是普瓦族的始祖（</w:t>
+      </w:r>
+      <w:hyperlink r:id="rId99">
+        <w:r>
+          <w:rPr>
+            <w:lang w:val="zh_TW" w:bidi="zh_TW"/>
+          </w:rPr>
+          <w:rPr>
+            <w:color w:val="0000EE"/>
+            <w:u w:val="single"/>
+          </w:rPr>
+          <w:t>民26:23</w:t>
+        </w:r>
+      </w:hyperlink>
+      <w:r>
+        <w:rPr>
+          <w:lang w:val="zh_TW" w:bidi="zh_TW"/>
+        </w:rPr>
+        <w:t>），在</w:t>
+      </w:r>
+      <w:hyperlink r:id="rId96">
+        <w:r>
+          <w:rPr>
+            <w:lang w:val="zh_TW" w:bidi="zh_TW"/>
+          </w:rPr>
+          <w:rPr>
+            <w:color w:val="0000EE"/>
+            <w:u w:val="single"/>
+          </w:rPr>
+          <w:t>歷代志上七章1節</w:t>
+        </w:r>
+      </w:hyperlink>
+      <w:r>
+        <w:rPr>
+          <w:lang w:val="zh_TW" w:bidi="zh_TW"/>
+        </w:rPr>
+        <w:t>則稱他為Puah（譯註：和合本譯為普瓦）。</w:t>
       </w:r>
       <w:r>
         <w:rPr>
@@ -3167,6 +4579,18 @@
   </w:num>
   <w:num w:numId="13" w16cid:durableId="592781308">
     <w:abstractNumId w:val="11"/>
+  </w:num>
+  <w:num w:numId="14">
+    <w:abstractNumId w:val="3"/>
+    <w:lvlOverride w:ilvl="0">
+      <w:startOverride w:val="1"/>
+    </w:lvlOverride>
+  </w:num>
+  <w:num w:numId="15">
+    <w:abstractNumId w:val="3"/>
+    <w:lvlOverride w:ilvl="0">
+      <w:startOverride w:val="1"/>
+    </w:lvlOverride>
   </w:num>
   <w:numIdMacAtCleanup w:val="10"/>
 </w:numbering>

--- a/zht/docx/127.content.docx
+++ b/zht/docx/127.content.docx
@@ -247,54 +247,36 @@
         </w:rPr>
         <w:t>聖經提到的葡萄樹，既有字面上的意義，也有比喻的意義。葡萄樹可能起源於亞拉臘地區（</w:t>
       </w:r>
-      <w:hyperlink r:id="rId13">
-        <w:r>
-          <w:rPr>
-            <w:lang w:val="zh_TW" w:bidi="zh_TW"/>
-          </w:rPr>
-          <w:rPr>
-            <w:color w:val="0000EE"/>
-            <w:u w:val="single"/>
-          </w:rPr>
-          <w:t>創9:20</w:t>
-        </w:r>
-      </w:hyperlink>
+      <w:r>
+        <w:rPr>
+          <w:lang w:val="zh_TW" w:bidi="zh_TW"/>
+        </w:rPr>
+        <w:t>創9:20</w:t>
+      </w:r>
       <w:r>
         <w:rPr>
           <w:lang w:val="zh_TW" w:bidi="zh_TW"/>
         </w:rPr>
         <w:t>）。古埃及人也有種植葡萄樹，墓葬壁畫亦有描繪酒的製作過程。迦南人曾以酒迎接亞伯拉罕（</w:t>
       </w:r>
-      <w:hyperlink r:id="rId14">
-        <w:r>
-          <w:rPr>
-            <w:lang w:val="zh_TW" w:bidi="zh_TW"/>
-          </w:rPr>
-          <w:rPr>
-            <w:color w:val="0000EE"/>
-            <w:u w:val="single"/>
-          </w:rPr>
-          <w:t>創14:18</w:t>
-        </w:r>
-      </w:hyperlink>
+      <w:r>
+        <w:rPr>
+          <w:lang w:val="zh_TW" w:bidi="zh_TW"/>
+        </w:rPr>
+        <w:t>創14:18</w:t>
+      </w:r>
       <w:r>
         <w:rPr>
           <w:lang w:val="zh_TW" w:bidi="zh_TW"/>
         </w:rPr>
         <w:t>）。摩西曾描述應許之地的葡萄園（</w:t>
       </w:r>
-      <w:hyperlink r:id="rId15">
-        <w:r>
-          <w:rPr>
-            <w:lang w:val="zh_TW" w:bidi="zh_TW"/>
-          </w:rPr>
-          <w:rPr>
-            <w:color w:val="0000EE"/>
-            <w:u w:val="single"/>
-          </w:rPr>
-          <w:t>申6:11</w:t>
-        </w:r>
-      </w:hyperlink>
+      <w:r>
+        <w:rPr>
+          <w:lang w:val="zh_TW" w:bidi="zh_TW"/>
+        </w:rPr>
+        <w:t>申6:11</w:t>
+      </w:r>
       <w:r>
         <w:rPr>
           <w:lang w:val="zh_TW" w:bidi="zh_TW"/>
@@ -326,90 +308,60 @@
         </w:rPr>
         <w:t>優質的葡萄來自山谷和平原，為希伯來人提供水果和酒，豐富他們清淡的飲食（</w:t>
       </w:r>
-      <w:hyperlink r:id="rId16">
-        <w:r>
-          <w:rPr>
-            <w:lang w:val="zh_TW" w:bidi="zh_TW"/>
-          </w:rPr>
-          <w:rPr>
-            <w:color w:val="0000EE"/>
-            <w:u w:val="single"/>
-          </w:rPr>
-          <w:t>民13:20、24</w:t>
-        </w:r>
-      </w:hyperlink>
+      <w:r>
+        <w:rPr>
+          <w:lang w:val="zh_TW" w:bidi="zh_TW"/>
+        </w:rPr>
+        <w:t>民13:20、24</w:t>
+      </w:r>
       <w:r>
         <w:rPr>
           <w:lang w:val="zh_TW" w:bidi="zh_TW"/>
         </w:rPr>
         <w:t>；</w:t>
       </w:r>
-      <w:hyperlink r:id="rId17">
-        <w:r>
-          <w:rPr>
-            <w:lang w:val="zh_TW" w:bidi="zh_TW"/>
-          </w:rPr>
-          <w:rPr>
-            <w:color w:val="0000EE"/>
-            <w:u w:val="single"/>
-          </w:rPr>
-          <w:t>士14:5</w:t>
-        </w:r>
-      </w:hyperlink>
+      <w:r>
+        <w:rPr>
+          <w:lang w:val="zh_TW" w:bidi="zh_TW"/>
+        </w:rPr>
+        <w:t>士14:5</w:t>
+      </w:r>
       <w:r>
         <w:rPr>
           <w:lang w:val="zh_TW" w:bidi="zh_TW"/>
         </w:rPr>
         <w:t>，</w:t>
       </w:r>
-      <w:hyperlink r:id="rId18">
-        <w:r>
-          <w:rPr>
-            <w:lang w:val="zh_TW" w:bidi="zh_TW"/>
-          </w:rPr>
-          <w:rPr>
-            <w:color w:val="0000EE"/>
-            <w:u w:val="single"/>
-          </w:rPr>
-          <w:t>15:5</w:t>
-        </w:r>
-      </w:hyperlink>
+      <w:r>
+        <w:rPr>
+          <w:lang w:val="zh_TW" w:bidi="zh_TW"/>
+        </w:rPr>
+        <w:t>15:5</w:t>
+      </w:r>
       <w:r>
         <w:rPr>
           <w:lang w:val="zh_TW" w:bidi="zh_TW"/>
         </w:rPr>
         <w:t>）。酒是他們文化的重要一環，買賣相當流行，而在以色列最後幾位國王執政期間，酒的貿易非常活躍（參</w:t>
       </w:r>
-      <w:hyperlink r:id="rId19">
-        <w:r>
-          <w:rPr>
-            <w:lang w:val="zh_TW" w:bidi="zh_TW"/>
-          </w:rPr>
-          <w:rPr>
-            <w:color w:val="0000EE"/>
-            <w:u w:val="single"/>
-          </w:rPr>
-          <w:t>結27:18</w:t>
-        </w:r>
-      </w:hyperlink>
+      <w:r>
+        <w:rPr>
+          <w:lang w:val="zh_TW" w:bidi="zh_TW"/>
+        </w:rPr>
+        <w:t>結27:18</w:t>
+      </w:r>
       <w:r>
         <w:rPr>
           <w:lang w:val="zh_TW" w:bidi="zh_TW"/>
         </w:rPr>
         <w:t>）。到希臘人和羅馬人統治時，這種貿易仍然流行。對於希伯來人來說，理想生活的景象是安靜地待在一處，耕種自己的土地，坐在自己的葡萄樹下（</w:t>
       </w:r>
-      <w:hyperlink r:id="rId20">
-        <w:r>
-          <w:rPr>
-            <w:lang w:val="zh_TW" w:bidi="zh_TW"/>
-          </w:rPr>
-          <w:rPr>
-            <w:color w:val="0000EE"/>
-            <w:u w:val="single"/>
-          </w:rPr>
-          <w:t>王上4:25</w:t>
-        </w:r>
-      </w:hyperlink>
+      <w:r>
+        <w:rPr>
+          <w:lang w:val="zh_TW" w:bidi="zh_TW"/>
+        </w:rPr>
+        <w:t>王上4:25</w:t>
+      </w:r>
       <w:r>
         <w:rPr>
           <w:lang w:val="zh_TW" w:bidi="zh_TW"/>
@@ -441,216 +393,144 @@
         </w:rPr>
         <w:t>典型的葡萄園周圍有保護園子的籬笆或圍欄。在收成的季節，守衛會待在瞭望塔看守，防止小偷偷竊農作物（</w:t>
       </w:r>
-      <w:hyperlink r:id="rId21">
-        <w:r>
-          <w:rPr>
-            <w:lang w:val="zh_TW" w:bidi="zh_TW"/>
-          </w:rPr>
-          <w:rPr>
-            <w:color w:val="0000EE"/>
-            <w:u w:val="single"/>
-          </w:rPr>
-          <w:t>伯24:18</w:t>
-        </w:r>
-      </w:hyperlink>
+      <w:r>
+        <w:rPr>
+          <w:lang w:val="zh_TW" w:bidi="zh_TW"/>
+        </w:rPr>
+        <w:t>伯24:18</w:t>
+      </w:r>
       <w:r>
         <w:rPr>
           <w:lang w:val="zh_TW" w:bidi="zh_TW"/>
         </w:rPr>
         <w:t>；</w:t>
       </w:r>
-      <w:hyperlink r:id="rId22">
-        <w:r>
-          <w:rPr>
-            <w:lang w:val="zh_TW" w:bidi="zh_TW"/>
-          </w:rPr>
-          <w:rPr>
-            <w:color w:val="0000EE"/>
-            <w:u w:val="single"/>
-          </w:rPr>
-          <w:t>賽1:8</w:t>
-        </w:r>
-      </w:hyperlink>
+      <w:r>
+        <w:rPr>
+          <w:lang w:val="zh_TW" w:bidi="zh_TW"/>
+        </w:rPr>
+        <w:t>賽1:8</w:t>
+      </w:r>
       <w:r>
         <w:rPr>
           <w:lang w:val="zh_TW" w:bidi="zh_TW"/>
         </w:rPr>
         <w:t>；</w:t>
       </w:r>
-      <w:hyperlink r:id="rId23">
-        <w:r>
-          <w:rPr>
-            <w:lang w:val="zh_TW" w:bidi="zh_TW"/>
-          </w:rPr>
-          <w:rPr>
-            <w:color w:val="0000EE"/>
-            <w:u w:val="single"/>
-          </w:rPr>
-          <w:t>可12:1</w:t>
-        </w:r>
-      </w:hyperlink>
+      <w:r>
+        <w:rPr>
+          <w:lang w:val="zh_TW" w:bidi="zh_TW"/>
+        </w:rPr>
+        <w:t>可12:1</w:t>
+      </w:r>
       <w:r>
         <w:rPr>
           <w:lang w:val="zh_TW" w:bidi="zh_TW"/>
         </w:rPr>
         <w:t>）。葡萄藤則一行行種植在封閉的區域裡，隨著植物生長，葡萄藤沿著支架，以將結果的枝條從地面上抬起來（</w:t>
       </w:r>
-      <w:hyperlink r:id="rId24">
-        <w:r>
-          <w:rPr>
-            <w:lang w:val="zh_TW" w:bidi="zh_TW"/>
-          </w:rPr>
-          <w:rPr>
-            <w:color w:val="0000EE"/>
-            <w:u w:val="single"/>
-          </w:rPr>
-          <w:t>結17:6</w:t>
-        </w:r>
-      </w:hyperlink>
+      <w:r>
+        <w:rPr>
+          <w:lang w:val="zh_TW" w:bidi="zh_TW"/>
+        </w:rPr>
+        <w:t>結17:6</w:t>
+      </w:r>
       <w:r>
         <w:rPr>
           <w:lang w:val="zh_TW" w:bidi="zh_TW"/>
         </w:rPr>
         <w:t>）。葡萄園工人修剪並照料葡萄藤（</w:t>
       </w:r>
-      <w:hyperlink r:id="rId25">
-        <w:r>
-          <w:rPr>
-            <w:lang w:val="zh_TW" w:bidi="zh_TW"/>
-          </w:rPr>
-          <w:rPr>
-            <w:color w:val="0000EE"/>
-            <w:u w:val="single"/>
-          </w:rPr>
-          <w:t>利25:3</w:t>
-        </w:r>
-      </w:hyperlink>
+      <w:r>
+        <w:rPr>
+          <w:lang w:val="zh_TW" w:bidi="zh_TW"/>
+        </w:rPr>
+        <w:t>利25:3</w:t>
+      </w:r>
       <w:r>
         <w:rPr>
           <w:lang w:val="zh_TW" w:bidi="zh_TW"/>
         </w:rPr>
         <w:t>；</w:t>
       </w:r>
-      <w:hyperlink r:id="rId26">
-        <w:r>
-          <w:rPr>
-            <w:lang w:val="zh_TW" w:bidi="zh_TW"/>
-          </w:rPr>
-          <w:rPr>
-            <w:color w:val="0000EE"/>
-            <w:u w:val="single"/>
-          </w:rPr>
-          <w:t>賽61:5</w:t>
-        </w:r>
-      </w:hyperlink>
+      <w:r>
+        <w:rPr>
+          <w:lang w:val="zh_TW" w:bidi="zh_TW"/>
+        </w:rPr>
+        <w:t>賽61:5</w:t>
+      </w:r>
       <w:r>
         <w:rPr>
           <w:lang w:val="zh_TW" w:bidi="zh_TW"/>
         </w:rPr>
         <w:t>；</w:t>
       </w:r>
-      <w:hyperlink r:id="rId27">
-        <w:r>
-          <w:rPr>
-            <w:lang w:val="zh_TW" w:bidi="zh_TW"/>
-          </w:rPr>
-          <w:rPr>
-            <w:color w:val="0000EE"/>
-            <w:u w:val="single"/>
-          </w:rPr>
-          <w:t>珥3:10</w:t>
-        </w:r>
-      </w:hyperlink>
+      <w:r>
+        <w:rPr>
+          <w:lang w:val="zh_TW" w:bidi="zh_TW"/>
+        </w:rPr>
+        <w:t>珥3:10</w:t>
+      </w:r>
       <w:r>
         <w:rPr>
           <w:lang w:val="zh_TW" w:bidi="zh_TW"/>
         </w:rPr>
         <w:t>；</w:t>
       </w:r>
-      <w:hyperlink r:id="rId28">
-        <w:r>
-          <w:rPr>
-            <w:lang w:val="zh_TW" w:bidi="zh_TW"/>
-          </w:rPr>
-          <w:rPr>
-            <w:color w:val="0000EE"/>
-            <w:u w:val="single"/>
-          </w:rPr>
-          <w:t>約15:2</w:t>
-        </w:r>
-      </w:hyperlink>
+      <w:r>
+        <w:rPr>
+          <w:lang w:val="zh_TW" w:bidi="zh_TW"/>
+        </w:rPr>
+        <w:t>約15:2</w:t>
+      </w:r>
       <w:r>
         <w:rPr>
           <w:lang w:val="zh_TW" w:bidi="zh_TW"/>
         </w:rPr>
         <w:t>），又採摘成熟的果實並送往榨酒池（</w:t>
       </w:r>
-      <w:hyperlink r:id="rId29">
-        <w:r>
-          <w:rPr>
-            <w:lang w:val="zh_TW" w:bidi="zh_TW"/>
-          </w:rPr>
-          <w:rPr>
-            <w:color w:val="0000EE"/>
-            <w:u w:val="single"/>
-          </w:rPr>
-          <w:t>何9:2</w:t>
-        </w:r>
-      </w:hyperlink>
+      <w:r>
+        <w:rPr>
+          <w:lang w:val="zh_TW" w:bidi="zh_TW"/>
+        </w:rPr>
+        <w:t>何9:2</w:t>
+      </w:r>
       <w:r>
         <w:rPr>
           <w:lang w:val="zh_TW" w:bidi="zh_TW"/>
         </w:rPr>
         <w:t>）。踹葡萄是一個慶祝的場合（</w:t>
       </w:r>
-      <w:hyperlink r:id="rId30">
-        <w:r>
-          <w:rPr>
-            <w:lang w:val="zh_TW" w:bidi="zh_TW"/>
-          </w:rPr>
-          <w:rPr>
-            <w:color w:val="0000EE"/>
-            <w:u w:val="single"/>
-          </w:rPr>
-          <w:t>賽16:10</w:t>
-        </w:r>
-      </w:hyperlink>
+      <w:r>
+        <w:rPr>
+          <w:lang w:val="zh_TW" w:bidi="zh_TW"/>
+        </w:rPr>
+        <w:t>賽16:10</w:t>
+      </w:r>
       <w:r>
         <w:rPr>
           <w:lang w:val="zh_TW" w:bidi="zh_TW"/>
         </w:rPr>
         <w:t>；</w:t>
       </w:r>
-      <w:hyperlink r:id="rId31">
-        <w:r>
-          <w:rPr>
-            <w:lang w:val="zh_TW" w:bidi="zh_TW"/>
-          </w:rPr>
-          <w:rPr>
-            <w:color w:val="0000EE"/>
-            <w:u w:val="single"/>
-          </w:rPr>
-          <w:t>耶25:30</w:t>
-        </w:r>
-      </w:hyperlink>
+      <w:r>
+        <w:rPr>
+          <w:lang w:val="zh_TW" w:bidi="zh_TW"/>
+        </w:rPr>
+        <w:t>耶25:30</w:t>
+      </w:r>
       <w:r>
         <w:rPr>
           <w:lang w:val="zh_TW" w:bidi="zh_TW"/>
         </w:rPr>
         <w:t>）。發酵的汁液會收集在新的羊皮袋和大型陶罐中（</w:t>
       </w:r>
-      <w:hyperlink r:id="rId32">
-        <w:r>
-          <w:rPr>
-            <w:lang w:val="zh_TW" w:bidi="zh_TW"/>
-          </w:rPr>
-          <w:rPr>
-            <w:color w:val="0000EE"/>
-            <w:u w:val="single"/>
-          </w:rPr>
-          <w:t>太9:17</w:t>
-        </w:r>
-      </w:hyperlink>
+      <w:r>
+        <w:rPr>
+          <w:lang w:val="zh_TW" w:bidi="zh_TW"/>
+        </w:rPr>
+        <w:t>太9:17</w:t>
+      </w:r>
       <w:r>
         <w:rPr>
           <w:lang w:val="zh_TW" w:bidi="zh_TW"/>
@@ -682,54 +562,36 @@
         </w:rPr>
         <w:t>收成葡萄的工人可以免除兵役，這點顯示葡萄對以色列經濟的重要性。稅務和債務通常以酒而非金錢支付。法律規定，窮人可以在葡萄園中，拾取遺留園中沒有被收成的葡萄，就像在麥田中拾取遺留的穀物一樣（</w:t>
       </w:r>
-      <w:hyperlink r:id="rId33">
-        <w:r>
-          <w:rPr>
-            <w:lang w:val="zh_TW" w:bidi="zh_TW"/>
-          </w:rPr>
-          <w:rPr>
-            <w:color w:val="0000EE"/>
-            <w:u w:val="single"/>
-          </w:rPr>
-          <w:t>利19:9–10</w:t>
-        </w:r>
-      </w:hyperlink>
+      <w:r>
+        <w:rPr>
+          <w:lang w:val="zh_TW" w:bidi="zh_TW"/>
+        </w:rPr>
+        <w:t>利19:9–10</w:t>
+      </w:r>
       <w:r>
         <w:rPr>
           <w:lang w:val="zh_TW" w:bidi="zh_TW"/>
         </w:rPr>
         <w:t>）。不結果的葡萄藤被用來製作木炭（</w:t>
       </w:r>
-      <w:hyperlink r:id="rId34">
-        <w:r>
-          <w:rPr>
-            <w:lang w:val="zh_TW" w:bidi="zh_TW"/>
-          </w:rPr>
-          <w:rPr>
-            <w:color w:val="0000EE"/>
-            <w:u w:val="single"/>
-          </w:rPr>
-          <w:t>結15:4</w:t>
-        </w:r>
-      </w:hyperlink>
+      <w:r>
+        <w:rPr>
+          <w:lang w:val="zh_TW" w:bidi="zh_TW"/>
+        </w:rPr>
+        <w:t>結15:4</w:t>
+      </w:r>
       <w:r>
         <w:rPr>
           <w:lang w:val="zh_TW" w:bidi="zh_TW"/>
         </w:rPr>
         <w:t>；</w:t>
       </w:r>
-      <w:hyperlink r:id="rId35">
-        <w:r>
-          <w:rPr>
-            <w:lang w:val="zh_TW" w:bidi="zh_TW"/>
-          </w:rPr>
-          <w:rPr>
-            <w:color w:val="0000EE"/>
-            <w:u w:val="single"/>
-          </w:rPr>
-          <w:t>約15:6</w:t>
-        </w:r>
-      </w:hyperlink>
+      <w:r>
+        <w:rPr>
+          <w:lang w:val="zh_TW" w:bidi="zh_TW"/>
+        </w:rPr>
+        <w:t>約15:6</w:t>
+      </w:r>
       <w:r>
         <w:rPr>
           <w:lang w:val="zh_TW" w:bidi="zh_TW"/>
@@ -761,126 +623,84 @@
         </w:rPr>
         <w:t>耶穌經常使用葡萄園作為所講比喻的背景（</w:t>
       </w:r>
-      <w:hyperlink r:id="rId36">
-        <w:r>
-          <w:rPr>
-            <w:lang w:val="zh_TW" w:bidi="zh_TW"/>
-          </w:rPr>
-          <w:rPr>
-            <w:color w:val="0000EE"/>
-            <w:u w:val="single"/>
-          </w:rPr>
-          <w:t>太20:1–16</w:t>
-        </w:r>
-      </w:hyperlink>
+      <w:r>
+        <w:rPr>
+          <w:lang w:val="zh_TW" w:bidi="zh_TW"/>
+        </w:rPr>
+        <w:t>太20:1–16</w:t>
+      </w:r>
       <w:r>
         <w:rPr>
           <w:lang w:val="zh_TW" w:bidi="zh_TW"/>
         </w:rPr>
         <w:t>，</w:t>
       </w:r>
-      <w:hyperlink r:id="rId37">
-        <w:r>
-          <w:rPr>
-            <w:lang w:val="zh_TW" w:bidi="zh_TW"/>
-          </w:rPr>
-          <w:rPr>
-            <w:color w:val="0000EE"/>
-            <w:u w:val="single"/>
-          </w:rPr>
-          <w:t>21:28–43</w:t>
-        </w:r>
-      </w:hyperlink>
+      <w:r>
+        <w:rPr>
+          <w:lang w:val="zh_TW" w:bidi="zh_TW"/>
+        </w:rPr>
+        <w:t>21:28–43</w:t>
+      </w:r>
       <w:r>
         <w:rPr>
           <w:lang w:val="zh_TW" w:bidi="zh_TW"/>
         </w:rPr>
         <w:t>；</w:t>
       </w:r>
-      <w:hyperlink r:id="rId38">
-        <w:r>
-          <w:rPr>
-            <w:lang w:val="zh_TW" w:bidi="zh_TW"/>
-          </w:rPr>
-          <w:rPr>
-            <w:color w:val="0000EE"/>
-            <w:u w:val="single"/>
-          </w:rPr>
-          <w:t>可12:1–11</w:t>
-        </w:r>
-      </w:hyperlink>
+      <w:r>
+        <w:rPr>
+          <w:lang w:val="zh_TW" w:bidi="zh_TW"/>
+        </w:rPr>
+        <w:t>可12:1–11</w:t>
+      </w:r>
       <w:r>
         <w:rPr>
           <w:lang w:val="zh_TW" w:bidi="zh_TW"/>
         </w:rPr>
         <w:t>；</w:t>
       </w:r>
-      <w:hyperlink r:id="rId39">
-        <w:r>
-          <w:rPr>
-            <w:lang w:val="zh_TW" w:bidi="zh_TW"/>
-          </w:rPr>
-          <w:rPr>
-            <w:color w:val="0000EE"/>
-            <w:u w:val="single"/>
-          </w:rPr>
-          <w:t>路13:6–9</w:t>
-        </w:r>
-      </w:hyperlink>
+      <w:r>
+        <w:rPr>
+          <w:lang w:val="zh_TW" w:bidi="zh_TW"/>
+        </w:rPr>
+        <w:t>路13:6–9</w:t>
+      </w:r>
       <w:r>
         <w:rPr>
           <w:lang w:val="zh_TW" w:bidi="zh_TW"/>
         </w:rPr>
         <w:t>，</w:t>
       </w:r>
-      <w:hyperlink r:id="rId40">
-        <w:r>
-          <w:rPr>
-            <w:lang w:val="zh_TW" w:bidi="zh_TW"/>
-          </w:rPr>
-          <w:rPr>
-            <w:color w:val="0000EE"/>
-            <w:u w:val="single"/>
-          </w:rPr>
-          <w:t>20:9–18</w:t>
-        </w:r>
-      </w:hyperlink>
+      <w:r>
+        <w:rPr>
+          <w:lang w:val="zh_TW" w:bidi="zh_TW"/>
+        </w:rPr>
+        <w:t>20:9–18</w:t>
+      </w:r>
       <w:r>
         <w:rPr>
           <w:lang w:val="zh_TW" w:bidi="zh_TW"/>
         </w:rPr>
         <w:t>）。當時的人普遍都知道和理解釀酒的方法。耶穌將新酒放入舊皮袋的故事，對新約聖經的聽眾來說，很容易明白（</w:t>
       </w:r>
-      <w:hyperlink r:id="rId32">
-        <w:r>
-          <w:rPr>
-            <w:lang w:val="zh_TW" w:bidi="zh_TW"/>
-          </w:rPr>
-          <w:rPr>
-            <w:color w:val="0000EE"/>
-            <w:u w:val="single"/>
-          </w:rPr>
-          <w:t>太9:17</w:t>
-        </w:r>
-      </w:hyperlink>
+      <w:r>
+        <w:rPr>
+          <w:lang w:val="zh_TW" w:bidi="zh_TW"/>
+        </w:rPr>
+        <w:t>太9:17</w:t>
+      </w:r>
       <w:r>
         <w:rPr>
           <w:lang w:val="zh_TW" w:bidi="zh_TW"/>
         </w:rPr>
         <w:t>）。在象徵意義上，基督將自己描述為真正的葡萄樹，祂的血成為象徵聖餐的聖禮之酒（</w:t>
       </w:r>
-      <w:hyperlink r:id="rId41">
-        <w:r>
-          <w:rPr>
-            <w:lang w:val="zh_TW" w:bidi="zh_TW"/>
-          </w:rPr>
-          <w:rPr>
-            <w:color w:val="0000EE"/>
-            <w:u w:val="single"/>
-          </w:rPr>
-          <w:t>約15:1–11</w:t>
-        </w:r>
-      </w:hyperlink>
+      <w:r>
+        <w:rPr>
+          <w:lang w:val="zh_TW" w:bidi="zh_TW"/>
+        </w:rPr>
+        <w:t>約15:1–11</w:t>
+      </w:r>
       <w:r>
         <w:rPr>
           <w:lang w:val="zh_TW" w:bidi="zh_TW"/>
@@ -988,54 +808,36 @@
         </w:rPr>
         <w:t>一個小容器（「籃子」），可以用來罩住燈（</w:t>
       </w:r>
-      <w:hyperlink r:id="rId42">
-        <w:r>
-          <w:rPr>
-            <w:lang w:val="zh_TW" w:bidi="zh_TW"/>
-          </w:rPr>
-          <w:rPr>
-            <w:color w:val="0000EE"/>
-            <w:u w:val="single"/>
-          </w:rPr>
-          <w:t>太5:15</w:t>
-        </w:r>
-      </w:hyperlink>
+      <w:r>
+        <w:rPr>
+          <w:lang w:val="zh_TW" w:bidi="zh_TW"/>
+        </w:rPr>
+        <w:t>太5:15</w:t>
+      </w:r>
       <w:r>
         <w:rPr>
           <w:lang w:val="zh_TW" w:bidi="zh_TW"/>
         </w:rPr>
         <w:t>；</w:t>
       </w:r>
-      <w:hyperlink r:id="rId43">
-        <w:r>
-          <w:rPr>
-            <w:lang w:val="zh_TW" w:bidi="zh_TW"/>
-          </w:rPr>
-          <w:rPr>
-            <w:color w:val="0000EE"/>
-            <w:u w:val="single"/>
-          </w:rPr>
-          <w:t>可4:21</w:t>
-        </w:r>
-      </w:hyperlink>
+      <w:r>
+        <w:rPr>
+          <w:lang w:val="zh_TW" w:bidi="zh_TW"/>
+        </w:rPr>
+        <w:t>可4:21</w:t>
+      </w:r>
       <w:r>
         <w:rPr>
           <w:lang w:val="zh_TW" w:bidi="zh_TW"/>
         </w:rPr>
         <w:t>；</w:t>
       </w:r>
-      <w:hyperlink r:id="rId44">
-        <w:r>
-          <w:rPr>
-            <w:lang w:val="zh_TW" w:bidi="zh_TW"/>
-          </w:rPr>
-          <w:rPr>
-            <w:color w:val="0000EE"/>
-            <w:u w:val="single"/>
-          </w:rPr>
-          <w:t>路11:33</w:t>
-        </w:r>
-      </w:hyperlink>
+      <w:r>
+        <w:rPr>
+          <w:lang w:val="zh_TW" w:bidi="zh_TW"/>
+        </w:rPr>
+        <w:t>路11:33</w:t>
+      </w:r>
       <w:r>
         <w:rPr>
           <w:lang w:val="zh_TW" w:bidi="zh_TW"/>
@@ -1147,288 +949,192 @@
         </w:rPr>
         <w:t>在希伯來文中，表示「少年（lad）」、「少年人（youth）」或「童子（boy）」的詞語常常也指僕人（</w:t>
       </w:r>
-      <w:hyperlink r:id="rId45">
-        <w:r>
-          <w:rPr>
-            <w:lang w:val="zh_TW" w:bidi="zh_TW"/>
-          </w:rPr>
-          <w:rPr>
-            <w:color w:val="0000EE"/>
-            <w:u w:val="single"/>
-          </w:rPr>
-          <w:t>出33:11</w:t>
-        </w:r>
-      </w:hyperlink>
+      <w:r>
+        <w:rPr>
+          <w:lang w:val="zh_TW" w:bidi="zh_TW"/>
+        </w:rPr>
+        <w:t>出33:11</w:t>
+      </w:r>
       <w:r>
         <w:rPr>
           <w:lang w:val="zh_TW" w:bidi="zh_TW"/>
         </w:rPr>
         <w:t>；</w:t>
       </w:r>
-      <w:hyperlink r:id="rId46">
-        <w:r>
-          <w:rPr>
-            <w:lang w:val="zh_TW" w:bidi="zh_TW"/>
-          </w:rPr>
-          <w:rPr>
-            <w:color w:val="0000EE"/>
-            <w:u w:val="single"/>
-          </w:rPr>
-          <w:t>民22:22</w:t>
-        </w:r>
-      </w:hyperlink>
+      <w:r>
+        <w:rPr>
+          <w:lang w:val="zh_TW" w:bidi="zh_TW"/>
+        </w:rPr>
+        <w:t>民22:22</w:t>
+      </w:r>
       <w:r>
         <w:rPr>
           <w:lang w:val="zh_TW" w:bidi="zh_TW"/>
         </w:rPr>
         <w:t>；</w:t>
       </w:r>
-      <w:hyperlink r:id="rId47">
-        <w:r>
-          <w:rPr>
-            <w:lang w:val="zh_TW" w:bidi="zh_TW"/>
-          </w:rPr>
-          <w:rPr>
-            <w:color w:val="0000EE"/>
-            <w:u w:val="single"/>
-          </w:rPr>
-          <w:t>王下4:12</w:t>
-        </w:r>
-      </w:hyperlink>
+      <w:r>
+        <w:rPr>
+          <w:lang w:val="zh_TW" w:bidi="zh_TW"/>
+        </w:rPr>
+        <w:t>王下4:12</w:t>
+      </w:r>
       <w:r>
         <w:rPr>
           <w:lang w:val="zh_TW" w:bidi="zh_TW"/>
         </w:rPr>
         <w:t>）。表示「生來自由的僕人（free-born servant）」的詞語通常用來指稱耶和華的僕人，如利未人（</w:t>
       </w:r>
-      <w:hyperlink r:id="rId48">
-        <w:r>
-          <w:rPr>
-            <w:lang w:val="zh_TW" w:bidi="zh_TW"/>
-          </w:rPr>
-          <w:rPr>
-            <w:color w:val="0000EE"/>
-            <w:u w:val="single"/>
-          </w:rPr>
-          <w:t>拉8:17</w:t>
-        </w:r>
-      </w:hyperlink>
+      <w:r>
+        <w:rPr>
+          <w:lang w:val="zh_TW" w:bidi="zh_TW"/>
+        </w:rPr>
+        <w:t>拉8:17</w:t>
+      </w:r>
       <w:r>
         <w:rPr>
           <w:lang w:val="zh_TW" w:bidi="zh_TW"/>
         </w:rPr>
         <w:t>；</w:t>
       </w:r>
-      <w:hyperlink r:id="rId49">
-        <w:r>
-          <w:rPr>
-            <w:lang w:val="zh_TW" w:bidi="zh_TW"/>
-          </w:rPr>
-          <w:rPr>
-            <w:color w:val="0000EE"/>
-            <w:u w:val="single"/>
-          </w:rPr>
-          <w:t>賽61:6</w:t>
-        </w:r>
-      </w:hyperlink>
+      <w:r>
+        <w:rPr>
+          <w:lang w:val="zh_TW" w:bidi="zh_TW"/>
+        </w:rPr>
+        <w:t>賽61:6</w:t>
+      </w:r>
       <w:r>
         <w:rPr>
           <w:lang w:val="zh_TW" w:bidi="zh_TW"/>
         </w:rPr>
         <w:t>；</w:t>
       </w:r>
-      <w:hyperlink r:id="rId50">
-        <w:r>
-          <w:rPr>
-            <w:lang w:val="zh_TW" w:bidi="zh_TW"/>
-          </w:rPr>
-          <w:rPr>
-            <w:color w:val="0000EE"/>
-            <w:u w:val="single"/>
-          </w:rPr>
-          <w:t>拉44:11</w:t>
-        </w:r>
-      </w:hyperlink>
+      <w:r>
+        <w:rPr>
+          <w:lang w:val="zh_TW" w:bidi="zh_TW"/>
+        </w:rPr>
+        <w:t>拉44:11</w:t>
+      </w:r>
       <w:r>
         <w:rPr>
           <w:lang w:val="zh_TW" w:bidi="zh_TW"/>
         </w:rPr>
         <w:t>）或祭司（</w:t>
       </w:r>
-      <w:hyperlink r:id="rId51">
-        <w:r>
-          <w:rPr>
-            <w:lang w:val="zh_TW" w:bidi="zh_TW"/>
-          </w:rPr>
-          <w:rPr>
-            <w:color w:val="0000EE"/>
-            <w:u w:val="single"/>
-          </w:rPr>
-          <w:t>出28:35</w:t>
-        </w:r>
-      </w:hyperlink>
+      <w:r>
+        <w:rPr>
+          <w:lang w:val="zh_TW" w:bidi="zh_TW"/>
+        </w:rPr>
+        <w:t>出28:35</w:t>
+      </w:r>
       <w:r>
         <w:rPr>
           <w:lang w:val="zh_TW" w:bidi="zh_TW"/>
         </w:rPr>
         <w:t>；</w:t>
       </w:r>
-      <w:hyperlink r:id="rId52">
-        <w:r>
-          <w:rPr>
-            <w:lang w:val="zh_TW" w:bidi="zh_TW"/>
-          </w:rPr>
-          <w:rPr>
-            <w:color w:val="0000EE"/>
-            <w:u w:val="single"/>
-          </w:rPr>
-          <w:t>珥1:9</w:t>
-        </w:r>
-      </w:hyperlink>
+      <w:r>
+        <w:rPr>
+          <w:lang w:val="zh_TW" w:bidi="zh_TW"/>
+        </w:rPr>
+        <w:t>珥1:9</w:t>
+      </w:r>
       <w:r>
         <w:rPr>
           <w:lang w:val="zh_TW" w:bidi="zh_TW"/>
         </w:rPr>
         <w:t>，</w:t>
       </w:r>
-      <w:hyperlink r:id="rId53">
-        <w:r>
-          <w:rPr>
-            <w:lang w:val="zh_TW" w:bidi="zh_TW"/>
-          </w:rPr>
-          <w:rPr>
-            <w:color w:val="0000EE"/>
-            <w:u w:val="single"/>
-          </w:rPr>
-          <w:t>2:17</w:t>
-        </w:r>
-      </w:hyperlink>
+      <w:r>
+        <w:rPr>
+          <w:lang w:val="zh_TW" w:bidi="zh_TW"/>
+        </w:rPr>
+        <w:t>2:17</w:t>
+      </w:r>
       <w:r>
         <w:rPr>
           <w:lang w:val="zh_TW" w:bidi="zh_TW"/>
         </w:rPr>
         <w:t>）。有時王的臣子被稱為臣僕（</w:t>
       </w:r>
-      <w:hyperlink r:id="rId54">
-        <w:r>
-          <w:rPr>
-            <w:lang w:val="zh_TW" w:bidi="zh_TW"/>
-          </w:rPr>
-          <w:rPr>
-            <w:color w:val="0000EE"/>
-            <w:u w:val="single"/>
-          </w:rPr>
-          <w:t>代上27:1</w:t>
-        </w:r>
-      </w:hyperlink>
+      <w:r>
+        <w:rPr>
+          <w:lang w:val="zh_TW" w:bidi="zh_TW"/>
+        </w:rPr>
+        <w:t>代上27:1</w:t>
+      </w:r>
       <w:r>
         <w:rPr>
           <w:lang w:val="zh_TW" w:bidi="zh_TW"/>
         </w:rPr>
         <w:t>；</w:t>
       </w:r>
-      <w:hyperlink r:id="rId55">
-        <w:r>
-          <w:rPr>
-            <w:lang w:val="zh_TW" w:bidi="zh_TW"/>
-          </w:rPr>
-          <w:rPr>
-            <w:color w:val="0000EE"/>
-            <w:u w:val="single"/>
-          </w:rPr>
-          <w:t>箴29:12</w:t>
-        </w:r>
-      </w:hyperlink>
+      <w:r>
+        <w:rPr>
+          <w:lang w:val="zh_TW" w:bidi="zh_TW"/>
+        </w:rPr>
+        <w:t>箴29:12</w:t>
+      </w:r>
       <w:r>
         <w:rPr>
           <w:lang w:val="zh_TW" w:bidi="zh_TW"/>
         </w:rPr>
         <w:t>），在耶和華面前侍奉的天使也被稱為僕役（</w:t>
       </w:r>
-      <w:hyperlink r:id="rId56">
-        <w:r>
-          <w:rPr>
-            <w:lang w:val="zh_TW" w:bidi="zh_TW"/>
-          </w:rPr>
-          <w:rPr>
-            <w:color w:val="0000EE"/>
-            <w:u w:val="single"/>
-          </w:rPr>
-          <w:t>詩103:21</w:t>
-        </w:r>
-      </w:hyperlink>
+      <w:r>
+        <w:rPr>
+          <w:lang w:val="zh_TW" w:bidi="zh_TW"/>
+        </w:rPr>
+        <w:t>詩103:21</w:t>
+      </w:r>
       <w:r>
         <w:rPr>
           <w:lang w:val="zh_TW" w:bidi="zh_TW"/>
         </w:rPr>
         <w:t>，</w:t>
       </w:r>
-      <w:hyperlink r:id="rId57">
-        <w:r>
-          <w:rPr>
-            <w:lang w:val="zh_TW" w:bidi="zh_TW"/>
-          </w:rPr>
-          <w:rPr>
-            <w:color w:val="0000EE"/>
-            <w:u w:val="single"/>
-          </w:rPr>
-          <w:t>104:4</w:t>
-        </w:r>
-      </w:hyperlink>
+      <w:r>
+        <w:rPr>
+          <w:lang w:val="zh_TW" w:bidi="zh_TW"/>
+        </w:rPr>
+        <w:t>104:4</w:t>
+      </w:r>
       <w:r>
         <w:rPr>
           <w:lang w:val="zh_TW" w:bidi="zh_TW"/>
         </w:rPr>
         <w:t>）。雇傭的僕人或雇工也被視為自由人（</w:t>
       </w:r>
-      <w:hyperlink r:id="rId58">
-        <w:r>
-          <w:rPr>
-            <w:lang w:val="zh_TW" w:bidi="zh_TW"/>
-          </w:rPr>
-          <w:rPr>
-            <w:color w:val="0000EE"/>
-            <w:u w:val="single"/>
-          </w:rPr>
-          <w:t>出12:45</w:t>
-        </w:r>
-      </w:hyperlink>
+      <w:r>
+        <w:rPr>
+          <w:lang w:val="zh_TW" w:bidi="zh_TW"/>
+        </w:rPr>
+        <w:t>出12:45</w:t>
+      </w:r>
       <w:r>
         <w:rPr>
           <w:lang w:val="zh_TW" w:bidi="zh_TW"/>
         </w:rPr>
         <w:t>；</w:t>
       </w:r>
-      <w:hyperlink r:id="rId59">
-        <w:r>
-          <w:rPr>
-            <w:lang w:val="zh_TW" w:bidi="zh_TW"/>
-          </w:rPr>
-          <w:rPr>
-            <w:color w:val="0000EE"/>
-            <w:u w:val="single"/>
-          </w:rPr>
-          <w:t>伯7:1</w:t>
-        </w:r>
-      </w:hyperlink>
+      <w:r>
+        <w:rPr>
+          <w:lang w:val="zh_TW" w:bidi="zh_TW"/>
+        </w:rPr>
+        <w:t>伯7:1</w:t>
+      </w:r>
       <w:r>
         <w:rPr>
           <w:lang w:val="zh_TW" w:bidi="zh_TW"/>
         </w:rPr>
         <w:t>；</w:t>
       </w:r>
-      <w:hyperlink r:id="rId60">
-        <w:r>
-          <w:rPr>
-            <w:lang w:val="zh_TW" w:bidi="zh_TW"/>
-          </w:rPr>
-          <w:rPr>
-            <w:color w:val="0000EE"/>
-            <w:u w:val="single"/>
-          </w:rPr>
-          <w:t>瑪3:5</w:t>
-        </w:r>
-      </w:hyperlink>
+      <w:r>
+        <w:rPr>
+          <w:lang w:val="zh_TW" w:bidi="zh_TW"/>
+        </w:rPr>
+        <w:t>瑪3:5</w:t>
+      </w:r>
       <w:r>
         <w:rPr>
           <w:lang w:val="zh_TW" w:bidi="zh_TW"/>
@@ -1449,360 +1155,240 @@
         </w:rPr>
         <w:t>最常見的希伯來詞語在舊約中出現近800次，代表被束縛的奴隸（</w:t>
       </w:r>
-      <w:hyperlink r:id="rId61">
-        <w:r>
-          <w:rPr>
-            <w:lang w:val="zh_TW" w:bidi="zh_TW"/>
-          </w:rPr>
-          <w:rPr>
-            <w:color w:val="0000EE"/>
-            <w:u w:val="single"/>
-          </w:rPr>
-          <w:t>創9:25</w:t>
-        </w:r>
-      </w:hyperlink>
+      <w:r>
+        <w:rPr>
+          <w:lang w:val="zh_TW" w:bidi="zh_TW"/>
+        </w:rPr>
+        <w:t>創9:25</w:t>
+      </w:r>
       <w:r>
         <w:rPr>
           <w:lang w:val="zh_TW" w:bidi="zh_TW"/>
         </w:rPr>
         <w:t>，</w:t>
       </w:r>
-      <w:hyperlink r:id="rId62">
-        <w:r>
-          <w:rPr>
-            <w:lang w:val="zh_TW" w:bidi="zh_TW"/>
-          </w:rPr>
-          <w:rPr>
-            <w:color w:val="0000EE"/>
-            <w:u w:val="single"/>
-          </w:rPr>
-          <w:t>12:16</w:t>
-        </w:r>
-      </w:hyperlink>
+      <w:r>
+        <w:rPr>
+          <w:lang w:val="zh_TW" w:bidi="zh_TW"/>
+        </w:rPr>
+        <w:t>12:16</w:t>
+      </w:r>
       <w:r>
         <w:rPr>
           <w:lang w:val="zh_TW" w:bidi="zh_TW"/>
         </w:rPr>
         <w:t>；</w:t>
       </w:r>
-      <w:hyperlink r:id="rId63">
-        <w:r>
-          <w:rPr>
-            <w:lang w:val="zh_TW" w:bidi="zh_TW"/>
-          </w:rPr>
-          <w:rPr>
-            <w:color w:val="0000EE"/>
-            <w:u w:val="single"/>
-          </w:rPr>
-          <w:t>出20:17</w:t>
-        </w:r>
-      </w:hyperlink>
+      <w:r>
+        <w:rPr>
+          <w:lang w:val="zh_TW" w:bidi="zh_TW"/>
+        </w:rPr>
+        <w:t>出20:17</w:t>
+      </w:r>
       <w:r>
         <w:rPr>
           <w:lang w:val="zh_TW" w:bidi="zh_TW"/>
         </w:rPr>
         <w:t>；</w:t>
       </w:r>
-      <w:hyperlink r:id="rId64">
-        <w:r>
-          <w:rPr>
-            <w:lang w:val="zh_TW" w:bidi="zh_TW"/>
-          </w:rPr>
-          <w:rPr>
-            <w:color w:val="0000EE"/>
-            <w:u w:val="single"/>
-          </w:rPr>
-          <w:t>申5:15</w:t>
-        </w:r>
-      </w:hyperlink>
+      <w:r>
+        <w:rPr>
+          <w:lang w:val="zh_TW" w:bidi="zh_TW"/>
+        </w:rPr>
+        <w:t>申5:15</w:t>
+      </w:r>
       <w:r>
         <w:rPr>
           <w:lang w:val="zh_TW" w:bidi="zh_TW"/>
         </w:rPr>
         <w:t>，</w:t>
       </w:r>
-      <w:hyperlink r:id="rId65">
-        <w:r>
-          <w:rPr>
-            <w:lang w:val="zh_TW" w:bidi="zh_TW"/>
-          </w:rPr>
-          <w:rPr>
-            <w:color w:val="0000EE"/>
-            <w:u w:val="single"/>
-          </w:rPr>
-          <w:t>15:17</w:t>
-        </w:r>
-      </w:hyperlink>
+      <w:r>
+        <w:rPr>
+          <w:lang w:val="zh_TW" w:bidi="zh_TW"/>
+        </w:rPr>
+        <w:t>15:17</w:t>
+      </w:r>
       <w:r>
         <w:rPr>
           <w:lang w:val="zh_TW" w:bidi="zh_TW"/>
         </w:rPr>
         <w:t>）。然而，同一個詞也被用來指有貴族地位的人，如君王的臣僕或謀士（</w:t>
       </w:r>
-      <w:hyperlink r:id="rId66">
-        <w:r>
-          <w:rPr>
-            <w:lang w:val="zh_TW" w:bidi="zh_TW"/>
-          </w:rPr>
-          <w:rPr>
-            <w:color w:val="0000EE"/>
-            <w:u w:val="single"/>
-          </w:rPr>
-          <w:t>王下22:12</w:t>
-        </w:r>
-      </w:hyperlink>
+      <w:r>
+        <w:rPr>
+          <w:lang w:val="zh_TW" w:bidi="zh_TW"/>
+        </w:rPr>
+        <w:t>王下22:12</w:t>
+      </w:r>
       <w:r>
         <w:rPr>
           <w:lang w:val="zh_TW" w:bidi="zh_TW"/>
         </w:rPr>
         <w:t>；</w:t>
       </w:r>
-      <w:hyperlink r:id="rId67">
-        <w:r>
-          <w:rPr>
-            <w:lang w:val="zh_TW" w:bidi="zh_TW"/>
-          </w:rPr>
-          <w:rPr>
-            <w:color w:val="0000EE"/>
-            <w:u w:val="single"/>
-          </w:rPr>
-          <w:t>代下34:20</w:t>
-        </w:r>
-      </w:hyperlink>
+      <w:r>
+        <w:rPr>
+          <w:lang w:val="zh_TW" w:bidi="zh_TW"/>
+        </w:rPr>
+        <w:t>代下34:20</w:t>
+      </w:r>
       <w:r>
         <w:rPr>
           <w:lang w:val="zh_TW" w:bidi="zh_TW"/>
         </w:rPr>
         <w:t>；</w:t>
       </w:r>
-      <w:hyperlink r:id="rId68">
-        <w:r>
-          <w:rPr>
-            <w:lang w:val="zh_TW" w:bidi="zh_TW"/>
-          </w:rPr>
-          <w:rPr>
-            <w:color w:val="0000EE"/>
-            <w:u w:val="single"/>
-          </w:rPr>
-          <w:t>尼2:10</w:t>
-        </w:r>
-      </w:hyperlink>
+      <w:r>
+        <w:rPr>
+          <w:lang w:val="zh_TW" w:bidi="zh_TW"/>
+        </w:rPr>
+        <w:t>尼2:10</w:t>
+      </w:r>
       <w:r>
         <w:rPr>
           <w:lang w:val="zh_TW" w:bidi="zh_TW"/>
         </w:rPr>
         <w:t>）或神的僕人（</w:t>
       </w:r>
-      <w:hyperlink r:id="rId69">
-        <w:r>
-          <w:rPr>
-            <w:lang w:val="zh_TW" w:bidi="zh_TW"/>
-          </w:rPr>
-          <w:rPr>
-            <w:color w:val="0000EE"/>
-            <w:u w:val="single"/>
-          </w:rPr>
-          <w:t>創24:14</w:t>
-        </w:r>
-      </w:hyperlink>
+      <w:r>
+        <w:rPr>
+          <w:lang w:val="zh_TW" w:bidi="zh_TW"/>
+        </w:rPr>
+        <w:t>創24:14</w:t>
+      </w:r>
       <w:r>
         <w:rPr>
           <w:lang w:val="zh_TW" w:bidi="zh_TW"/>
         </w:rPr>
         <w:t>；</w:t>
       </w:r>
-      <w:hyperlink r:id="rId70">
-        <w:r>
-          <w:rPr>
-            <w:lang w:val="zh_TW" w:bidi="zh_TW"/>
-          </w:rPr>
-          <w:rPr>
-            <w:color w:val="0000EE"/>
-            <w:u w:val="single"/>
-          </w:rPr>
-          <w:t>民12:7</w:t>
-        </w:r>
-      </w:hyperlink>
+      <w:r>
+        <w:rPr>
+          <w:lang w:val="zh_TW" w:bidi="zh_TW"/>
+        </w:rPr>
+        <w:t>民12:7</w:t>
+      </w:r>
       <w:r>
         <w:rPr>
           <w:lang w:val="zh_TW" w:bidi="zh_TW"/>
         </w:rPr>
         <w:t>；</w:t>
       </w:r>
-      <w:hyperlink r:id="rId71">
-        <w:r>
-          <w:rPr>
-            <w:lang w:val="zh_TW" w:bidi="zh_TW"/>
-          </w:rPr>
-          <w:rPr>
-            <w:color w:val="0000EE"/>
-            <w:u w:val="single"/>
-          </w:rPr>
-          <w:t>書1:7</w:t>
-        </w:r>
-      </w:hyperlink>
+      <w:r>
+        <w:rPr>
+          <w:lang w:val="zh_TW" w:bidi="zh_TW"/>
+        </w:rPr>
+        <w:t>書1:7</w:t>
+      </w:r>
       <w:r>
         <w:rPr>
           <w:lang w:val="zh_TW" w:bidi="zh_TW"/>
         </w:rPr>
         <w:t>；</w:t>
       </w:r>
-      <w:hyperlink r:id="rId72">
-        <w:r>
-          <w:rPr>
-            <w:lang w:val="zh_TW" w:bidi="zh_TW"/>
-          </w:rPr>
-          <w:rPr>
-            <w:color w:val="0000EE"/>
-            <w:u w:val="single"/>
-          </w:rPr>
-          <w:t>王下21:8</w:t>
-        </w:r>
-      </w:hyperlink>
+      <w:r>
+        <w:rPr>
+          <w:lang w:val="zh_TW" w:bidi="zh_TW"/>
+        </w:rPr>
+        <w:t>王下21:8</w:t>
+      </w:r>
       <w:r>
         <w:rPr>
           <w:lang w:val="zh_TW" w:bidi="zh_TW"/>
         </w:rPr>
         <w:t>），例如「我的僕人摩西」（或大衛、以賽亞、以色列、約伯等）。其中一個最崇高的表達是「耶和華的僕人」（</w:t>
       </w:r>
-      <w:hyperlink r:id="rId73">
-        <w:r>
-          <w:rPr>
-            <w:lang w:val="zh_TW" w:bidi="zh_TW"/>
-          </w:rPr>
-          <w:rPr>
-            <w:color w:val="0000EE"/>
-            <w:u w:val="single"/>
-          </w:rPr>
-          <w:t>申34:5</w:t>
-        </w:r>
-      </w:hyperlink>
+      <w:r>
+        <w:rPr>
+          <w:lang w:val="zh_TW" w:bidi="zh_TW"/>
+        </w:rPr>
+        <w:t>申34:5</w:t>
+      </w:r>
       <w:r>
         <w:rPr>
           <w:lang w:val="zh_TW" w:bidi="zh_TW"/>
         </w:rPr>
         <w:t>；</w:t>
       </w:r>
-      <w:hyperlink r:id="rId74">
-        <w:r>
-          <w:rPr>
-            <w:lang w:val="zh_TW" w:bidi="zh_TW"/>
-          </w:rPr>
-          <w:rPr>
-            <w:color w:val="0000EE"/>
-            <w:u w:val="single"/>
-          </w:rPr>
-          <w:t>書1:13</w:t>
-        </w:r>
-      </w:hyperlink>
+      <w:r>
+        <w:rPr>
+          <w:lang w:val="zh_TW" w:bidi="zh_TW"/>
+        </w:rPr>
+        <w:t>書1:13</w:t>
+      </w:r>
       <w:r>
         <w:rPr>
           <w:lang w:val="zh_TW" w:bidi="zh_TW"/>
         </w:rPr>
         <w:t>，</w:t>
       </w:r>
-      <w:hyperlink r:id="rId75">
-        <w:r>
-          <w:rPr>
-            <w:lang w:val="zh_TW" w:bidi="zh_TW"/>
-          </w:rPr>
-          <w:rPr>
-            <w:color w:val="0000EE"/>
-            <w:u w:val="single"/>
-          </w:rPr>
-          <w:t>8:31–33</w:t>
-        </w:r>
-      </w:hyperlink>
+      <w:r>
+        <w:rPr>
+          <w:lang w:val="zh_TW" w:bidi="zh_TW"/>
+        </w:rPr>
+        <w:t>8:31–33</w:t>
+      </w:r>
       <w:r>
         <w:rPr>
           <w:lang w:val="zh_TW" w:bidi="zh_TW"/>
         </w:rPr>
         <w:t>；</w:t>
       </w:r>
-      <w:hyperlink r:id="rId76">
-        <w:r>
-          <w:rPr>
-            <w:lang w:val="zh_TW" w:bidi="zh_TW"/>
-          </w:rPr>
-          <w:rPr>
-            <w:color w:val="0000EE"/>
-            <w:u w:val="single"/>
-          </w:rPr>
-          <w:t>賽49:1</w:t>
-        </w:r>
-      </w:hyperlink>
+      <w:r>
+        <w:rPr>
+          <w:lang w:val="zh_TW" w:bidi="zh_TW"/>
+        </w:rPr>
+        <w:t>賽49:1</w:t>
+      </w:r>
       <w:r>
         <w:rPr>
           <w:lang w:val="zh_TW" w:bidi="zh_TW"/>
         </w:rPr>
         <w:t>–</w:t>
       </w:r>
-      <w:hyperlink r:id="rId76">
-        <w:r>
-          <w:rPr>
-            <w:lang w:val="zh_TW" w:bidi="zh_TW"/>
-          </w:rPr>
-          <w:rPr>
-            <w:color w:val="0000EE"/>
-            <w:u w:val="single"/>
-          </w:rPr>
-          <w:t>6</w:t>
-        </w:r>
-      </w:hyperlink>
+      <w:r>
+        <w:rPr>
+          <w:lang w:val="zh_TW" w:bidi="zh_TW"/>
+        </w:rPr>
+        <w:t>6</w:t>
+      </w:r>
       <w:r>
         <w:rPr>
           <w:lang w:val="zh_TW" w:bidi="zh_TW"/>
         </w:rPr>
         <w:t>，</w:t>
       </w:r>
-      <w:hyperlink r:id="rId77">
-        <w:r>
-          <w:rPr>
-            <w:lang w:val="zh_TW" w:bidi="zh_TW"/>
-          </w:rPr>
-          <w:rPr>
-            <w:color w:val="0000EE"/>
-            <w:u w:val="single"/>
-          </w:rPr>
-          <w:t>50:4</w:t>
-        </w:r>
-      </w:hyperlink>
+      <w:r>
+        <w:rPr>
+          <w:lang w:val="zh_TW" w:bidi="zh_TW"/>
+        </w:rPr>
+        <w:t>50:4</w:t>
+      </w:r>
       <w:r>
         <w:rPr>
           <w:lang w:val="zh_TW" w:bidi="zh_TW"/>
         </w:rPr>
         <w:t>–</w:t>
       </w:r>
-      <w:hyperlink r:id="rId77">
-        <w:r>
-          <w:rPr>
-            <w:lang w:val="zh_TW" w:bidi="zh_TW"/>
-          </w:rPr>
-          <w:rPr>
-            <w:color w:val="0000EE"/>
-            <w:u w:val="single"/>
-          </w:rPr>
-          <w:t>9</w:t>
-        </w:r>
-      </w:hyperlink>
+      <w:r>
+        <w:rPr>
+          <w:lang w:val="zh_TW" w:bidi="zh_TW"/>
+        </w:rPr>
+        <w:t>9</w:t>
+      </w:r>
       <w:r>
         <w:rPr>
           <w:lang w:val="zh_TW" w:bidi="zh_TW"/>
         </w:rPr>
         <w:t>，</w:t>
       </w:r>
-      <w:hyperlink r:id="rId78">
-        <w:r>
-          <w:rPr>
-            <w:lang w:val="zh_TW" w:bidi="zh_TW"/>
-          </w:rPr>
-          <w:rPr>
-            <w:color w:val="0000EE"/>
-            <w:u w:val="single"/>
-          </w:rPr>
-          <w:t>52:13–53:12</w:t>
-        </w:r>
-      </w:hyperlink>
+      <w:r>
+        <w:rPr>
+          <w:lang w:val="zh_TW" w:bidi="zh_TW"/>
+        </w:rPr>
+        <w:t>52:13–53:12</w:t>
+      </w:r>
       <w:r>
         <w:rPr>
           <w:lang w:val="zh_TW" w:bidi="zh_TW"/>
@@ -1823,390 +1409,258 @@
         </w:rPr>
         <w:t>新約中，「僕人」有多種定義，包括雇工或傭工（</w:t>
       </w:r>
-      <w:hyperlink r:id="rId79">
-        <w:r>
-          <w:rPr>
-            <w:lang w:val="zh_TW" w:bidi="zh_TW"/>
-          </w:rPr>
-          <w:rPr>
-            <w:color w:val="0000EE"/>
-            <w:u w:val="single"/>
-          </w:rPr>
-          <w:t>可1:20</w:t>
-        </w:r>
-      </w:hyperlink>
+      <w:r>
+        <w:rPr>
+          <w:lang w:val="zh_TW" w:bidi="zh_TW"/>
+        </w:rPr>
+        <w:t>可1:20</w:t>
+      </w:r>
       <w:r>
         <w:rPr>
           <w:lang w:val="zh_TW" w:bidi="zh_TW"/>
         </w:rPr>
         <w:t>；</w:t>
       </w:r>
-      <w:hyperlink r:id="rId80">
-        <w:r>
-          <w:rPr>
-            <w:lang w:val="zh_TW" w:bidi="zh_TW"/>
-          </w:rPr>
-          <w:rPr>
-            <w:color w:val="0000EE"/>
-            <w:u w:val="single"/>
-          </w:rPr>
-          <w:t>路15:17</w:t>
-        </w:r>
-      </w:hyperlink>
+      <w:r>
+        <w:rPr>
+          <w:lang w:val="zh_TW" w:bidi="zh_TW"/>
+        </w:rPr>
+        <w:t>路15:17</w:t>
+      </w:r>
       <w:r>
         <w:rPr>
           <w:lang w:val="zh_TW" w:bidi="zh_TW"/>
         </w:rPr>
         <w:t>–</w:t>
       </w:r>
-      <w:hyperlink r:id="rId80">
-        <w:r>
-          <w:rPr>
-            <w:lang w:val="zh_TW" w:bidi="zh_TW"/>
-          </w:rPr>
-          <w:rPr>
-            <w:color w:val="0000EE"/>
-            <w:u w:val="single"/>
-          </w:rPr>
-          <w:t>19</w:t>
-        </w:r>
-      </w:hyperlink>
+      <w:r>
+        <w:rPr>
+          <w:lang w:val="zh_TW" w:bidi="zh_TW"/>
+        </w:rPr>
+        <w:t>19</w:t>
+      </w:r>
       <w:r>
         <w:rPr>
           <w:lang w:val="zh_TW" w:bidi="zh_TW"/>
         </w:rPr>
         <w:t>；</w:t>
       </w:r>
-      <w:hyperlink r:id="rId81">
-        <w:r>
-          <w:rPr>
-            <w:lang w:val="zh_TW" w:bidi="zh_TW"/>
-          </w:rPr>
-          <w:rPr>
-            <w:color w:val="0000EE"/>
-            <w:u w:val="single"/>
-          </w:rPr>
-          <w:t>約10:12</w:t>
-        </w:r>
-      </w:hyperlink>
+      <w:r>
+        <w:rPr>
+          <w:lang w:val="zh_TW" w:bidi="zh_TW"/>
+        </w:rPr>
+        <w:t>約10:12</w:t>
+      </w:r>
       <w:r>
         <w:rPr>
           <w:lang w:val="zh_TW" w:bidi="zh_TW"/>
         </w:rPr>
         <w:t>–</w:t>
       </w:r>
-      <w:hyperlink r:id="rId81">
-        <w:r>
-          <w:rPr>
-            <w:lang w:val="zh_TW" w:bidi="zh_TW"/>
-          </w:rPr>
-          <w:rPr>
-            <w:color w:val="0000EE"/>
-            <w:u w:val="single"/>
-          </w:rPr>
-          <w:t>14</w:t>
-        </w:r>
-      </w:hyperlink>
+      <w:r>
+        <w:rPr>
+          <w:lang w:val="zh_TW" w:bidi="zh_TW"/>
+        </w:rPr>
+        <w:t>14</w:t>
+      </w:r>
       <w:r>
         <w:rPr>
           <w:lang w:val="zh_TW" w:bidi="zh_TW"/>
         </w:rPr>
         <w:t>），更廣泛地指奴隸（</w:t>
       </w:r>
-      <w:hyperlink r:id="rId82">
-        <w:r>
-          <w:rPr>
-            <w:lang w:val="zh_TW" w:bidi="zh_TW"/>
-          </w:rPr>
-          <w:rPr>
-            <w:color w:val="0000EE"/>
-            <w:u w:val="single"/>
-          </w:rPr>
-          <w:t>太8:9</w:t>
-        </w:r>
-      </w:hyperlink>
+      <w:r>
+        <w:rPr>
+          <w:lang w:val="zh_TW" w:bidi="zh_TW"/>
+        </w:rPr>
+        <w:t>太8:9</w:t>
+      </w:r>
       <w:r>
         <w:rPr>
           <w:lang w:val="zh_TW" w:bidi="zh_TW"/>
         </w:rPr>
         <w:t>，</w:t>
       </w:r>
-      <w:hyperlink r:id="rId83">
-        <w:r>
-          <w:rPr>
-            <w:lang w:val="zh_TW" w:bidi="zh_TW"/>
-          </w:rPr>
-          <w:rPr>
-            <w:color w:val="0000EE"/>
-            <w:u w:val="single"/>
-          </w:rPr>
-          <w:t>10:24</w:t>
-        </w:r>
-      </w:hyperlink>
+      <w:r>
+        <w:rPr>
+          <w:lang w:val="zh_TW" w:bidi="zh_TW"/>
+        </w:rPr>
+        <w:t>10:24</w:t>
+      </w:r>
       <w:r>
         <w:rPr>
           <w:lang w:val="zh_TW" w:bidi="zh_TW"/>
         </w:rPr>
         <w:t>–</w:t>
       </w:r>
-      <w:hyperlink r:id="rId83">
-        <w:r>
-          <w:rPr>
-            <w:lang w:val="zh_TW" w:bidi="zh_TW"/>
-          </w:rPr>
-          <w:rPr>
-            <w:color w:val="0000EE"/>
-            <w:u w:val="single"/>
-          </w:rPr>
-          <w:t>25</w:t>
-        </w:r>
-      </w:hyperlink>
+      <w:r>
+        <w:rPr>
+          <w:lang w:val="zh_TW" w:bidi="zh_TW"/>
+        </w:rPr>
+        <w:t>25</w:t>
+      </w:r>
       <w:r>
         <w:rPr>
           <w:lang w:val="zh_TW" w:bidi="zh_TW"/>
         </w:rPr>
         <w:t>，</w:t>
       </w:r>
-      <w:hyperlink r:id="rId84">
-        <w:r>
-          <w:rPr>
-            <w:lang w:val="zh_TW" w:bidi="zh_TW"/>
-          </w:rPr>
-          <w:rPr>
-            <w:color w:val="0000EE"/>
-            <w:u w:val="single"/>
-          </w:rPr>
-          <w:t>13:27</w:t>
-        </w:r>
-      </w:hyperlink>
+      <w:r>
+        <w:rPr>
+          <w:lang w:val="zh_TW" w:bidi="zh_TW"/>
+        </w:rPr>
+        <w:t>13:27</w:t>
+      </w:r>
       <w:r>
         <w:rPr>
           <w:lang w:val="zh_TW" w:bidi="zh_TW"/>
         </w:rPr>
         <w:t>–</w:t>
       </w:r>
-      <w:hyperlink r:id="rId84">
-        <w:r>
-          <w:rPr>
-            <w:lang w:val="zh_TW" w:bidi="zh_TW"/>
-          </w:rPr>
-          <w:rPr>
-            <w:color w:val="0000EE"/>
-            <w:u w:val="single"/>
-          </w:rPr>
-          <w:t>28</w:t>
-        </w:r>
-      </w:hyperlink>
+      <w:r>
+        <w:rPr>
+          <w:lang w:val="zh_TW" w:bidi="zh_TW"/>
+        </w:rPr>
+        <w:t>28</w:t>
+      </w:r>
       <w:r>
         <w:rPr>
           <w:lang w:val="zh_TW" w:bidi="zh_TW"/>
         </w:rPr>
         <w:t>；</w:t>
       </w:r>
-      <w:hyperlink r:id="rId85">
-        <w:r>
-          <w:rPr>
-            <w:lang w:val="zh_TW" w:bidi="zh_TW"/>
-          </w:rPr>
-          <w:rPr>
-            <w:color w:val="0000EE"/>
-            <w:u w:val="single"/>
-          </w:rPr>
-          <w:t>可10:44</w:t>
-        </w:r>
-      </w:hyperlink>
+      <w:r>
+        <w:rPr>
+          <w:lang w:val="zh_TW" w:bidi="zh_TW"/>
+        </w:rPr>
+        <w:t>可10:44</w:t>
+      </w:r>
       <w:r>
         <w:rPr>
           <w:lang w:val="zh_TW" w:bidi="zh_TW"/>
         </w:rPr>
         <w:t>，</w:t>
       </w:r>
-      <w:hyperlink r:id="rId86">
-        <w:r>
-          <w:rPr>
-            <w:lang w:val="zh_TW" w:bidi="zh_TW"/>
-          </w:rPr>
-          <w:rPr>
-            <w:color w:val="0000EE"/>
-            <w:u w:val="single"/>
-          </w:rPr>
-          <w:t>12:2</w:t>
-        </w:r>
-      </w:hyperlink>
+      <w:r>
+        <w:rPr>
+          <w:lang w:val="zh_TW" w:bidi="zh_TW"/>
+        </w:rPr>
+        <w:t>12:2</w:t>
+      </w:r>
       <w:r>
         <w:rPr>
           <w:lang w:val="zh_TW" w:bidi="zh_TW"/>
         </w:rPr>
         <w:t>–</w:t>
       </w:r>
-      <w:hyperlink r:id="rId86">
-        <w:r>
-          <w:rPr>
-            <w:lang w:val="zh_TW" w:bidi="zh_TW"/>
-          </w:rPr>
-          <w:rPr>
-            <w:color w:val="0000EE"/>
-            <w:u w:val="single"/>
-          </w:rPr>
-          <w:t>4</w:t>
-        </w:r>
-      </w:hyperlink>
+      <w:r>
+        <w:rPr>
+          <w:lang w:val="zh_TW" w:bidi="zh_TW"/>
+        </w:rPr>
+        <w:t>4</w:t>
+      </w:r>
       <w:r>
         <w:rPr>
           <w:lang w:val="zh_TW" w:bidi="zh_TW"/>
         </w:rPr>
         <w:t>；</w:t>
       </w:r>
-      <w:hyperlink r:id="rId87">
-        <w:r>
-          <w:rPr>
-            <w:lang w:val="zh_TW" w:bidi="zh_TW"/>
-          </w:rPr>
-          <w:rPr>
-            <w:color w:val="0000EE"/>
-            <w:u w:val="single"/>
-          </w:rPr>
-          <w:t>路7:2</w:t>
-        </w:r>
-      </w:hyperlink>
+      <w:r>
+        <w:rPr>
+          <w:lang w:val="zh_TW" w:bidi="zh_TW"/>
+        </w:rPr>
+        <w:t>路7:2</w:t>
+      </w:r>
       <w:r>
         <w:rPr>
           <w:lang w:val="zh_TW" w:bidi="zh_TW"/>
         </w:rPr>
         <w:t>–</w:t>
       </w:r>
-      <w:hyperlink r:id="rId87">
-        <w:r>
-          <w:rPr>
-            <w:lang w:val="zh_TW" w:bidi="zh_TW"/>
-          </w:rPr>
-          <w:rPr>
-            <w:color w:val="0000EE"/>
-            <w:u w:val="single"/>
-          </w:rPr>
-          <w:t>3，8</w:t>
-        </w:r>
-      </w:hyperlink>
+      <w:r>
+        <w:rPr>
+          <w:lang w:val="zh_TW" w:bidi="zh_TW"/>
+        </w:rPr>
+        <w:t>3，8</w:t>
+      </w:r>
       <w:r>
         <w:rPr>
           <w:lang w:val="zh_TW" w:bidi="zh_TW"/>
         </w:rPr>
         <w:t>–</w:t>
       </w:r>
-      <w:hyperlink r:id="rId87">
-        <w:r>
-          <w:rPr>
-            <w:lang w:val="zh_TW" w:bidi="zh_TW"/>
-          </w:rPr>
-          <w:rPr>
-            <w:color w:val="0000EE"/>
-            <w:u w:val="single"/>
-          </w:rPr>
-          <w:t>10</w:t>
-        </w:r>
-      </w:hyperlink>
+      <w:r>
+        <w:rPr>
+          <w:lang w:val="zh_TW" w:bidi="zh_TW"/>
+        </w:rPr>
+        <w:t>10</w:t>
+      </w:r>
       <w:r>
         <w:rPr>
           <w:lang w:val="zh_TW" w:bidi="zh_TW"/>
         </w:rPr>
         <w:t>；</w:t>
       </w:r>
-      <w:hyperlink r:id="rId88">
-        <w:r>
-          <w:rPr>
-            <w:lang w:val="zh_TW" w:bidi="zh_TW"/>
-          </w:rPr>
-          <w:rPr>
-            <w:color w:val="0000EE"/>
-            <w:u w:val="single"/>
-          </w:rPr>
-          <w:t>約4:51</w:t>
-        </w:r>
-      </w:hyperlink>
+      <w:r>
+        <w:rPr>
+          <w:lang w:val="zh_TW" w:bidi="zh_TW"/>
+        </w:rPr>
+        <w:t>約4:51</w:t>
+      </w:r>
       <w:r>
         <w:rPr>
           <w:lang w:val="zh_TW" w:bidi="zh_TW"/>
         </w:rPr>
         <w:t>，</w:t>
       </w:r>
-      <w:hyperlink r:id="rId89">
-        <w:r>
-          <w:rPr>
-            <w:lang w:val="zh_TW" w:bidi="zh_TW"/>
-          </w:rPr>
-          <w:rPr>
-            <w:color w:val="0000EE"/>
-            <w:u w:val="single"/>
-          </w:rPr>
-          <w:t>8:34，</w:t>
-        </w:r>
-      </w:hyperlink>
-      <w:hyperlink r:id="rId90">
-        <w:r>
-          <w:rPr>
-            <w:lang w:val="zh_TW" w:bidi="zh_TW"/>
-          </w:rPr>
-          <w:rPr>
-            <w:color w:val="0000EE"/>
-            <w:u w:val="single"/>
-          </w:rPr>
-          <w:t>13:16</w:t>
-        </w:r>
-      </w:hyperlink>
+      <w:r>
+        <w:rPr>
+          <w:lang w:val="zh_TW" w:bidi="zh_TW"/>
+        </w:rPr>
+        <w:t>8:34，</w:t>
+      </w:r>
+      <w:r>
+        <w:rPr>
+          <w:lang w:val="zh_TW" w:bidi="zh_TW"/>
+        </w:rPr>
+        <w:t>13:16</w:t>
+      </w:r>
       <w:r>
         <w:rPr>
           <w:lang w:val="zh_TW" w:bidi="zh_TW"/>
         </w:rPr>
         <w:t>；</w:t>
       </w:r>
-      <w:hyperlink r:id="rId91">
-        <w:r>
-          <w:rPr>
-            <w:lang w:val="zh_TW" w:bidi="zh_TW"/>
-          </w:rPr>
-          <w:rPr>
-            <w:color w:val="0000EE"/>
-            <w:u w:val="single"/>
-          </w:rPr>
-          <w:t>弗6:5</w:t>
-        </w:r>
-      </w:hyperlink>
+      <w:r>
+        <w:rPr>
+          <w:lang w:val="zh_TW" w:bidi="zh_TW"/>
+        </w:rPr>
+        <w:t>弗6:5</w:t>
+      </w:r>
       <w:r>
         <w:rPr>
           <w:lang w:val="zh_TW" w:bidi="zh_TW"/>
         </w:rPr>
         <w:t>；</w:t>
       </w:r>
-      <w:hyperlink r:id="rId92">
-        <w:r>
-          <w:rPr>
-            <w:lang w:val="zh_TW" w:bidi="zh_TW"/>
-          </w:rPr>
-          <w:rPr>
-            <w:color w:val="0000EE"/>
-            <w:u w:val="single"/>
-          </w:rPr>
-          <w:t>西1:7</w:t>
-        </w:r>
-      </w:hyperlink>
+      <w:r>
+        <w:rPr>
+          <w:lang w:val="zh_TW" w:bidi="zh_TW"/>
+        </w:rPr>
+        <w:t>西1:7</w:t>
+      </w:r>
       <w:r>
         <w:rPr>
           <w:lang w:val="zh_TW" w:bidi="zh_TW"/>
         </w:rPr>
         <w:t>），也包括家僕（</w:t>
       </w:r>
-      <w:hyperlink r:id="rId93">
-        <w:r>
-          <w:rPr>
-            <w:lang w:val="zh_TW" w:bidi="zh_TW"/>
-          </w:rPr>
-          <w:rPr>
-            <w:color w:val="0000EE"/>
-            <w:u w:val="single"/>
-          </w:rPr>
-          <w:t>路16:13</w:t>
-        </w:r>
-      </w:hyperlink>
+      <w:r>
+        <w:rPr>
+          <w:lang w:val="zh_TW" w:bidi="zh_TW"/>
+        </w:rPr>
+        <w:t>路16:13</w:t>
+      </w:r>
       <w:r>
         <w:rPr>
           <w:lang w:val="zh_TW" w:bidi="zh_TW"/>
@@ -2296,18 +1750,12 @@
         </w:rPr>
         <w:t>兩名希伯來收生婆之一。法老曾吩咐她們在希伯來男嬰出生時將男嬰殺死；然而，這名收生婆敬畏神，沒有遵從法老的命令（</w:t>
       </w:r>
-      <w:hyperlink r:id="rId94">
-        <w:r>
-          <w:rPr>
-            <w:lang w:val="zh_TW" w:bidi="zh_TW"/>
-          </w:rPr>
-          <w:rPr>
-            <w:color w:val="0000EE"/>
-            <w:u w:val="single"/>
-          </w:rPr>
-          <w:t>出1:15</w:t>
-        </w:r>
-      </w:hyperlink>
+      <w:r>
+        <w:rPr>
+          <w:lang w:val="zh_TW" w:bidi="zh_TW"/>
+        </w:rPr>
+        <w:t>出1:15</w:t>
+      </w:r>
       <w:r>
         <w:rPr>
           <w:lang w:val="zh_TW" w:bidi="zh_TW"/>
@@ -2332,18 +1780,12 @@
         </w:rPr>
         <w:t>以色列士師陀拉的父親（</w:t>
       </w:r>
-      <w:hyperlink r:id="rId95">
-        <w:r>
-          <w:rPr>
-            <w:lang w:val="zh_TW" w:bidi="zh_TW"/>
-          </w:rPr>
-          <w:rPr>
-            <w:color w:val="0000EE"/>
-            <w:u w:val="single"/>
-          </w:rPr>
-          <w:t>士10:1</w:t>
-        </w:r>
-      </w:hyperlink>
+      <w:r>
+        <w:rPr>
+          <w:lang w:val="zh_TW" w:bidi="zh_TW"/>
+        </w:rPr>
+        <w:t>士10:1</w:t>
+      </w:r>
       <w:r>
         <w:rPr>
           <w:lang w:val="zh_TW" w:bidi="zh_TW"/>
@@ -2368,18 +1810,12 @@
         </w:rPr>
         <w:t>在</w:t>
       </w:r>
-      <w:hyperlink r:id="rId96">
-        <w:r>
-          <w:rPr>
-            <w:lang w:val="zh_TW" w:bidi="zh_TW"/>
-          </w:rPr>
-          <w:rPr>
-            <w:color w:val="0000EE"/>
-            <w:u w:val="single"/>
-          </w:rPr>
-          <w:t>歷代志上七章1節</w:t>
-        </w:r>
-      </w:hyperlink>
+      <w:r>
+        <w:rPr>
+          <w:lang w:val="zh_TW" w:bidi="zh_TW"/>
+        </w:rPr>
+        <w:t>歷代志上七章1節</w:t>
+      </w:r>
       <w:r>
         <w:rPr>
           <w:lang w:val="zh_TW" w:bidi="zh_TW"/>
@@ -2460,18 +1896,12 @@
         </w:rPr>
         <w:t>以利亞撒妻子的父親，也是非尼哈的外祖父（</w:t>
       </w:r>
-      <w:hyperlink r:id="rId97">
-        <w:r>
-          <w:rPr>
-            <w:lang w:val="zh_TW" w:bidi="zh_TW"/>
-          </w:rPr>
-          <w:rPr>
-            <w:color w:val="0000EE"/>
-            <w:u w:val="single"/>
-          </w:rPr>
-          <w:t>出6:25</w:t>
-        </w:r>
-      </w:hyperlink>
+      <w:r>
+        <w:rPr>
+          <w:lang w:val="zh_TW" w:bidi="zh_TW"/>
+        </w:rPr>
+        <w:t>出6:25</w:t>
+      </w:r>
       <w:r>
         <w:rPr>
           <w:lang w:val="zh_TW" w:bidi="zh_TW"/>
@@ -2526,18 +1956,12 @@
         </w:rPr>
         <w:t>某英文譯本將普瓦（Puvah）拼寫成Phuvah。普瓦是族長以薩迦的一個兒子（</w:t>
       </w:r>
-      <w:hyperlink r:id="rId98">
-        <w:r>
-          <w:rPr>
-            <w:lang w:val="zh_TW" w:bidi="zh_TW"/>
-          </w:rPr>
-          <w:rPr>
-            <w:color w:val="0000EE"/>
-            <w:u w:val="single"/>
-          </w:rPr>
-          <w:t>創46:13</w:t>
-        </w:r>
-      </w:hyperlink>
+      <w:r>
+        <w:rPr>
+          <w:lang w:val="zh_TW" w:bidi="zh_TW"/>
+        </w:rPr>
+        <w:t>創46:13</w:t>
+      </w:r>
       <w:r>
         <w:rPr>
           <w:lang w:val="zh_TW" w:bidi="zh_TW"/>
@@ -2625,54 +2049,36 @@
         </w:rPr>
         <w:t>以薩迦的兒子，他跟隨雅各和全家下到埃及，躲避巴勒斯坦地嚴重的饑荒（</w:t>
       </w:r>
-      <w:hyperlink r:id="rId98">
-        <w:r>
-          <w:rPr>
-            <w:lang w:val="zh_TW" w:bidi="zh_TW"/>
-          </w:rPr>
-          <w:rPr>
-            <w:color w:val="0000EE"/>
-            <w:u w:val="single"/>
-          </w:rPr>
-          <w:t>創46:13</w:t>
-        </w:r>
-      </w:hyperlink>
+      <w:r>
+        <w:rPr>
+          <w:lang w:val="zh_TW" w:bidi="zh_TW"/>
+        </w:rPr>
+        <w:t>創46:13</w:t>
+      </w:r>
       <w:r>
         <w:rPr>
           <w:lang w:val="zh_TW" w:bidi="zh_TW"/>
         </w:rPr>
         <w:t>；有英文譯本拼作Puah）。普瓦是普瓦族的始祖（</w:t>
       </w:r>
-      <w:hyperlink r:id="rId99">
-        <w:r>
-          <w:rPr>
-            <w:lang w:val="zh_TW" w:bidi="zh_TW"/>
-          </w:rPr>
-          <w:rPr>
-            <w:color w:val="0000EE"/>
-            <w:u w:val="single"/>
-          </w:rPr>
-          <w:t>民26:23</w:t>
-        </w:r>
-      </w:hyperlink>
+      <w:r>
+        <w:rPr>
+          <w:lang w:val="zh_TW" w:bidi="zh_TW"/>
+        </w:rPr>
+        <w:t>民26:23</w:t>
+      </w:r>
       <w:r>
         <w:rPr>
           <w:lang w:val="zh_TW" w:bidi="zh_TW"/>
         </w:rPr>
         <w:t>），在</w:t>
       </w:r>
-      <w:hyperlink r:id="rId96">
-        <w:r>
-          <w:rPr>
-            <w:lang w:val="zh_TW" w:bidi="zh_TW"/>
-          </w:rPr>
-          <w:rPr>
-            <w:color w:val="0000EE"/>
-            <w:u w:val="single"/>
-          </w:rPr>
-          <w:t>歷代志上七章1節</w:t>
-        </w:r>
-      </w:hyperlink>
+      <w:r>
+        <w:rPr>
+          <w:lang w:val="zh_TW" w:bidi="zh_TW"/>
+        </w:rPr>
+        <w:t>歷代志上七章1節</w:t>
+      </w:r>
       <w:r>
         <w:rPr>
           <w:lang w:val="zh_TW" w:bidi="zh_TW"/>
